--- a/data/outputs/v2/Chemistry/SS1.1_Introduction_to_Chemistry/Chemistry_Introduction_to_Chemistry_CBE_LessonSequence.docx
+++ b/data/outputs/v2/Chemistry/SS1.1_Introduction_to_Chemistry/Chemistry_Introduction_to_Chemistry_CBE_LessonSequence.docx
@@ -3232,32 +3232,32 @@
         <w:tc>
           <w:tcPr>
             <w:tcW w:type="dxa" w:w="1520"/>
-            <w:shd w:fill="F2F2F2" w:color="auto" w:val="clear"/>
-            <w:tcMar>
-              <w:top w:type="dxa" w:w="60"/>
-              <w:left w:type="dxa" w:w="120"/>
-              <w:bottom w:type="dxa" w:w="60"/>
-              <w:right w:type="dxa" w:w="120"/>
-            </w:tcMar>
-            <w:vAlign w:val="top"/>
-          </w:tcPr>
-          <w:p>
-            <w:pPr>
-              <w:spacing w:after="40" w:before="0"/>
-              <w:jc w:val="left"/>
-            </w:pPr>
-            <w:r>
-              <w:rPr>
-                <w:rFonts w:ascii="Arial" w:cs="Arial" w:eastAsia="Arial" w:hAnsi="Arial"/>
-                <w:b/>
-                <w:bCs/>
-                <w:i w:val="false"/>
-                <w:iCs w:val="false"/>
-                <w:color w:val="000000"/>
-                <w:sz w:val="18"/>
-                <w:szCs w:val="18"/>
-              </w:rPr>
-              <w:t xml:space="preserve">Phase 1 — PREDICT</w:t>
+            <w:shd w:fill="EAD1F5" w:color="auto" w:val="clear"/>
+            <w:tcMar>
+              <w:top w:type="dxa" w:w="60"/>
+              <w:left w:type="dxa" w:w="120"/>
+              <w:bottom w:type="dxa" w:w="60"/>
+              <w:right w:type="dxa" w:w="120"/>
+            </w:tcMar>
+            <w:vAlign w:val="top"/>
+          </w:tcPr>
+          <w:p>
+            <w:pPr>
+              <w:spacing w:after="40" w:before="0"/>
+              <w:jc w:val="left"/>
+            </w:pPr>
+            <w:r>
+              <w:rPr>
+                <w:rFonts w:ascii="Arial" w:cs="Arial" w:eastAsia="Arial" w:hAnsi="Arial"/>
+                <w:b/>
+                <w:bCs/>
+                <w:i w:val="false"/>
+                <w:iCs w:val="false"/>
+                <w:color w:val="000000"/>
+                <w:sz w:val="18"/>
+                <w:szCs w:val="18"/>
+              </w:rPr>
+              <w:t xml:space="preserve">Predict Phase</w:t>
             </w:r>
           </w:p>
           <w:p>
@@ -3280,7 +3280,7 @@
             <w:pPr>
               <w:spacing w:after="20" w:before="0"/>
             </w:pPr>
-            <w:hyperlink w:history="1" r:id="rIdesq3hbpt33og6iyipuk4l">
+            <w:hyperlink w:history="1" r:id="rIdrsgjf-usey49nhrg0xuoc">
               <w:r>
                 <w:rPr>
                   <w:rFonts w:ascii="Arial" w:cs="Arial" w:eastAsia="Arial" w:hAnsi="Arial"/>
@@ -3313,7 +3313,7 @@
               <w:spacing w:after="10" w:before="0"/>
               <w:ind w:left="120"/>
             </w:pPr>
-            <w:hyperlink w:history="1" r:id="rIdx5drcbzk5eop9u0dxfcl8">
+            <w:hyperlink w:history="1" r:id="rIdhoe7rjwnw6w41mojtnld0">
               <w:r>
                 <w:rPr>
                   <w:rFonts w:ascii="Arial" w:cs="Arial" w:eastAsia="Arial" w:hAnsi="Arial"/>
@@ -3358,7 +3358,7 @@
             <w:pPr>
               <w:spacing w:after="20" w:before="0"/>
             </w:pPr>
-            <w:hyperlink w:history="1" r:id="rIdp1-480feqkuxcn7kgjnwu">
+            <w:hyperlink w:history="1" r:id="rIdgk1b4vp01rdbobn9uk_gd">
               <w:r>
                 <w:rPr>
                   <w:rFonts w:ascii="Arial" w:cs="Arial" w:eastAsia="Arial" w:hAnsi="Arial"/>
@@ -3391,7 +3391,7 @@
               <w:spacing w:after="10" w:before="0"/>
               <w:ind w:left="120"/>
             </w:pPr>
-            <w:hyperlink w:history="1" r:id="rIdnkwqqaui9ageoag8hnswy">
+            <w:hyperlink w:history="1" r:id="rIde62fk1fqgr-ff4t0d8wrz">
               <w:r>
                 <w:rPr>
                   <w:rFonts w:ascii="Arial" w:cs="Arial" w:eastAsia="Arial" w:hAnsi="Arial"/>
@@ -3538,32 +3538,32 @@
         <w:tc>
           <w:tcPr>
             <w:tcW w:type="dxa" w:w="1520"/>
-            <w:shd w:fill="F2F2F2" w:color="auto" w:val="clear"/>
-            <w:tcMar>
-              <w:top w:type="dxa" w:w="60"/>
-              <w:left w:type="dxa" w:w="120"/>
-              <w:bottom w:type="dxa" w:w="60"/>
-              <w:right w:type="dxa" w:w="120"/>
-            </w:tcMar>
-            <w:vAlign w:val="top"/>
-          </w:tcPr>
-          <w:p>
-            <w:pPr>
-              <w:spacing w:after="40" w:before="0"/>
-              <w:jc w:val="left"/>
-            </w:pPr>
-            <w:r>
-              <w:rPr>
-                <w:rFonts w:ascii="Arial" w:cs="Arial" w:eastAsia="Arial" w:hAnsi="Arial"/>
-                <w:b/>
-                <w:bCs/>
-                <w:i w:val="false"/>
-                <w:iCs w:val="false"/>
-                <w:color w:val="000000"/>
-                <w:sz w:val="18"/>
-                <w:szCs w:val="18"/>
-              </w:rPr>
-              <w:t xml:space="preserve">Phase 2 — OBSERVE</w:t>
+            <w:shd w:fill="D9EEF1" w:color="auto" w:val="clear"/>
+            <w:tcMar>
+              <w:top w:type="dxa" w:w="60"/>
+              <w:left w:type="dxa" w:w="120"/>
+              <w:bottom w:type="dxa" w:w="60"/>
+              <w:right w:type="dxa" w:w="120"/>
+            </w:tcMar>
+            <w:vAlign w:val="top"/>
+          </w:tcPr>
+          <w:p>
+            <w:pPr>
+              <w:spacing w:after="40" w:before="0"/>
+              <w:jc w:val="left"/>
+            </w:pPr>
+            <w:r>
+              <w:rPr>
+                <w:rFonts w:ascii="Arial" w:cs="Arial" w:eastAsia="Arial" w:hAnsi="Arial"/>
+                <w:b/>
+                <w:bCs/>
+                <w:i w:val="false"/>
+                <w:iCs w:val="false"/>
+                <w:color w:val="000000"/>
+                <w:sz w:val="18"/>
+                <w:szCs w:val="18"/>
+              </w:rPr>
+              <w:t xml:space="preserve">Observe Phase</w:t>
             </w:r>
           </w:p>
           <w:p>
@@ -3586,7 +3586,7 @@
             <w:pPr>
               <w:spacing w:after="20" w:before="0"/>
             </w:pPr>
-            <w:hyperlink w:history="1" r:id="rIded9zvaofy0nlaak7n1ca1">
+            <w:hyperlink w:history="1" r:id="rIdvk1agbwodfqenni1_1iib">
               <w:r>
                 <w:rPr>
                   <w:rFonts w:ascii="Arial" w:cs="Arial" w:eastAsia="Arial" w:hAnsi="Arial"/>
@@ -3619,7 +3619,7 @@
               <w:spacing w:after="10" w:before="0"/>
               <w:ind w:left="120"/>
             </w:pPr>
-            <w:hyperlink w:history="1" r:id="rIdrkqgn9i4yekr1ghxpa_cm">
+            <w:hyperlink w:history="1" r:id="rIdr9ja1tck4iltu_bkilaow">
               <w:r>
                 <w:rPr>
                   <w:rFonts w:ascii="Arial" w:cs="Arial" w:eastAsia="Arial" w:hAnsi="Arial"/>
@@ -3664,7 +3664,7 @@
             <w:pPr>
               <w:spacing w:after="20" w:before="0"/>
             </w:pPr>
-            <w:hyperlink w:history="1" r:id="rIdhmwmk9ccnzjo46_9nx6ok">
+            <w:hyperlink w:history="1" r:id="rIdfxgcoob4pauvlowuk5xoc">
               <w:r>
                 <w:rPr>
                   <w:rFonts w:ascii="Arial" w:cs="Arial" w:eastAsia="Arial" w:hAnsi="Arial"/>
@@ -3697,7 +3697,7 @@
               <w:spacing w:after="10" w:before="0"/>
               <w:ind w:left="120"/>
             </w:pPr>
-            <w:hyperlink w:history="1" r:id="rIdp86gcoxece8cmvwbwvaaa">
+            <w:hyperlink w:history="1" r:id="rIdgzdhjnr3xw2sumorf_jha">
               <w:r>
                 <w:rPr>
                   <w:rFonts w:ascii="Arial" w:cs="Arial" w:eastAsia="Arial" w:hAnsi="Arial"/>
@@ -3844,32 +3844,32 @@
         <w:tc>
           <w:tcPr>
             <w:tcW w:type="dxa" w:w="1520"/>
-            <w:shd w:fill="F2F2F2" w:color="auto" w:val="clear"/>
-            <w:tcMar>
-              <w:top w:type="dxa" w:w="60"/>
-              <w:left w:type="dxa" w:w="120"/>
-              <w:bottom w:type="dxa" w:w="60"/>
-              <w:right w:type="dxa" w:w="120"/>
-            </w:tcMar>
-            <w:vAlign w:val="top"/>
-          </w:tcPr>
-          <w:p>
-            <w:pPr>
-              <w:spacing w:after="40" w:before="0"/>
-              <w:jc w:val="left"/>
-            </w:pPr>
-            <w:r>
-              <w:rPr>
-                <w:rFonts w:ascii="Arial" w:cs="Arial" w:eastAsia="Arial" w:hAnsi="Arial"/>
-                <w:b/>
-                <w:bCs/>
-                <w:i w:val="false"/>
-                <w:iCs w:val="false"/>
-                <w:color w:val="000000"/>
-                <w:sz w:val="18"/>
-                <w:szCs w:val="18"/>
-              </w:rPr>
-              <w:t xml:space="preserve">Phase 3 — EXPLAIN</w:t>
+            <w:shd w:fill="E2EFDA" w:color="auto" w:val="clear"/>
+            <w:tcMar>
+              <w:top w:type="dxa" w:w="60"/>
+              <w:left w:type="dxa" w:w="120"/>
+              <w:bottom w:type="dxa" w:w="60"/>
+              <w:right w:type="dxa" w:w="120"/>
+            </w:tcMar>
+            <w:vAlign w:val="top"/>
+          </w:tcPr>
+          <w:p>
+            <w:pPr>
+              <w:spacing w:after="40" w:before="0"/>
+              <w:jc w:val="left"/>
+            </w:pPr>
+            <w:r>
+              <w:rPr>
+                <w:rFonts w:ascii="Arial" w:cs="Arial" w:eastAsia="Arial" w:hAnsi="Arial"/>
+                <w:b/>
+                <w:bCs/>
+                <w:i w:val="false"/>
+                <w:iCs w:val="false"/>
+                <w:color w:val="000000"/>
+                <w:sz w:val="18"/>
+                <w:szCs w:val="18"/>
+              </w:rPr>
+              <w:t xml:space="preserve">Explain Phase</w:t>
             </w:r>
           </w:p>
           <w:p>
@@ -3892,7 +3892,7 @@
             <w:pPr>
               <w:spacing w:after="20" w:before="0"/>
             </w:pPr>
-            <w:hyperlink w:history="1" r:id="rId3yho1eidowkboqzegm5q5">
+            <w:hyperlink w:history="1" r:id="rIdycsfljjxbpdixqxnm-axn">
               <w:r>
                 <w:rPr>
                   <w:rFonts w:ascii="Arial" w:cs="Arial" w:eastAsia="Arial" w:hAnsi="Arial"/>
@@ -3925,7 +3925,7 @@
               <w:spacing w:after="10" w:before="0"/>
               <w:ind w:left="120"/>
             </w:pPr>
-            <w:hyperlink w:history="1" r:id="rIdxadulzs0krpezmvfh5qjp">
+            <w:hyperlink w:history="1" r:id="rId_p26yg4ifhfpn0dkgwinx">
               <w:r>
                 <w:rPr>
                   <w:rFonts w:ascii="Arial" w:cs="Arial" w:eastAsia="Arial" w:hAnsi="Arial"/>
@@ -3970,7 +3970,7 @@
             <w:pPr>
               <w:spacing w:after="20" w:before="0"/>
             </w:pPr>
-            <w:hyperlink w:history="1" r:id="rIdq5om4_rfipdilnzjsuyz6">
+            <w:hyperlink w:history="1" r:id="rIdnvfampbzr8jatu-5j2mwh">
               <w:r>
                 <w:rPr>
                   <w:rFonts w:ascii="Arial" w:cs="Arial" w:eastAsia="Arial" w:hAnsi="Arial"/>
@@ -4003,7 +4003,7 @@
               <w:spacing w:after="10" w:before="0"/>
               <w:ind w:left="120"/>
             </w:pPr>
-            <w:hyperlink w:history="1" r:id="rIdmlcsvlkbkku91mfujkkqv">
+            <w:hyperlink w:history="1" r:id="rIdcwonq3tajhvuxjljc8wvq">
               <w:r>
                 <w:rPr>
                   <w:rFonts w:ascii="Arial" w:cs="Arial" w:eastAsia="Arial" w:hAnsi="Arial"/>
@@ -4150,32 +4150,32 @@
         <w:tc>
           <w:tcPr>
             <w:tcW w:type="dxa" w:w="1520"/>
-            <w:shd w:fill="F2F2F2" w:color="auto" w:val="clear"/>
-            <w:tcMar>
-              <w:top w:type="dxa" w:w="60"/>
-              <w:left w:type="dxa" w:w="120"/>
-              <w:bottom w:type="dxa" w:w="60"/>
-              <w:right w:type="dxa" w:w="120"/>
-            </w:tcMar>
-            <w:vAlign w:val="top"/>
-          </w:tcPr>
-          <w:p>
-            <w:pPr>
-              <w:spacing w:after="40" w:before="0"/>
-              <w:jc w:val="left"/>
-            </w:pPr>
-            <w:r>
-              <w:rPr>
-                <w:rFonts w:ascii="Arial" w:cs="Arial" w:eastAsia="Arial" w:hAnsi="Arial"/>
-                <w:b/>
-                <w:bCs/>
-                <w:i w:val="false"/>
-                <w:iCs w:val="false"/>
-                <w:color w:val="000000"/>
-                <w:sz w:val="18"/>
-                <w:szCs w:val="18"/>
-              </w:rPr>
-              <w:t xml:space="preserve">Phase 4 — Driving Question Board (DQB) Creation</w:t>
+            <w:shd w:fill="FCE4D6" w:color="auto" w:val="clear"/>
+            <w:tcMar>
+              <w:top w:type="dxa" w:w="60"/>
+              <w:left w:type="dxa" w:w="120"/>
+              <w:bottom w:type="dxa" w:w="60"/>
+              <w:right w:type="dxa" w:w="120"/>
+            </w:tcMar>
+            <w:vAlign w:val="top"/>
+          </w:tcPr>
+          <w:p>
+            <w:pPr>
+              <w:spacing w:after="40" w:before="0"/>
+              <w:jc w:val="left"/>
+            </w:pPr>
+            <w:r>
+              <w:rPr>
+                <w:rFonts w:ascii="Arial" w:cs="Arial" w:eastAsia="Arial" w:hAnsi="Arial"/>
+                <w:b/>
+                <w:bCs/>
+                <w:i w:val="false"/>
+                <w:iCs w:val="false"/>
+                <w:color w:val="000000"/>
+                <w:sz w:val="18"/>
+                <w:szCs w:val="18"/>
+              </w:rPr>
+              <w:t xml:space="preserve">Driving Question Board (DQB) Creation</w:t>
             </w:r>
           </w:p>
           <w:p>
@@ -4198,7 +4198,7 @@
             <w:pPr>
               <w:spacing w:after="20" w:before="0"/>
             </w:pPr>
-            <w:hyperlink w:history="1" r:id="rIdvfk3pij2qzbyxifylvjv7">
+            <w:hyperlink w:history="1" r:id="rIdm4nu_ohi1phgxy0c4agvc">
               <w:r>
                 <w:rPr>
                   <w:rFonts w:ascii="Arial" w:cs="Arial" w:eastAsia="Arial" w:hAnsi="Arial"/>
@@ -4231,7 +4231,7 @@
               <w:spacing w:after="10" w:before="0"/>
               <w:ind w:left="120"/>
             </w:pPr>
-            <w:hyperlink w:history="1" r:id="rIdw51nlntls3khmgbqczrnn">
+            <w:hyperlink w:history="1" r:id="rIdmqvm8bqkqcihxly3ve1ol">
               <w:r>
                 <w:rPr>
                   <w:rFonts w:ascii="Arial" w:cs="Arial" w:eastAsia="Arial" w:hAnsi="Arial"/>
@@ -4276,7 +4276,7 @@
             <w:pPr>
               <w:spacing w:after="20" w:before="0"/>
             </w:pPr>
-            <w:hyperlink w:history="1" r:id="rIdu6uiqsc6h9a6j807boebe">
+            <w:hyperlink w:history="1" r:id="rId17db2oymzdm2r9ped_j3p">
               <w:r>
                 <w:rPr>
                   <w:rFonts w:ascii="Arial" w:cs="Arial" w:eastAsia="Arial" w:hAnsi="Arial"/>
@@ -4309,7 +4309,7 @@
               <w:spacing w:after="10" w:before="0"/>
               <w:ind w:left="120"/>
             </w:pPr>
-            <w:hyperlink w:history="1" r:id="rIdefeirmkww9ggiqccv36ej">
+            <w:hyperlink w:history="1" r:id="rIdat22dzwpakfjzfaz4l-pt">
               <w:r>
                 <w:rPr>
                   <w:rFonts w:ascii="Arial" w:cs="Arial" w:eastAsia="Arial" w:hAnsi="Arial"/>
@@ -4456,32 +4456,32 @@
         <w:tc>
           <w:tcPr>
             <w:tcW w:type="dxa" w:w="1520"/>
-            <w:shd w:fill="F2F2F2" w:color="auto" w:val="clear"/>
-            <w:tcMar>
-              <w:top w:type="dxa" w:w="60"/>
-              <w:left w:type="dxa" w:w="120"/>
-              <w:bottom w:type="dxa" w:w="60"/>
-              <w:right w:type="dxa" w:w="120"/>
-            </w:tcMar>
-            <w:vAlign w:val="top"/>
-          </w:tcPr>
-          <w:p>
-            <w:pPr>
-              <w:spacing w:after="40" w:before="0"/>
-              <w:jc w:val="left"/>
-            </w:pPr>
-            <w:r>
-              <w:rPr>
-                <w:rFonts w:ascii="Arial" w:cs="Arial" w:eastAsia="Arial" w:hAnsi="Arial"/>
-                <w:b/>
-                <w:bCs/>
-                <w:i w:val="false"/>
-                <w:iCs w:val="false"/>
-                <w:color w:val="000000"/>
-                <w:sz w:val="18"/>
-                <w:szCs w:val="18"/>
-              </w:rPr>
-              <w:t xml:space="preserve">Phase 5 — Model Building</w:t>
+            <w:shd w:fill="D5E8F0" w:color="auto" w:val="clear"/>
+            <w:tcMar>
+              <w:top w:type="dxa" w:w="60"/>
+              <w:left w:type="dxa" w:w="120"/>
+              <w:bottom w:type="dxa" w:w="60"/>
+              <w:right w:type="dxa" w:w="120"/>
+            </w:tcMar>
+            <w:vAlign w:val="top"/>
+          </w:tcPr>
+          <w:p>
+            <w:pPr>
+              <w:spacing w:after="40" w:before="0"/>
+              <w:jc w:val="left"/>
+            </w:pPr>
+            <w:r>
+              <w:rPr>
+                <w:rFonts w:ascii="Arial" w:cs="Arial" w:eastAsia="Arial" w:hAnsi="Arial"/>
+                <w:b/>
+                <w:bCs/>
+                <w:i w:val="false"/>
+                <w:iCs w:val="false"/>
+                <w:color w:val="000000"/>
+                <w:sz w:val="18"/>
+                <w:szCs w:val="18"/>
+              </w:rPr>
+              <w:t xml:space="preserve">Model Building Phase</w:t>
             </w:r>
           </w:p>
           <w:p>
@@ -4504,7 +4504,7 @@
             <w:pPr>
               <w:spacing w:after="20" w:before="0"/>
             </w:pPr>
-            <w:hyperlink w:history="1" r:id="rIdgzxkmd_qbgs4guxt_jrlx">
+            <w:hyperlink w:history="1" r:id="rIdvbrhit331slwb9n-2homw">
               <w:r>
                 <w:rPr>
                   <w:rFonts w:ascii="Arial" w:cs="Arial" w:eastAsia="Arial" w:hAnsi="Arial"/>
@@ -4537,7 +4537,7 @@
               <w:spacing w:after="10" w:before="0"/>
               <w:ind w:left="120"/>
             </w:pPr>
-            <w:hyperlink w:history="1" r:id="rIdsqgmqfev5hw0-c9vsfgkk">
+            <w:hyperlink w:history="1" r:id="rIdl-s2hsdwm3ytoshymj6n2">
               <w:r>
                 <w:rPr>
                   <w:rFonts w:ascii="Arial" w:cs="Arial" w:eastAsia="Arial" w:hAnsi="Arial"/>
@@ -4582,7 +4582,7 @@
             <w:pPr>
               <w:spacing w:after="20" w:before="0"/>
             </w:pPr>
-            <w:hyperlink w:history="1" r:id="rIds_fylmnogbxgztgg3sxmo">
+            <w:hyperlink w:history="1" r:id="rId31aozavxg_jwejaa4ve-j">
               <w:r>
                 <w:rPr>
                   <w:rFonts w:ascii="Arial" w:cs="Arial" w:eastAsia="Arial" w:hAnsi="Arial"/>
@@ -4615,7 +4615,7 @@
               <w:spacing w:after="10" w:before="0"/>
               <w:ind w:left="120"/>
             </w:pPr>
-            <w:hyperlink w:history="1" r:id="rIdfzmgthtn1yff5fjczckdo">
+            <w:hyperlink w:history="1" r:id="rId6zsnzcevq-thprpmc_nuo">
               <w:r>
                 <w:rPr>
                   <w:rFonts w:ascii="Arial" w:cs="Arial" w:eastAsia="Arial" w:hAnsi="Arial"/>
@@ -6054,32 +6054,32 @@
         <w:tc>
           <w:tcPr>
             <w:tcW w:type="dxa" w:w="1520"/>
-            <w:shd w:fill="F2F2F2" w:color="auto" w:val="clear"/>
-            <w:tcMar>
-              <w:top w:type="dxa" w:w="60"/>
-              <w:left w:type="dxa" w:w="120"/>
-              <w:bottom w:type="dxa" w:w="60"/>
-              <w:right w:type="dxa" w:w="120"/>
-            </w:tcMar>
-            <w:vAlign w:val="top"/>
-          </w:tcPr>
-          <w:p>
-            <w:pPr>
-              <w:spacing w:after="40" w:before="0"/>
-              <w:jc w:val="left"/>
-            </w:pPr>
-            <w:r>
-              <w:rPr>
-                <w:rFonts w:ascii="Arial" w:cs="Arial" w:eastAsia="Arial" w:hAnsi="Arial"/>
-                <w:b/>
-                <w:bCs/>
-                <w:i w:val="false"/>
-                <w:iCs w:val="false"/>
-                <w:color w:val="000000"/>
-                <w:sz w:val="18"/>
-                <w:szCs w:val="18"/>
-              </w:rPr>
-              <w:t xml:space="preserve">Phase 1 — Predict: Which Science Explains the Chapati?</w:t>
+            <w:shd w:fill="EAD1F5" w:color="auto" w:val="clear"/>
+            <w:tcMar>
+              <w:top w:type="dxa" w:w="60"/>
+              <w:left w:type="dxa" w:w="120"/>
+              <w:bottom w:type="dxa" w:w="60"/>
+              <w:right w:type="dxa" w:w="120"/>
+            </w:tcMar>
+            <w:vAlign w:val="top"/>
+          </w:tcPr>
+          <w:p>
+            <w:pPr>
+              <w:spacing w:after="40" w:before="0"/>
+              <w:jc w:val="left"/>
+            </w:pPr>
+            <w:r>
+              <w:rPr>
+                <w:rFonts w:ascii="Arial" w:cs="Arial" w:eastAsia="Arial" w:hAnsi="Arial"/>
+                <w:b/>
+                <w:bCs/>
+                <w:i w:val="false"/>
+                <w:iCs w:val="false"/>
+                <w:color w:val="000000"/>
+                <w:sz w:val="18"/>
+                <w:szCs w:val="18"/>
+              </w:rPr>
+              <w:t xml:space="preserve">Predict Phase</w:t>
             </w:r>
           </w:p>
           <w:p>
@@ -6102,7 +6102,7 @@
             <w:pPr>
               <w:spacing w:after="20" w:before="0"/>
             </w:pPr>
-            <w:hyperlink w:history="1" r:id="rIdtxkrpandfaak0nhpz8ecx">
+            <w:hyperlink w:history="1" r:id="rIdv6yj0moc16sqiqehxrkbo">
               <w:r>
                 <w:rPr>
                   <w:rFonts w:ascii="Arial" w:cs="Arial" w:eastAsia="Arial" w:hAnsi="Arial"/>
@@ -6135,7 +6135,7 @@
               <w:spacing w:after="10" w:before="0"/>
               <w:ind w:left="120"/>
             </w:pPr>
-            <w:hyperlink w:history="1" r:id="rIda-tijuyaqnovx8t0ua_gz">
+            <w:hyperlink w:history="1" r:id="rIdgh-rdkmni8f1guqwj2ouu">
               <w:r>
                 <w:rPr>
                   <w:rFonts w:ascii="Arial" w:cs="Arial" w:eastAsia="Arial" w:hAnsi="Arial"/>
@@ -6180,7 +6180,7 @@
             <w:pPr>
               <w:spacing w:after="20" w:before="0"/>
             </w:pPr>
-            <w:hyperlink w:history="1" r:id="rIdwh5gvsa7qwxxuxfn9hh0-">
+            <w:hyperlink w:history="1" r:id="rIdhrr66bmrkjiekvkwjp0h4">
               <w:r>
                 <w:rPr>
                   <w:rFonts w:ascii="Arial" w:cs="Arial" w:eastAsia="Arial" w:hAnsi="Arial"/>
@@ -6213,7 +6213,7 @@
               <w:spacing w:after="10" w:before="0"/>
               <w:ind w:left="120"/>
             </w:pPr>
-            <w:hyperlink w:history="1" r:id="rIdt3jtotjydfh06okfbmn-y">
+            <w:hyperlink w:history="1" r:id="rIdz9y98-pcd_stu6iayqmvk">
               <w:r>
                 <w:rPr>
                   <w:rFonts w:ascii="Arial" w:cs="Arial" w:eastAsia="Arial" w:hAnsi="Arial"/>
@@ -6360,32 +6360,32 @@
         <w:tc>
           <w:tcPr>
             <w:tcW w:type="dxa" w:w="1520"/>
-            <w:shd w:fill="F2F2F2" w:color="auto" w:val="clear"/>
-            <w:tcMar>
-              <w:top w:type="dxa" w:w="60"/>
-              <w:left w:type="dxa" w:w="120"/>
-              <w:bottom w:type="dxa" w:w="60"/>
-              <w:right w:type="dxa" w:w="120"/>
-            </w:tcMar>
-            <w:vAlign w:val="top"/>
-          </w:tcPr>
-          <w:p>
-            <w:pPr>
-              <w:spacing w:after="40" w:before="0"/>
-              <w:jc w:val="left"/>
-            </w:pPr>
-            <w:r>
-              <w:rPr>
-                <w:rFonts w:ascii="Arial" w:cs="Arial" w:eastAsia="Arial" w:hAnsi="Arial"/>
-                <w:b/>
-                <w:bCs/>
-                <w:i w:val="false"/>
-                <w:iCs w:val="false"/>
-                <w:color w:val="000000"/>
-                <w:sz w:val="18"/>
-                <w:szCs w:val="18"/>
-              </w:rPr>
-              <w:t xml:space="preserve">Phase 2 — Observe: Reading the Branches of Chemistry Through Kenyan Lenses</w:t>
+            <w:shd w:fill="D9EEF1" w:color="auto" w:val="clear"/>
+            <w:tcMar>
+              <w:top w:type="dxa" w:w="60"/>
+              <w:left w:type="dxa" w:w="120"/>
+              <w:bottom w:type="dxa" w:w="60"/>
+              <w:right w:type="dxa" w:w="120"/>
+            </w:tcMar>
+            <w:vAlign w:val="top"/>
+          </w:tcPr>
+          <w:p>
+            <w:pPr>
+              <w:spacing w:after="40" w:before="0"/>
+              <w:jc w:val="left"/>
+            </w:pPr>
+            <w:r>
+              <w:rPr>
+                <w:rFonts w:ascii="Arial" w:cs="Arial" w:eastAsia="Arial" w:hAnsi="Arial"/>
+                <w:b/>
+                <w:bCs/>
+                <w:i w:val="false"/>
+                <w:iCs w:val="false"/>
+                <w:color w:val="000000"/>
+                <w:sz w:val="18"/>
+                <w:szCs w:val="18"/>
+              </w:rPr>
+              <w:t xml:space="preserve">Observe Phase</w:t>
             </w:r>
           </w:p>
           <w:p>
@@ -6408,7 +6408,7 @@
             <w:pPr>
               <w:spacing w:after="20" w:before="0"/>
             </w:pPr>
-            <w:hyperlink w:history="1" r:id="rIdlhawvq1cpxm6vkur4shm7">
+            <w:hyperlink w:history="1" r:id="rIdf0o6othbjrbyx_gamwwwz">
               <w:r>
                 <w:rPr>
                   <w:rFonts w:ascii="Arial" w:cs="Arial" w:eastAsia="Arial" w:hAnsi="Arial"/>
@@ -6441,7 +6441,7 @@
               <w:spacing w:after="10" w:before="0"/>
               <w:ind w:left="120"/>
             </w:pPr>
-            <w:hyperlink w:history="1" r:id="rIdneeuttahfehadyojgnqtx">
+            <w:hyperlink w:history="1" r:id="rIddifrc0gt0hwcfk4vjxkrs">
               <w:r>
                 <w:rPr>
                   <w:rFonts w:ascii="Arial" w:cs="Arial" w:eastAsia="Arial" w:hAnsi="Arial"/>
@@ -6486,7 +6486,7 @@
             <w:pPr>
               <w:spacing w:after="20" w:before="0"/>
             </w:pPr>
-            <w:hyperlink w:history="1" r:id="rId8i68ow1gm3etm26w_lcqr">
+            <w:hyperlink w:history="1" r:id="rIdmtxg0dtggfialiqjw4nnv">
               <w:r>
                 <w:rPr>
                   <w:rFonts w:ascii="Arial" w:cs="Arial" w:eastAsia="Arial" w:hAnsi="Arial"/>
@@ -6519,7 +6519,7 @@
               <w:spacing w:after="10" w:before="0"/>
               <w:ind w:left="120"/>
             </w:pPr>
-            <w:hyperlink w:history="1" r:id="rIda_9f0nmdc6wmkbhu7agus">
+            <w:hyperlink w:history="1" r:id="rIdl6fl4lzbrtlfexinor2bk">
               <w:r>
                 <w:rPr>
                   <w:rFonts w:ascii="Arial" w:cs="Arial" w:eastAsia="Arial" w:hAnsi="Arial"/>
@@ -6666,32 +6666,32 @@
         <w:tc>
           <w:tcPr>
             <w:tcW w:type="dxa" w:w="1520"/>
-            <w:shd w:fill="F2F2F2" w:color="auto" w:val="clear"/>
-            <w:tcMar>
-              <w:top w:type="dxa" w:w="60"/>
-              <w:left w:type="dxa" w:w="120"/>
-              <w:bottom w:type="dxa" w:w="60"/>
-              <w:right w:type="dxa" w:w="120"/>
-            </w:tcMar>
-            <w:vAlign w:val="top"/>
-          </w:tcPr>
-          <w:p>
-            <w:pPr>
-              <w:spacing w:after="40" w:before="0"/>
-              <w:jc w:val="left"/>
-            </w:pPr>
-            <w:r>
-              <w:rPr>
-                <w:rFonts w:ascii="Arial" w:cs="Arial" w:eastAsia="Arial" w:hAnsi="Arial"/>
-                <w:b/>
-                <w:bCs/>
-                <w:i w:val="false"/>
-                <w:iCs w:val="false"/>
-                <w:color w:val="000000"/>
-                <w:sz w:val="18"/>
-                <w:szCs w:val="18"/>
-              </w:rPr>
-              <w:t xml:space="preserve">Phase 3 — Explain: Mapping the Branches and Unlocking the Maillard Connection</w:t>
+            <w:shd w:fill="E2EFDA" w:color="auto" w:val="clear"/>
+            <w:tcMar>
+              <w:top w:type="dxa" w:w="60"/>
+              <w:left w:type="dxa" w:w="120"/>
+              <w:bottom w:type="dxa" w:w="60"/>
+              <w:right w:type="dxa" w:w="120"/>
+            </w:tcMar>
+            <w:vAlign w:val="top"/>
+          </w:tcPr>
+          <w:p>
+            <w:pPr>
+              <w:spacing w:after="40" w:before="0"/>
+              <w:jc w:val="left"/>
+            </w:pPr>
+            <w:r>
+              <w:rPr>
+                <w:rFonts w:ascii="Arial" w:cs="Arial" w:eastAsia="Arial" w:hAnsi="Arial"/>
+                <w:b/>
+                <w:bCs/>
+                <w:i w:val="false"/>
+                <w:iCs w:val="false"/>
+                <w:color w:val="000000"/>
+                <w:sz w:val="18"/>
+                <w:szCs w:val="18"/>
+              </w:rPr>
+              <w:t xml:space="preserve">Explain Phase</w:t>
             </w:r>
           </w:p>
           <w:p>
@@ -6714,7 +6714,7 @@
             <w:pPr>
               <w:spacing w:after="20" w:before="0"/>
             </w:pPr>
-            <w:hyperlink w:history="1" r:id="rIdcrni75gyz4cqj9bqalypx">
+            <w:hyperlink w:history="1" r:id="rIdw8sfgnitmq59htk7ngc0v">
               <w:r>
                 <w:rPr>
                   <w:rFonts w:ascii="Arial" w:cs="Arial" w:eastAsia="Arial" w:hAnsi="Arial"/>
@@ -6747,7 +6747,7 @@
               <w:spacing w:after="10" w:before="0"/>
               <w:ind w:left="120"/>
             </w:pPr>
-            <w:hyperlink w:history="1" r:id="rIdo7wpuxv24bdjuqz5ccgtz">
+            <w:hyperlink w:history="1" r:id="rId3wqktztidkufvvjlvq6ew">
               <w:r>
                 <w:rPr>
                   <w:rFonts w:ascii="Arial" w:cs="Arial" w:eastAsia="Arial" w:hAnsi="Arial"/>
@@ -6792,7 +6792,7 @@
             <w:pPr>
               <w:spacing w:after="20" w:before="0"/>
             </w:pPr>
-            <w:hyperlink w:history="1" r:id="rIdgfgrrpn-w-t5p5lrhruen">
+            <w:hyperlink w:history="1" r:id="rIdxwmsu_cs9t6o0dna5-n1u">
               <w:r>
                 <w:rPr>
                   <w:rFonts w:ascii="Arial" w:cs="Arial" w:eastAsia="Arial" w:hAnsi="Arial"/>
@@ -6825,7 +6825,7 @@
               <w:spacing w:after="10" w:before="0"/>
               <w:ind w:left="120"/>
             </w:pPr>
-            <w:hyperlink w:history="1" r:id="rId4vbyhqcqrbsn9hp_7a_yn">
+            <w:hyperlink w:history="1" r:id="rIdesedlej2c77tm-advqnma">
               <w:r>
                 <w:rPr>
                   <w:rFonts w:ascii="Arial" w:cs="Arial" w:eastAsia="Arial" w:hAnsi="Arial"/>
@@ -6972,32 +6972,32 @@
         <w:tc>
           <w:tcPr>
             <w:tcW w:type="dxa" w:w="1520"/>
-            <w:shd w:fill="F2F2F2" w:color="auto" w:val="clear"/>
-            <w:tcMar>
-              <w:top w:type="dxa" w:w="60"/>
-              <w:left w:type="dxa" w:w="120"/>
-              <w:bottom w:type="dxa" w:w="60"/>
-              <w:right w:type="dxa" w:w="120"/>
-            </w:tcMar>
-            <w:vAlign w:val="top"/>
-          </w:tcPr>
-          <w:p>
-            <w:pPr>
-              <w:spacing w:after="40" w:before="0"/>
-              <w:jc w:val="left"/>
-            </w:pPr>
-            <w:r>
-              <w:rPr>
-                <w:rFonts w:ascii="Arial" w:cs="Arial" w:eastAsia="Arial" w:hAnsi="Arial"/>
-                <w:b/>
-                <w:bCs/>
-                <w:i w:val="false"/>
-                <w:iCs w:val="false"/>
-                <w:color w:val="000000"/>
-                <w:sz w:val="18"/>
-                <w:szCs w:val="18"/>
-              </w:rPr>
-              <w:t xml:space="preserve">Phase 4 — Driving Question Board (DQB) Update</w:t>
+            <w:shd w:fill="FCE4D6" w:color="auto" w:val="clear"/>
+            <w:tcMar>
+              <w:top w:type="dxa" w:w="60"/>
+              <w:left w:type="dxa" w:w="120"/>
+              <w:bottom w:type="dxa" w:w="60"/>
+              <w:right w:type="dxa" w:w="120"/>
+            </w:tcMar>
+            <w:vAlign w:val="top"/>
+          </w:tcPr>
+          <w:p>
+            <w:pPr>
+              <w:spacing w:after="40" w:before="0"/>
+              <w:jc w:val="left"/>
+            </w:pPr>
+            <w:r>
+              <w:rPr>
+                <w:rFonts w:ascii="Arial" w:cs="Arial" w:eastAsia="Arial" w:hAnsi="Arial"/>
+                <w:b/>
+                <w:bCs/>
+                <w:i w:val="false"/>
+                <w:iCs w:val="false"/>
+                <w:color w:val="000000"/>
+                <w:sz w:val="18"/>
+                <w:szCs w:val="18"/>
+              </w:rPr>
+              <w:t xml:space="preserve">Driving Question Board (DQB) Creation</w:t>
             </w:r>
           </w:p>
           <w:p>
@@ -7020,7 +7020,7 @@
             <w:pPr>
               <w:spacing w:after="20" w:before="0"/>
             </w:pPr>
-            <w:hyperlink w:history="1" r:id="rIdlpoglb3rycoy-lqyfxacq">
+            <w:hyperlink w:history="1" r:id="rId7svxiwg-kq-kd-lrmvpmg">
               <w:r>
                 <w:rPr>
                   <w:rFonts w:ascii="Arial" w:cs="Arial" w:eastAsia="Arial" w:hAnsi="Arial"/>
@@ -7053,7 +7053,7 @@
               <w:spacing w:after="10" w:before="0"/>
               <w:ind w:left="120"/>
             </w:pPr>
-            <w:hyperlink w:history="1" r:id="rIdokngphyqecjffeg9tg09z">
+            <w:hyperlink w:history="1" r:id="rIdfebfqth3dnxugltj0kqap">
               <w:r>
                 <w:rPr>
                   <w:rFonts w:ascii="Arial" w:cs="Arial" w:eastAsia="Arial" w:hAnsi="Arial"/>
@@ -7098,7 +7098,7 @@
             <w:pPr>
               <w:spacing w:after="20" w:before="0"/>
             </w:pPr>
-            <w:hyperlink w:history="1" r:id="rIddsegca5uwchogtcsvvrl8">
+            <w:hyperlink w:history="1" r:id="rIda_zvcutt3agdbipsxajeu">
               <w:r>
                 <w:rPr>
                   <w:rFonts w:ascii="Arial" w:cs="Arial" w:eastAsia="Arial" w:hAnsi="Arial"/>
@@ -7131,7 +7131,7 @@
               <w:spacing w:after="10" w:before="0"/>
               <w:ind w:left="120"/>
             </w:pPr>
-            <w:hyperlink w:history="1" r:id="rIdklr7ks7jaodd7higkz8zx">
+            <w:hyperlink w:history="1" r:id="rIdyj9bcfhmudbv6j7qslu_p">
               <w:r>
                 <w:rPr>
                   <w:rFonts w:ascii="Arial" w:cs="Arial" w:eastAsia="Arial" w:hAnsi="Arial"/>
@@ -7278,32 +7278,32 @@
         <w:tc>
           <w:tcPr>
             <w:tcW w:type="dxa" w:w="1520"/>
-            <w:shd w:fill="F2F2F2" w:color="auto" w:val="clear"/>
-            <w:tcMar>
-              <w:top w:type="dxa" w:w="60"/>
-              <w:left w:type="dxa" w:w="120"/>
-              <w:bottom w:type="dxa" w:w="60"/>
-              <w:right w:type="dxa" w:w="120"/>
-            </w:tcMar>
-            <w:vAlign w:val="top"/>
-          </w:tcPr>
-          <w:p>
-            <w:pPr>
-              <w:spacing w:after="40" w:before="0"/>
-              <w:jc w:val="left"/>
-            </w:pPr>
-            <w:r>
-              <w:rPr>
-                <w:rFonts w:ascii="Arial" w:cs="Arial" w:eastAsia="Arial" w:hAnsi="Arial"/>
-                <w:b/>
-                <w:bCs/>
-                <w:i w:val="false"/>
-                <w:iCs w:val="false"/>
-                <w:color w:val="000000"/>
-                <w:sz w:val="18"/>
-                <w:szCs w:val="18"/>
-              </w:rPr>
-              <w:t xml:space="preserve">Phase 5 — Model Building: Expanding the Class Concept Map</w:t>
+            <w:shd w:fill="D5E8F0" w:color="auto" w:val="clear"/>
+            <w:tcMar>
+              <w:top w:type="dxa" w:w="60"/>
+              <w:left w:type="dxa" w:w="120"/>
+              <w:bottom w:type="dxa" w:w="60"/>
+              <w:right w:type="dxa" w:w="120"/>
+            </w:tcMar>
+            <w:vAlign w:val="top"/>
+          </w:tcPr>
+          <w:p>
+            <w:pPr>
+              <w:spacing w:after="40" w:before="0"/>
+              <w:jc w:val="left"/>
+            </w:pPr>
+            <w:r>
+              <w:rPr>
+                <w:rFonts w:ascii="Arial" w:cs="Arial" w:eastAsia="Arial" w:hAnsi="Arial"/>
+                <w:b/>
+                <w:bCs/>
+                <w:i w:val="false"/>
+                <w:iCs w:val="false"/>
+                <w:color w:val="000000"/>
+                <w:sz w:val="18"/>
+                <w:szCs w:val="18"/>
+              </w:rPr>
+              <w:t xml:space="preserve">Model Building Phase</w:t>
             </w:r>
           </w:p>
           <w:p>
@@ -7326,7 +7326,7 @@
             <w:pPr>
               <w:spacing w:after="20" w:before="0"/>
             </w:pPr>
-            <w:hyperlink w:history="1" r:id="rIdy-5mxcg1b6xtn7bw636vo">
+            <w:hyperlink w:history="1" r:id="rId-baucntemye_lwmx7mwsp">
               <w:r>
                 <w:rPr>
                   <w:rFonts w:ascii="Arial" w:cs="Arial" w:eastAsia="Arial" w:hAnsi="Arial"/>
@@ -7359,7 +7359,7 @@
               <w:spacing w:after="10" w:before="0"/>
               <w:ind w:left="120"/>
             </w:pPr>
-            <w:hyperlink w:history="1" r:id="rIdc-pb6ihdr0_-5bgv0wnsc">
+            <w:hyperlink w:history="1" r:id="rIdmsqxgd8ldsde3rdgzm_ef">
               <w:r>
                 <w:rPr>
                   <w:rFonts w:ascii="Arial" w:cs="Arial" w:eastAsia="Arial" w:hAnsi="Arial"/>
@@ -7404,7 +7404,7 @@
             <w:pPr>
               <w:spacing w:after="20" w:before="0"/>
             </w:pPr>
-            <w:hyperlink w:history="1" r:id="rIdvthwqg6phnlgzn-zcptto">
+            <w:hyperlink w:history="1" r:id="rIdgdf-qmfsehysldrzl4-e_">
               <w:r>
                 <w:rPr>
                   <w:rFonts w:ascii="Arial" w:cs="Arial" w:eastAsia="Arial" w:hAnsi="Arial"/>
@@ -7437,7 +7437,7 @@
               <w:spacing w:after="10" w:before="0"/>
               <w:ind w:left="120"/>
             </w:pPr>
-            <w:hyperlink w:history="1" r:id="rId_mqeslrk9yp3k3n1f3f8t">
+            <w:hyperlink w:history="1" r:id="rIdvz8kcb6mmyaqsw_7u-nzm">
               <w:r>
                 <w:rPr>
                   <w:rFonts w:ascii="Arial" w:cs="Arial" w:eastAsia="Arial" w:hAnsi="Arial"/>
@@ -8990,32 +8990,32 @@
         <w:tc>
           <w:tcPr>
             <w:tcW w:type="dxa" w:w="1520"/>
-            <w:shd w:fill="F2F2F2" w:color="auto" w:val="clear"/>
-            <w:tcMar>
-              <w:top w:type="dxa" w:w="60"/>
-              <w:left w:type="dxa" w:w="120"/>
-              <w:bottom w:type="dxa" w:w="60"/>
-              <w:right w:type="dxa" w:w="120"/>
-            </w:tcMar>
-            <w:vAlign w:val="top"/>
-          </w:tcPr>
-          <w:p>
-            <w:pPr>
-              <w:spacing w:after="40" w:before="0"/>
-              <w:jc w:val="left"/>
-            </w:pPr>
-            <w:r>
-              <w:rPr>
-                <w:rFonts w:ascii="Arial" w:cs="Arial" w:eastAsia="Arial" w:hAnsi="Arial"/>
-                <w:b/>
-                <w:bCs/>
-                <w:i w:val="false"/>
-                <w:iCs w:val="false"/>
-                <w:color w:val="000000"/>
-                <w:sz w:val="18"/>
-                <w:szCs w:val="18"/>
-              </w:rPr>
-              <w:t xml:space="preserve">Phase 1 — Predict</w:t>
+            <w:shd w:fill="EAD1F5" w:color="auto" w:val="clear"/>
+            <w:tcMar>
+              <w:top w:type="dxa" w:w="60"/>
+              <w:left w:type="dxa" w:w="120"/>
+              <w:bottom w:type="dxa" w:w="60"/>
+              <w:right w:type="dxa" w:w="120"/>
+            </w:tcMar>
+            <w:vAlign w:val="top"/>
+          </w:tcPr>
+          <w:p>
+            <w:pPr>
+              <w:spacing w:after="40" w:before="0"/>
+              <w:jc w:val="left"/>
+            </w:pPr>
+            <w:r>
+              <w:rPr>
+                <w:rFonts w:ascii="Arial" w:cs="Arial" w:eastAsia="Arial" w:hAnsi="Arial"/>
+                <w:b/>
+                <w:bCs/>
+                <w:i w:val="false"/>
+                <w:iCs w:val="false"/>
+                <w:color w:val="000000"/>
+                <w:sz w:val="18"/>
+                <w:szCs w:val="18"/>
+              </w:rPr>
+              <w:t xml:space="preserve">Predict Phase</w:t>
             </w:r>
           </w:p>
           <w:p>
@@ -9038,7 +9038,7 @@
             <w:pPr>
               <w:spacing w:after="20" w:before="0"/>
             </w:pPr>
-            <w:hyperlink w:history="1" r:id="rId6laelwymuzjdloeye7ilu">
+            <w:hyperlink w:history="1" r:id="rIdhe7cfxck2dov62kctz_b3">
               <w:r>
                 <w:rPr>
                   <w:rFonts w:ascii="Arial" w:cs="Arial" w:eastAsia="Arial" w:hAnsi="Arial"/>
@@ -9071,7 +9071,7 @@
               <w:spacing w:after="10" w:before="0"/>
               <w:ind w:left="120"/>
             </w:pPr>
-            <w:hyperlink w:history="1" r:id="rIdmv9xzormdla-xu4dt6u8m">
+            <w:hyperlink w:history="1" r:id="rIdnf4ys_y8hjia-wbhc6hth">
               <w:r>
                 <w:rPr>
                   <w:rFonts w:ascii="Arial" w:cs="Arial" w:eastAsia="Arial" w:hAnsi="Arial"/>
@@ -9116,7 +9116,7 @@
             <w:pPr>
               <w:spacing w:after="20" w:before="0"/>
             </w:pPr>
-            <w:hyperlink w:history="1" r:id="rIdiil3-xlihamxn-l8wdf3g">
+            <w:hyperlink w:history="1" r:id="rIdypfjecscmq5dtfbq3ai4i">
               <w:r>
                 <w:rPr>
                   <w:rFonts w:ascii="Arial" w:cs="Arial" w:eastAsia="Arial" w:hAnsi="Arial"/>
@@ -9149,7 +9149,7 @@
               <w:spacing w:after="10" w:before="0"/>
               <w:ind w:left="120"/>
             </w:pPr>
-            <w:hyperlink w:history="1" r:id="rIdyttiyxqzqwok9s0tdbbx4">
+            <w:hyperlink w:history="1" r:id="rIdpv32grivwq2tvrfndg7tu">
               <w:r>
                 <w:rPr>
                   <w:rFonts w:ascii="Arial" w:cs="Arial" w:eastAsia="Arial" w:hAnsi="Arial"/>
@@ -9296,32 +9296,32 @@
         <w:tc>
           <w:tcPr>
             <w:tcW w:type="dxa" w:w="1520"/>
-            <w:shd w:fill="F2F2F2" w:color="auto" w:val="clear"/>
-            <w:tcMar>
-              <w:top w:type="dxa" w:w="60"/>
-              <w:left w:type="dxa" w:w="120"/>
-              <w:bottom w:type="dxa" w:w="60"/>
-              <w:right w:type="dxa" w:w="120"/>
-            </w:tcMar>
-            <w:vAlign w:val="top"/>
-          </w:tcPr>
-          <w:p>
-            <w:pPr>
-              <w:spacing w:after="40" w:before="0"/>
-              <w:jc w:val="left"/>
-            </w:pPr>
-            <w:r>
-              <w:rPr>
-                <w:rFonts w:ascii="Arial" w:cs="Arial" w:eastAsia="Arial" w:hAnsi="Arial"/>
-                <w:b/>
-                <w:bCs/>
-                <w:i w:val="false"/>
-                <w:iCs w:val="false"/>
-                <w:color w:val="000000"/>
-                <w:sz w:val="18"/>
-                <w:szCs w:val="18"/>
-              </w:rPr>
-              <w:t xml:space="preserve">Phase 2 — Observe</w:t>
+            <w:shd w:fill="D9EEF1" w:color="auto" w:val="clear"/>
+            <w:tcMar>
+              <w:top w:type="dxa" w:w="60"/>
+              <w:left w:type="dxa" w:w="120"/>
+              <w:bottom w:type="dxa" w:w="60"/>
+              <w:right w:type="dxa" w:w="120"/>
+            </w:tcMar>
+            <w:vAlign w:val="top"/>
+          </w:tcPr>
+          <w:p>
+            <w:pPr>
+              <w:spacing w:after="40" w:before="0"/>
+              <w:jc w:val="left"/>
+            </w:pPr>
+            <w:r>
+              <w:rPr>
+                <w:rFonts w:ascii="Arial" w:cs="Arial" w:eastAsia="Arial" w:hAnsi="Arial"/>
+                <w:b/>
+                <w:bCs/>
+                <w:i w:val="false"/>
+                <w:iCs w:val="false"/>
+                <w:color w:val="000000"/>
+                <w:sz w:val="18"/>
+                <w:szCs w:val="18"/>
+              </w:rPr>
+              <w:t xml:space="preserve">Observe Phase</w:t>
             </w:r>
           </w:p>
           <w:p>
@@ -9344,7 +9344,7 @@
             <w:pPr>
               <w:spacing w:after="20" w:before="0"/>
             </w:pPr>
-            <w:hyperlink w:history="1" r:id="rIdt4d-xsijzdbybeojw_ug5">
+            <w:hyperlink w:history="1" r:id="rId8socij8wa5z599fnlawhf">
               <w:r>
                 <w:rPr>
                   <w:rFonts w:ascii="Arial" w:cs="Arial" w:eastAsia="Arial" w:hAnsi="Arial"/>
@@ -9377,7 +9377,7 @@
               <w:spacing w:after="10" w:before="0"/>
               <w:ind w:left="120"/>
             </w:pPr>
-            <w:hyperlink w:history="1" r:id="rIdyzb5cm3jslsp6aone6lbz">
+            <w:hyperlink w:history="1" r:id="rIddocy4blze5j9uj_mzm87n">
               <w:r>
                 <w:rPr>
                   <w:rFonts w:ascii="Arial" w:cs="Arial" w:eastAsia="Arial" w:hAnsi="Arial"/>
@@ -9422,7 +9422,7 @@
             <w:pPr>
               <w:spacing w:after="20" w:before="0"/>
             </w:pPr>
-            <w:hyperlink w:history="1" r:id="rIdgufjlsmuir6vhkcclskl4">
+            <w:hyperlink w:history="1" r:id="rIdl8qf12bekoxm80evu5k9l">
               <w:r>
                 <w:rPr>
                   <w:rFonts w:ascii="Arial" w:cs="Arial" w:eastAsia="Arial" w:hAnsi="Arial"/>
@@ -9455,7 +9455,7 @@
               <w:spacing w:after="10" w:before="0"/>
               <w:ind w:left="120"/>
             </w:pPr>
-            <w:hyperlink w:history="1" r:id="rIdvatx7g0ydw8crgxyqife3">
+            <w:hyperlink w:history="1" r:id="rId-dwrrcrrxdjpm7vizneh5">
               <w:r>
                 <w:rPr>
                   <w:rFonts w:ascii="Arial" w:cs="Arial" w:eastAsia="Arial" w:hAnsi="Arial"/>
@@ -9602,32 +9602,32 @@
         <w:tc>
           <w:tcPr>
             <w:tcW w:type="dxa" w:w="1520"/>
-            <w:shd w:fill="F2F2F2" w:color="auto" w:val="clear"/>
-            <w:tcMar>
-              <w:top w:type="dxa" w:w="60"/>
-              <w:left w:type="dxa" w:w="120"/>
-              <w:bottom w:type="dxa" w:w="60"/>
-              <w:right w:type="dxa" w:w="120"/>
-            </w:tcMar>
-            <w:vAlign w:val="top"/>
-          </w:tcPr>
-          <w:p>
-            <w:pPr>
-              <w:spacing w:after="40" w:before="0"/>
-              <w:jc w:val="left"/>
-            </w:pPr>
-            <w:r>
-              <w:rPr>
-                <w:rFonts w:ascii="Arial" w:cs="Arial" w:eastAsia="Arial" w:hAnsi="Arial"/>
-                <w:b/>
-                <w:bCs/>
-                <w:i w:val="false"/>
-                <w:iCs w:val="false"/>
-                <w:color w:val="000000"/>
-                <w:sz w:val="18"/>
-                <w:szCs w:val="18"/>
-              </w:rPr>
-              <w:t xml:space="preserve">Phase 3 — Explain</w:t>
+            <w:shd w:fill="E2EFDA" w:color="auto" w:val="clear"/>
+            <w:tcMar>
+              <w:top w:type="dxa" w:w="60"/>
+              <w:left w:type="dxa" w:w="120"/>
+              <w:bottom w:type="dxa" w:w="60"/>
+              <w:right w:type="dxa" w:w="120"/>
+            </w:tcMar>
+            <w:vAlign w:val="top"/>
+          </w:tcPr>
+          <w:p>
+            <w:pPr>
+              <w:spacing w:after="40" w:before="0"/>
+              <w:jc w:val="left"/>
+            </w:pPr>
+            <w:r>
+              <w:rPr>
+                <w:rFonts w:ascii="Arial" w:cs="Arial" w:eastAsia="Arial" w:hAnsi="Arial"/>
+                <w:b/>
+                <w:bCs/>
+                <w:i w:val="false"/>
+                <w:iCs w:val="false"/>
+                <w:color w:val="000000"/>
+                <w:sz w:val="18"/>
+                <w:szCs w:val="18"/>
+              </w:rPr>
+              <w:t xml:space="preserve">Explain Phase</w:t>
             </w:r>
           </w:p>
           <w:p>
@@ -9650,7 +9650,7 @@
             <w:pPr>
               <w:spacing w:after="20" w:before="0"/>
             </w:pPr>
-            <w:hyperlink w:history="1" r:id="rIdhoi70ruxcjybjyvu9fppr">
+            <w:hyperlink w:history="1" r:id="rIddocrjcyy1dpxcve41dldj">
               <w:r>
                 <w:rPr>
                   <w:rFonts w:ascii="Arial" w:cs="Arial" w:eastAsia="Arial" w:hAnsi="Arial"/>
@@ -9683,7 +9683,7 @@
               <w:spacing w:after="10" w:before="0"/>
               <w:ind w:left="120"/>
             </w:pPr>
-            <w:hyperlink w:history="1" r:id="rIdymbn04mziie1obcunjckd">
+            <w:hyperlink w:history="1" r:id="rIdqhl1ymhvliyx0btk8dzhg">
               <w:r>
                 <w:rPr>
                   <w:rFonts w:ascii="Arial" w:cs="Arial" w:eastAsia="Arial" w:hAnsi="Arial"/>
@@ -9728,7 +9728,7 @@
             <w:pPr>
               <w:spacing w:after="20" w:before="0"/>
             </w:pPr>
-            <w:hyperlink w:history="1" r:id="rIdjiyhruvblszilisek-p9h">
+            <w:hyperlink w:history="1" r:id="rIdfajuhupz8h8ma5gvgmsxa">
               <w:r>
                 <w:rPr>
                   <w:rFonts w:ascii="Arial" w:cs="Arial" w:eastAsia="Arial" w:hAnsi="Arial"/>
@@ -9761,7 +9761,7 @@
               <w:spacing w:after="10" w:before="0"/>
               <w:ind w:left="120"/>
             </w:pPr>
-            <w:hyperlink w:history="1" r:id="rIdjcpcc5fhvq9pmd1b1cul4">
+            <w:hyperlink w:history="1" r:id="rIdjdcw6kjj3y8fhe8rvc0uc">
               <w:r>
                 <w:rPr>
                   <w:rFonts w:ascii="Arial" w:cs="Arial" w:eastAsia="Arial" w:hAnsi="Arial"/>
@@ -9908,32 +9908,32 @@
         <w:tc>
           <w:tcPr>
             <w:tcW w:type="dxa" w:w="1520"/>
-            <w:shd w:fill="F2F2F2" w:color="auto" w:val="clear"/>
-            <w:tcMar>
-              <w:top w:type="dxa" w:w="60"/>
-              <w:left w:type="dxa" w:w="120"/>
-              <w:bottom w:type="dxa" w:w="60"/>
-              <w:right w:type="dxa" w:w="120"/>
-            </w:tcMar>
-            <w:vAlign w:val="top"/>
-          </w:tcPr>
-          <w:p>
-            <w:pPr>
-              <w:spacing w:after="40" w:before="0"/>
-              <w:jc w:val="left"/>
-            </w:pPr>
-            <w:r>
-              <w:rPr>
-                <w:rFonts w:ascii="Arial" w:cs="Arial" w:eastAsia="Arial" w:hAnsi="Arial"/>
-                <w:b/>
-                <w:bCs/>
-                <w:i w:val="false"/>
-                <w:iCs w:val="false"/>
-                <w:color w:val="000000"/>
-                <w:sz w:val="18"/>
-                <w:szCs w:val="18"/>
-              </w:rPr>
-              <w:t xml:space="preserve">Phase 4 — Driving Question Board (DQB) Update</w:t>
+            <w:shd w:fill="FCE4D6" w:color="auto" w:val="clear"/>
+            <w:tcMar>
+              <w:top w:type="dxa" w:w="60"/>
+              <w:left w:type="dxa" w:w="120"/>
+              <w:bottom w:type="dxa" w:w="60"/>
+              <w:right w:type="dxa" w:w="120"/>
+            </w:tcMar>
+            <w:vAlign w:val="top"/>
+          </w:tcPr>
+          <w:p>
+            <w:pPr>
+              <w:spacing w:after="40" w:before="0"/>
+              <w:jc w:val="left"/>
+            </w:pPr>
+            <w:r>
+              <w:rPr>
+                <w:rFonts w:ascii="Arial" w:cs="Arial" w:eastAsia="Arial" w:hAnsi="Arial"/>
+                <w:b/>
+                <w:bCs/>
+                <w:i w:val="false"/>
+                <w:iCs w:val="false"/>
+                <w:color w:val="000000"/>
+                <w:sz w:val="18"/>
+                <w:szCs w:val="18"/>
+              </w:rPr>
+              <w:t xml:space="preserve">Driving Question Board (DQB) Creation</w:t>
             </w:r>
           </w:p>
           <w:p>
@@ -9956,7 +9956,7 @@
             <w:pPr>
               <w:spacing w:after="20" w:before="0"/>
             </w:pPr>
-            <w:hyperlink w:history="1" r:id="rIdubtxqtdxhh6jw9yo6zhvz">
+            <w:hyperlink w:history="1" r:id="rIdg_wk7nvndjiysz2uh3sbl">
               <w:r>
                 <w:rPr>
                   <w:rFonts w:ascii="Arial" w:cs="Arial" w:eastAsia="Arial" w:hAnsi="Arial"/>
@@ -9989,7 +9989,7 @@
               <w:spacing w:after="10" w:before="0"/>
               <w:ind w:left="120"/>
             </w:pPr>
-            <w:hyperlink w:history="1" r:id="rId2m9pj0ebsaei_6jkohit2">
+            <w:hyperlink w:history="1" r:id="rIdk786haiwkdb-z8iofv68y">
               <w:r>
                 <w:rPr>
                   <w:rFonts w:ascii="Arial" w:cs="Arial" w:eastAsia="Arial" w:hAnsi="Arial"/>
@@ -10034,7 +10034,7 @@
             <w:pPr>
               <w:spacing w:after="20" w:before="0"/>
             </w:pPr>
-            <w:hyperlink w:history="1" r:id="rIditjm6zvgbpukrn4dkvyvp">
+            <w:hyperlink w:history="1" r:id="rIdi7bn3puc0komxl2hibex0">
               <w:r>
                 <w:rPr>
                   <w:rFonts w:ascii="Arial" w:cs="Arial" w:eastAsia="Arial" w:hAnsi="Arial"/>
@@ -10067,7 +10067,7 @@
               <w:spacing w:after="10" w:before="0"/>
               <w:ind w:left="120"/>
             </w:pPr>
-            <w:hyperlink w:history="1" r:id="rIdgzo2bub74uedvi3weequs">
+            <w:hyperlink w:history="1" r:id="rIddgvmlmtorqingb_pdxes6">
               <w:r>
                 <w:rPr>
                   <w:rFonts w:ascii="Arial" w:cs="Arial" w:eastAsia="Arial" w:hAnsi="Arial"/>
@@ -10214,32 +10214,32 @@
         <w:tc>
           <w:tcPr>
             <w:tcW w:type="dxa" w:w="1520"/>
-            <w:shd w:fill="F2F2F2" w:color="auto" w:val="clear"/>
-            <w:tcMar>
-              <w:top w:type="dxa" w:w="60"/>
-              <w:left w:type="dxa" w:w="120"/>
-              <w:bottom w:type="dxa" w:w="60"/>
-              <w:right w:type="dxa" w:w="120"/>
-            </w:tcMar>
-            <w:vAlign w:val="top"/>
-          </w:tcPr>
-          <w:p>
-            <w:pPr>
-              <w:spacing w:after="40" w:before="0"/>
-              <w:jc w:val="left"/>
-            </w:pPr>
-            <w:r>
-              <w:rPr>
-                <w:rFonts w:ascii="Arial" w:cs="Arial" w:eastAsia="Arial" w:hAnsi="Arial"/>
-                <w:b/>
-                <w:bCs/>
-                <w:i w:val="false"/>
-                <w:iCs w:val="false"/>
-                <w:color w:val="000000"/>
-                <w:sz w:val="18"/>
-                <w:szCs w:val="18"/>
-              </w:rPr>
-              <w:t xml:space="preserve">Phase 5 — Model Building</w:t>
+            <w:shd w:fill="D5E8F0" w:color="auto" w:val="clear"/>
+            <w:tcMar>
+              <w:top w:type="dxa" w:w="60"/>
+              <w:left w:type="dxa" w:w="120"/>
+              <w:bottom w:type="dxa" w:w="60"/>
+              <w:right w:type="dxa" w:w="120"/>
+            </w:tcMar>
+            <w:vAlign w:val="top"/>
+          </w:tcPr>
+          <w:p>
+            <w:pPr>
+              <w:spacing w:after="40" w:before="0"/>
+              <w:jc w:val="left"/>
+            </w:pPr>
+            <w:r>
+              <w:rPr>
+                <w:rFonts w:ascii="Arial" w:cs="Arial" w:eastAsia="Arial" w:hAnsi="Arial"/>
+                <w:b/>
+                <w:bCs/>
+                <w:i w:val="false"/>
+                <w:iCs w:val="false"/>
+                <w:color w:val="000000"/>
+                <w:sz w:val="18"/>
+                <w:szCs w:val="18"/>
+              </w:rPr>
+              <w:t xml:space="preserve">Model Building Phase</w:t>
             </w:r>
           </w:p>
           <w:p>
@@ -10262,7 +10262,7 @@
             <w:pPr>
               <w:spacing w:after="20" w:before="0"/>
             </w:pPr>
-            <w:hyperlink w:history="1" r:id="rIdmyyu-l2anmbupsomlvbvy">
+            <w:hyperlink w:history="1" r:id="rId_ltqhsxsryopllw7egscy">
               <w:r>
                 <w:rPr>
                   <w:rFonts w:ascii="Arial" w:cs="Arial" w:eastAsia="Arial" w:hAnsi="Arial"/>
@@ -10295,7 +10295,7 @@
               <w:spacing w:after="10" w:before="0"/>
               <w:ind w:left="120"/>
             </w:pPr>
-            <w:hyperlink w:history="1" r:id="rId0awtiaekv_wxjmt6kkjyb">
+            <w:hyperlink w:history="1" r:id="rIdlc4kybpdywfmcftjkioci">
               <w:r>
                 <w:rPr>
                   <w:rFonts w:ascii="Arial" w:cs="Arial" w:eastAsia="Arial" w:hAnsi="Arial"/>
@@ -10340,7 +10340,7 @@
             <w:pPr>
               <w:spacing w:after="20" w:before="0"/>
             </w:pPr>
-            <w:hyperlink w:history="1" r:id="rIdh7wc8qerwp4fsgr6cqeho">
+            <w:hyperlink w:history="1" r:id="rId8dplcenksfpaujdh8vvoz">
               <w:r>
                 <w:rPr>
                   <w:rFonts w:ascii="Arial" w:cs="Arial" w:eastAsia="Arial" w:hAnsi="Arial"/>
@@ -10373,7 +10373,7 @@
               <w:spacing w:after="10" w:before="0"/>
               <w:ind w:left="120"/>
             </w:pPr>
-            <w:hyperlink w:history="1" r:id="rIdcelguv8x_d9atkprjn5p2">
+            <w:hyperlink w:history="1" r:id="rIdohifij4iszjf-kub2av1m">
               <w:r>
                 <w:rPr>
                   <w:rFonts w:ascii="Arial" w:cs="Arial" w:eastAsia="Arial" w:hAnsi="Arial"/>
@@ -11812,32 +11812,32 @@
         <w:tc>
           <w:tcPr>
             <w:tcW w:type="dxa" w:w="1520"/>
-            <w:shd w:fill="F2F2F2" w:color="auto" w:val="clear"/>
-            <w:tcMar>
-              <w:top w:type="dxa" w:w="60"/>
-              <w:left w:type="dxa" w:w="120"/>
-              <w:bottom w:type="dxa" w:w="60"/>
-              <w:right w:type="dxa" w:w="120"/>
-            </w:tcMar>
-            <w:vAlign w:val="top"/>
-          </w:tcPr>
-          <w:p>
-            <w:pPr>
-              <w:spacing w:after="40" w:before="0"/>
-              <w:jc w:val="left"/>
-            </w:pPr>
-            <w:r>
-              <w:rPr>
-                <w:rFonts w:ascii="Arial" w:cs="Arial" w:eastAsia="Arial" w:hAnsi="Arial"/>
-                <w:b/>
-                <w:bCs/>
-                <w:i w:val="false"/>
-                <w:iCs w:val="false"/>
-                <w:color w:val="000000"/>
-                <w:sz w:val="18"/>
-                <w:szCs w:val="18"/>
-              </w:rPr>
-              <w:t xml:space="preserve">Phase 1 — Predict</w:t>
+            <w:shd w:fill="EAD1F5" w:color="auto" w:val="clear"/>
+            <w:tcMar>
+              <w:top w:type="dxa" w:w="60"/>
+              <w:left w:type="dxa" w:w="120"/>
+              <w:bottom w:type="dxa" w:w="60"/>
+              <w:right w:type="dxa" w:w="120"/>
+            </w:tcMar>
+            <w:vAlign w:val="top"/>
+          </w:tcPr>
+          <w:p>
+            <w:pPr>
+              <w:spacing w:after="40" w:before="0"/>
+              <w:jc w:val="left"/>
+            </w:pPr>
+            <w:r>
+              <w:rPr>
+                <w:rFonts w:ascii="Arial" w:cs="Arial" w:eastAsia="Arial" w:hAnsi="Arial"/>
+                <w:b/>
+                <w:bCs/>
+                <w:i w:val="false"/>
+                <w:iCs w:val="false"/>
+                <w:color w:val="000000"/>
+                <w:sz w:val="18"/>
+                <w:szCs w:val="18"/>
+              </w:rPr>
+              <w:t xml:space="preserve">Predict Phase</w:t>
             </w:r>
           </w:p>
           <w:p>
@@ -11860,7 +11860,7 @@
             <w:pPr>
               <w:spacing w:after="20" w:before="0"/>
             </w:pPr>
-            <w:hyperlink w:history="1" r:id="rIdelceeztd3jdzlaf7cdqvk">
+            <w:hyperlink w:history="1" r:id="rIdbw2fjm6vfr6ijycgyoxiz">
               <w:r>
                 <w:rPr>
                   <w:rFonts w:ascii="Arial" w:cs="Arial" w:eastAsia="Arial" w:hAnsi="Arial"/>
@@ -11893,7 +11893,7 @@
               <w:spacing w:after="10" w:before="0"/>
               <w:ind w:left="120"/>
             </w:pPr>
-            <w:hyperlink w:history="1" r:id="rIdquyluh2k_qxsel_kqeztw">
+            <w:hyperlink w:history="1" r:id="rIdvvmiymbnnxjwnmda0zty8">
               <w:r>
                 <w:rPr>
                   <w:rFonts w:ascii="Arial" w:cs="Arial" w:eastAsia="Arial" w:hAnsi="Arial"/>
@@ -11938,7 +11938,7 @@
             <w:pPr>
               <w:spacing w:after="20" w:before="0"/>
             </w:pPr>
-            <w:hyperlink w:history="1" r:id="rIdb6xjfxgsqht9oze-ngvxo">
+            <w:hyperlink w:history="1" r:id="rIdos7b81pfegrgbssb6nbai">
               <w:r>
                 <w:rPr>
                   <w:rFonts w:ascii="Arial" w:cs="Arial" w:eastAsia="Arial" w:hAnsi="Arial"/>
@@ -11971,7 +11971,7 @@
               <w:spacing w:after="10" w:before="0"/>
               <w:ind w:left="120"/>
             </w:pPr>
-            <w:hyperlink w:history="1" r:id="rIdn3avnzeehf4y7sltbtqsz">
+            <w:hyperlink w:history="1" r:id="rIdrtuzyrdw0h1ny96joz68y">
               <w:r>
                 <w:rPr>
                   <w:rFonts w:ascii="Arial" w:cs="Arial" w:eastAsia="Arial" w:hAnsi="Arial"/>
@@ -12118,32 +12118,32 @@
         <w:tc>
           <w:tcPr>
             <w:tcW w:type="dxa" w:w="1520"/>
-            <w:shd w:fill="F2F2F2" w:color="auto" w:val="clear"/>
-            <w:tcMar>
-              <w:top w:type="dxa" w:w="60"/>
-              <w:left w:type="dxa" w:w="120"/>
-              <w:bottom w:type="dxa" w:w="60"/>
-              <w:right w:type="dxa" w:w="120"/>
-            </w:tcMar>
-            <w:vAlign w:val="top"/>
-          </w:tcPr>
-          <w:p>
-            <w:pPr>
-              <w:spacing w:after="40" w:before="0"/>
-              <w:jc w:val="left"/>
-            </w:pPr>
-            <w:r>
-              <w:rPr>
-                <w:rFonts w:ascii="Arial" w:cs="Arial" w:eastAsia="Arial" w:hAnsi="Arial"/>
-                <w:b/>
-                <w:bCs/>
-                <w:i w:val="false"/>
-                <w:iCs w:val="false"/>
-                <w:color w:val="000000"/>
-                <w:sz w:val="18"/>
-                <w:szCs w:val="18"/>
-              </w:rPr>
-              <w:t xml:space="preserve">Phase 2 — Observe (Evidence Gathering)</w:t>
+            <w:shd w:fill="D9EEF1" w:color="auto" w:val="clear"/>
+            <w:tcMar>
+              <w:top w:type="dxa" w:w="60"/>
+              <w:left w:type="dxa" w:w="120"/>
+              <w:bottom w:type="dxa" w:w="60"/>
+              <w:right w:type="dxa" w:w="120"/>
+            </w:tcMar>
+            <w:vAlign w:val="top"/>
+          </w:tcPr>
+          <w:p>
+            <w:pPr>
+              <w:spacing w:after="40" w:before="0"/>
+              <w:jc w:val="left"/>
+            </w:pPr>
+            <w:r>
+              <w:rPr>
+                <w:rFonts w:ascii="Arial" w:cs="Arial" w:eastAsia="Arial" w:hAnsi="Arial"/>
+                <w:b/>
+                <w:bCs/>
+                <w:i w:val="false"/>
+                <w:iCs w:val="false"/>
+                <w:color w:val="000000"/>
+                <w:sz w:val="18"/>
+                <w:szCs w:val="18"/>
+              </w:rPr>
+              <w:t xml:space="preserve">Observe Phase</w:t>
             </w:r>
           </w:p>
           <w:p>
@@ -12166,7 +12166,7 @@
             <w:pPr>
               <w:spacing w:after="20" w:before="0"/>
             </w:pPr>
-            <w:hyperlink w:history="1" r:id="rId4jhl20w0t9cw585wxrts6">
+            <w:hyperlink w:history="1" r:id="rId8mxeqigzq8cuuv86nwvu7">
               <w:r>
                 <w:rPr>
                   <w:rFonts w:ascii="Arial" w:cs="Arial" w:eastAsia="Arial" w:hAnsi="Arial"/>
@@ -12199,7 +12199,7 @@
               <w:spacing w:after="10" w:before="0"/>
               <w:ind w:left="120"/>
             </w:pPr>
-            <w:hyperlink w:history="1" r:id="rIdszs13eavoofmnvvcr1yav">
+            <w:hyperlink w:history="1" r:id="rIdvit_bxeypkink35j9jvyn">
               <w:r>
                 <w:rPr>
                   <w:rFonts w:ascii="Arial" w:cs="Arial" w:eastAsia="Arial" w:hAnsi="Arial"/>
@@ -12244,7 +12244,7 @@
             <w:pPr>
               <w:spacing w:after="20" w:before="0"/>
             </w:pPr>
-            <w:hyperlink w:history="1" r:id="rId4xk5x0hdnm3exc7ziyfir">
+            <w:hyperlink w:history="1" r:id="rId7kw5i5-ooqzf2fbjvc1e7">
               <w:r>
                 <w:rPr>
                   <w:rFonts w:ascii="Arial" w:cs="Arial" w:eastAsia="Arial" w:hAnsi="Arial"/>
@@ -12277,7 +12277,7 @@
               <w:spacing w:after="10" w:before="0"/>
               <w:ind w:left="120"/>
             </w:pPr>
-            <w:hyperlink w:history="1" r:id="rIdz8ui9hn7npjawut4nfaux">
+            <w:hyperlink w:history="1" r:id="rIdsqpuuz3pi9srbbvb4evty">
               <w:r>
                 <w:rPr>
                   <w:rFonts w:ascii="Arial" w:cs="Arial" w:eastAsia="Arial" w:hAnsi="Arial"/>
@@ -12424,32 +12424,32 @@
         <w:tc>
           <w:tcPr>
             <w:tcW w:type="dxa" w:w="1520"/>
-            <w:shd w:fill="F2F2F2" w:color="auto" w:val="clear"/>
-            <w:tcMar>
-              <w:top w:type="dxa" w:w="60"/>
-              <w:left w:type="dxa" w:w="120"/>
-              <w:bottom w:type="dxa" w:w="60"/>
-              <w:right w:type="dxa" w:w="120"/>
-            </w:tcMar>
-            <w:vAlign w:val="top"/>
-          </w:tcPr>
-          <w:p>
-            <w:pPr>
-              <w:spacing w:after="40" w:before="0"/>
-              <w:jc w:val="left"/>
-            </w:pPr>
-            <w:r>
-              <w:rPr>
-                <w:rFonts w:ascii="Arial" w:cs="Arial" w:eastAsia="Arial" w:hAnsi="Arial"/>
-                <w:b/>
-                <w:bCs/>
-                <w:i w:val="false"/>
-                <w:iCs w:val="false"/>
-                <w:color w:val="000000"/>
-                <w:sz w:val="18"/>
-                <w:szCs w:val="18"/>
-              </w:rPr>
-              <w:t xml:space="preserve">Phase 3 — Explain</w:t>
+            <w:shd w:fill="E2EFDA" w:color="auto" w:val="clear"/>
+            <w:tcMar>
+              <w:top w:type="dxa" w:w="60"/>
+              <w:left w:type="dxa" w:w="120"/>
+              <w:bottom w:type="dxa" w:w="60"/>
+              <w:right w:type="dxa" w:w="120"/>
+            </w:tcMar>
+            <w:vAlign w:val="top"/>
+          </w:tcPr>
+          <w:p>
+            <w:pPr>
+              <w:spacing w:after="40" w:before="0"/>
+              <w:jc w:val="left"/>
+            </w:pPr>
+            <w:r>
+              <w:rPr>
+                <w:rFonts w:ascii="Arial" w:cs="Arial" w:eastAsia="Arial" w:hAnsi="Arial"/>
+                <w:b/>
+                <w:bCs/>
+                <w:i w:val="false"/>
+                <w:iCs w:val="false"/>
+                <w:color w:val="000000"/>
+                <w:sz w:val="18"/>
+                <w:szCs w:val="18"/>
+              </w:rPr>
+              <w:t xml:space="preserve">Explain Phase</w:t>
             </w:r>
           </w:p>
           <w:p>
@@ -12472,7 +12472,7 @@
             <w:pPr>
               <w:spacing w:after="20" w:before="0"/>
             </w:pPr>
-            <w:hyperlink w:history="1" r:id="rIdqarbu34aybqg1cvhecb6n">
+            <w:hyperlink w:history="1" r:id="rIdjslmouctdglnla9dw5ube">
               <w:r>
                 <w:rPr>
                   <w:rFonts w:ascii="Arial" w:cs="Arial" w:eastAsia="Arial" w:hAnsi="Arial"/>
@@ -12505,7 +12505,7 @@
               <w:spacing w:after="10" w:before="0"/>
               <w:ind w:left="120"/>
             </w:pPr>
-            <w:hyperlink w:history="1" r:id="rIdxalrkbjsxbtpp8jtoi7lq">
+            <w:hyperlink w:history="1" r:id="rIdl4poibncjehmswyso6fs_">
               <w:r>
                 <w:rPr>
                   <w:rFonts w:ascii="Arial" w:cs="Arial" w:eastAsia="Arial" w:hAnsi="Arial"/>
@@ -12550,7 +12550,7 @@
             <w:pPr>
               <w:spacing w:after="20" w:before="0"/>
             </w:pPr>
-            <w:hyperlink w:history="1" r:id="rId7d_pgxwnmw0pc9gxqrt9e">
+            <w:hyperlink w:history="1" r:id="rIdsfeuooewddajateab19e5">
               <w:r>
                 <w:rPr>
                   <w:rFonts w:ascii="Arial" w:cs="Arial" w:eastAsia="Arial" w:hAnsi="Arial"/>
@@ -12583,7 +12583,7 @@
               <w:spacing w:after="10" w:before="0"/>
               <w:ind w:left="120"/>
             </w:pPr>
-            <w:hyperlink w:history="1" r:id="rIdbczs9zvz2nvhuua22icn4">
+            <w:hyperlink w:history="1" r:id="rIdixf5tnywplyjvb7k4sdbm">
               <w:r>
                 <w:rPr>
                   <w:rFonts w:ascii="Arial" w:cs="Arial" w:eastAsia="Arial" w:hAnsi="Arial"/>
@@ -12730,32 +12730,32 @@
         <w:tc>
           <w:tcPr>
             <w:tcW w:type="dxa" w:w="1520"/>
-            <w:shd w:fill="F2F2F2" w:color="auto" w:val="clear"/>
-            <w:tcMar>
-              <w:top w:type="dxa" w:w="60"/>
-              <w:left w:type="dxa" w:w="120"/>
-              <w:bottom w:type="dxa" w:w="60"/>
-              <w:right w:type="dxa" w:w="120"/>
-            </w:tcMar>
-            <w:vAlign w:val="top"/>
-          </w:tcPr>
-          <w:p>
-            <w:pPr>
-              <w:spacing w:after="40" w:before="0"/>
-              <w:jc w:val="left"/>
-            </w:pPr>
-            <w:r>
-              <w:rPr>
-                <w:rFonts w:ascii="Arial" w:cs="Arial" w:eastAsia="Arial" w:hAnsi="Arial"/>
-                <w:b/>
-                <w:bCs/>
-                <w:i w:val="false"/>
-                <w:iCs w:val="false"/>
-                <w:color w:val="000000"/>
-                <w:sz w:val="18"/>
-                <w:szCs w:val="18"/>
-              </w:rPr>
-              <w:t xml:space="preserve">Phase 4 — Driving Question Board (DQB) Update</w:t>
+            <w:shd w:fill="FCE4D6" w:color="auto" w:val="clear"/>
+            <w:tcMar>
+              <w:top w:type="dxa" w:w="60"/>
+              <w:left w:type="dxa" w:w="120"/>
+              <w:bottom w:type="dxa" w:w="60"/>
+              <w:right w:type="dxa" w:w="120"/>
+            </w:tcMar>
+            <w:vAlign w:val="top"/>
+          </w:tcPr>
+          <w:p>
+            <w:pPr>
+              <w:spacing w:after="40" w:before="0"/>
+              <w:jc w:val="left"/>
+            </w:pPr>
+            <w:r>
+              <w:rPr>
+                <w:rFonts w:ascii="Arial" w:cs="Arial" w:eastAsia="Arial" w:hAnsi="Arial"/>
+                <w:b/>
+                <w:bCs/>
+                <w:i w:val="false"/>
+                <w:iCs w:val="false"/>
+                <w:color w:val="000000"/>
+                <w:sz w:val="18"/>
+                <w:szCs w:val="18"/>
+              </w:rPr>
+              <w:t xml:space="preserve">Driving Question Board (DQB) Creation</w:t>
             </w:r>
           </w:p>
           <w:p>
@@ -12778,7 +12778,7 @@
             <w:pPr>
               <w:spacing w:after="20" w:before="0"/>
             </w:pPr>
-            <w:hyperlink w:history="1" r:id="rIdoc0rr06ux8gmb-q6szava">
+            <w:hyperlink w:history="1" r:id="rIdllmd7r2ptdqy58zl4zit_">
               <w:r>
                 <w:rPr>
                   <w:rFonts w:ascii="Arial" w:cs="Arial" w:eastAsia="Arial" w:hAnsi="Arial"/>
@@ -12811,7 +12811,7 @@
               <w:spacing w:after="10" w:before="0"/>
               <w:ind w:left="120"/>
             </w:pPr>
-            <w:hyperlink w:history="1" r:id="rIdngaq2hnnb7s_hk6vokx9f">
+            <w:hyperlink w:history="1" r:id="rId_vqfkse09ytynjt9t0e-8">
               <w:r>
                 <w:rPr>
                   <w:rFonts w:ascii="Arial" w:cs="Arial" w:eastAsia="Arial" w:hAnsi="Arial"/>
@@ -12856,7 +12856,7 @@
             <w:pPr>
               <w:spacing w:after="20" w:before="0"/>
             </w:pPr>
-            <w:hyperlink w:history="1" r:id="rIdwozhh5zhzx5bmtfzwpkjm">
+            <w:hyperlink w:history="1" r:id="rIdv2u9nkddjko_x8eigetx1">
               <w:r>
                 <w:rPr>
                   <w:rFonts w:ascii="Arial" w:cs="Arial" w:eastAsia="Arial" w:hAnsi="Arial"/>
@@ -12889,7 +12889,7 @@
               <w:spacing w:after="10" w:before="0"/>
               <w:ind w:left="120"/>
             </w:pPr>
-            <w:hyperlink w:history="1" r:id="rId88mpci0uhjat427zkurbt">
+            <w:hyperlink w:history="1" r:id="rId9vp1njiu-dksnkzvwiss7">
               <w:r>
                 <w:rPr>
                   <w:rFonts w:ascii="Arial" w:cs="Arial" w:eastAsia="Arial" w:hAnsi="Arial"/>
@@ -13036,32 +13036,32 @@
         <w:tc>
           <w:tcPr>
             <w:tcW w:type="dxa" w:w="1520"/>
-            <w:shd w:fill="F2F2F2" w:color="auto" w:val="clear"/>
-            <w:tcMar>
-              <w:top w:type="dxa" w:w="60"/>
-              <w:left w:type="dxa" w:w="120"/>
-              <w:bottom w:type="dxa" w:w="60"/>
-              <w:right w:type="dxa" w:w="120"/>
-            </w:tcMar>
-            <w:vAlign w:val="top"/>
-          </w:tcPr>
-          <w:p>
-            <w:pPr>
-              <w:spacing w:after="40" w:before="0"/>
-              <w:jc w:val="left"/>
-            </w:pPr>
-            <w:r>
-              <w:rPr>
-                <w:rFonts w:ascii="Arial" w:cs="Arial" w:eastAsia="Arial" w:hAnsi="Arial"/>
-                <w:b/>
-                <w:bCs/>
-                <w:i w:val="false"/>
-                <w:iCs w:val="false"/>
-                <w:color w:val="000000"/>
-                <w:sz w:val="18"/>
-                <w:szCs w:val="18"/>
-              </w:rPr>
-              <w:t xml:space="preserve">Phase 5 — Model Building</w:t>
+            <w:shd w:fill="D5E8F0" w:color="auto" w:val="clear"/>
+            <w:tcMar>
+              <w:top w:type="dxa" w:w="60"/>
+              <w:left w:type="dxa" w:w="120"/>
+              <w:bottom w:type="dxa" w:w="60"/>
+              <w:right w:type="dxa" w:w="120"/>
+            </w:tcMar>
+            <w:vAlign w:val="top"/>
+          </w:tcPr>
+          <w:p>
+            <w:pPr>
+              <w:spacing w:after="40" w:before="0"/>
+              <w:jc w:val="left"/>
+            </w:pPr>
+            <w:r>
+              <w:rPr>
+                <w:rFonts w:ascii="Arial" w:cs="Arial" w:eastAsia="Arial" w:hAnsi="Arial"/>
+                <w:b/>
+                <w:bCs/>
+                <w:i w:val="false"/>
+                <w:iCs w:val="false"/>
+                <w:color w:val="000000"/>
+                <w:sz w:val="18"/>
+                <w:szCs w:val="18"/>
+              </w:rPr>
+              <w:t xml:space="preserve">Model Building Phase</w:t>
             </w:r>
           </w:p>
           <w:p>
@@ -13084,7 +13084,7 @@
             <w:pPr>
               <w:spacing w:after="20" w:before="0"/>
             </w:pPr>
-            <w:hyperlink w:history="1" r:id="rId_jht5doigsbeofpeodzk_">
+            <w:hyperlink w:history="1" r:id="rId98e1bnissyvvtlvl6hows">
               <w:r>
                 <w:rPr>
                   <w:rFonts w:ascii="Arial" w:cs="Arial" w:eastAsia="Arial" w:hAnsi="Arial"/>
@@ -13117,7 +13117,7 @@
               <w:spacing w:after="10" w:before="0"/>
               <w:ind w:left="120"/>
             </w:pPr>
-            <w:hyperlink w:history="1" r:id="rIdz9tloosnuag1hhsngrq7d">
+            <w:hyperlink w:history="1" r:id="rIdk1v9yhdohey19nbq6fawe">
               <w:r>
                 <w:rPr>
                   <w:rFonts w:ascii="Arial" w:cs="Arial" w:eastAsia="Arial" w:hAnsi="Arial"/>
@@ -13162,7 +13162,7 @@
             <w:pPr>
               <w:spacing w:after="20" w:before="0"/>
             </w:pPr>
-            <w:hyperlink w:history="1" r:id="rIdr6_6f3e87j3l0bedstvps">
+            <w:hyperlink w:history="1" r:id="rIdsaeyw6j3ioi9haclwwnri">
               <w:r>
                 <w:rPr>
                   <w:rFonts w:ascii="Arial" w:cs="Arial" w:eastAsia="Arial" w:hAnsi="Arial"/>
@@ -13195,7 +13195,7 @@
               <w:spacing w:after="10" w:before="0"/>
               <w:ind w:left="120"/>
             </w:pPr>
-            <w:hyperlink w:history="1" r:id="rIdtm0yt5-xsm4mdpd81gq5m">
+            <w:hyperlink w:history="1" r:id="rIdlrfndkv9fejp5kzcnescq">
               <w:r>
                 <w:rPr>
                   <w:rFonts w:ascii="Arial" w:cs="Arial" w:eastAsia="Arial" w:hAnsi="Arial"/>
@@ -14748,32 +14748,32 @@
         <w:tc>
           <w:tcPr>
             <w:tcW w:type="dxa" w:w="1520"/>
-            <w:shd w:fill="F2F2F2" w:color="auto" w:val="clear"/>
-            <w:tcMar>
-              <w:top w:type="dxa" w:w="60"/>
-              <w:left w:type="dxa" w:w="120"/>
-              <w:bottom w:type="dxa" w:w="60"/>
-              <w:right w:type="dxa" w:w="120"/>
-            </w:tcMar>
-            <w:vAlign w:val="top"/>
-          </w:tcPr>
-          <w:p>
-            <w:pPr>
-              <w:spacing w:after="40" w:before="0"/>
-              <w:jc w:val="left"/>
-            </w:pPr>
-            <w:r>
-              <w:rPr>
-                <w:rFonts w:ascii="Arial" w:cs="Arial" w:eastAsia="Arial" w:hAnsi="Arial"/>
-                <w:b/>
-                <w:bCs/>
-                <w:i w:val="false"/>
-                <w:iCs w:val="false"/>
-                <w:color w:val="000000"/>
-                <w:sz w:val="18"/>
-                <w:szCs w:val="18"/>
-              </w:rPr>
-              <w:t xml:space="preserve">Phase 1 — Predict</w:t>
+            <w:shd w:fill="EAD1F5" w:color="auto" w:val="clear"/>
+            <w:tcMar>
+              <w:top w:type="dxa" w:w="60"/>
+              <w:left w:type="dxa" w:w="120"/>
+              <w:bottom w:type="dxa" w:w="60"/>
+              <w:right w:type="dxa" w:w="120"/>
+            </w:tcMar>
+            <w:vAlign w:val="top"/>
+          </w:tcPr>
+          <w:p>
+            <w:pPr>
+              <w:spacing w:after="40" w:before="0"/>
+              <w:jc w:val="left"/>
+            </w:pPr>
+            <w:r>
+              <w:rPr>
+                <w:rFonts w:ascii="Arial" w:cs="Arial" w:eastAsia="Arial" w:hAnsi="Arial"/>
+                <w:b/>
+                <w:bCs/>
+                <w:i w:val="false"/>
+                <w:iCs w:val="false"/>
+                <w:color w:val="000000"/>
+                <w:sz w:val="18"/>
+                <w:szCs w:val="18"/>
+              </w:rPr>
+              <w:t xml:space="preserve">Predict Phase</w:t>
             </w:r>
           </w:p>
           <w:p>
@@ -14796,7 +14796,7 @@
             <w:pPr>
               <w:spacing w:after="20" w:before="0"/>
             </w:pPr>
-            <w:hyperlink w:history="1" r:id="rIdcumjxbtqcagnrxc9zj58z">
+            <w:hyperlink w:history="1" r:id="rIdttmegzowpy9vntuzjwhdv">
               <w:r>
                 <w:rPr>
                   <w:rFonts w:ascii="Arial" w:cs="Arial" w:eastAsia="Arial" w:hAnsi="Arial"/>
@@ -14829,7 +14829,7 @@
               <w:spacing w:after="10" w:before="0"/>
               <w:ind w:left="120"/>
             </w:pPr>
-            <w:hyperlink w:history="1" r:id="rIderdmx2fqkpcs9-tnbwn5j">
+            <w:hyperlink w:history="1" r:id="rIdv23mho8ma43xrcqgjc01j">
               <w:r>
                 <w:rPr>
                   <w:rFonts w:ascii="Arial" w:cs="Arial" w:eastAsia="Arial" w:hAnsi="Arial"/>
@@ -14874,7 +14874,7 @@
             <w:pPr>
               <w:spacing w:after="20" w:before="0"/>
             </w:pPr>
-            <w:hyperlink w:history="1" r:id="rIde28zl9u2-cumidv754ysj">
+            <w:hyperlink w:history="1" r:id="rIdpbsvk4x3vxjmtq229vafy">
               <w:r>
                 <w:rPr>
                   <w:rFonts w:ascii="Arial" w:cs="Arial" w:eastAsia="Arial" w:hAnsi="Arial"/>
@@ -14907,7 +14907,7 @@
               <w:spacing w:after="10" w:before="0"/>
               <w:ind w:left="120"/>
             </w:pPr>
-            <w:hyperlink w:history="1" r:id="rIdpnnv2ijver0r0lmhhgfl8">
+            <w:hyperlink w:history="1" r:id="rIdsvdqnmbewvudjcif4jgvq">
               <w:r>
                 <w:rPr>
                   <w:rFonts w:ascii="Arial" w:cs="Arial" w:eastAsia="Arial" w:hAnsi="Arial"/>
@@ -15054,32 +15054,32 @@
         <w:tc>
           <w:tcPr>
             <w:tcW w:type="dxa" w:w="1520"/>
-            <w:shd w:fill="F2F2F2" w:color="auto" w:val="clear"/>
-            <w:tcMar>
-              <w:top w:type="dxa" w:w="60"/>
-              <w:left w:type="dxa" w:w="120"/>
-              <w:bottom w:type="dxa" w:w="60"/>
-              <w:right w:type="dxa" w:w="120"/>
-            </w:tcMar>
-            <w:vAlign w:val="top"/>
-          </w:tcPr>
-          <w:p>
-            <w:pPr>
-              <w:spacing w:after="40" w:before="0"/>
-              <w:jc w:val="left"/>
-            </w:pPr>
-            <w:r>
-              <w:rPr>
-                <w:rFonts w:ascii="Arial" w:cs="Arial" w:eastAsia="Arial" w:hAnsi="Arial"/>
-                <w:b/>
-                <w:bCs/>
-                <w:i w:val="false"/>
-                <w:iCs w:val="false"/>
-                <w:color w:val="000000"/>
-                <w:sz w:val="18"/>
-                <w:szCs w:val="18"/>
-              </w:rPr>
-              <w:t xml:space="preserve">Phase 2 — Observe (Research &amp; Evidence Gathering)</w:t>
+            <w:shd w:fill="D9EEF1" w:color="auto" w:val="clear"/>
+            <w:tcMar>
+              <w:top w:type="dxa" w:w="60"/>
+              <w:left w:type="dxa" w:w="120"/>
+              <w:bottom w:type="dxa" w:w="60"/>
+              <w:right w:type="dxa" w:w="120"/>
+            </w:tcMar>
+            <w:vAlign w:val="top"/>
+          </w:tcPr>
+          <w:p>
+            <w:pPr>
+              <w:spacing w:after="40" w:before="0"/>
+              <w:jc w:val="left"/>
+            </w:pPr>
+            <w:r>
+              <w:rPr>
+                <w:rFonts w:ascii="Arial" w:cs="Arial" w:eastAsia="Arial" w:hAnsi="Arial"/>
+                <w:b/>
+                <w:bCs/>
+                <w:i w:val="false"/>
+                <w:iCs w:val="false"/>
+                <w:color w:val="000000"/>
+                <w:sz w:val="18"/>
+                <w:szCs w:val="18"/>
+              </w:rPr>
+              <w:t xml:space="preserve">Observe Phase</w:t>
             </w:r>
           </w:p>
           <w:p>
@@ -15102,7 +15102,7 @@
             <w:pPr>
               <w:spacing w:after="20" w:before="0"/>
             </w:pPr>
-            <w:hyperlink w:history="1" r:id="rIddcjz8fbronmbjowtkz19e">
+            <w:hyperlink w:history="1" r:id="rIdrqyyix0wz84midret7sfq">
               <w:r>
                 <w:rPr>
                   <w:rFonts w:ascii="Arial" w:cs="Arial" w:eastAsia="Arial" w:hAnsi="Arial"/>
@@ -15135,7 +15135,7 @@
               <w:spacing w:after="10" w:before="0"/>
               <w:ind w:left="120"/>
             </w:pPr>
-            <w:hyperlink w:history="1" r:id="rIdbhhml5oeqqougcvpq185e">
+            <w:hyperlink w:history="1" r:id="rIdtqpq5brl4bagepkj-lk1a">
               <w:r>
                 <w:rPr>
                   <w:rFonts w:ascii="Arial" w:cs="Arial" w:eastAsia="Arial" w:hAnsi="Arial"/>
@@ -15180,7 +15180,7 @@
             <w:pPr>
               <w:spacing w:after="20" w:before="0"/>
             </w:pPr>
-            <w:hyperlink w:history="1" r:id="rIdnfin2tuhr39wzrblvff2b">
+            <w:hyperlink w:history="1" r:id="rIdjlzatsl-smvlwcy6jgvp6">
               <w:r>
                 <w:rPr>
                   <w:rFonts w:ascii="Arial" w:cs="Arial" w:eastAsia="Arial" w:hAnsi="Arial"/>
@@ -15213,7 +15213,7 @@
               <w:spacing w:after="10" w:before="0"/>
               <w:ind w:left="120"/>
             </w:pPr>
-            <w:hyperlink w:history="1" r:id="rIdhfpd6wsid5a-lqahfpnkb">
+            <w:hyperlink w:history="1" r:id="rIdgn82vixuhotrp_2jjbgpn">
               <w:r>
                 <w:rPr>
                   <w:rFonts w:ascii="Arial" w:cs="Arial" w:eastAsia="Arial" w:hAnsi="Arial"/>
@@ -15360,32 +15360,32 @@
         <w:tc>
           <w:tcPr>
             <w:tcW w:type="dxa" w:w="1520"/>
-            <w:shd w:fill="F2F2F2" w:color="auto" w:val="clear"/>
-            <w:tcMar>
-              <w:top w:type="dxa" w:w="60"/>
-              <w:left w:type="dxa" w:w="120"/>
-              <w:bottom w:type="dxa" w:w="60"/>
-              <w:right w:type="dxa" w:w="120"/>
-            </w:tcMar>
-            <w:vAlign w:val="top"/>
-          </w:tcPr>
-          <w:p>
-            <w:pPr>
-              <w:spacing w:after="40" w:before="0"/>
-              <w:jc w:val="left"/>
-            </w:pPr>
-            <w:r>
-              <w:rPr>
-                <w:rFonts w:ascii="Arial" w:cs="Arial" w:eastAsia="Arial" w:hAnsi="Arial"/>
-                <w:b/>
-                <w:bCs/>
-                <w:i w:val="false"/>
-                <w:iCs w:val="false"/>
-                <w:color w:val="000000"/>
-                <w:sz w:val="18"/>
-                <w:szCs w:val="18"/>
-              </w:rPr>
-              <w:t xml:space="preserve">Phase 3 — Explain (Sensemaking)</w:t>
+            <w:shd w:fill="E2EFDA" w:color="auto" w:val="clear"/>
+            <w:tcMar>
+              <w:top w:type="dxa" w:w="60"/>
+              <w:left w:type="dxa" w:w="120"/>
+              <w:bottom w:type="dxa" w:w="60"/>
+              <w:right w:type="dxa" w:w="120"/>
+            </w:tcMar>
+            <w:vAlign w:val="top"/>
+          </w:tcPr>
+          <w:p>
+            <w:pPr>
+              <w:spacing w:after="40" w:before="0"/>
+              <w:jc w:val="left"/>
+            </w:pPr>
+            <w:r>
+              <w:rPr>
+                <w:rFonts w:ascii="Arial" w:cs="Arial" w:eastAsia="Arial" w:hAnsi="Arial"/>
+                <w:b/>
+                <w:bCs/>
+                <w:i w:val="false"/>
+                <w:iCs w:val="false"/>
+                <w:color w:val="000000"/>
+                <w:sz w:val="18"/>
+                <w:szCs w:val="18"/>
+              </w:rPr>
+              <w:t xml:space="preserve">Explain Phase</w:t>
             </w:r>
           </w:p>
           <w:p>
@@ -15408,7 +15408,7 @@
             <w:pPr>
               <w:spacing w:after="20" w:before="0"/>
             </w:pPr>
-            <w:hyperlink w:history="1" r:id="rIddqmvngeh72gzeb7mlpfzl">
+            <w:hyperlink w:history="1" r:id="rIdx-pu6sb-4ypoy9xf2bxxa">
               <w:r>
                 <w:rPr>
                   <w:rFonts w:ascii="Arial" w:cs="Arial" w:eastAsia="Arial" w:hAnsi="Arial"/>
@@ -15441,7 +15441,7 @@
               <w:spacing w:after="10" w:before="0"/>
               <w:ind w:left="120"/>
             </w:pPr>
-            <w:hyperlink w:history="1" r:id="rId6rb1wb_s4pscffo3gvkpf">
+            <w:hyperlink w:history="1" r:id="rIdhqf4b-jhsilit_e9cpci3">
               <w:r>
                 <w:rPr>
                   <w:rFonts w:ascii="Arial" w:cs="Arial" w:eastAsia="Arial" w:hAnsi="Arial"/>
@@ -15486,7 +15486,7 @@
             <w:pPr>
               <w:spacing w:after="20" w:before="0"/>
             </w:pPr>
-            <w:hyperlink w:history="1" r:id="rIdiovklif15zwhijepim4ha">
+            <w:hyperlink w:history="1" r:id="rIds6srdowfsoadijlrjycj0">
               <w:r>
                 <w:rPr>
                   <w:rFonts w:ascii="Arial" w:cs="Arial" w:eastAsia="Arial" w:hAnsi="Arial"/>
@@ -15519,7 +15519,7 @@
               <w:spacing w:after="10" w:before="0"/>
               <w:ind w:left="120"/>
             </w:pPr>
-            <w:hyperlink w:history="1" r:id="rId500z9buao8kaqy1vbdsbc">
+            <w:hyperlink w:history="1" r:id="rIdak5qpbidrxqyz0fppfr0r">
               <w:r>
                 <w:rPr>
                   <w:rFonts w:ascii="Arial" w:cs="Arial" w:eastAsia="Arial" w:hAnsi="Arial"/>
@@ -15666,32 +15666,32 @@
         <w:tc>
           <w:tcPr>
             <w:tcW w:type="dxa" w:w="1520"/>
-            <w:shd w:fill="F2F2F2" w:color="auto" w:val="clear"/>
-            <w:tcMar>
-              <w:top w:type="dxa" w:w="60"/>
-              <w:left w:type="dxa" w:w="120"/>
-              <w:bottom w:type="dxa" w:w="60"/>
-              <w:right w:type="dxa" w:w="120"/>
-            </w:tcMar>
-            <w:vAlign w:val="top"/>
-          </w:tcPr>
-          <w:p>
-            <w:pPr>
-              <w:spacing w:after="40" w:before="0"/>
-              <w:jc w:val="left"/>
-            </w:pPr>
-            <w:r>
-              <w:rPr>
-                <w:rFonts w:ascii="Arial" w:cs="Arial" w:eastAsia="Arial" w:hAnsi="Arial"/>
-                <w:b/>
-                <w:bCs/>
-                <w:i w:val="false"/>
-                <w:iCs w:val="false"/>
-                <w:color w:val="000000"/>
-                <w:sz w:val="18"/>
-                <w:szCs w:val="18"/>
-              </w:rPr>
-              <w:t xml:space="preserve">Phase 4 — Driving Question Board (DQB) Update</w:t>
+            <w:shd w:fill="FCE4D6" w:color="auto" w:val="clear"/>
+            <w:tcMar>
+              <w:top w:type="dxa" w:w="60"/>
+              <w:left w:type="dxa" w:w="120"/>
+              <w:bottom w:type="dxa" w:w="60"/>
+              <w:right w:type="dxa" w:w="120"/>
+            </w:tcMar>
+            <w:vAlign w:val="top"/>
+          </w:tcPr>
+          <w:p>
+            <w:pPr>
+              <w:spacing w:after="40" w:before="0"/>
+              <w:jc w:val="left"/>
+            </w:pPr>
+            <w:r>
+              <w:rPr>
+                <w:rFonts w:ascii="Arial" w:cs="Arial" w:eastAsia="Arial" w:hAnsi="Arial"/>
+                <w:b/>
+                <w:bCs/>
+                <w:i w:val="false"/>
+                <w:iCs w:val="false"/>
+                <w:color w:val="000000"/>
+                <w:sz w:val="18"/>
+                <w:szCs w:val="18"/>
+              </w:rPr>
+              <w:t xml:space="preserve">Driving Question Board (DQB) Creation</w:t>
             </w:r>
           </w:p>
           <w:p>
@@ -15714,7 +15714,7 @@
             <w:pPr>
               <w:spacing w:after="20" w:before="0"/>
             </w:pPr>
-            <w:hyperlink w:history="1" r:id="rIdesqc9wixff59dlmiljz1m">
+            <w:hyperlink w:history="1" r:id="rIdkjcd1qd--ghbkvaewfpzw">
               <w:r>
                 <w:rPr>
                   <w:rFonts w:ascii="Arial" w:cs="Arial" w:eastAsia="Arial" w:hAnsi="Arial"/>
@@ -15747,7 +15747,7 @@
               <w:spacing w:after="10" w:before="0"/>
               <w:ind w:left="120"/>
             </w:pPr>
-            <w:hyperlink w:history="1" r:id="rId_qdva7wylsvkkzvdhkj5e">
+            <w:hyperlink w:history="1" r:id="rId6pllgspjqwbenfzqtdpqz">
               <w:r>
                 <w:rPr>
                   <w:rFonts w:ascii="Arial" w:cs="Arial" w:eastAsia="Arial" w:hAnsi="Arial"/>
@@ -15792,7 +15792,7 @@
             <w:pPr>
               <w:spacing w:after="20" w:before="0"/>
             </w:pPr>
-            <w:hyperlink w:history="1" r:id="rIdqh8ki5dya_0vfgfvufchs">
+            <w:hyperlink w:history="1" r:id="rIdwpwma2byxrjtpkw9aon9c">
               <w:r>
                 <w:rPr>
                   <w:rFonts w:ascii="Arial" w:cs="Arial" w:eastAsia="Arial" w:hAnsi="Arial"/>
@@ -15825,7 +15825,7 @@
               <w:spacing w:after="10" w:before="0"/>
               <w:ind w:left="120"/>
             </w:pPr>
-            <w:hyperlink w:history="1" r:id="rIdpkk7andgdenk6_frswazi">
+            <w:hyperlink w:history="1" r:id="rIdbjadhjbogluslaqo4xj2v">
               <w:r>
                 <w:rPr>
                   <w:rFonts w:ascii="Arial" w:cs="Arial" w:eastAsia="Arial" w:hAnsi="Arial"/>
@@ -15972,32 +15972,32 @@
         <w:tc>
           <w:tcPr>
             <w:tcW w:type="dxa" w:w="1520"/>
-            <w:shd w:fill="F2F2F2" w:color="auto" w:val="clear"/>
-            <w:tcMar>
-              <w:top w:type="dxa" w:w="60"/>
-              <w:left w:type="dxa" w:w="120"/>
-              <w:bottom w:type="dxa" w:w="60"/>
-              <w:right w:type="dxa" w:w="120"/>
-            </w:tcMar>
-            <w:vAlign w:val="top"/>
-          </w:tcPr>
-          <w:p>
-            <w:pPr>
-              <w:spacing w:after="40" w:before="0"/>
-              <w:jc w:val="left"/>
-            </w:pPr>
-            <w:r>
-              <w:rPr>
-                <w:rFonts w:ascii="Arial" w:cs="Arial" w:eastAsia="Arial" w:hAnsi="Arial"/>
-                <w:b/>
-                <w:bCs/>
-                <w:i w:val="false"/>
-                <w:iCs w:val="false"/>
-                <w:color w:val="000000"/>
-                <w:sz w:val="18"/>
-                <w:szCs w:val="18"/>
-              </w:rPr>
-              <w:t xml:space="preserve">Phase 5 — Model Building</w:t>
+            <w:shd w:fill="D5E8F0" w:color="auto" w:val="clear"/>
+            <w:tcMar>
+              <w:top w:type="dxa" w:w="60"/>
+              <w:left w:type="dxa" w:w="120"/>
+              <w:bottom w:type="dxa" w:w="60"/>
+              <w:right w:type="dxa" w:w="120"/>
+            </w:tcMar>
+            <w:vAlign w:val="top"/>
+          </w:tcPr>
+          <w:p>
+            <w:pPr>
+              <w:spacing w:after="40" w:before="0"/>
+              <w:jc w:val="left"/>
+            </w:pPr>
+            <w:r>
+              <w:rPr>
+                <w:rFonts w:ascii="Arial" w:cs="Arial" w:eastAsia="Arial" w:hAnsi="Arial"/>
+                <w:b/>
+                <w:bCs/>
+                <w:i w:val="false"/>
+                <w:iCs w:val="false"/>
+                <w:color w:val="000000"/>
+                <w:sz w:val="18"/>
+                <w:szCs w:val="18"/>
+              </w:rPr>
+              <w:t xml:space="preserve">Model Building Phase</w:t>
             </w:r>
           </w:p>
           <w:p>
@@ -16020,7 +16020,7 @@
             <w:pPr>
               <w:spacing w:after="20" w:before="0"/>
             </w:pPr>
-            <w:hyperlink w:history="1" r:id="rIdolesveyg7iw5j8fpjkml_">
+            <w:hyperlink w:history="1" r:id="rIdbbcuy7qjitwknq1mxaq77">
               <w:r>
                 <w:rPr>
                   <w:rFonts w:ascii="Arial" w:cs="Arial" w:eastAsia="Arial" w:hAnsi="Arial"/>
@@ -16053,7 +16053,7 @@
               <w:spacing w:after="10" w:before="0"/>
               <w:ind w:left="120"/>
             </w:pPr>
-            <w:hyperlink w:history="1" r:id="rIdj8rq-a2llh-9zmmwqwfrr">
+            <w:hyperlink w:history="1" r:id="rId80-ejc8ncgwsqisep6tug">
               <w:r>
                 <w:rPr>
                   <w:rFonts w:ascii="Arial" w:cs="Arial" w:eastAsia="Arial" w:hAnsi="Arial"/>
@@ -16098,7 +16098,7 @@
             <w:pPr>
               <w:spacing w:after="20" w:before="0"/>
             </w:pPr>
-            <w:hyperlink w:history="1" r:id="rIdbaawamjfmcy0bwawfez99">
+            <w:hyperlink w:history="1" r:id="rIdhybzhfckdc_wikyimbvfg">
               <w:r>
                 <w:rPr>
                   <w:rFonts w:ascii="Arial" w:cs="Arial" w:eastAsia="Arial" w:hAnsi="Arial"/>
@@ -16131,7 +16131,7 @@
               <w:spacing w:after="10" w:before="0"/>
               <w:ind w:left="120"/>
             </w:pPr>
-            <w:hyperlink w:history="1" r:id="rIdiifs_b6qghzbujzjtz6ce">
+            <w:hyperlink w:history="1" r:id="rId3ykbvxjwvzdpqbexcsua9">
               <w:r>
                 <w:rPr>
                   <w:rFonts w:ascii="Arial" w:cs="Arial" w:eastAsia="Arial" w:hAnsi="Arial"/>
@@ -17570,32 +17570,32 @@
         <w:tc>
           <w:tcPr>
             <w:tcW w:type="dxa" w:w="1520"/>
-            <w:shd w:fill="F2F2F2" w:color="auto" w:val="clear"/>
-            <w:tcMar>
-              <w:top w:type="dxa" w:w="60"/>
-              <w:left w:type="dxa" w:w="120"/>
-              <w:bottom w:type="dxa" w:w="60"/>
-              <w:right w:type="dxa" w:w="120"/>
-            </w:tcMar>
-            <w:vAlign w:val="top"/>
-          </w:tcPr>
-          <w:p>
-            <w:pPr>
-              <w:spacing w:after="40" w:before="0"/>
-              <w:jc w:val="left"/>
-            </w:pPr>
-            <w:r>
-              <w:rPr>
-                <w:rFonts w:ascii="Arial" w:cs="Arial" w:eastAsia="Arial" w:hAnsi="Arial"/>
-                <w:b/>
-                <w:bCs/>
-                <w:i w:val="false"/>
-                <w:iCs w:val="false"/>
-                <w:color w:val="000000"/>
-                <w:sz w:val="18"/>
-                <w:szCs w:val="18"/>
-              </w:rPr>
-              <w:t xml:space="preserve">Phase 1 — Predict: Who Does Chemistry?</w:t>
+            <w:shd w:fill="EAD1F5" w:color="auto" w:val="clear"/>
+            <w:tcMar>
+              <w:top w:type="dxa" w:w="60"/>
+              <w:left w:type="dxa" w:w="120"/>
+              <w:bottom w:type="dxa" w:w="60"/>
+              <w:right w:type="dxa" w:w="120"/>
+            </w:tcMar>
+            <w:vAlign w:val="top"/>
+          </w:tcPr>
+          <w:p>
+            <w:pPr>
+              <w:spacing w:after="40" w:before="0"/>
+              <w:jc w:val="left"/>
+            </w:pPr>
+            <w:r>
+              <w:rPr>
+                <w:rFonts w:ascii="Arial" w:cs="Arial" w:eastAsia="Arial" w:hAnsi="Arial"/>
+                <w:b/>
+                <w:bCs/>
+                <w:i w:val="false"/>
+                <w:iCs w:val="false"/>
+                <w:color w:val="000000"/>
+                <w:sz w:val="18"/>
+                <w:szCs w:val="18"/>
+              </w:rPr>
+              <w:t xml:space="preserve">Predict Phase</w:t>
             </w:r>
           </w:p>
           <w:p>
@@ -17618,7 +17618,7 @@
             <w:pPr>
               <w:spacing w:after="20" w:before="0"/>
             </w:pPr>
-            <w:hyperlink w:history="1" r:id="rIdit9f6jlh_9ftps6megue7">
+            <w:hyperlink w:history="1" r:id="rId2xnhrjvq62q2ed-zhf6ti">
               <w:r>
                 <w:rPr>
                   <w:rFonts w:ascii="Arial" w:cs="Arial" w:eastAsia="Arial" w:hAnsi="Arial"/>
@@ -17651,7 +17651,7 @@
               <w:spacing w:after="10" w:before="0"/>
               <w:ind w:left="120"/>
             </w:pPr>
-            <w:hyperlink w:history="1" r:id="rIditf3n_uahcxv8ubka7uph">
+            <w:hyperlink w:history="1" r:id="rIdmpklajx0bybv6lf5fzelo">
               <w:r>
                 <w:rPr>
                   <w:rFonts w:ascii="Arial" w:cs="Arial" w:eastAsia="Arial" w:hAnsi="Arial"/>
@@ -17696,7 +17696,7 @@
             <w:pPr>
               <w:spacing w:after="20" w:before="0"/>
             </w:pPr>
-            <w:hyperlink w:history="1" r:id="rIdxmal9oqw3patx3ttzkbnr">
+            <w:hyperlink w:history="1" r:id="rId5dp6zfjabqicobttjvdmk">
               <w:r>
                 <w:rPr>
                   <w:rFonts w:ascii="Arial" w:cs="Arial" w:eastAsia="Arial" w:hAnsi="Arial"/>
@@ -17729,7 +17729,7 @@
               <w:spacing w:after="10" w:before="0"/>
               <w:ind w:left="120"/>
             </w:pPr>
-            <w:hyperlink w:history="1" r:id="rId8kubtksvl8lwnyup502un">
+            <w:hyperlink w:history="1" r:id="rIdq3xyqz8ugflsw4hpkj6ci">
               <w:r>
                 <w:rPr>
                   <w:rFonts w:ascii="Arial" w:cs="Arial" w:eastAsia="Arial" w:hAnsi="Arial"/>
@@ -17876,32 +17876,32 @@
         <w:tc>
           <w:tcPr>
             <w:tcW w:type="dxa" w:w="1520"/>
-            <w:shd w:fill="F2F2F2" w:color="auto" w:val="clear"/>
-            <w:tcMar>
-              <w:top w:type="dxa" w:w="60"/>
-              <w:left w:type="dxa" w:w="120"/>
-              <w:bottom w:type="dxa" w:w="60"/>
-              <w:right w:type="dxa" w:w="120"/>
-            </w:tcMar>
-            <w:vAlign w:val="top"/>
-          </w:tcPr>
-          <w:p>
-            <w:pPr>
-              <w:spacing w:after="40" w:before="0"/>
-              <w:jc w:val="left"/>
-            </w:pPr>
-            <w:r>
-              <w:rPr>
-                <w:rFonts w:ascii="Arial" w:cs="Arial" w:eastAsia="Arial" w:hAnsi="Arial"/>
-                <w:b/>
-                <w:bCs/>
-                <w:i w:val="false"/>
-                <w:iCs w:val="false"/>
-                <w:color w:val="000000"/>
-                <w:sz w:val="18"/>
-                <w:szCs w:val="18"/>
-              </w:rPr>
-              <w:t xml:space="preserve">Phase 2 — Observe: Jigsaw Research on Chemistry Careers</w:t>
+            <w:shd w:fill="D9EEF1" w:color="auto" w:val="clear"/>
+            <w:tcMar>
+              <w:top w:type="dxa" w:w="60"/>
+              <w:left w:type="dxa" w:w="120"/>
+              <w:bottom w:type="dxa" w:w="60"/>
+              <w:right w:type="dxa" w:w="120"/>
+            </w:tcMar>
+            <w:vAlign w:val="top"/>
+          </w:tcPr>
+          <w:p>
+            <w:pPr>
+              <w:spacing w:after="40" w:before="0"/>
+              <w:jc w:val="left"/>
+            </w:pPr>
+            <w:r>
+              <w:rPr>
+                <w:rFonts w:ascii="Arial" w:cs="Arial" w:eastAsia="Arial" w:hAnsi="Arial"/>
+                <w:b/>
+                <w:bCs/>
+                <w:i w:val="false"/>
+                <w:iCs w:val="false"/>
+                <w:color w:val="000000"/>
+                <w:sz w:val="18"/>
+                <w:szCs w:val="18"/>
+              </w:rPr>
+              <w:t xml:space="preserve">Observe Phase</w:t>
             </w:r>
           </w:p>
           <w:p>
@@ -17924,7 +17924,7 @@
             <w:pPr>
               <w:spacing w:after="20" w:before="0"/>
             </w:pPr>
-            <w:hyperlink w:history="1" r:id="rId0l7jn41gqhkool25pz0js">
+            <w:hyperlink w:history="1" r:id="rIdvtzmmbg2a9gyatbgrmlc3">
               <w:r>
                 <w:rPr>
                   <w:rFonts w:ascii="Arial" w:cs="Arial" w:eastAsia="Arial" w:hAnsi="Arial"/>
@@ -17957,7 +17957,7 @@
               <w:spacing w:after="10" w:before="0"/>
               <w:ind w:left="120"/>
             </w:pPr>
-            <w:hyperlink w:history="1" r:id="rIdtleu-sryko002ilyun7en">
+            <w:hyperlink w:history="1" r:id="rIdoua8qd3qoiyqljmdmepkj">
               <w:r>
                 <w:rPr>
                   <w:rFonts w:ascii="Arial" w:cs="Arial" w:eastAsia="Arial" w:hAnsi="Arial"/>
@@ -18002,7 +18002,7 @@
             <w:pPr>
               <w:spacing w:after="20" w:before="0"/>
             </w:pPr>
-            <w:hyperlink w:history="1" r:id="rIdqf3ix7jv7ro9vyk3lrn0d">
+            <w:hyperlink w:history="1" r:id="rIdwuiqev6v7bzcgxa7lwpwf">
               <w:r>
                 <w:rPr>
                   <w:rFonts w:ascii="Arial" w:cs="Arial" w:eastAsia="Arial" w:hAnsi="Arial"/>
@@ -18035,7 +18035,7 @@
               <w:spacing w:after="10" w:before="0"/>
               <w:ind w:left="120"/>
             </w:pPr>
-            <w:hyperlink w:history="1" r:id="rIdokv0mqtwtqlf7van-5xu_">
+            <w:hyperlink w:history="1" r:id="rIdfypnzdnsc5v5ywooxsjkh">
               <w:r>
                 <w:rPr>
                   <w:rFonts w:ascii="Arial" w:cs="Arial" w:eastAsia="Arial" w:hAnsi="Arial"/>
@@ -18182,32 +18182,32 @@
         <w:tc>
           <w:tcPr>
             <w:tcW w:type="dxa" w:w="1520"/>
-            <w:shd w:fill="F2F2F2" w:color="auto" w:val="clear"/>
-            <w:tcMar>
-              <w:top w:type="dxa" w:w="60"/>
-              <w:left w:type="dxa" w:w="120"/>
-              <w:bottom w:type="dxa" w:w="60"/>
-              <w:right w:type="dxa" w:w="120"/>
-            </w:tcMar>
-            <w:vAlign w:val="top"/>
-          </w:tcPr>
-          <w:p>
-            <w:pPr>
-              <w:spacing w:after="40" w:before="0"/>
-              <w:jc w:val="left"/>
-            </w:pPr>
-            <w:r>
-              <w:rPr>
-                <w:rFonts w:ascii="Arial" w:cs="Arial" w:eastAsia="Arial" w:hAnsi="Arial"/>
-                <w:b/>
-                <w:bCs/>
-                <w:i w:val="false"/>
-                <w:iCs w:val="false"/>
-                <w:color w:val="000000"/>
-                <w:sz w:val="18"/>
-                <w:szCs w:val="18"/>
-              </w:rPr>
-              <w:t xml:space="preserve">Phase 3 — Explain: Plenary Presentations and Structured Academic Controversy Debate</w:t>
+            <w:shd w:fill="E2EFDA" w:color="auto" w:val="clear"/>
+            <w:tcMar>
+              <w:top w:type="dxa" w:w="60"/>
+              <w:left w:type="dxa" w:w="120"/>
+              <w:bottom w:type="dxa" w:w="60"/>
+              <w:right w:type="dxa" w:w="120"/>
+            </w:tcMar>
+            <w:vAlign w:val="top"/>
+          </w:tcPr>
+          <w:p>
+            <w:pPr>
+              <w:spacing w:after="40" w:before="0"/>
+              <w:jc w:val="left"/>
+            </w:pPr>
+            <w:r>
+              <w:rPr>
+                <w:rFonts w:ascii="Arial" w:cs="Arial" w:eastAsia="Arial" w:hAnsi="Arial"/>
+                <w:b/>
+                <w:bCs/>
+                <w:i w:val="false"/>
+                <w:iCs w:val="false"/>
+                <w:color w:val="000000"/>
+                <w:sz w:val="18"/>
+                <w:szCs w:val="18"/>
+              </w:rPr>
+              <w:t xml:space="preserve">Explain Phase</w:t>
             </w:r>
           </w:p>
           <w:p>
@@ -18230,7 +18230,7 @@
             <w:pPr>
               <w:spacing w:after="20" w:before="0"/>
             </w:pPr>
-            <w:hyperlink w:history="1" r:id="rId75d-irmglfzrcoewn_5t1">
+            <w:hyperlink w:history="1" r:id="rIddji1y0sitbupefuraq6ig">
               <w:r>
                 <w:rPr>
                   <w:rFonts w:ascii="Arial" w:cs="Arial" w:eastAsia="Arial" w:hAnsi="Arial"/>
@@ -18263,7 +18263,7 @@
               <w:spacing w:after="10" w:before="0"/>
               <w:ind w:left="120"/>
             </w:pPr>
-            <w:hyperlink w:history="1" r:id="rIdse-s10d-afkuvp_-kkc4g">
+            <w:hyperlink w:history="1" r:id="rIdm9yq4s91uppm8bbsx73th">
               <w:r>
                 <w:rPr>
                   <w:rFonts w:ascii="Arial" w:cs="Arial" w:eastAsia="Arial" w:hAnsi="Arial"/>
@@ -18308,7 +18308,7 @@
             <w:pPr>
               <w:spacing w:after="20" w:before="0"/>
             </w:pPr>
-            <w:hyperlink w:history="1" r:id="rIdoak85-p19xjw8knypnlih">
+            <w:hyperlink w:history="1" r:id="rIdhywwam6c3fyyrhnbhgrux">
               <w:r>
                 <w:rPr>
                   <w:rFonts w:ascii="Arial" w:cs="Arial" w:eastAsia="Arial" w:hAnsi="Arial"/>
@@ -18341,7 +18341,7 @@
               <w:spacing w:after="10" w:before="0"/>
               <w:ind w:left="120"/>
             </w:pPr>
-            <w:hyperlink w:history="1" r:id="rId4juknvjj83oxtiuz5hzwq">
+            <w:hyperlink w:history="1" r:id="rIdp6azzegf6c2unkrrv0mxo">
               <w:r>
                 <w:rPr>
                   <w:rFonts w:ascii="Arial" w:cs="Arial" w:eastAsia="Arial" w:hAnsi="Arial"/>
@@ -18488,32 +18488,32 @@
         <w:tc>
           <w:tcPr>
             <w:tcW w:type="dxa" w:w="1520"/>
-            <w:shd w:fill="F2F2F2" w:color="auto" w:val="clear"/>
-            <w:tcMar>
-              <w:top w:type="dxa" w:w="60"/>
-              <w:left w:type="dxa" w:w="120"/>
-              <w:bottom w:type="dxa" w:w="60"/>
-              <w:right w:type="dxa" w:w="120"/>
-            </w:tcMar>
-            <w:vAlign w:val="top"/>
-          </w:tcPr>
-          <w:p>
-            <w:pPr>
-              <w:spacing w:after="40" w:before="0"/>
-              <w:jc w:val="left"/>
-            </w:pPr>
-            <w:r>
-              <w:rPr>
-                <w:rFonts w:ascii="Arial" w:cs="Arial" w:eastAsia="Arial" w:hAnsi="Arial"/>
-                <w:b/>
-                <w:bCs/>
-                <w:i w:val="false"/>
-                <w:iCs w:val="false"/>
-                <w:color w:val="000000"/>
-                <w:sz w:val="18"/>
-                <w:szCs w:val="18"/>
-              </w:rPr>
-              <w:t xml:space="preserve">Phase 4 — Driving Question Board (DQB) Update</w:t>
+            <w:shd w:fill="FCE4D6" w:color="auto" w:val="clear"/>
+            <w:tcMar>
+              <w:top w:type="dxa" w:w="60"/>
+              <w:left w:type="dxa" w:w="120"/>
+              <w:bottom w:type="dxa" w:w="60"/>
+              <w:right w:type="dxa" w:w="120"/>
+            </w:tcMar>
+            <w:vAlign w:val="top"/>
+          </w:tcPr>
+          <w:p>
+            <w:pPr>
+              <w:spacing w:after="40" w:before="0"/>
+              <w:jc w:val="left"/>
+            </w:pPr>
+            <w:r>
+              <w:rPr>
+                <w:rFonts w:ascii="Arial" w:cs="Arial" w:eastAsia="Arial" w:hAnsi="Arial"/>
+                <w:b/>
+                <w:bCs/>
+                <w:i w:val="false"/>
+                <w:iCs w:val="false"/>
+                <w:color w:val="000000"/>
+                <w:sz w:val="18"/>
+                <w:szCs w:val="18"/>
+              </w:rPr>
+              <w:t xml:space="preserve">Driving Question Board (DQB) Creation</w:t>
             </w:r>
           </w:p>
           <w:p>
@@ -18536,7 +18536,7 @@
             <w:pPr>
               <w:spacing w:after="20" w:before="0"/>
             </w:pPr>
-            <w:hyperlink w:history="1" r:id="rIdlof9i9vthcjecgb5upr5f">
+            <w:hyperlink w:history="1" r:id="rIdfento1wk1f1iwox-5p6ya">
               <w:r>
                 <w:rPr>
                   <w:rFonts w:ascii="Arial" w:cs="Arial" w:eastAsia="Arial" w:hAnsi="Arial"/>
@@ -18569,7 +18569,7 @@
               <w:spacing w:after="10" w:before="0"/>
               <w:ind w:left="120"/>
             </w:pPr>
-            <w:hyperlink w:history="1" r:id="rId_rmfuzxn3c7juvpyfnchx">
+            <w:hyperlink w:history="1" r:id="rIdme8zn4menpmkxc1ialtd3">
               <w:r>
                 <w:rPr>
                   <w:rFonts w:ascii="Arial" w:cs="Arial" w:eastAsia="Arial" w:hAnsi="Arial"/>
@@ -18614,7 +18614,7 @@
             <w:pPr>
               <w:spacing w:after="20" w:before="0"/>
             </w:pPr>
-            <w:hyperlink w:history="1" r:id="rIdt_ohc8ijrk8utiiucvc0h">
+            <w:hyperlink w:history="1" r:id="rIdrzswebupjks1jdchblryr">
               <w:r>
                 <w:rPr>
                   <w:rFonts w:ascii="Arial" w:cs="Arial" w:eastAsia="Arial" w:hAnsi="Arial"/>
@@ -18647,7 +18647,7 @@
               <w:spacing w:after="10" w:before="0"/>
               <w:ind w:left="120"/>
             </w:pPr>
-            <w:hyperlink w:history="1" r:id="rId0cs1scobvp5nyw6_svxp_">
+            <w:hyperlink w:history="1" r:id="rIdzkexdk9g6zkoghob06zns">
               <w:r>
                 <w:rPr>
                   <w:rFonts w:ascii="Arial" w:cs="Arial" w:eastAsia="Arial" w:hAnsi="Arial"/>
@@ -18794,32 +18794,32 @@
         <w:tc>
           <w:tcPr>
             <w:tcW w:type="dxa" w:w="1520"/>
-            <w:shd w:fill="F2F2F2" w:color="auto" w:val="clear"/>
-            <w:tcMar>
-              <w:top w:type="dxa" w:w="60"/>
-              <w:left w:type="dxa" w:w="120"/>
-              <w:bottom w:type="dxa" w:w="60"/>
-              <w:right w:type="dxa" w:w="120"/>
-            </w:tcMar>
-            <w:vAlign w:val="top"/>
-          </w:tcPr>
-          <w:p>
-            <w:pPr>
-              <w:spacing w:after="40" w:before="0"/>
-              <w:jc w:val="left"/>
-            </w:pPr>
-            <w:r>
-              <w:rPr>
-                <w:rFonts w:ascii="Arial" w:cs="Arial" w:eastAsia="Arial" w:hAnsi="Arial"/>
-                <w:b/>
-                <w:bCs/>
-                <w:i w:val="false"/>
-                <w:iCs w:val="false"/>
-                <w:color w:val="000000"/>
-                <w:sz w:val="18"/>
-                <w:szCs w:val="18"/>
-              </w:rPr>
-              <w:t xml:space="preserve">Phase 5 — Model Building: Updating the Chemistry Concept Map</w:t>
+            <w:shd w:fill="D5E8F0" w:color="auto" w:val="clear"/>
+            <w:tcMar>
+              <w:top w:type="dxa" w:w="60"/>
+              <w:left w:type="dxa" w:w="120"/>
+              <w:bottom w:type="dxa" w:w="60"/>
+              <w:right w:type="dxa" w:w="120"/>
+            </w:tcMar>
+            <w:vAlign w:val="top"/>
+          </w:tcPr>
+          <w:p>
+            <w:pPr>
+              <w:spacing w:after="40" w:before="0"/>
+              <w:jc w:val="left"/>
+            </w:pPr>
+            <w:r>
+              <w:rPr>
+                <w:rFonts w:ascii="Arial" w:cs="Arial" w:eastAsia="Arial" w:hAnsi="Arial"/>
+                <w:b/>
+                <w:bCs/>
+                <w:i w:val="false"/>
+                <w:iCs w:val="false"/>
+                <w:color w:val="000000"/>
+                <w:sz w:val="18"/>
+                <w:szCs w:val="18"/>
+              </w:rPr>
+              <w:t xml:space="preserve">Model Building Phase</w:t>
             </w:r>
           </w:p>
           <w:p>
@@ -18842,7 +18842,7 @@
             <w:pPr>
               <w:spacing w:after="20" w:before="0"/>
             </w:pPr>
-            <w:hyperlink w:history="1" r:id="rId5pf6gl8nelchvl165hh2b">
+            <w:hyperlink w:history="1" r:id="rIdpq7xh5ef_kzptlfmbvr1e">
               <w:r>
                 <w:rPr>
                   <w:rFonts w:ascii="Arial" w:cs="Arial" w:eastAsia="Arial" w:hAnsi="Arial"/>
@@ -18875,7 +18875,7 @@
               <w:spacing w:after="10" w:before="0"/>
               <w:ind w:left="120"/>
             </w:pPr>
-            <w:hyperlink w:history="1" r:id="rId6fje9na8zb1wd6ubdqlsj">
+            <w:hyperlink w:history="1" r:id="rIda-edwo15jfcmewkgnhbox">
               <w:r>
                 <w:rPr>
                   <w:rFonts w:ascii="Arial" w:cs="Arial" w:eastAsia="Arial" w:hAnsi="Arial"/>
@@ -18920,7 +18920,7 @@
             <w:pPr>
               <w:spacing w:after="20" w:before="0"/>
             </w:pPr>
-            <w:hyperlink w:history="1" r:id="rIdyymtlew6nbsygmj5fdvqh">
+            <w:hyperlink w:history="1" r:id="rId8ywu74azg7t_aephc61pa">
               <w:r>
                 <w:rPr>
                   <w:rFonts w:ascii="Arial" w:cs="Arial" w:eastAsia="Arial" w:hAnsi="Arial"/>
@@ -18953,7 +18953,7 @@
               <w:spacing w:after="10" w:before="0"/>
               <w:ind w:left="120"/>
             </w:pPr>
-            <w:hyperlink w:history="1" r:id="rIdqvvtqebefklsvbqhvkmup">
+            <w:hyperlink w:history="1" r:id="rId0f7lt4umcbwuhlnjjcyah">
               <w:r>
                 <w:rPr>
                   <w:rFonts w:ascii="Arial" w:cs="Arial" w:eastAsia="Arial" w:hAnsi="Arial"/>
@@ -20392,32 +20392,32 @@
         <w:tc>
           <w:tcPr>
             <w:tcW w:type="dxa" w:w="1520"/>
-            <w:shd w:fill="F2F2F2" w:color="auto" w:val="clear"/>
-            <w:tcMar>
-              <w:top w:type="dxa" w:w="60"/>
-              <w:left w:type="dxa" w:w="120"/>
-              <w:bottom w:type="dxa" w:w="60"/>
-              <w:right w:type="dxa" w:w="120"/>
-            </w:tcMar>
-            <w:vAlign w:val="top"/>
-          </w:tcPr>
-          <w:p>
-            <w:pPr>
-              <w:spacing w:after="40" w:before="0"/>
-              <w:jc w:val="left"/>
-            </w:pPr>
-            <w:r>
-              <w:rPr>
-                <w:rFonts w:ascii="Arial" w:cs="Arial" w:eastAsia="Arial" w:hAnsi="Arial"/>
-                <w:b/>
-                <w:bCs/>
-                <w:i w:val="false"/>
-                <w:iCs w:val="false"/>
-                <w:color w:val="000000"/>
-                <w:sz w:val="18"/>
-                <w:szCs w:val="18"/>
-              </w:rPr>
-              <w:t xml:space="preserve">Phase 1 — Predict (0–12 min)</w:t>
+            <w:shd w:fill="EAD1F5" w:color="auto" w:val="clear"/>
+            <w:tcMar>
+              <w:top w:type="dxa" w:w="60"/>
+              <w:left w:type="dxa" w:w="120"/>
+              <w:bottom w:type="dxa" w:w="60"/>
+              <w:right w:type="dxa" w:w="120"/>
+            </w:tcMar>
+            <w:vAlign w:val="top"/>
+          </w:tcPr>
+          <w:p>
+            <w:pPr>
+              <w:spacing w:after="40" w:before="0"/>
+              <w:jc w:val="left"/>
+            </w:pPr>
+            <w:r>
+              <w:rPr>
+                <w:rFonts w:ascii="Arial" w:cs="Arial" w:eastAsia="Arial" w:hAnsi="Arial"/>
+                <w:b/>
+                <w:bCs/>
+                <w:i w:val="false"/>
+                <w:iCs w:val="false"/>
+                <w:color w:val="000000"/>
+                <w:sz w:val="18"/>
+                <w:szCs w:val="18"/>
+              </w:rPr>
+              <w:t xml:space="preserve">Predict Phase</w:t>
             </w:r>
           </w:p>
           <w:p>
@@ -20440,7 +20440,7 @@
             <w:pPr>
               <w:spacing w:after="20" w:before="0"/>
             </w:pPr>
-            <w:hyperlink w:history="1" r:id="rIdnaqdeixhaacva4bxhrxbk">
+            <w:hyperlink w:history="1" r:id="rIdimh9dqijq_i6qxlxo8eek">
               <w:r>
                 <w:rPr>
                   <w:rFonts w:ascii="Arial" w:cs="Arial" w:eastAsia="Arial" w:hAnsi="Arial"/>
@@ -20473,7 +20473,7 @@
               <w:spacing w:after="10" w:before="0"/>
               <w:ind w:left="120"/>
             </w:pPr>
-            <w:hyperlink w:history="1" r:id="rIdpzfwh_ga8syc9fi4jcxwb">
+            <w:hyperlink w:history="1" r:id="rIdvlijqz42sgxrnlgem5vsj">
               <w:r>
                 <w:rPr>
                   <w:rFonts w:ascii="Arial" w:cs="Arial" w:eastAsia="Arial" w:hAnsi="Arial"/>
@@ -20518,7 +20518,7 @@
             <w:pPr>
               <w:spacing w:after="20" w:before="0"/>
             </w:pPr>
-            <w:hyperlink w:history="1" r:id="rIdyd-phfnwlndmgzc5bu_0f">
+            <w:hyperlink w:history="1" r:id="rIdpspauroepa0iedq0unsal">
               <w:r>
                 <w:rPr>
                   <w:rFonts w:ascii="Arial" w:cs="Arial" w:eastAsia="Arial" w:hAnsi="Arial"/>
@@ -20551,7 +20551,7 @@
               <w:spacing w:after="10" w:before="0"/>
               <w:ind w:left="120"/>
             </w:pPr>
-            <w:hyperlink w:history="1" r:id="rIdfzo0a2zg-wplohuti6whh">
+            <w:hyperlink w:history="1" r:id="rIdbpyraaraunmy7qm_z1ojn">
               <w:r>
                 <w:rPr>
                   <w:rFonts w:ascii="Arial" w:cs="Arial" w:eastAsia="Arial" w:hAnsi="Arial"/>
@@ -20698,32 +20698,32 @@
         <w:tc>
           <w:tcPr>
             <w:tcW w:type="dxa" w:w="1520"/>
-            <w:shd w:fill="F2F2F2" w:color="auto" w:val="clear"/>
-            <w:tcMar>
-              <w:top w:type="dxa" w:w="60"/>
-              <w:left w:type="dxa" w:w="120"/>
-              <w:bottom w:type="dxa" w:w="60"/>
-              <w:right w:type="dxa" w:w="120"/>
-            </w:tcMar>
-            <w:vAlign w:val="top"/>
-          </w:tcPr>
-          <w:p>
-            <w:pPr>
-              <w:spacing w:after="40" w:before="0"/>
-              <w:jc w:val="left"/>
-            </w:pPr>
-            <w:r>
-              <w:rPr>
-                <w:rFonts w:ascii="Arial" w:cs="Arial" w:eastAsia="Arial" w:hAnsi="Arial"/>
-                <w:b/>
-                <w:bCs/>
-                <w:i w:val="false"/>
-                <w:iCs w:val="false"/>
-                <w:color w:val="000000"/>
-                <w:sz w:val="18"/>
-                <w:szCs w:val="18"/>
-              </w:rPr>
-              <w:t xml:space="preserve">Phase 2 — Observe (12–35 min)</w:t>
+            <w:shd w:fill="D9EEF1" w:color="auto" w:val="clear"/>
+            <w:tcMar>
+              <w:top w:type="dxa" w:w="60"/>
+              <w:left w:type="dxa" w:w="120"/>
+              <w:bottom w:type="dxa" w:w="60"/>
+              <w:right w:type="dxa" w:w="120"/>
+            </w:tcMar>
+            <w:vAlign w:val="top"/>
+          </w:tcPr>
+          <w:p>
+            <w:pPr>
+              <w:spacing w:after="40" w:before="0"/>
+              <w:jc w:val="left"/>
+            </w:pPr>
+            <w:r>
+              <w:rPr>
+                <w:rFonts w:ascii="Arial" w:cs="Arial" w:eastAsia="Arial" w:hAnsi="Arial"/>
+                <w:b/>
+                <w:bCs/>
+                <w:i w:val="false"/>
+                <w:iCs w:val="false"/>
+                <w:color w:val="000000"/>
+                <w:sz w:val="18"/>
+                <w:szCs w:val="18"/>
+              </w:rPr>
+              <w:t xml:space="preserve">Observe Phase</w:t>
             </w:r>
           </w:p>
           <w:p>
@@ -20746,7 +20746,7 @@
             <w:pPr>
               <w:spacing w:after="20" w:before="0"/>
             </w:pPr>
-            <w:hyperlink w:history="1" r:id="rIdoyws_vy7ks9szatmr606q">
+            <w:hyperlink w:history="1" r:id="rIdtbgs6mracjsmpbis2q_mb">
               <w:r>
                 <w:rPr>
                   <w:rFonts w:ascii="Arial" w:cs="Arial" w:eastAsia="Arial" w:hAnsi="Arial"/>
@@ -20779,7 +20779,7 @@
               <w:spacing w:after="10" w:before="0"/>
               <w:ind w:left="120"/>
             </w:pPr>
-            <w:hyperlink w:history="1" r:id="rIdwlx25ndihprvqhskvjpoa">
+            <w:hyperlink w:history="1" r:id="rIdtuxpltziw2v-lblbg49ee">
               <w:r>
                 <w:rPr>
                   <w:rFonts w:ascii="Arial" w:cs="Arial" w:eastAsia="Arial" w:hAnsi="Arial"/>
@@ -20824,7 +20824,7 @@
             <w:pPr>
               <w:spacing w:after="20" w:before="0"/>
             </w:pPr>
-            <w:hyperlink w:history="1" r:id="rIdcdzswnntflfardayuxspd">
+            <w:hyperlink w:history="1" r:id="rIdm25tnpeyymagqirwjx6-k">
               <w:r>
                 <w:rPr>
                   <w:rFonts w:ascii="Arial" w:cs="Arial" w:eastAsia="Arial" w:hAnsi="Arial"/>
@@ -20857,7 +20857,7 @@
               <w:spacing w:after="10" w:before="0"/>
               <w:ind w:left="120"/>
             </w:pPr>
-            <w:hyperlink w:history="1" r:id="rIdsdahjavolf0lxf_x6ohvf">
+            <w:hyperlink w:history="1" r:id="rIdzkqdm8tdwsuoekaohdzwh">
               <w:r>
                 <w:rPr>
                   <w:rFonts w:ascii="Arial" w:cs="Arial" w:eastAsia="Arial" w:hAnsi="Arial"/>
@@ -21004,32 +21004,32 @@
         <w:tc>
           <w:tcPr>
             <w:tcW w:type="dxa" w:w="1520"/>
-            <w:shd w:fill="F2F2F2" w:color="auto" w:val="clear"/>
-            <w:tcMar>
-              <w:top w:type="dxa" w:w="60"/>
-              <w:left w:type="dxa" w:w="120"/>
-              <w:bottom w:type="dxa" w:w="60"/>
-              <w:right w:type="dxa" w:w="120"/>
-            </w:tcMar>
-            <w:vAlign w:val="top"/>
-          </w:tcPr>
-          <w:p>
-            <w:pPr>
-              <w:spacing w:after="40" w:before="0"/>
-              <w:jc w:val="left"/>
-            </w:pPr>
-            <w:r>
-              <w:rPr>
-                <w:rFonts w:ascii="Arial" w:cs="Arial" w:eastAsia="Arial" w:hAnsi="Arial"/>
-                <w:b/>
-                <w:bCs/>
-                <w:i w:val="false"/>
-                <w:iCs w:val="false"/>
-                <w:color w:val="000000"/>
-                <w:sz w:val="18"/>
-                <w:szCs w:val="18"/>
-              </w:rPr>
-              <w:t xml:space="preserve">Phase 3 — Explain (35–58 min)</w:t>
+            <w:shd w:fill="E2EFDA" w:color="auto" w:val="clear"/>
+            <w:tcMar>
+              <w:top w:type="dxa" w:w="60"/>
+              <w:left w:type="dxa" w:w="120"/>
+              <w:bottom w:type="dxa" w:w="60"/>
+              <w:right w:type="dxa" w:w="120"/>
+            </w:tcMar>
+            <w:vAlign w:val="top"/>
+          </w:tcPr>
+          <w:p>
+            <w:pPr>
+              <w:spacing w:after="40" w:before="0"/>
+              <w:jc w:val="left"/>
+            </w:pPr>
+            <w:r>
+              <w:rPr>
+                <w:rFonts w:ascii="Arial" w:cs="Arial" w:eastAsia="Arial" w:hAnsi="Arial"/>
+                <w:b/>
+                <w:bCs/>
+                <w:i w:val="false"/>
+                <w:iCs w:val="false"/>
+                <w:color w:val="000000"/>
+                <w:sz w:val="18"/>
+                <w:szCs w:val="18"/>
+              </w:rPr>
+              <w:t xml:space="preserve">Explain Phase</w:t>
             </w:r>
           </w:p>
           <w:p>
@@ -21052,7 +21052,7 @@
             <w:pPr>
               <w:spacing w:after="20" w:before="0"/>
             </w:pPr>
-            <w:hyperlink w:history="1" r:id="rIdhi5q8z1befl4pdlox8dbk">
+            <w:hyperlink w:history="1" r:id="rIdhe7klf9rziimukzmssi64">
               <w:r>
                 <w:rPr>
                   <w:rFonts w:ascii="Arial" w:cs="Arial" w:eastAsia="Arial" w:hAnsi="Arial"/>
@@ -21085,7 +21085,7 @@
               <w:spacing w:after="10" w:before="0"/>
               <w:ind w:left="120"/>
             </w:pPr>
-            <w:hyperlink w:history="1" r:id="rId7igsqoa7efukap8hhhuxc">
+            <w:hyperlink w:history="1" r:id="rIdfrjtsdkbcuy9zk7vnfprz">
               <w:r>
                 <w:rPr>
                   <w:rFonts w:ascii="Arial" w:cs="Arial" w:eastAsia="Arial" w:hAnsi="Arial"/>
@@ -21130,7 +21130,7 @@
             <w:pPr>
               <w:spacing w:after="20" w:before="0"/>
             </w:pPr>
-            <w:hyperlink w:history="1" r:id="rIdomy0ol68n_tot1cmhtym3">
+            <w:hyperlink w:history="1" r:id="rIdc57slszllfxu2huc2yopr">
               <w:r>
                 <w:rPr>
                   <w:rFonts w:ascii="Arial" w:cs="Arial" w:eastAsia="Arial" w:hAnsi="Arial"/>
@@ -21163,7 +21163,7 @@
               <w:spacing w:after="10" w:before="0"/>
               <w:ind w:left="120"/>
             </w:pPr>
-            <w:hyperlink w:history="1" r:id="rIdjisv9ifsxb6_ihxyfw2wa">
+            <w:hyperlink w:history="1" r:id="rIdpcsgrim1ea7ntmnt6srbs">
               <w:r>
                 <w:rPr>
                   <w:rFonts w:ascii="Arial" w:cs="Arial" w:eastAsia="Arial" w:hAnsi="Arial"/>
@@ -21310,32 +21310,32 @@
         <w:tc>
           <w:tcPr>
             <w:tcW w:type="dxa" w:w="1520"/>
-            <w:shd w:fill="F2F2F2" w:color="auto" w:val="clear"/>
-            <w:tcMar>
-              <w:top w:type="dxa" w:w="60"/>
-              <w:left w:type="dxa" w:w="120"/>
-              <w:bottom w:type="dxa" w:w="60"/>
-              <w:right w:type="dxa" w:w="120"/>
-            </w:tcMar>
-            <w:vAlign w:val="top"/>
-          </w:tcPr>
-          <w:p>
-            <w:pPr>
-              <w:spacing w:after="40" w:before="0"/>
-              <w:jc w:val="left"/>
-            </w:pPr>
-            <w:r>
-              <w:rPr>
-                <w:rFonts w:ascii="Arial" w:cs="Arial" w:eastAsia="Arial" w:hAnsi="Arial"/>
-                <w:b/>
-                <w:bCs/>
-                <w:i w:val="false"/>
-                <w:iCs w:val="false"/>
-                <w:color w:val="000000"/>
-                <w:sz w:val="18"/>
-                <w:szCs w:val="18"/>
-              </w:rPr>
-              <w:t xml:space="preserve">Phase 4 — Driving Question Board Update (58–68 min)</w:t>
+            <w:shd w:fill="FCE4D6" w:color="auto" w:val="clear"/>
+            <w:tcMar>
+              <w:top w:type="dxa" w:w="60"/>
+              <w:left w:type="dxa" w:w="120"/>
+              <w:bottom w:type="dxa" w:w="60"/>
+              <w:right w:type="dxa" w:w="120"/>
+            </w:tcMar>
+            <w:vAlign w:val="top"/>
+          </w:tcPr>
+          <w:p>
+            <w:pPr>
+              <w:spacing w:after="40" w:before="0"/>
+              <w:jc w:val="left"/>
+            </w:pPr>
+            <w:r>
+              <w:rPr>
+                <w:rFonts w:ascii="Arial" w:cs="Arial" w:eastAsia="Arial" w:hAnsi="Arial"/>
+                <w:b/>
+                <w:bCs/>
+                <w:i w:val="false"/>
+                <w:iCs w:val="false"/>
+                <w:color w:val="000000"/>
+                <w:sz w:val="18"/>
+                <w:szCs w:val="18"/>
+              </w:rPr>
+              <w:t xml:space="preserve">Driving Question Board (DQB) Creation</w:t>
             </w:r>
           </w:p>
           <w:p>
@@ -21358,7 +21358,7 @@
             <w:pPr>
               <w:spacing w:after="20" w:before="0"/>
             </w:pPr>
-            <w:hyperlink w:history="1" r:id="rIdj1mc33r75x0icjykqh0or">
+            <w:hyperlink w:history="1" r:id="rIdw2kjrkdntct21yng9_p3y">
               <w:r>
                 <w:rPr>
                   <w:rFonts w:ascii="Arial" w:cs="Arial" w:eastAsia="Arial" w:hAnsi="Arial"/>
@@ -21391,7 +21391,7 @@
               <w:spacing w:after="10" w:before="0"/>
               <w:ind w:left="120"/>
             </w:pPr>
-            <w:hyperlink w:history="1" r:id="rIdhaej28g1vkrezcav2zsy0">
+            <w:hyperlink w:history="1" r:id="rIdh2xwwl91js7d-jmhbjqow">
               <w:r>
                 <w:rPr>
                   <w:rFonts w:ascii="Arial" w:cs="Arial" w:eastAsia="Arial" w:hAnsi="Arial"/>
@@ -21436,7 +21436,7 @@
             <w:pPr>
               <w:spacing w:after="20" w:before="0"/>
             </w:pPr>
-            <w:hyperlink w:history="1" r:id="rIdtvywccfftdst2qipeybni">
+            <w:hyperlink w:history="1" r:id="rIdq0ikizafyuhatvoudc2nw">
               <w:r>
                 <w:rPr>
                   <w:rFonts w:ascii="Arial" w:cs="Arial" w:eastAsia="Arial" w:hAnsi="Arial"/>
@@ -21469,7 +21469,7 @@
               <w:spacing w:after="10" w:before="0"/>
               <w:ind w:left="120"/>
             </w:pPr>
-            <w:hyperlink w:history="1" r:id="rId003nsprhlp-ueuewmlsql">
+            <w:hyperlink w:history="1" r:id="rIdr3wvuhyprwiyqfpbcw5dn">
               <w:r>
                 <w:rPr>
                   <w:rFonts w:ascii="Arial" w:cs="Arial" w:eastAsia="Arial" w:hAnsi="Arial"/>
@@ -21616,32 +21616,32 @@
         <w:tc>
           <w:tcPr>
             <w:tcW w:type="dxa" w:w="1520"/>
-            <w:shd w:fill="F2F2F2" w:color="auto" w:val="clear"/>
-            <w:tcMar>
-              <w:top w:type="dxa" w:w="60"/>
-              <w:left w:type="dxa" w:w="120"/>
-              <w:bottom w:type="dxa" w:w="60"/>
-              <w:right w:type="dxa" w:w="120"/>
-            </w:tcMar>
-            <w:vAlign w:val="top"/>
-          </w:tcPr>
-          <w:p>
-            <w:pPr>
-              <w:spacing w:after="40" w:before="0"/>
-              <w:jc w:val="left"/>
-            </w:pPr>
-            <w:r>
-              <w:rPr>
-                <w:rFonts w:ascii="Arial" w:cs="Arial" w:eastAsia="Arial" w:hAnsi="Arial"/>
-                <w:b/>
-                <w:bCs/>
-                <w:i w:val="false"/>
-                <w:iCs w:val="false"/>
-                <w:color w:val="000000"/>
-                <w:sz w:val="18"/>
-                <w:szCs w:val="18"/>
-              </w:rPr>
-              <w:t xml:space="preserve">Phase 5 — Model Building (68–80 min)</w:t>
+            <w:shd w:fill="D5E8F0" w:color="auto" w:val="clear"/>
+            <w:tcMar>
+              <w:top w:type="dxa" w:w="60"/>
+              <w:left w:type="dxa" w:w="120"/>
+              <w:bottom w:type="dxa" w:w="60"/>
+              <w:right w:type="dxa" w:w="120"/>
+            </w:tcMar>
+            <w:vAlign w:val="top"/>
+          </w:tcPr>
+          <w:p>
+            <w:pPr>
+              <w:spacing w:after="40" w:before="0"/>
+              <w:jc w:val="left"/>
+            </w:pPr>
+            <w:r>
+              <w:rPr>
+                <w:rFonts w:ascii="Arial" w:cs="Arial" w:eastAsia="Arial" w:hAnsi="Arial"/>
+                <w:b/>
+                <w:bCs/>
+                <w:i w:val="false"/>
+                <w:iCs w:val="false"/>
+                <w:color w:val="000000"/>
+                <w:sz w:val="18"/>
+                <w:szCs w:val="18"/>
+              </w:rPr>
+              <w:t xml:space="preserve">Model Building Phase</w:t>
             </w:r>
           </w:p>
           <w:p>
@@ -21664,7 +21664,7 @@
             <w:pPr>
               <w:spacing w:after="20" w:before="0"/>
             </w:pPr>
-            <w:hyperlink w:history="1" r:id="rIdogqj0yui3f7jzs6jz7-sf">
+            <w:hyperlink w:history="1" r:id="rIdzynza8sfiounmvbifw4lk">
               <w:r>
                 <w:rPr>
                   <w:rFonts w:ascii="Arial" w:cs="Arial" w:eastAsia="Arial" w:hAnsi="Arial"/>
@@ -21697,7 +21697,7 @@
               <w:spacing w:after="10" w:before="0"/>
               <w:ind w:left="120"/>
             </w:pPr>
-            <w:hyperlink w:history="1" r:id="rIdqr6k-css0unztowwgyk5d">
+            <w:hyperlink w:history="1" r:id="rIdpw8o5tpajeqx0dhj3-mmu">
               <w:r>
                 <w:rPr>
                   <w:rFonts w:ascii="Arial" w:cs="Arial" w:eastAsia="Arial" w:hAnsi="Arial"/>
@@ -21742,7 +21742,7 @@
             <w:pPr>
               <w:spacing w:after="20" w:before="0"/>
             </w:pPr>
-            <w:hyperlink w:history="1" r:id="rIdettl_nfci3fw4rhfw9z_s">
+            <w:hyperlink w:history="1" r:id="rId6tlgr_gasb7r2ft8jokar">
               <w:r>
                 <w:rPr>
                   <w:rFonts w:ascii="Arial" w:cs="Arial" w:eastAsia="Arial" w:hAnsi="Arial"/>
@@ -21775,7 +21775,7 @@
               <w:spacing w:after="10" w:before="0"/>
               <w:ind w:left="120"/>
             </w:pPr>
-            <w:hyperlink w:history="1" r:id="rIdfb2bcm4cfkwq0q0b7hmfr">
+            <w:hyperlink w:history="1" r:id="rIdqzwjjs1inazksxlttz0ya">
               <w:r>
                 <w:rPr>
                   <w:rFonts w:ascii="Arial" w:cs="Arial" w:eastAsia="Arial" w:hAnsi="Arial"/>
@@ -23309,32 +23309,32 @@
         <w:tc>
           <w:tcPr>
             <w:tcW w:type="dxa" w:w="1520"/>
-            <w:shd w:fill="F2F2F2" w:color="auto" w:val="clear"/>
-            <w:tcMar>
-              <w:top w:type="dxa" w:w="60"/>
-              <w:left w:type="dxa" w:w="120"/>
-              <w:bottom w:type="dxa" w:w="60"/>
-              <w:right w:type="dxa" w:w="120"/>
-            </w:tcMar>
-            <w:vAlign w:val="top"/>
-          </w:tcPr>
-          <w:p>
-            <w:pPr>
-              <w:spacing w:after="40" w:before="0"/>
-              <w:jc w:val="left"/>
-            </w:pPr>
-            <w:r>
-              <w:rPr>
-                <w:rFonts w:ascii="Arial" w:cs="Arial" w:eastAsia="Arial" w:hAnsi="Arial"/>
-                <w:b/>
-                <w:bCs/>
-                <w:i w:val="false"/>
-                <w:iCs w:val="false"/>
-                <w:color w:val="000000"/>
-                <w:sz w:val="18"/>
-                <w:szCs w:val="18"/>
-              </w:rPr>
-              <w:t xml:space="preserve">Phase 1 — Predict</w:t>
+            <w:shd w:fill="EAD1F5" w:color="auto" w:val="clear"/>
+            <w:tcMar>
+              <w:top w:type="dxa" w:w="60"/>
+              <w:left w:type="dxa" w:w="120"/>
+              <w:bottom w:type="dxa" w:w="60"/>
+              <w:right w:type="dxa" w:w="120"/>
+            </w:tcMar>
+            <w:vAlign w:val="top"/>
+          </w:tcPr>
+          <w:p>
+            <w:pPr>
+              <w:spacing w:after="40" w:before="0"/>
+              <w:jc w:val="left"/>
+            </w:pPr>
+            <w:r>
+              <w:rPr>
+                <w:rFonts w:ascii="Arial" w:cs="Arial" w:eastAsia="Arial" w:hAnsi="Arial"/>
+                <w:b/>
+                <w:bCs/>
+                <w:i w:val="false"/>
+                <w:iCs w:val="false"/>
+                <w:color w:val="000000"/>
+                <w:sz w:val="18"/>
+                <w:szCs w:val="18"/>
+              </w:rPr>
+              <w:t xml:space="preserve">Predict Phase</w:t>
             </w:r>
           </w:p>
           <w:p>
@@ -23357,7 +23357,7 @@
             <w:pPr>
               <w:spacing w:after="20" w:before="0"/>
             </w:pPr>
-            <w:hyperlink w:history="1" r:id="rIdcihcsd0lrjwp8ox2aytpz">
+            <w:hyperlink w:history="1" r:id="rIdud7rkqic6ytliyvwvpsd3">
               <w:r>
                 <w:rPr>
                   <w:rFonts w:ascii="Arial" w:cs="Arial" w:eastAsia="Arial" w:hAnsi="Arial"/>
@@ -23390,7 +23390,7 @@
               <w:spacing w:after="10" w:before="0"/>
               <w:ind w:left="120"/>
             </w:pPr>
-            <w:hyperlink w:history="1" r:id="rIdby0wlhhlr5atumldwuxmx">
+            <w:hyperlink w:history="1" r:id="rIdwobzzkew2-w1cy6nozwuj">
               <w:r>
                 <w:rPr>
                   <w:rFonts w:ascii="Arial" w:cs="Arial" w:eastAsia="Arial" w:hAnsi="Arial"/>
@@ -23435,7 +23435,7 @@
             <w:pPr>
               <w:spacing w:after="20" w:before="0"/>
             </w:pPr>
-            <w:hyperlink w:history="1" r:id="rIdrqdsztacix_86tphkxzye">
+            <w:hyperlink w:history="1" r:id="rIdzix9ldarbrguyrqlkcfd0">
               <w:r>
                 <w:rPr>
                   <w:rFonts w:ascii="Arial" w:cs="Arial" w:eastAsia="Arial" w:hAnsi="Arial"/>
@@ -23468,7 +23468,7 @@
               <w:spacing w:after="10" w:before="0"/>
               <w:ind w:left="120"/>
             </w:pPr>
-            <w:hyperlink w:history="1" r:id="rId10gsgyeflaov8gwm2ssy1">
+            <w:hyperlink w:history="1" r:id="rIdz9acvtrdiksvux_okrtld">
               <w:r>
                 <w:rPr>
                   <w:rFonts w:ascii="Arial" w:cs="Arial" w:eastAsia="Arial" w:hAnsi="Arial"/>
@@ -23615,32 +23615,32 @@
         <w:tc>
           <w:tcPr>
             <w:tcW w:type="dxa" w:w="1520"/>
-            <w:shd w:fill="F2F2F2" w:color="auto" w:val="clear"/>
-            <w:tcMar>
-              <w:top w:type="dxa" w:w="60"/>
-              <w:left w:type="dxa" w:w="120"/>
-              <w:bottom w:type="dxa" w:w="60"/>
-              <w:right w:type="dxa" w:w="120"/>
-            </w:tcMar>
-            <w:vAlign w:val="top"/>
-          </w:tcPr>
-          <w:p>
-            <w:pPr>
-              <w:spacing w:after="40" w:before="0"/>
-              <w:jc w:val="left"/>
-            </w:pPr>
-            <w:r>
-              <w:rPr>
-                <w:rFonts w:ascii="Arial" w:cs="Arial" w:eastAsia="Arial" w:hAnsi="Arial"/>
-                <w:b/>
-                <w:bCs/>
-                <w:i w:val="false"/>
-                <w:iCs w:val="false"/>
-                <w:color w:val="000000"/>
-                <w:sz w:val="18"/>
-                <w:szCs w:val="18"/>
-              </w:rPr>
-              <w:t xml:space="preserve">Phase 2 — Observe</w:t>
+            <w:shd w:fill="D9EEF1" w:color="auto" w:val="clear"/>
+            <w:tcMar>
+              <w:top w:type="dxa" w:w="60"/>
+              <w:left w:type="dxa" w:w="120"/>
+              <w:bottom w:type="dxa" w:w="60"/>
+              <w:right w:type="dxa" w:w="120"/>
+            </w:tcMar>
+            <w:vAlign w:val="top"/>
+          </w:tcPr>
+          <w:p>
+            <w:pPr>
+              <w:spacing w:after="40" w:before="0"/>
+              <w:jc w:val="left"/>
+            </w:pPr>
+            <w:r>
+              <w:rPr>
+                <w:rFonts w:ascii="Arial" w:cs="Arial" w:eastAsia="Arial" w:hAnsi="Arial"/>
+                <w:b/>
+                <w:bCs/>
+                <w:i w:val="false"/>
+                <w:iCs w:val="false"/>
+                <w:color w:val="000000"/>
+                <w:sz w:val="18"/>
+                <w:szCs w:val="18"/>
+              </w:rPr>
+              <w:t xml:space="preserve">Observe Phase</w:t>
             </w:r>
           </w:p>
           <w:p>
@@ -23663,7 +23663,7 @@
             <w:pPr>
               <w:spacing w:after="20" w:before="0"/>
             </w:pPr>
-            <w:hyperlink w:history="1" r:id="rIduyjg9n2lgiaxxuiywztep">
+            <w:hyperlink w:history="1" r:id="rId3jiogbu4sv5ecln_gjj8g">
               <w:r>
                 <w:rPr>
                   <w:rFonts w:ascii="Arial" w:cs="Arial" w:eastAsia="Arial" w:hAnsi="Arial"/>
@@ -23696,7 +23696,7 @@
               <w:spacing w:after="10" w:before="0"/>
               <w:ind w:left="120"/>
             </w:pPr>
-            <w:hyperlink w:history="1" r:id="rIdnv0z74smkedmx7ylxh0tm">
+            <w:hyperlink w:history="1" r:id="rIdebzv6mzy7kgtrbisf_iji">
               <w:r>
                 <w:rPr>
                   <w:rFonts w:ascii="Arial" w:cs="Arial" w:eastAsia="Arial" w:hAnsi="Arial"/>
@@ -23741,7 +23741,7 @@
             <w:pPr>
               <w:spacing w:after="20" w:before="0"/>
             </w:pPr>
-            <w:hyperlink w:history="1" r:id="rIdzbqdbgo0eqx3hvddoyjwb">
+            <w:hyperlink w:history="1" r:id="rIdkcji3pf20z1eje2wctlxs">
               <w:r>
                 <w:rPr>
                   <w:rFonts w:ascii="Arial" w:cs="Arial" w:eastAsia="Arial" w:hAnsi="Arial"/>
@@ -23774,7 +23774,7 @@
               <w:spacing w:after="10" w:before="0"/>
               <w:ind w:left="120"/>
             </w:pPr>
-            <w:hyperlink w:history="1" r:id="rId4mnypj6sgzzxrnclom-vc">
+            <w:hyperlink w:history="1" r:id="rIdyvkbokwqqcdmafnwdyiyp">
               <w:r>
                 <w:rPr>
                   <w:rFonts w:ascii="Arial" w:cs="Arial" w:eastAsia="Arial" w:hAnsi="Arial"/>
@@ -23921,32 +23921,32 @@
         <w:tc>
           <w:tcPr>
             <w:tcW w:type="dxa" w:w="1520"/>
-            <w:shd w:fill="F2F2F2" w:color="auto" w:val="clear"/>
-            <w:tcMar>
-              <w:top w:type="dxa" w:w="60"/>
-              <w:left w:type="dxa" w:w="120"/>
-              <w:bottom w:type="dxa" w:w="60"/>
-              <w:right w:type="dxa" w:w="120"/>
-            </w:tcMar>
-            <w:vAlign w:val="top"/>
-          </w:tcPr>
-          <w:p>
-            <w:pPr>
-              <w:spacing w:after="40" w:before="0"/>
-              <w:jc w:val="left"/>
-            </w:pPr>
-            <w:r>
-              <w:rPr>
-                <w:rFonts w:ascii="Arial" w:cs="Arial" w:eastAsia="Arial" w:hAnsi="Arial"/>
-                <w:b/>
-                <w:bCs/>
-                <w:i w:val="false"/>
-                <w:iCs w:val="false"/>
-                <w:color w:val="000000"/>
-                <w:sz w:val="18"/>
-                <w:szCs w:val="18"/>
-              </w:rPr>
-              <w:t xml:space="preserve">Phase 3 — Explain</w:t>
+            <w:shd w:fill="E2EFDA" w:color="auto" w:val="clear"/>
+            <w:tcMar>
+              <w:top w:type="dxa" w:w="60"/>
+              <w:left w:type="dxa" w:w="120"/>
+              <w:bottom w:type="dxa" w:w="60"/>
+              <w:right w:type="dxa" w:w="120"/>
+            </w:tcMar>
+            <w:vAlign w:val="top"/>
+          </w:tcPr>
+          <w:p>
+            <w:pPr>
+              <w:spacing w:after="40" w:before="0"/>
+              <w:jc w:val="left"/>
+            </w:pPr>
+            <w:r>
+              <w:rPr>
+                <w:rFonts w:ascii="Arial" w:cs="Arial" w:eastAsia="Arial" w:hAnsi="Arial"/>
+                <w:b/>
+                <w:bCs/>
+                <w:i w:val="false"/>
+                <w:iCs w:val="false"/>
+                <w:color w:val="000000"/>
+                <w:sz w:val="18"/>
+                <w:szCs w:val="18"/>
+              </w:rPr>
+              <w:t xml:space="preserve">Explain Phase</w:t>
             </w:r>
           </w:p>
           <w:p>
@@ -23969,7 +23969,7 @@
             <w:pPr>
               <w:spacing w:after="20" w:before="0"/>
             </w:pPr>
-            <w:hyperlink w:history="1" r:id="rIdqaden2tj8qal4-dncrcnb">
+            <w:hyperlink w:history="1" r:id="rIdpcgyalcqh9ik9esca1l3t">
               <w:r>
                 <w:rPr>
                   <w:rFonts w:ascii="Arial" w:cs="Arial" w:eastAsia="Arial" w:hAnsi="Arial"/>
@@ -24002,7 +24002,7 @@
               <w:spacing w:after="10" w:before="0"/>
               <w:ind w:left="120"/>
             </w:pPr>
-            <w:hyperlink w:history="1" r:id="rId7tovtb9xcas_hve5nu0qy">
+            <w:hyperlink w:history="1" r:id="rIdnvyjostop3ysg97c5qfx1">
               <w:r>
                 <w:rPr>
                   <w:rFonts w:ascii="Arial" w:cs="Arial" w:eastAsia="Arial" w:hAnsi="Arial"/>
@@ -24047,7 +24047,7 @@
             <w:pPr>
               <w:spacing w:after="20" w:before="0"/>
             </w:pPr>
-            <w:hyperlink w:history="1" r:id="rIdg0wgrli8yaipmd72may2b">
+            <w:hyperlink w:history="1" r:id="rId34sarauv2zwmwywsjp9zk">
               <w:r>
                 <w:rPr>
                   <w:rFonts w:ascii="Arial" w:cs="Arial" w:eastAsia="Arial" w:hAnsi="Arial"/>
@@ -24080,7 +24080,7 @@
               <w:spacing w:after="10" w:before="0"/>
               <w:ind w:left="120"/>
             </w:pPr>
-            <w:hyperlink w:history="1" r:id="rIdjdn05pc-dxkozs-a3nq8x">
+            <w:hyperlink w:history="1" r:id="rId-wglo-czmbo1xvsoog48i">
               <w:r>
                 <w:rPr>
                   <w:rFonts w:ascii="Arial" w:cs="Arial" w:eastAsia="Arial" w:hAnsi="Arial"/>
@@ -24227,32 +24227,32 @@
         <w:tc>
           <w:tcPr>
             <w:tcW w:type="dxa" w:w="1520"/>
-            <w:shd w:fill="F2F2F2" w:color="auto" w:val="clear"/>
-            <w:tcMar>
-              <w:top w:type="dxa" w:w="60"/>
-              <w:left w:type="dxa" w:w="120"/>
-              <w:bottom w:type="dxa" w:w="60"/>
-              <w:right w:type="dxa" w:w="120"/>
-            </w:tcMar>
-            <w:vAlign w:val="top"/>
-          </w:tcPr>
-          <w:p>
-            <w:pPr>
-              <w:spacing w:after="40" w:before="0"/>
-              <w:jc w:val="left"/>
-            </w:pPr>
-            <w:r>
-              <w:rPr>
-                <w:rFonts w:ascii="Arial" w:cs="Arial" w:eastAsia="Arial" w:hAnsi="Arial"/>
-                <w:b/>
-                <w:bCs/>
-                <w:i w:val="false"/>
-                <w:iCs w:val="false"/>
-                <w:color w:val="000000"/>
-                <w:sz w:val="18"/>
-                <w:szCs w:val="18"/>
-              </w:rPr>
-              <w:t xml:space="preserve">Phase 4 — Driving Question Board (DQB) Update</w:t>
+            <w:shd w:fill="FCE4D6" w:color="auto" w:val="clear"/>
+            <w:tcMar>
+              <w:top w:type="dxa" w:w="60"/>
+              <w:left w:type="dxa" w:w="120"/>
+              <w:bottom w:type="dxa" w:w="60"/>
+              <w:right w:type="dxa" w:w="120"/>
+            </w:tcMar>
+            <w:vAlign w:val="top"/>
+          </w:tcPr>
+          <w:p>
+            <w:pPr>
+              <w:spacing w:after="40" w:before="0"/>
+              <w:jc w:val="left"/>
+            </w:pPr>
+            <w:r>
+              <w:rPr>
+                <w:rFonts w:ascii="Arial" w:cs="Arial" w:eastAsia="Arial" w:hAnsi="Arial"/>
+                <w:b/>
+                <w:bCs/>
+                <w:i w:val="false"/>
+                <w:iCs w:val="false"/>
+                <w:color w:val="000000"/>
+                <w:sz w:val="18"/>
+                <w:szCs w:val="18"/>
+              </w:rPr>
+              <w:t xml:space="preserve">Driving Question Board (DQB) Creation</w:t>
             </w:r>
           </w:p>
           <w:p>
@@ -24275,7 +24275,7 @@
             <w:pPr>
               <w:spacing w:after="20" w:before="0"/>
             </w:pPr>
-            <w:hyperlink w:history="1" r:id="rIdj5vhk8wj_zjkgz8v7qd7t">
+            <w:hyperlink w:history="1" r:id="rIdxzbtwmepauzcvnhg6bsad">
               <w:r>
                 <w:rPr>
                   <w:rFonts w:ascii="Arial" w:cs="Arial" w:eastAsia="Arial" w:hAnsi="Arial"/>
@@ -24308,7 +24308,7 @@
               <w:spacing w:after="10" w:before="0"/>
               <w:ind w:left="120"/>
             </w:pPr>
-            <w:hyperlink w:history="1" r:id="rIdtih4wdzuw_-zj5kqqlg35">
+            <w:hyperlink w:history="1" r:id="rId4c7lpbnfvc7sd5y5dulkm">
               <w:r>
                 <w:rPr>
                   <w:rFonts w:ascii="Arial" w:cs="Arial" w:eastAsia="Arial" w:hAnsi="Arial"/>
@@ -24353,7 +24353,7 @@
             <w:pPr>
               <w:spacing w:after="20" w:before="0"/>
             </w:pPr>
-            <w:hyperlink w:history="1" r:id="rIdxrxgjkvealhhi3g7tuari">
+            <w:hyperlink w:history="1" r:id="rIdefxrohc-hfdfkgjzqnvja">
               <w:r>
                 <w:rPr>
                   <w:rFonts w:ascii="Arial" w:cs="Arial" w:eastAsia="Arial" w:hAnsi="Arial"/>
@@ -24386,7 +24386,7 @@
               <w:spacing w:after="10" w:before="0"/>
               <w:ind w:left="120"/>
             </w:pPr>
-            <w:hyperlink w:history="1" r:id="rIdqgsg9xgyn4tue3dg83xa5">
+            <w:hyperlink w:history="1" r:id="rIdx-hkcvdiefwb_vme6yfd2">
               <w:r>
                 <w:rPr>
                   <w:rFonts w:ascii="Arial" w:cs="Arial" w:eastAsia="Arial" w:hAnsi="Arial"/>
@@ -24533,32 +24533,32 @@
         <w:tc>
           <w:tcPr>
             <w:tcW w:type="dxa" w:w="1520"/>
-            <w:shd w:fill="F2F2F2" w:color="auto" w:val="clear"/>
-            <w:tcMar>
-              <w:top w:type="dxa" w:w="60"/>
-              <w:left w:type="dxa" w:w="120"/>
-              <w:bottom w:type="dxa" w:w="60"/>
-              <w:right w:type="dxa" w:w="120"/>
-            </w:tcMar>
-            <w:vAlign w:val="top"/>
-          </w:tcPr>
-          <w:p>
-            <w:pPr>
-              <w:spacing w:after="40" w:before="0"/>
-              <w:jc w:val="left"/>
-            </w:pPr>
-            <w:r>
-              <w:rPr>
-                <w:rFonts w:ascii="Arial" w:cs="Arial" w:eastAsia="Arial" w:hAnsi="Arial"/>
-                <w:b/>
-                <w:bCs/>
-                <w:i w:val="false"/>
-                <w:iCs w:val="false"/>
-                <w:color w:val="000000"/>
-                <w:sz w:val="18"/>
-                <w:szCs w:val="18"/>
-              </w:rPr>
-              <w:t xml:space="preserve">Phase 5 — Model Building</w:t>
+            <w:shd w:fill="D5E8F0" w:color="auto" w:val="clear"/>
+            <w:tcMar>
+              <w:top w:type="dxa" w:w="60"/>
+              <w:left w:type="dxa" w:w="120"/>
+              <w:bottom w:type="dxa" w:w="60"/>
+              <w:right w:type="dxa" w:w="120"/>
+            </w:tcMar>
+            <w:vAlign w:val="top"/>
+          </w:tcPr>
+          <w:p>
+            <w:pPr>
+              <w:spacing w:after="40" w:before="0"/>
+              <w:jc w:val="left"/>
+            </w:pPr>
+            <w:r>
+              <w:rPr>
+                <w:rFonts w:ascii="Arial" w:cs="Arial" w:eastAsia="Arial" w:hAnsi="Arial"/>
+                <w:b/>
+                <w:bCs/>
+                <w:i w:val="false"/>
+                <w:iCs w:val="false"/>
+                <w:color w:val="000000"/>
+                <w:sz w:val="18"/>
+                <w:szCs w:val="18"/>
+              </w:rPr>
+              <w:t xml:space="preserve">Model Building Phase</w:t>
             </w:r>
           </w:p>
           <w:p>
@@ -24581,7 +24581,7 @@
             <w:pPr>
               <w:spacing w:after="20" w:before="0"/>
             </w:pPr>
-            <w:hyperlink w:history="1" r:id="rIdscicplaphoz1pkczuqcvg">
+            <w:hyperlink w:history="1" r:id="rIdsjbfost38fo5mzkufh7uo">
               <w:r>
                 <w:rPr>
                   <w:rFonts w:ascii="Arial" w:cs="Arial" w:eastAsia="Arial" w:hAnsi="Arial"/>
@@ -24614,7 +24614,7 @@
               <w:spacing w:after="10" w:before="0"/>
               <w:ind w:left="120"/>
             </w:pPr>
-            <w:hyperlink w:history="1" r:id="rId1lchtlbzjbdcmz4ubexcy">
+            <w:hyperlink w:history="1" r:id="rIdmgftl91bhy2sctziybkxm">
               <w:r>
                 <w:rPr>
                   <w:rFonts w:ascii="Arial" w:cs="Arial" w:eastAsia="Arial" w:hAnsi="Arial"/>
@@ -24659,7 +24659,7 @@
             <w:pPr>
               <w:spacing w:after="20" w:before="0"/>
             </w:pPr>
-            <w:hyperlink w:history="1" r:id="rId23hmwsjjakptqmqoo6dwb">
+            <w:hyperlink w:history="1" r:id="rIdiuou1dyqenlghp4vpa-55">
               <w:r>
                 <w:rPr>
                   <w:rFonts w:ascii="Arial" w:cs="Arial" w:eastAsia="Arial" w:hAnsi="Arial"/>
@@ -24692,7 +24692,7 @@
               <w:spacing w:after="10" w:before="0"/>
               <w:ind w:left="120"/>
             </w:pPr>
-            <w:hyperlink w:history="1" r:id="rId5byqs8xznamttihut-1vo">
+            <w:hyperlink w:history="1" r:id="rIdvqhyzbwd1pm8exvlejwdi">
               <w:r>
                 <w:rPr>
                   <w:rFonts w:ascii="Arial" w:cs="Arial" w:eastAsia="Arial" w:hAnsi="Arial"/>
@@ -26131,32 +26131,32 @@
         <w:tc>
           <w:tcPr>
             <w:tcW w:type="dxa" w:w="1520"/>
-            <w:shd w:fill="F2F2F2" w:color="auto" w:val="clear"/>
-            <w:tcMar>
-              <w:top w:type="dxa" w:w="60"/>
-              <w:left w:type="dxa" w:w="120"/>
-              <w:bottom w:type="dxa" w:w="60"/>
-              <w:right w:type="dxa" w:w="120"/>
-            </w:tcMar>
-            <w:vAlign w:val="top"/>
-          </w:tcPr>
-          <w:p>
-            <w:pPr>
-              <w:spacing w:after="40" w:before="0"/>
-              <w:jc w:val="left"/>
-            </w:pPr>
-            <w:r>
-              <w:rPr>
-                <w:rFonts w:ascii="Arial" w:cs="Arial" w:eastAsia="Arial" w:hAnsi="Arial"/>
-                <w:b/>
-                <w:bCs/>
-                <w:i w:val="false"/>
-                <w:iCs w:val="false"/>
-                <w:color w:val="000000"/>
-                <w:sz w:val="18"/>
-                <w:szCs w:val="18"/>
-              </w:rPr>
-              <w:t xml:space="preserve">Phase 1 — Predict</w:t>
+            <w:shd w:fill="EAD1F5" w:color="auto" w:val="clear"/>
+            <w:tcMar>
+              <w:top w:type="dxa" w:w="60"/>
+              <w:left w:type="dxa" w:w="120"/>
+              <w:bottom w:type="dxa" w:w="60"/>
+              <w:right w:type="dxa" w:w="120"/>
+            </w:tcMar>
+            <w:vAlign w:val="top"/>
+          </w:tcPr>
+          <w:p>
+            <w:pPr>
+              <w:spacing w:after="40" w:before="0"/>
+              <w:jc w:val="left"/>
+            </w:pPr>
+            <w:r>
+              <w:rPr>
+                <w:rFonts w:ascii="Arial" w:cs="Arial" w:eastAsia="Arial" w:hAnsi="Arial"/>
+                <w:b/>
+                <w:bCs/>
+                <w:i w:val="false"/>
+                <w:iCs w:val="false"/>
+                <w:color w:val="000000"/>
+                <w:sz w:val="18"/>
+                <w:szCs w:val="18"/>
+              </w:rPr>
+              <w:t xml:space="preserve">Predict Phase</w:t>
             </w:r>
           </w:p>
           <w:p>
@@ -26179,7 +26179,7 @@
             <w:pPr>
               <w:spacing w:after="20" w:before="0"/>
             </w:pPr>
-            <w:hyperlink w:history="1" r:id="rIdntctynfnnfpjtkpbsvkkl">
+            <w:hyperlink w:history="1" r:id="rIdzyvisdhit7rtcv9ppan8k">
               <w:r>
                 <w:rPr>
                   <w:rFonts w:ascii="Arial" w:cs="Arial" w:eastAsia="Arial" w:hAnsi="Arial"/>
@@ -26212,7 +26212,7 @@
               <w:spacing w:after="10" w:before="0"/>
               <w:ind w:left="120"/>
             </w:pPr>
-            <w:hyperlink w:history="1" r:id="rIdjrin0ozlru7j-dv2wceac">
+            <w:hyperlink w:history="1" r:id="rIdcx70x0acvojldmqfcbija">
               <w:r>
                 <w:rPr>
                   <w:rFonts w:ascii="Arial" w:cs="Arial" w:eastAsia="Arial" w:hAnsi="Arial"/>
@@ -26257,7 +26257,7 @@
             <w:pPr>
               <w:spacing w:after="20" w:before="0"/>
             </w:pPr>
-            <w:hyperlink w:history="1" r:id="rIdazywvngms6d8e858_q3nt">
+            <w:hyperlink w:history="1" r:id="rIdudcxhfedbg_mp1in7o06o">
               <w:r>
                 <w:rPr>
                   <w:rFonts w:ascii="Arial" w:cs="Arial" w:eastAsia="Arial" w:hAnsi="Arial"/>
@@ -26290,7 +26290,7 @@
               <w:spacing w:after="10" w:before="0"/>
               <w:ind w:left="120"/>
             </w:pPr>
-            <w:hyperlink w:history="1" r:id="rIdoj8s7-lvtvq--f7la9tjj">
+            <w:hyperlink w:history="1" r:id="rId1vbzl6qhxqxk7i14krbe8">
               <w:r>
                 <w:rPr>
                   <w:rFonts w:ascii="Arial" w:cs="Arial" w:eastAsia="Arial" w:hAnsi="Arial"/>
@@ -26437,32 +26437,32 @@
         <w:tc>
           <w:tcPr>
             <w:tcW w:type="dxa" w:w="1520"/>
-            <w:shd w:fill="F2F2F2" w:color="auto" w:val="clear"/>
-            <w:tcMar>
-              <w:top w:type="dxa" w:w="60"/>
-              <w:left w:type="dxa" w:w="120"/>
-              <w:bottom w:type="dxa" w:w="60"/>
-              <w:right w:type="dxa" w:w="120"/>
-            </w:tcMar>
-            <w:vAlign w:val="top"/>
-          </w:tcPr>
-          <w:p>
-            <w:pPr>
-              <w:spacing w:after="40" w:before="0"/>
-              <w:jc w:val="left"/>
-            </w:pPr>
-            <w:r>
-              <w:rPr>
-                <w:rFonts w:ascii="Arial" w:cs="Arial" w:eastAsia="Arial" w:hAnsi="Arial"/>
-                <w:b/>
-                <w:bCs/>
-                <w:i w:val="false"/>
-                <w:iCs w:val="false"/>
-                <w:color w:val="000000"/>
-                <w:sz w:val="18"/>
-                <w:szCs w:val="18"/>
-              </w:rPr>
-              <w:t xml:space="preserve">Phase 2 — Observe</w:t>
+            <w:shd w:fill="D9EEF1" w:color="auto" w:val="clear"/>
+            <w:tcMar>
+              <w:top w:type="dxa" w:w="60"/>
+              <w:left w:type="dxa" w:w="120"/>
+              <w:bottom w:type="dxa" w:w="60"/>
+              <w:right w:type="dxa" w:w="120"/>
+            </w:tcMar>
+            <w:vAlign w:val="top"/>
+          </w:tcPr>
+          <w:p>
+            <w:pPr>
+              <w:spacing w:after="40" w:before="0"/>
+              <w:jc w:val="left"/>
+            </w:pPr>
+            <w:r>
+              <w:rPr>
+                <w:rFonts w:ascii="Arial" w:cs="Arial" w:eastAsia="Arial" w:hAnsi="Arial"/>
+                <w:b/>
+                <w:bCs/>
+                <w:i w:val="false"/>
+                <w:iCs w:val="false"/>
+                <w:color w:val="000000"/>
+                <w:sz w:val="18"/>
+                <w:szCs w:val="18"/>
+              </w:rPr>
+              <w:t xml:space="preserve">Observe Phase</w:t>
             </w:r>
           </w:p>
           <w:p>
@@ -26485,7 +26485,7 @@
             <w:pPr>
               <w:spacing w:after="20" w:before="0"/>
             </w:pPr>
-            <w:hyperlink w:history="1" r:id="rIdwrgd4np97nfcnfu-khgzv">
+            <w:hyperlink w:history="1" r:id="rIdm7k1fxpwc8f9hnkjbldm9">
               <w:r>
                 <w:rPr>
                   <w:rFonts w:ascii="Arial" w:cs="Arial" w:eastAsia="Arial" w:hAnsi="Arial"/>
@@ -26518,7 +26518,7 @@
               <w:spacing w:after="10" w:before="0"/>
               <w:ind w:left="120"/>
             </w:pPr>
-            <w:hyperlink w:history="1" r:id="rIdgrphmjioalf8pr6mw6exa">
+            <w:hyperlink w:history="1" r:id="rIdr15lepdhhk5dhf4it6gsk">
               <w:r>
                 <w:rPr>
                   <w:rFonts w:ascii="Arial" w:cs="Arial" w:eastAsia="Arial" w:hAnsi="Arial"/>
@@ -26563,7 +26563,7 @@
             <w:pPr>
               <w:spacing w:after="20" w:before="0"/>
             </w:pPr>
-            <w:hyperlink w:history="1" r:id="rIditnws0pdzw_t9nf_qqihw">
+            <w:hyperlink w:history="1" r:id="rIdhdyi7chdq_x2sv6dghrs9">
               <w:r>
                 <w:rPr>
                   <w:rFonts w:ascii="Arial" w:cs="Arial" w:eastAsia="Arial" w:hAnsi="Arial"/>
@@ -26596,7 +26596,7 @@
               <w:spacing w:after="10" w:before="0"/>
               <w:ind w:left="120"/>
             </w:pPr>
-            <w:hyperlink w:history="1" r:id="rIdss5-sjlnjfnlxswzc4yox">
+            <w:hyperlink w:history="1" r:id="rId3ltr6w28lotekjwwuk4az">
               <w:r>
                 <w:rPr>
                   <w:rFonts w:ascii="Arial" w:cs="Arial" w:eastAsia="Arial" w:hAnsi="Arial"/>
@@ -26743,32 +26743,32 @@
         <w:tc>
           <w:tcPr>
             <w:tcW w:type="dxa" w:w="1520"/>
-            <w:shd w:fill="F2F2F2" w:color="auto" w:val="clear"/>
-            <w:tcMar>
-              <w:top w:type="dxa" w:w="60"/>
-              <w:left w:type="dxa" w:w="120"/>
-              <w:bottom w:type="dxa" w:w="60"/>
-              <w:right w:type="dxa" w:w="120"/>
-            </w:tcMar>
-            <w:vAlign w:val="top"/>
-          </w:tcPr>
-          <w:p>
-            <w:pPr>
-              <w:spacing w:after="40" w:before="0"/>
-              <w:jc w:val="left"/>
-            </w:pPr>
-            <w:r>
-              <w:rPr>
-                <w:rFonts w:ascii="Arial" w:cs="Arial" w:eastAsia="Arial" w:hAnsi="Arial"/>
-                <w:b/>
-                <w:bCs/>
-                <w:i w:val="false"/>
-                <w:iCs w:val="false"/>
-                <w:color w:val="000000"/>
-                <w:sz w:val="18"/>
-                <w:szCs w:val="18"/>
-              </w:rPr>
-              <w:t xml:space="preserve">Phase 3 — Explain</w:t>
+            <w:shd w:fill="E2EFDA" w:color="auto" w:val="clear"/>
+            <w:tcMar>
+              <w:top w:type="dxa" w:w="60"/>
+              <w:left w:type="dxa" w:w="120"/>
+              <w:bottom w:type="dxa" w:w="60"/>
+              <w:right w:type="dxa" w:w="120"/>
+            </w:tcMar>
+            <w:vAlign w:val="top"/>
+          </w:tcPr>
+          <w:p>
+            <w:pPr>
+              <w:spacing w:after="40" w:before="0"/>
+              <w:jc w:val="left"/>
+            </w:pPr>
+            <w:r>
+              <w:rPr>
+                <w:rFonts w:ascii="Arial" w:cs="Arial" w:eastAsia="Arial" w:hAnsi="Arial"/>
+                <w:b/>
+                <w:bCs/>
+                <w:i w:val="false"/>
+                <w:iCs w:val="false"/>
+                <w:color w:val="000000"/>
+                <w:sz w:val="18"/>
+                <w:szCs w:val="18"/>
+              </w:rPr>
+              <w:t xml:space="preserve">Explain Phase</w:t>
             </w:r>
           </w:p>
           <w:p>
@@ -26791,7 +26791,7 @@
             <w:pPr>
               <w:spacing w:after="20" w:before="0"/>
             </w:pPr>
-            <w:hyperlink w:history="1" r:id="rIduukdeh5lflfxx4vscp_pt">
+            <w:hyperlink w:history="1" r:id="rIdntmzrsl0jckgkcl8vt33c">
               <w:r>
                 <w:rPr>
                   <w:rFonts w:ascii="Arial" w:cs="Arial" w:eastAsia="Arial" w:hAnsi="Arial"/>
@@ -26824,7 +26824,7 @@
               <w:spacing w:after="10" w:before="0"/>
               <w:ind w:left="120"/>
             </w:pPr>
-            <w:hyperlink w:history="1" r:id="rIdjefoooywabuq4gizvtq3m">
+            <w:hyperlink w:history="1" r:id="rId8keaepd0ryr_kkzqwugm3">
               <w:r>
                 <w:rPr>
                   <w:rFonts w:ascii="Arial" w:cs="Arial" w:eastAsia="Arial" w:hAnsi="Arial"/>
@@ -26869,7 +26869,7 @@
             <w:pPr>
               <w:spacing w:after="20" w:before="0"/>
             </w:pPr>
-            <w:hyperlink w:history="1" r:id="rIdx3sp2qdtjyigppfgittlz">
+            <w:hyperlink w:history="1" r:id="rId72u4kbvvhphat7adu2sxc">
               <w:r>
                 <w:rPr>
                   <w:rFonts w:ascii="Arial" w:cs="Arial" w:eastAsia="Arial" w:hAnsi="Arial"/>
@@ -26902,7 +26902,7 @@
               <w:spacing w:after="10" w:before="0"/>
               <w:ind w:left="120"/>
             </w:pPr>
-            <w:hyperlink w:history="1" r:id="rIdvwrig6bnx2irhukmr28dy">
+            <w:hyperlink w:history="1" r:id="rIdxyr8m32t4z3vthqmqjzo3">
               <w:r>
                 <w:rPr>
                   <w:rFonts w:ascii="Arial" w:cs="Arial" w:eastAsia="Arial" w:hAnsi="Arial"/>
@@ -27049,32 +27049,32 @@
         <w:tc>
           <w:tcPr>
             <w:tcW w:type="dxa" w:w="1520"/>
-            <w:shd w:fill="F2F2F2" w:color="auto" w:val="clear"/>
-            <w:tcMar>
-              <w:top w:type="dxa" w:w="60"/>
-              <w:left w:type="dxa" w:w="120"/>
-              <w:bottom w:type="dxa" w:w="60"/>
-              <w:right w:type="dxa" w:w="120"/>
-            </w:tcMar>
-            <w:vAlign w:val="top"/>
-          </w:tcPr>
-          <w:p>
-            <w:pPr>
-              <w:spacing w:after="40" w:before="0"/>
-              <w:jc w:val="left"/>
-            </w:pPr>
-            <w:r>
-              <w:rPr>
-                <w:rFonts w:ascii="Arial" w:cs="Arial" w:eastAsia="Arial" w:hAnsi="Arial"/>
-                <w:b/>
-                <w:bCs/>
-                <w:i w:val="false"/>
-                <w:iCs w:val="false"/>
-                <w:color w:val="000000"/>
-                <w:sz w:val="18"/>
-                <w:szCs w:val="18"/>
-              </w:rPr>
-              <w:t xml:space="preserve">Phase 4 — Driving Question Board (DQB) Update</w:t>
+            <w:shd w:fill="FCE4D6" w:color="auto" w:val="clear"/>
+            <w:tcMar>
+              <w:top w:type="dxa" w:w="60"/>
+              <w:left w:type="dxa" w:w="120"/>
+              <w:bottom w:type="dxa" w:w="60"/>
+              <w:right w:type="dxa" w:w="120"/>
+            </w:tcMar>
+            <w:vAlign w:val="top"/>
+          </w:tcPr>
+          <w:p>
+            <w:pPr>
+              <w:spacing w:after="40" w:before="0"/>
+              <w:jc w:val="left"/>
+            </w:pPr>
+            <w:r>
+              <w:rPr>
+                <w:rFonts w:ascii="Arial" w:cs="Arial" w:eastAsia="Arial" w:hAnsi="Arial"/>
+                <w:b/>
+                <w:bCs/>
+                <w:i w:val="false"/>
+                <w:iCs w:val="false"/>
+                <w:color w:val="000000"/>
+                <w:sz w:val="18"/>
+                <w:szCs w:val="18"/>
+              </w:rPr>
+              <w:t xml:space="preserve">Driving Question Board (DQB) Creation</w:t>
             </w:r>
           </w:p>
           <w:p>
@@ -27097,7 +27097,7 @@
             <w:pPr>
               <w:spacing w:after="20" w:before="0"/>
             </w:pPr>
-            <w:hyperlink w:history="1" r:id="rIdswgrzsestia_jz7nddpms">
+            <w:hyperlink w:history="1" r:id="rIdolvf7xsjexch9fuzqghnl">
               <w:r>
                 <w:rPr>
                   <w:rFonts w:ascii="Arial" w:cs="Arial" w:eastAsia="Arial" w:hAnsi="Arial"/>
@@ -27130,7 +27130,7 @@
               <w:spacing w:after="10" w:before="0"/>
               <w:ind w:left="120"/>
             </w:pPr>
-            <w:hyperlink w:history="1" r:id="rIdm6-7oleln79izhpq4pyq9">
+            <w:hyperlink w:history="1" r:id="rIdkuhho_s04gbdpzybbhkez">
               <w:r>
                 <w:rPr>
                   <w:rFonts w:ascii="Arial" w:cs="Arial" w:eastAsia="Arial" w:hAnsi="Arial"/>
@@ -27175,7 +27175,7 @@
             <w:pPr>
               <w:spacing w:after="20" w:before="0"/>
             </w:pPr>
-            <w:hyperlink w:history="1" r:id="rId18ikbocsig9wr4kns8beo">
+            <w:hyperlink w:history="1" r:id="rIdaf6tgt6gpjgu5b2z8qx6q">
               <w:r>
                 <w:rPr>
                   <w:rFonts w:ascii="Arial" w:cs="Arial" w:eastAsia="Arial" w:hAnsi="Arial"/>
@@ -27208,7 +27208,7 @@
               <w:spacing w:after="10" w:before="0"/>
               <w:ind w:left="120"/>
             </w:pPr>
-            <w:hyperlink w:history="1" r:id="rIdwpwcecneovo4bdjexdchd">
+            <w:hyperlink w:history="1" r:id="rId5dblx2k0eqhsatnsbf0nr">
               <w:r>
                 <w:rPr>
                   <w:rFonts w:ascii="Arial" w:cs="Arial" w:eastAsia="Arial" w:hAnsi="Arial"/>
@@ -27355,32 +27355,32 @@
         <w:tc>
           <w:tcPr>
             <w:tcW w:type="dxa" w:w="1520"/>
-            <w:shd w:fill="F2F2F2" w:color="auto" w:val="clear"/>
-            <w:tcMar>
-              <w:top w:type="dxa" w:w="60"/>
-              <w:left w:type="dxa" w:w="120"/>
-              <w:bottom w:type="dxa" w:w="60"/>
-              <w:right w:type="dxa" w:w="120"/>
-            </w:tcMar>
-            <w:vAlign w:val="top"/>
-          </w:tcPr>
-          <w:p>
-            <w:pPr>
-              <w:spacing w:after="40" w:before="0"/>
-              <w:jc w:val="left"/>
-            </w:pPr>
-            <w:r>
-              <w:rPr>
-                <w:rFonts w:ascii="Arial" w:cs="Arial" w:eastAsia="Arial" w:hAnsi="Arial"/>
-                <w:b/>
-                <w:bCs/>
-                <w:i w:val="false"/>
-                <w:iCs w:val="false"/>
-                <w:color w:val="000000"/>
-                <w:sz w:val="18"/>
-                <w:szCs w:val="18"/>
-              </w:rPr>
-              <w:t xml:space="preserve">Phase 5 — Model Building</w:t>
+            <w:shd w:fill="D5E8F0" w:color="auto" w:val="clear"/>
+            <w:tcMar>
+              <w:top w:type="dxa" w:w="60"/>
+              <w:left w:type="dxa" w:w="120"/>
+              <w:bottom w:type="dxa" w:w="60"/>
+              <w:right w:type="dxa" w:w="120"/>
+            </w:tcMar>
+            <w:vAlign w:val="top"/>
+          </w:tcPr>
+          <w:p>
+            <w:pPr>
+              <w:spacing w:after="40" w:before="0"/>
+              <w:jc w:val="left"/>
+            </w:pPr>
+            <w:r>
+              <w:rPr>
+                <w:rFonts w:ascii="Arial" w:cs="Arial" w:eastAsia="Arial" w:hAnsi="Arial"/>
+                <w:b/>
+                <w:bCs/>
+                <w:i w:val="false"/>
+                <w:iCs w:val="false"/>
+                <w:color w:val="000000"/>
+                <w:sz w:val="18"/>
+                <w:szCs w:val="18"/>
+              </w:rPr>
+              <w:t xml:space="preserve">Model Building Phase</w:t>
             </w:r>
           </w:p>
           <w:p>
@@ -27403,7 +27403,7 @@
             <w:pPr>
               <w:spacing w:after="20" w:before="0"/>
             </w:pPr>
-            <w:hyperlink w:history="1" r:id="rIdpdwe6oim73ozm1misrwrn">
+            <w:hyperlink w:history="1" r:id="rIdqvcodqxha0bmcu4dbw8er">
               <w:r>
                 <w:rPr>
                   <w:rFonts w:ascii="Arial" w:cs="Arial" w:eastAsia="Arial" w:hAnsi="Arial"/>
@@ -27436,7 +27436,7 @@
               <w:spacing w:after="10" w:before="0"/>
               <w:ind w:left="120"/>
             </w:pPr>
-            <w:hyperlink w:history="1" r:id="rIdi3odisvsykgq-pc0ewgeq">
+            <w:hyperlink w:history="1" r:id="rIde4_2jgxpm_wlbkkuooufd">
               <w:r>
                 <w:rPr>
                   <w:rFonts w:ascii="Arial" w:cs="Arial" w:eastAsia="Arial" w:hAnsi="Arial"/>
@@ -27481,7 +27481,7 @@
             <w:pPr>
               <w:spacing w:after="20" w:before="0"/>
             </w:pPr>
-            <w:hyperlink w:history="1" r:id="rIdesjeeqrmpitezi8swoomg">
+            <w:hyperlink w:history="1" r:id="rIdxklqfyqck94_nw3qk8g2z">
               <w:r>
                 <w:rPr>
                   <w:rFonts w:ascii="Arial" w:cs="Arial" w:eastAsia="Arial" w:hAnsi="Arial"/>
@@ -27514,7 +27514,7 @@
               <w:spacing w:after="10" w:before="0"/>
               <w:ind w:left="120"/>
             </w:pPr>
-            <w:hyperlink w:history="1" r:id="rIdsv3oaxjgkcwxgs71couxh">
+            <w:hyperlink w:history="1" r:id="rIdk7yltpejxoqwkz0hp1pyv">
               <w:r>
                 <w:rPr>
                   <w:rFonts w:ascii="Arial" w:cs="Arial" w:eastAsia="Arial" w:hAnsi="Arial"/>
@@ -29181,32 +29181,32 @@
         <w:tc>
           <w:tcPr>
             <w:tcW w:type="dxa" w:w="1520"/>
-            <w:shd w:fill="F2F2F2" w:color="auto" w:val="clear"/>
-            <w:tcMar>
-              <w:top w:type="dxa" w:w="60"/>
-              <w:left w:type="dxa" w:w="120"/>
-              <w:bottom w:type="dxa" w:w="60"/>
-              <w:right w:type="dxa" w:w="120"/>
-            </w:tcMar>
-            <w:vAlign w:val="top"/>
-          </w:tcPr>
-          <w:p>
-            <w:pPr>
-              <w:spacing w:after="40" w:before="0"/>
-              <w:jc w:val="left"/>
-            </w:pPr>
-            <w:r>
-              <w:rPr>
-                <w:rFonts w:ascii="Arial" w:cs="Arial" w:eastAsia="Arial" w:hAnsi="Arial"/>
-                <w:b/>
-                <w:bCs/>
-                <w:i w:val="false"/>
-                <w:iCs w:val="false"/>
-                <w:color w:val="000000"/>
-                <w:sz w:val="18"/>
-                <w:szCs w:val="18"/>
-              </w:rPr>
-              <w:t xml:space="preserve">Phase 1 — PREDICT: Revisiting the Lesson 1 Predictions</w:t>
+            <w:shd w:fill="EAD1F5" w:color="auto" w:val="clear"/>
+            <w:tcMar>
+              <w:top w:type="dxa" w:w="60"/>
+              <w:left w:type="dxa" w:w="120"/>
+              <w:bottom w:type="dxa" w:w="60"/>
+              <w:right w:type="dxa" w:w="120"/>
+            </w:tcMar>
+            <w:vAlign w:val="top"/>
+          </w:tcPr>
+          <w:p>
+            <w:pPr>
+              <w:spacing w:after="40" w:before="0"/>
+              <w:jc w:val="left"/>
+            </w:pPr>
+            <w:r>
+              <w:rPr>
+                <w:rFonts w:ascii="Arial" w:cs="Arial" w:eastAsia="Arial" w:hAnsi="Arial"/>
+                <w:b/>
+                <w:bCs/>
+                <w:i w:val="false"/>
+                <w:iCs w:val="false"/>
+                <w:color w:val="000000"/>
+                <w:sz w:val="18"/>
+                <w:szCs w:val="18"/>
+              </w:rPr>
+              <w:t xml:space="preserve">Predict Phase</w:t>
             </w:r>
           </w:p>
           <w:p>
@@ -29229,7 +29229,7 @@
             <w:pPr>
               <w:spacing w:after="20" w:before="0"/>
             </w:pPr>
-            <w:hyperlink w:history="1" r:id="rId4kbxnr8g0aiyhnasjkjou">
+            <w:hyperlink w:history="1" r:id="rId793vdgpg_tjnsklgcw4ov">
               <w:r>
                 <w:rPr>
                   <w:rFonts w:ascii="Arial" w:cs="Arial" w:eastAsia="Arial" w:hAnsi="Arial"/>
@@ -29262,7 +29262,7 @@
               <w:spacing w:after="10" w:before="0"/>
               <w:ind w:left="120"/>
             </w:pPr>
-            <w:hyperlink w:history="1" r:id="rId4qt0mextfnzkruzulh6tg">
+            <w:hyperlink w:history="1" r:id="rIdsza9pl27up8xqo7ldwix0">
               <w:r>
                 <w:rPr>
                   <w:rFonts w:ascii="Arial" w:cs="Arial" w:eastAsia="Arial" w:hAnsi="Arial"/>
@@ -29307,7 +29307,7 @@
             <w:pPr>
               <w:spacing w:after="20" w:before="0"/>
             </w:pPr>
-            <w:hyperlink w:history="1" r:id="rIdcgwobndv4xbnme-kjjngx">
+            <w:hyperlink w:history="1" r:id="rIdkb86o4roop09z198uzo0k">
               <w:r>
                 <w:rPr>
                   <w:rFonts w:ascii="Arial" w:cs="Arial" w:eastAsia="Arial" w:hAnsi="Arial"/>
@@ -29340,7 +29340,7 @@
               <w:spacing w:after="10" w:before="0"/>
               <w:ind w:left="120"/>
             </w:pPr>
-            <w:hyperlink w:history="1" r:id="rIdcslhqlotxrezfh0szz_pj">
+            <w:hyperlink w:history="1" r:id="rIdvvlvd7qjhpwzx_jxmgqft">
               <w:r>
                 <w:rPr>
                   <w:rFonts w:ascii="Arial" w:cs="Arial" w:eastAsia="Arial" w:hAnsi="Arial"/>
@@ -29487,32 +29487,32 @@
         <w:tc>
           <w:tcPr>
             <w:tcW w:type="dxa" w:w="1520"/>
-            <w:shd w:fill="F2F2F2" w:color="auto" w:val="clear"/>
-            <w:tcMar>
-              <w:top w:type="dxa" w:w="60"/>
-              <w:left w:type="dxa" w:w="120"/>
-              <w:bottom w:type="dxa" w:w="60"/>
-              <w:right w:type="dxa" w:w="120"/>
-            </w:tcMar>
-            <w:vAlign w:val="top"/>
-          </w:tcPr>
-          <w:p>
-            <w:pPr>
-              <w:spacing w:after="40" w:before="0"/>
-              <w:jc w:val="left"/>
-            </w:pPr>
-            <w:r>
-              <w:rPr>
-                <w:rFonts w:ascii="Arial" w:cs="Arial" w:eastAsia="Arial" w:hAnsi="Arial"/>
-                <w:b/>
-                <w:bCs/>
-                <w:i w:val="false"/>
-                <w:iCs w:val="false"/>
-                <w:color w:val="000000"/>
-                <w:sz w:val="18"/>
-                <w:szCs w:val="18"/>
-              </w:rPr>
-              <w:t xml:space="preserve">Phase 2 — OBSERVE: Poster Gallery Walk &amp; Evidence Audit</w:t>
+            <w:shd w:fill="D9EEF1" w:color="auto" w:val="clear"/>
+            <w:tcMar>
+              <w:top w:type="dxa" w:w="60"/>
+              <w:left w:type="dxa" w:w="120"/>
+              <w:bottom w:type="dxa" w:w="60"/>
+              <w:right w:type="dxa" w:w="120"/>
+            </w:tcMar>
+            <w:vAlign w:val="top"/>
+          </w:tcPr>
+          <w:p>
+            <w:pPr>
+              <w:spacing w:after="40" w:before="0"/>
+              <w:jc w:val="left"/>
+            </w:pPr>
+            <w:r>
+              <w:rPr>
+                <w:rFonts w:ascii="Arial" w:cs="Arial" w:eastAsia="Arial" w:hAnsi="Arial"/>
+                <w:b/>
+                <w:bCs/>
+                <w:i w:val="false"/>
+                <w:iCs w:val="false"/>
+                <w:color w:val="000000"/>
+                <w:sz w:val="18"/>
+                <w:szCs w:val="18"/>
+              </w:rPr>
+              <w:t xml:space="preserve">Observe Phase</w:t>
             </w:r>
           </w:p>
           <w:p>
@@ -29535,7 +29535,7 @@
             <w:pPr>
               <w:spacing w:after="20" w:before="0"/>
             </w:pPr>
-            <w:hyperlink w:history="1" r:id="rIdv0hazqzzi2oexqmpjltpz">
+            <w:hyperlink w:history="1" r:id="rIdp7fyhbfeihlyxsnjw9rmh">
               <w:r>
                 <w:rPr>
                   <w:rFonts w:ascii="Arial" w:cs="Arial" w:eastAsia="Arial" w:hAnsi="Arial"/>
@@ -29568,7 +29568,7 @@
               <w:spacing w:after="10" w:before="0"/>
               <w:ind w:left="120"/>
             </w:pPr>
-            <w:hyperlink w:history="1" r:id="rId3o-0a2lux_t3lhdg97-rw">
+            <w:hyperlink w:history="1" r:id="rId_ex47bpss6g0xdbeve-vd">
               <w:r>
                 <w:rPr>
                   <w:rFonts w:ascii="Arial" w:cs="Arial" w:eastAsia="Arial" w:hAnsi="Arial"/>
@@ -29613,7 +29613,7 @@
             <w:pPr>
               <w:spacing w:after="20" w:before="0"/>
             </w:pPr>
-            <w:hyperlink w:history="1" r:id="rIduv3-c_zyryj67vnkukogo">
+            <w:hyperlink w:history="1" r:id="rId0asulqxdqukw2nwud-uuf">
               <w:r>
                 <w:rPr>
                   <w:rFonts w:ascii="Arial" w:cs="Arial" w:eastAsia="Arial" w:hAnsi="Arial"/>
@@ -29646,7 +29646,7 @@
               <w:spacing w:after="10" w:before="0"/>
               <w:ind w:left="120"/>
             </w:pPr>
-            <w:hyperlink w:history="1" r:id="rIdqls_wfy2kawmxmoqkbyz3">
+            <w:hyperlink w:history="1" r:id="rIdlkkm6jq1-2twcppxcdclo">
               <w:r>
                 <w:rPr>
                   <w:rFonts w:ascii="Arial" w:cs="Arial" w:eastAsia="Arial" w:hAnsi="Arial"/>
@@ -29793,32 +29793,32 @@
         <w:tc>
           <w:tcPr>
             <w:tcW w:type="dxa" w:w="1520"/>
-            <w:shd w:fill="F2F2F2" w:color="auto" w:val="clear"/>
-            <w:tcMar>
-              <w:top w:type="dxa" w:w="60"/>
-              <w:left w:type="dxa" w:w="120"/>
-              <w:bottom w:type="dxa" w:w="60"/>
-              <w:right w:type="dxa" w:w="120"/>
-            </w:tcMar>
-            <w:vAlign w:val="top"/>
-          </w:tcPr>
-          <w:p>
-            <w:pPr>
-              <w:spacing w:after="40" w:before="0"/>
-              <w:jc w:val="left"/>
-            </w:pPr>
-            <w:r>
-              <w:rPr>
-                <w:rFonts w:ascii="Arial" w:cs="Arial" w:eastAsia="Arial" w:hAnsi="Arial"/>
-                <w:b/>
-                <w:bCs/>
-                <w:i w:val="false"/>
-                <w:iCs w:val="false"/>
-                <w:color w:val="000000"/>
-                <w:sz w:val="18"/>
-                <w:szCs w:val="18"/>
-              </w:rPr>
-              <w:t xml:space="preserve">Phase 3 — EXPLAIN: Final Explanation — Answering the Driving Question</w:t>
+            <w:shd w:fill="E2EFDA" w:color="auto" w:val="clear"/>
+            <w:tcMar>
+              <w:top w:type="dxa" w:w="60"/>
+              <w:left w:type="dxa" w:w="120"/>
+              <w:bottom w:type="dxa" w:w="60"/>
+              <w:right w:type="dxa" w:w="120"/>
+            </w:tcMar>
+            <w:vAlign w:val="top"/>
+          </w:tcPr>
+          <w:p>
+            <w:pPr>
+              <w:spacing w:after="40" w:before="0"/>
+              <w:jc w:val="left"/>
+            </w:pPr>
+            <w:r>
+              <w:rPr>
+                <w:rFonts w:ascii="Arial" w:cs="Arial" w:eastAsia="Arial" w:hAnsi="Arial"/>
+                <w:b/>
+                <w:bCs/>
+                <w:i w:val="false"/>
+                <w:iCs w:val="false"/>
+                <w:color w:val="000000"/>
+                <w:sz w:val="18"/>
+                <w:szCs w:val="18"/>
+              </w:rPr>
+              <w:t xml:space="preserve">Explain Phase</w:t>
             </w:r>
           </w:p>
           <w:p>
@@ -29841,7 +29841,7 @@
             <w:pPr>
               <w:spacing w:after="20" w:before="0"/>
             </w:pPr>
-            <w:hyperlink w:history="1" r:id="rIdkzdmr0gduazxqjaxmdbwy">
+            <w:hyperlink w:history="1" r:id="rIdp1hr2w5wecxhnlh1vbice">
               <w:r>
                 <w:rPr>
                   <w:rFonts w:ascii="Arial" w:cs="Arial" w:eastAsia="Arial" w:hAnsi="Arial"/>
@@ -29874,7 +29874,7 @@
               <w:spacing w:after="10" w:before="0"/>
               <w:ind w:left="120"/>
             </w:pPr>
-            <w:hyperlink w:history="1" r:id="rIdbo_mffk4idj4lib2andoo">
+            <w:hyperlink w:history="1" r:id="rIdbufcxel9bolls-uz_mhuw">
               <w:r>
                 <w:rPr>
                   <w:rFonts w:ascii="Arial" w:cs="Arial" w:eastAsia="Arial" w:hAnsi="Arial"/>
@@ -29919,7 +29919,7 @@
             <w:pPr>
               <w:spacing w:after="20" w:before="0"/>
             </w:pPr>
-            <w:hyperlink w:history="1" r:id="rIdipu5g6uwaq9juprp0xfe-">
+            <w:hyperlink w:history="1" r:id="rIddjp9acrpm_khjftox6bhf">
               <w:r>
                 <w:rPr>
                   <w:rFonts w:ascii="Arial" w:cs="Arial" w:eastAsia="Arial" w:hAnsi="Arial"/>
@@ -29952,7 +29952,7 @@
               <w:spacing w:after="10" w:before="0"/>
               <w:ind w:left="120"/>
             </w:pPr>
-            <w:hyperlink w:history="1" r:id="rId0gm54fhla6huzeoxqmxoy">
+            <w:hyperlink w:history="1" r:id="rId-sv49clbv7hcubv0laodw">
               <w:r>
                 <w:rPr>
                   <w:rFonts w:ascii="Arial" w:cs="Arial" w:eastAsia="Arial" w:hAnsi="Arial"/>
@@ -30099,32 +30099,32 @@
         <w:tc>
           <w:tcPr>
             <w:tcW w:type="dxa" w:w="1520"/>
-            <w:shd w:fill="F2F2F2" w:color="auto" w:val="clear"/>
-            <w:tcMar>
-              <w:top w:type="dxa" w:w="60"/>
-              <w:left w:type="dxa" w:w="120"/>
-              <w:bottom w:type="dxa" w:w="60"/>
-              <w:right w:type="dxa" w:w="120"/>
-            </w:tcMar>
-            <w:vAlign w:val="top"/>
-          </w:tcPr>
-          <w:p>
-            <w:pPr>
-              <w:spacing w:after="40" w:before="0"/>
-              <w:jc w:val="left"/>
-            </w:pPr>
-            <w:r>
-              <w:rPr>
-                <w:rFonts w:ascii="Arial" w:cs="Arial" w:eastAsia="Arial" w:hAnsi="Arial"/>
-                <w:b/>
-                <w:bCs/>
-                <w:i w:val="false"/>
-                <w:iCs w:val="false"/>
-                <w:color w:val="000000"/>
-                <w:sz w:val="18"/>
-                <w:szCs w:val="18"/>
-              </w:rPr>
-              <w:t xml:space="preserve">Phase 4 — DRIVING QUESTION BOARD (DQB) Completion: Crossing Off &amp; Looking Forward</w:t>
+            <w:shd w:fill="FCE4D6" w:color="auto" w:val="clear"/>
+            <w:tcMar>
+              <w:top w:type="dxa" w:w="60"/>
+              <w:left w:type="dxa" w:w="120"/>
+              <w:bottom w:type="dxa" w:w="60"/>
+              <w:right w:type="dxa" w:w="120"/>
+            </w:tcMar>
+            <w:vAlign w:val="top"/>
+          </w:tcPr>
+          <w:p>
+            <w:pPr>
+              <w:spacing w:after="40" w:before="0"/>
+              <w:jc w:val="left"/>
+            </w:pPr>
+            <w:r>
+              <w:rPr>
+                <w:rFonts w:ascii="Arial" w:cs="Arial" w:eastAsia="Arial" w:hAnsi="Arial"/>
+                <w:b/>
+                <w:bCs/>
+                <w:i w:val="false"/>
+                <w:iCs w:val="false"/>
+                <w:color w:val="000000"/>
+                <w:sz w:val="18"/>
+                <w:szCs w:val="18"/>
+              </w:rPr>
+              <w:t xml:space="preserve">Driving Question Board (DQB) Creation</w:t>
             </w:r>
           </w:p>
           <w:p>
@@ -30147,7 +30147,7 @@
             <w:pPr>
               <w:spacing w:after="20" w:before="0"/>
             </w:pPr>
-            <w:hyperlink w:history="1" r:id="rIddfiz0ueouqykh01fayvnd">
+            <w:hyperlink w:history="1" r:id="rIde6yibik7bzhar2kqhdfxa">
               <w:r>
                 <w:rPr>
                   <w:rFonts w:ascii="Arial" w:cs="Arial" w:eastAsia="Arial" w:hAnsi="Arial"/>
@@ -30180,7 +30180,7 @@
               <w:spacing w:after="10" w:before="0"/>
               <w:ind w:left="120"/>
             </w:pPr>
-            <w:hyperlink w:history="1" r:id="rIdmyhuod_erm-fog2wqwdin">
+            <w:hyperlink w:history="1" r:id="rIdsor-p0rkrie9io2iyc0yr">
               <w:r>
                 <w:rPr>
                   <w:rFonts w:ascii="Arial" w:cs="Arial" w:eastAsia="Arial" w:hAnsi="Arial"/>
@@ -30225,7 +30225,7 @@
             <w:pPr>
               <w:spacing w:after="20" w:before="0"/>
             </w:pPr>
-            <w:hyperlink w:history="1" r:id="rId4irdl6i6rcrq2knwb0oin">
+            <w:hyperlink w:history="1" r:id="rIds5qt19nrqiws5c6ycytvb">
               <w:r>
                 <w:rPr>
                   <w:rFonts w:ascii="Arial" w:cs="Arial" w:eastAsia="Arial" w:hAnsi="Arial"/>
@@ -30258,7 +30258,7 @@
               <w:spacing w:after="10" w:before="0"/>
               <w:ind w:left="120"/>
             </w:pPr>
-            <w:hyperlink w:history="1" r:id="rIdxgzwedkyfhqyekiswyv51">
+            <w:hyperlink w:history="1" r:id="rIdejuwmfhyslqqilldrrwqw">
               <w:r>
                 <w:rPr>
                   <w:rFonts w:ascii="Arial" w:cs="Arial" w:eastAsia="Arial" w:hAnsi="Arial"/>
@@ -30405,32 +30405,32 @@
         <w:tc>
           <w:tcPr>
             <w:tcW w:type="dxa" w:w="1520"/>
-            <w:shd w:fill="F2F2F2" w:color="auto" w:val="clear"/>
-            <w:tcMar>
-              <w:top w:type="dxa" w:w="60"/>
-              <w:left w:type="dxa" w:w="120"/>
-              <w:bottom w:type="dxa" w:w="60"/>
-              <w:right w:type="dxa" w:w="120"/>
-            </w:tcMar>
-            <w:vAlign w:val="top"/>
-          </w:tcPr>
-          <w:p>
-            <w:pPr>
-              <w:spacing w:after="40" w:before="0"/>
-              <w:jc w:val="left"/>
-            </w:pPr>
-            <w:r>
-              <w:rPr>
-                <w:rFonts w:ascii="Arial" w:cs="Arial" w:eastAsia="Arial" w:hAnsi="Arial"/>
-                <w:b/>
-                <w:bCs/>
-                <w:i w:val="false"/>
-                <w:iCs w:val="false"/>
-                <w:color w:val="000000"/>
-                <w:sz w:val="18"/>
-                <w:szCs w:val="18"/>
-              </w:rPr>
-              <w:t xml:space="preserve">Phase 5 — MODEL BUILDING: Finalising &amp; Displaying the Concept-Map Model</w:t>
+            <w:shd w:fill="D5E8F0" w:color="auto" w:val="clear"/>
+            <w:tcMar>
+              <w:top w:type="dxa" w:w="60"/>
+              <w:left w:type="dxa" w:w="120"/>
+              <w:bottom w:type="dxa" w:w="60"/>
+              <w:right w:type="dxa" w:w="120"/>
+            </w:tcMar>
+            <w:vAlign w:val="top"/>
+          </w:tcPr>
+          <w:p>
+            <w:pPr>
+              <w:spacing w:after="40" w:before="0"/>
+              <w:jc w:val="left"/>
+            </w:pPr>
+            <w:r>
+              <w:rPr>
+                <w:rFonts w:ascii="Arial" w:cs="Arial" w:eastAsia="Arial" w:hAnsi="Arial"/>
+                <w:b/>
+                <w:bCs/>
+                <w:i w:val="false"/>
+                <w:iCs w:val="false"/>
+                <w:color w:val="000000"/>
+                <w:sz w:val="18"/>
+                <w:szCs w:val="18"/>
+              </w:rPr>
+              <w:t xml:space="preserve">Model Building Phase</w:t>
             </w:r>
           </w:p>
           <w:p>
@@ -30453,7 +30453,7 @@
             <w:pPr>
               <w:spacing w:after="20" w:before="0"/>
             </w:pPr>
-            <w:hyperlink w:history="1" r:id="rIds4hav1bz7qzq9aafhsyvm">
+            <w:hyperlink w:history="1" r:id="rIdobf9gotk3mgickeagoyuv">
               <w:r>
                 <w:rPr>
                   <w:rFonts w:ascii="Arial" w:cs="Arial" w:eastAsia="Arial" w:hAnsi="Arial"/>
@@ -30486,7 +30486,7 @@
               <w:spacing w:after="10" w:before="0"/>
               <w:ind w:left="120"/>
             </w:pPr>
-            <w:hyperlink w:history="1" r:id="rIddrnoex-w7ktjwlzim9jyi">
+            <w:hyperlink w:history="1" r:id="rIdavf7fdkfibu7lxkua2gc7">
               <w:r>
                 <w:rPr>
                   <w:rFonts w:ascii="Arial" w:cs="Arial" w:eastAsia="Arial" w:hAnsi="Arial"/>
@@ -30531,7 +30531,7 @@
             <w:pPr>
               <w:spacing w:after="20" w:before="0"/>
             </w:pPr>
-            <w:hyperlink w:history="1" r:id="rIdwgp0p7_imoyi--hi_sxoa">
+            <w:hyperlink w:history="1" r:id="rIdnvmrhzf4myubmfgodccsd">
               <w:r>
                 <w:rPr>
                   <w:rFonts w:ascii="Arial" w:cs="Arial" w:eastAsia="Arial" w:hAnsi="Arial"/>
@@ -30564,7 +30564,7 @@
               <w:spacing w:after="10" w:before="0"/>
               <w:ind w:left="120"/>
             </w:pPr>
-            <w:hyperlink w:history="1" r:id="rIdzhcyeuorme19k3g2_fv9q">
+            <w:hyperlink w:history="1" r:id="rIdsjltgnie1_n3wzp_fzah9">
               <w:r>
                 <w:rPr>
                   <w:rFonts w:ascii="Arial" w:cs="Arial" w:eastAsia="Arial" w:hAnsi="Arial"/>

--- a/data/outputs/v2/Chemistry/SS1.1_Introduction_to_Chemistry/Chemistry_Introduction_to_Chemistry_CBE_LessonSequence.docx
+++ b/data/outputs/v2/Chemistry/SS1.1_Introduction_to_Chemistry/Chemistry_Introduction_to_Chemistry_CBE_LessonSequence.docx
@@ -3280,7 +3280,7 @@
             <w:pPr>
               <w:spacing w:after="20" w:before="0"/>
             </w:pPr>
-            <w:hyperlink w:history="1" r:id="rIdrsgjf-usey49nhrg0xuoc">
+            <w:hyperlink w:history="1" r:id="rIdacz71mrmzcaws8qvhqhmb">
               <w:r>
                 <w:rPr>
                   <w:rFonts w:ascii="Arial" w:cs="Arial" w:eastAsia="Arial" w:hAnsi="Arial"/>
@@ -3313,7 +3313,7 @@
               <w:spacing w:after="10" w:before="0"/>
               <w:ind w:left="120"/>
             </w:pPr>
-            <w:hyperlink w:history="1" r:id="rIdhoe7rjwnw6w41mojtnld0">
+            <w:hyperlink w:history="1" r:id="rIdxk0u2sirp6z2hng2floag">
               <w:r>
                 <w:rPr>
                   <w:rFonts w:ascii="Arial" w:cs="Arial" w:eastAsia="Arial" w:hAnsi="Arial"/>
@@ -3358,7 +3358,7 @@
             <w:pPr>
               <w:spacing w:after="20" w:before="0"/>
             </w:pPr>
-            <w:hyperlink w:history="1" r:id="rIdgk1b4vp01rdbobn9uk_gd">
+            <w:hyperlink w:history="1" r:id="rIdx-dclbwj-p-9rdiz_v0fc">
               <w:r>
                 <w:rPr>
                   <w:rFonts w:ascii="Arial" w:cs="Arial" w:eastAsia="Arial" w:hAnsi="Arial"/>
@@ -3391,7 +3391,7 @@
               <w:spacing w:after="10" w:before="0"/>
               <w:ind w:left="120"/>
             </w:pPr>
-            <w:hyperlink w:history="1" r:id="rIde62fk1fqgr-ff4t0d8wrz">
+            <w:hyperlink w:history="1" r:id="rIdayplwqy_bgr0y6mvrxzfw">
               <w:r>
                 <w:rPr>
                   <w:rFonts w:ascii="Arial" w:cs="Arial" w:eastAsia="Arial" w:hAnsi="Arial"/>
@@ -3586,7 +3586,7 @@
             <w:pPr>
               <w:spacing w:after="20" w:before="0"/>
             </w:pPr>
-            <w:hyperlink w:history="1" r:id="rIdvk1agbwodfqenni1_1iib">
+            <w:hyperlink w:history="1" r:id="rIdtpsd96ohhcohkibwcytfh">
               <w:r>
                 <w:rPr>
                   <w:rFonts w:ascii="Arial" w:cs="Arial" w:eastAsia="Arial" w:hAnsi="Arial"/>
@@ -3619,7 +3619,7 @@
               <w:spacing w:after="10" w:before="0"/>
               <w:ind w:left="120"/>
             </w:pPr>
-            <w:hyperlink w:history="1" r:id="rIdr9ja1tck4iltu_bkilaow">
+            <w:hyperlink w:history="1" r:id="rIdjp5rjl43wa1iba6trflbd">
               <w:r>
                 <w:rPr>
                   <w:rFonts w:ascii="Arial" w:cs="Arial" w:eastAsia="Arial" w:hAnsi="Arial"/>
@@ -3664,7 +3664,7 @@
             <w:pPr>
               <w:spacing w:after="20" w:before="0"/>
             </w:pPr>
-            <w:hyperlink w:history="1" r:id="rIdfxgcoob4pauvlowuk5xoc">
+            <w:hyperlink w:history="1" r:id="rIdqlumoz-doyah3aybrcibm">
               <w:r>
                 <w:rPr>
                   <w:rFonts w:ascii="Arial" w:cs="Arial" w:eastAsia="Arial" w:hAnsi="Arial"/>
@@ -3697,7 +3697,7 @@
               <w:spacing w:after="10" w:before="0"/>
               <w:ind w:left="120"/>
             </w:pPr>
-            <w:hyperlink w:history="1" r:id="rIdgzdhjnr3xw2sumorf_jha">
+            <w:hyperlink w:history="1" r:id="rIdm-wvtyhlxhg3nx2jbgwvs">
               <w:r>
                 <w:rPr>
                   <w:rFonts w:ascii="Arial" w:cs="Arial" w:eastAsia="Arial" w:hAnsi="Arial"/>
@@ -3892,7 +3892,7 @@
             <w:pPr>
               <w:spacing w:after="20" w:before="0"/>
             </w:pPr>
-            <w:hyperlink w:history="1" r:id="rIdycsfljjxbpdixqxnm-axn">
+            <w:hyperlink w:history="1" r:id="rIdzavefwm0qx-pnyxvsdtg0">
               <w:r>
                 <w:rPr>
                   <w:rFonts w:ascii="Arial" w:cs="Arial" w:eastAsia="Arial" w:hAnsi="Arial"/>
@@ -3925,7 +3925,7 @@
               <w:spacing w:after="10" w:before="0"/>
               <w:ind w:left="120"/>
             </w:pPr>
-            <w:hyperlink w:history="1" r:id="rId_p26yg4ifhfpn0dkgwinx">
+            <w:hyperlink w:history="1" r:id="rIdggno095un5lwkmsc0alt_">
               <w:r>
                 <w:rPr>
                   <w:rFonts w:ascii="Arial" w:cs="Arial" w:eastAsia="Arial" w:hAnsi="Arial"/>
@@ -3970,7 +3970,7 @@
             <w:pPr>
               <w:spacing w:after="20" w:before="0"/>
             </w:pPr>
-            <w:hyperlink w:history="1" r:id="rIdnvfampbzr8jatu-5j2mwh">
+            <w:hyperlink w:history="1" r:id="rId4elmzfbdzsqbvv3yl1q_w">
               <w:r>
                 <w:rPr>
                   <w:rFonts w:ascii="Arial" w:cs="Arial" w:eastAsia="Arial" w:hAnsi="Arial"/>
@@ -4003,7 +4003,7 @@
               <w:spacing w:after="10" w:before="0"/>
               <w:ind w:left="120"/>
             </w:pPr>
-            <w:hyperlink w:history="1" r:id="rIdcwonq3tajhvuxjljc8wvq">
+            <w:hyperlink w:history="1" r:id="rIdjm4sbz7b8mv-tfxs-ehor">
               <w:r>
                 <w:rPr>
                   <w:rFonts w:ascii="Arial" w:cs="Arial" w:eastAsia="Arial" w:hAnsi="Arial"/>
@@ -4198,7 +4198,7 @@
             <w:pPr>
               <w:spacing w:after="20" w:before="0"/>
             </w:pPr>
-            <w:hyperlink w:history="1" r:id="rIdm4nu_ohi1phgxy0c4agvc">
+            <w:hyperlink w:history="1" r:id="rIdqucmzprnmlullcew8c5o7">
               <w:r>
                 <w:rPr>
                   <w:rFonts w:ascii="Arial" w:cs="Arial" w:eastAsia="Arial" w:hAnsi="Arial"/>
@@ -4231,7 +4231,7 @@
               <w:spacing w:after="10" w:before="0"/>
               <w:ind w:left="120"/>
             </w:pPr>
-            <w:hyperlink w:history="1" r:id="rIdmqvm8bqkqcihxly3ve1ol">
+            <w:hyperlink w:history="1" r:id="rId5jefyjqpndjz8cfvldvri">
               <w:r>
                 <w:rPr>
                   <w:rFonts w:ascii="Arial" w:cs="Arial" w:eastAsia="Arial" w:hAnsi="Arial"/>
@@ -4276,7 +4276,7 @@
             <w:pPr>
               <w:spacing w:after="20" w:before="0"/>
             </w:pPr>
-            <w:hyperlink w:history="1" r:id="rId17db2oymzdm2r9ped_j3p">
+            <w:hyperlink w:history="1" r:id="rId7sspikmyrjw2or6eau9mw">
               <w:r>
                 <w:rPr>
                   <w:rFonts w:ascii="Arial" w:cs="Arial" w:eastAsia="Arial" w:hAnsi="Arial"/>
@@ -4309,7 +4309,7 @@
               <w:spacing w:after="10" w:before="0"/>
               <w:ind w:left="120"/>
             </w:pPr>
-            <w:hyperlink w:history="1" r:id="rIdat22dzwpakfjzfaz4l-pt">
+            <w:hyperlink w:history="1" r:id="rIdh5dpj9c7uwhnp_3op8rrs">
               <w:r>
                 <w:rPr>
                   <w:rFonts w:ascii="Arial" w:cs="Arial" w:eastAsia="Arial" w:hAnsi="Arial"/>
@@ -4504,7 +4504,7 @@
             <w:pPr>
               <w:spacing w:after="20" w:before="0"/>
             </w:pPr>
-            <w:hyperlink w:history="1" r:id="rIdvbrhit331slwb9n-2homw">
+            <w:hyperlink w:history="1" r:id="rIdjts1pkjyfqjcmdshc0nwe">
               <w:r>
                 <w:rPr>
                   <w:rFonts w:ascii="Arial" w:cs="Arial" w:eastAsia="Arial" w:hAnsi="Arial"/>
@@ -4537,7 +4537,7 @@
               <w:spacing w:after="10" w:before="0"/>
               <w:ind w:left="120"/>
             </w:pPr>
-            <w:hyperlink w:history="1" r:id="rIdl-s2hsdwm3ytoshymj6n2">
+            <w:hyperlink w:history="1" r:id="rIdrovnanke-eify2bwvvs0r">
               <w:r>
                 <w:rPr>
                   <w:rFonts w:ascii="Arial" w:cs="Arial" w:eastAsia="Arial" w:hAnsi="Arial"/>
@@ -4582,7 +4582,7 @@
             <w:pPr>
               <w:spacing w:after="20" w:before="0"/>
             </w:pPr>
-            <w:hyperlink w:history="1" r:id="rId31aozavxg_jwejaa4ve-j">
+            <w:hyperlink w:history="1" r:id="rIdxt2hllfl_pzen_bds3_r7">
               <w:r>
                 <w:rPr>
                   <w:rFonts w:ascii="Arial" w:cs="Arial" w:eastAsia="Arial" w:hAnsi="Arial"/>
@@ -4615,7 +4615,7 @@
               <w:spacing w:after="10" w:before="0"/>
               <w:ind w:left="120"/>
             </w:pPr>
-            <w:hyperlink w:history="1" r:id="rId6zsnzcevq-thprpmc_nuo">
+            <w:hyperlink w:history="1" r:id="rIdtsumdvb_gqmsgfphluluk">
               <w:r>
                 <w:rPr>
                   <w:rFonts w:ascii="Arial" w:cs="Arial" w:eastAsia="Arial" w:hAnsi="Arial"/>
@@ -6102,7 +6102,7 @@
             <w:pPr>
               <w:spacing w:after="20" w:before="0"/>
             </w:pPr>
-            <w:hyperlink w:history="1" r:id="rIdv6yj0moc16sqiqehxrkbo">
+            <w:hyperlink w:history="1" r:id="rIdnwy9rug1l5wyqx6h1ydyk">
               <w:r>
                 <w:rPr>
                   <w:rFonts w:ascii="Arial" w:cs="Arial" w:eastAsia="Arial" w:hAnsi="Arial"/>
@@ -6135,7 +6135,7 @@
               <w:spacing w:after="10" w:before="0"/>
               <w:ind w:left="120"/>
             </w:pPr>
-            <w:hyperlink w:history="1" r:id="rIdgh-rdkmni8f1guqwj2ouu">
+            <w:hyperlink w:history="1" r:id="rId1dwnu9vcetucfy7h7t_sf">
               <w:r>
                 <w:rPr>
                   <w:rFonts w:ascii="Arial" w:cs="Arial" w:eastAsia="Arial" w:hAnsi="Arial"/>
@@ -6180,7 +6180,7 @@
             <w:pPr>
               <w:spacing w:after="20" w:before="0"/>
             </w:pPr>
-            <w:hyperlink w:history="1" r:id="rIdhrr66bmrkjiekvkwjp0h4">
+            <w:hyperlink w:history="1" r:id="rIdh6qmqfchhuvsao-lim_r_">
               <w:r>
                 <w:rPr>
                   <w:rFonts w:ascii="Arial" w:cs="Arial" w:eastAsia="Arial" w:hAnsi="Arial"/>
@@ -6213,7 +6213,7 @@
               <w:spacing w:after="10" w:before="0"/>
               <w:ind w:left="120"/>
             </w:pPr>
-            <w:hyperlink w:history="1" r:id="rIdz9y98-pcd_stu6iayqmvk">
+            <w:hyperlink w:history="1" r:id="rIdghuflktfb0tyuedywkalp">
               <w:r>
                 <w:rPr>
                   <w:rFonts w:ascii="Arial" w:cs="Arial" w:eastAsia="Arial" w:hAnsi="Arial"/>
@@ -6408,7 +6408,7 @@
             <w:pPr>
               <w:spacing w:after="20" w:before="0"/>
             </w:pPr>
-            <w:hyperlink w:history="1" r:id="rIdf0o6othbjrbyx_gamwwwz">
+            <w:hyperlink w:history="1" r:id="rId4r973yosg03zdqsdsywa-">
               <w:r>
                 <w:rPr>
                   <w:rFonts w:ascii="Arial" w:cs="Arial" w:eastAsia="Arial" w:hAnsi="Arial"/>
@@ -6441,7 +6441,7 @@
               <w:spacing w:after="10" w:before="0"/>
               <w:ind w:left="120"/>
             </w:pPr>
-            <w:hyperlink w:history="1" r:id="rIddifrc0gt0hwcfk4vjxkrs">
+            <w:hyperlink w:history="1" r:id="rIdbk0xvzt-vd1wqakr3gnvs">
               <w:r>
                 <w:rPr>
                   <w:rFonts w:ascii="Arial" w:cs="Arial" w:eastAsia="Arial" w:hAnsi="Arial"/>
@@ -6486,7 +6486,7 @@
             <w:pPr>
               <w:spacing w:after="20" w:before="0"/>
             </w:pPr>
-            <w:hyperlink w:history="1" r:id="rIdmtxg0dtggfialiqjw4nnv">
+            <w:hyperlink w:history="1" r:id="rIdq4_bauabufd9kp21x67uo">
               <w:r>
                 <w:rPr>
                   <w:rFonts w:ascii="Arial" w:cs="Arial" w:eastAsia="Arial" w:hAnsi="Arial"/>
@@ -6519,7 +6519,7 @@
               <w:spacing w:after="10" w:before="0"/>
               <w:ind w:left="120"/>
             </w:pPr>
-            <w:hyperlink w:history="1" r:id="rIdl6fl4lzbrtlfexinor2bk">
+            <w:hyperlink w:history="1" r:id="rIdxekhdx3w4ypf4owf9b5bd">
               <w:r>
                 <w:rPr>
                   <w:rFonts w:ascii="Arial" w:cs="Arial" w:eastAsia="Arial" w:hAnsi="Arial"/>
@@ -6714,7 +6714,7 @@
             <w:pPr>
               <w:spacing w:after="20" w:before="0"/>
             </w:pPr>
-            <w:hyperlink w:history="1" r:id="rIdw8sfgnitmq59htk7ngc0v">
+            <w:hyperlink w:history="1" r:id="rIdufzpim1bx6s9l9e4oo3wt">
               <w:r>
                 <w:rPr>
                   <w:rFonts w:ascii="Arial" w:cs="Arial" w:eastAsia="Arial" w:hAnsi="Arial"/>
@@ -6747,7 +6747,7 @@
               <w:spacing w:after="10" w:before="0"/>
               <w:ind w:left="120"/>
             </w:pPr>
-            <w:hyperlink w:history="1" r:id="rId3wqktztidkufvvjlvq6ew">
+            <w:hyperlink w:history="1" r:id="rId1vyvijwce0r-fmni-2hhx">
               <w:r>
                 <w:rPr>
                   <w:rFonts w:ascii="Arial" w:cs="Arial" w:eastAsia="Arial" w:hAnsi="Arial"/>
@@ -6792,7 +6792,7 @@
             <w:pPr>
               <w:spacing w:after="20" w:before="0"/>
             </w:pPr>
-            <w:hyperlink w:history="1" r:id="rIdxwmsu_cs9t6o0dna5-n1u">
+            <w:hyperlink w:history="1" r:id="rIdnvkfjc99g5othkidicpje">
               <w:r>
                 <w:rPr>
                   <w:rFonts w:ascii="Arial" w:cs="Arial" w:eastAsia="Arial" w:hAnsi="Arial"/>
@@ -6825,7 +6825,7 @@
               <w:spacing w:after="10" w:before="0"/>
               <w:ind w:left="120"/>
             </w:pPr>
-            <w:hyperlink w:history="1" r:id="rIdesedlej2c77tm-advqnma">
+            <w:hyperlink w:history="1" r:id="rId6vvy-cpp3sdtzxcvf-6kp">
               <w:r>
                 <w:rPr>
                   <w:rFonts w:ascii="Arial" w:cs="Arial" w:eastAsia="Arial" w:hAnsi="Arial"/>
@@ -7020,7 +7020,7 @@
             <w:pPr>
               <w:spacing w:after="20" w:before="0"/>
             </w:pPr>
-            <w:hyperlink w:history="1" r:id="rId7svxiwg-kq-kd-lrmvpmg">
+            <w:hyperlink w:history="1" r:id="rIddmxude4p9arjo7oqgygeb">
               <w:r>
                 <w:rPr>
                   <w:rFonts w:ascii="Arial" w:cs="Arial" w:eastAsia="Arial" w:hAnsi="Arial"/>
@@ -7053,7 +7053,7 @@
               <w:spacing w:after="10" w:before="0"/>
               <w:ind w:left="120"/>
             </w:pPr>
-            <w:hyperlink w:history="1" r:id="rIdfebfqth3dnxugltj0kqap">
+            <w:hyperlink w:history="1" r:id="rId50sdctkuwg4nfpac2uukh">
               <w:r>
                 <w:rPr>
                   <w:rFonts w:ascii="Arial" w:cs="Arial" w:eastAsia="Arial" w:hAnsi="Arial"/>
@@ -7098,7 +7098,7 @@
             <w:pPr>
               <w:spacing w:after="20" w:before="0"/>
             </w:pPr>
-            <w:hyperlink w:history="1" r:id="rIda_zvcutt3agdbipsxajeu">
+            <w:hyperlink w:history="1" r:id="rIdnamkeyt9_rnazvs84xi9q">
               <w:r>
                 <w:rPr>
                   <w:rFonts w:ascii="Arial" w:cs="Arial" w:eastAsia="Arial" w:hAnsi="Arial"/>
@@ -7131,7 +7131,7 @@
               <w:spacing w:after="10" w:before="0"/>
               <w:ind w:left="120"/>
             </w:pPr>
-            <w:hyperlink w:history="1" r:id="rIdyj9bcfhmudbv6j7qslu_p">
+            <w:hyperlink w:history="1" r:id="rIddey19j_mjnc3skpwm5gmz">
               <w:r>
                 <w:rPr>
                   <w:rFonts w:ascii="Arial" w:cs="Arial" w:eastAsia="Arial" w:hAnsi="Arial"/>
@@ -7326,7 +7326,7 @@
             <w:pPr>
               <w:spacing w:after="20" w:before="0"/>
             </w:pPr>
-            <w:hyperlink w:history="1" r:id="rId-baucntemye_lwmx7mwsp">
+            <w:hyperlink w:history="1" r:id="rIdsmmswonbzys8oys3a_vug">
               <w:r>
                 <w:rPr>
                   <w:rFonts w:ascii="Arial" w:cs="Arial" w:eastAsia="Arial" w:hAnsi="Arial"/>
@@ -7359,7 +7359,7 @@
               <w:spacing w:after="10" w:before="0"/>
               <w:ind w:left="120"/>
             </w:pPr>
-            <w:hyperlink w:history="1" r:id="rIdmsqxgd8ldsde3rdgzm_ef">
+            <w:hyperlink w:history="1" r:id="rIdjwayvae2n_jlekbwsymz9">
               <w:r>
                 <w:rPr>
                   <w:rFonts w:ascii="Arial" w:cs="Arial" w:eastAsia="Arial" w:hAnsi="Arial"/>
@@ -7404,7 +7404,7 @@
             <w:pPr>
               <w:spacing w:after="20" w:before="0"/>
             </w:pPr>
-            <w:hyperlink w:history="1" r:id="rIdgdf-qmfsehysldrzl4-e_">
+            <w:hyperlink w:history="1" r:id="rIdwibgarn4sdn-n732r4uxd">
               <w:r>
                 <w:rPr>
                   <w:rFonts w:ascii="Arial" w:cs="Arial" w:eastAsia="Arial" w:hAnsi="Arial"/>
@@ -7437,7 +7437,7 @@
               <w:spacing w:after="10" w:before="0"/>
               <w:ind w:left="120"/>
             </w:pPr>
-            <w:hyperlink w:history="1" r:id="rIdvz8kcb6mmyaqsw_7u-nzm">
+            <w:hyperlink w:history="1" r:id="rIdcmrsjihbexfrsb6p8oua-">
               <w:r>
                 <w:rPr>
                   <w:rFonts w:ascii="Arial" w:cs="Arial" w:eastAsia="Arial" w:hAnsi="Arial"/>
@@ -9038,7 +9038,7 @@
             <w:pPr>
               <w:spacing w:after="20" w:before="0"/>
             </w:pPr>
-            <w:hyperlink w:history="1" r:id="rIdhe7cfxck2dov62kctz_b3">
+            <w:hyperlink w:history="1" r:id="rIdd9vg3tngwfbh_eu8x05o2">
               <w:r>
                 <w:rPr>
                   <w:rFonts w:ascii="Arial" w:cs="Arial" w:eastAsia="Arial" w:hAnsi="Arial"/>
@@ -9071,7 +9071,7 @@
               <w:spacing w:after="10" w:before="0"/>
               <w:ind w:left="120"/>
             </w:pPr>
-            <w:hyperlink w:history="1" r:id="rIdnf4ys_y8hjia-wbhc6hth">
+            <w:hyperlink w:history="1" r:id="rId1uigr_ndo3ke2pb9kekra">
               <w:r>
                 <w:rPr>
                   <w:rFonts w:ascii="Arial" w:cs="Arial" w:eastAsia="Arial" w:hAnsi="Arial"/>
@@ -9116,7 +9116,7 @@
             <w:pPr>
               <w:spacing w:after="20" w:before="0"/>
             </w:pPr>
-            <w:hyperlink w:history="1" r:id="rIdypfjecscmq5dtfbq3ai4i">
+            <w:hyperlink w:history="1" r:id="rIdaezxn7u2frxhk8uk05ah4">
               <w:r>
                 <w:rPr>
                   <w:rFonts w:ascii="Arial" w:cs="Arial" w:eastAsia="Arial" w:hAnsi="Arial"/>
@@ -9149,7 +9149,7 @@
               <w:spacing w:after="10" w:before="0"/>
               <w:ind w:left="120"/>
             </w:pPr>
-            <w:hyperlink w:history="1" r:id="rIdpv32grivwq2tvrfndg7tu">
+            <w:hyperlink w:history="1" r:id="rIdjx6g2sctdor4jjk3mutro">
               <w:r>
                 <w:rPr>
                   <w:rFonts w:ascii="Arial" w:cs="Arial" w:eastAsia="Arial" w:hAnsi="Arial"/>
@@ -9344,7 +9344,7 @@
             <w:pPr>
               <w:spacing w:after="20" w:before="0"/>
             </w:pPr>
-            <w:hyperlink w:history="1" r:id="rId8socij8wa5z599fnlawhf">
+            <w:hyperlink w:history="1" r:id="rIdzuehl_srkpxpnec-t0e0m">
               <w:r>
                 <w:rPr>
                   <w:rFonts w:ascii="Arial" w:cs="Arial" w:eastAsia="Arial" w:hAnsi="Arial"/>
@@ -9377,7 +9377,7 @@
               <w:spacing w:after="10" w:before="0"/>
               <w:ind w:left="120"/>
             </w:pPr>
-            <w:hyperlink w:history="1" r:id="rIddocy4blze5j9uj_mzm87n">
+            <w:hyperlink w:history="1" r:id="rIdahj9knbsinopdcpcjtawh">
               <w:r>
                 <w:rPr>
                   <w:rFonts w:ascii="Arial" w:cs="Arial" w:eastAsia="Arial" w:hAnsi="Arial"/>
@@ -9422,7 +9422,7 @@
             <w:pPr>
               <w:spacing w:after="20" w:before="0"/>
             </w:pPr>
-            <w:hyperlink w:history="1" r:id="rIdl8qf12bekoxm80evu5k9l">
+            <w:hyperlink w:history="1" r:id="rIdujmwh_bf3kx8qywx5hst1">
               <w:r>
                 <w:rPr>
                   <w:rFonts w:ascii="Arial" w:cs="Arial" w:eastAsia="Arial" w:hAnsi="Arial"/>
@@ -9455,7 +9455,7 @@
               <w:spacing w:after="10" w:before="0"/>
               <w:ind w:left="120"/>
             </w:pPr>
-            <w:hyperlink w:history="1" r:id="rId-dwrrcrrxdjpm7vizneh5">
+            <w:hyperlink w:history="1" r:id="rIdbzdap3rrdvcp0nlmqdl61">
               <w:r>
                 <w:rPr>
                   <w:rFonts w:ascii="Arial" w:cs="Arial" w:eastAsia="Arial" w:hAnsi="Arial"/>
@@ -9650,7 +9650,7 @@
             <w:pPr>
               <w:spacing w:after="20" w:before="0"/>
             </w:pPr>
-            <w:hyperlink w:history="1" r:id="rIddocrjcyy1dpxcve41dldj">
+            <w:hyperlink w:history="1" r:id="rId8zo8_4mefxgakdqeho3ky">
               <w:r>
                 <w:rPr>
                   <w:rFonts w:ascii="Arial" w:cs="Arial" w:eastAsia="Arial" w:hAnsi="Arial"/>
@@ -9683,7 +9683,7 @@
               <w:spacing w:after="10" w:before="0"/>
               <w:ind w:left="120"/>
             </w:pPr>
-            <w:hyperlink w:history="1" r:id="rIdqhl1ymhvliyx0btk8dzhg">
+            <w:hyperlink w:history="1" r:id="rIdjhh4nm7xq5or8as-ctzzp">
               <w:r>
                 <w:rPr>
                   <w:rFonts w:ascii="Arial" w:cs="Arial" w:eastAsia="Arial" w:hAnsi="Arial"/>
@@ -9728,7 +9728,7 @@
             <w:pPr>
               <w:spacing w:after="20" w:before="0"/>
             </w:pPr>
-            <w:hyperlink w:history="1" r:id="rIdfajuhupz8h8ma5gvgmsxa">
+            <w:hyperlink w:history="1" r:id="rId_oocmlx4pq4muqeaz8e3v">
               <w:r>
                 <w:rPr>
                   <w:rFonts w:ascii="Arial" w:cs="Arial" w:eastAsia="Arial" w:hAnsi="Arial"/>
@@ -9761,7 +9761,7 @@
               <w:spacing w:after="10" w:before="0"/>
               <w:ind w:left="120"/>
             </w:pPr>
-            <w:hyperlink w:history="1" r:id="rIdjdcw6kjj3y8fhe8rvc0uc">
+            <w:hyperlink w:history="1" r:id="rId1erye6s1j6rrjae_qwiff">
               <w:r>
                 <w:rPr>
                   <w:rFonts w:ascii="Arial" w:cs="Arial" w:eastAsia="Arial" w:hAnsi="Arial"/>
@@ -9956,7 +9956,7 @@
             <w:pPr>
               <w:spacing w:after="20" w:before="0"/>
             </w:pPr>
-            <w:hyperlink w:history="1" r:id="rIdg_wk7nvndjiysz2uh3sbl">
+            <w:hyperlink w:history="1" r:id="rId6y4dkei15a4wu9mcrbgnw">
               <w:r>
                 <w:rPr>
                   <w:rFonts w:ascii="Arial" w:cs="Arial" w:eastAsia="Arial" w:hAnsi="Arial"/>
@@ -9989,7 +9989,7 @@
               <w:spacing w:after="10" w:before="0"/>
               <w:ind w:left="120"/>
             </w:pPr>
-            <w:hyperlink w:history="1" r:id="rIdk786haiwkdb-z8iofv68y">
+            <w:hyperlink w:history="1" r:id="rId7gjugzsc6zw3jtwlmlamt">
               <w:r>
                 <w:rPr>
                   <w:rFonts w:ascii="Arial" w:cs="Arial" w:eastAsia="Arial" w:hAnsi="Arial"/>
@@ -10034,7 +10034,7 @@
             <w:pPr>
               <w:spacing w:after="20" w:before="0"/>
             </w:pPr>
-            <w:hyperlink w:history="1" r:id="rIdi7bn3puc0komxl2hibex0">
+            <w:hyperlink w:history="1" r:id="rIdqtwtv94cg7uflv6ig2ldu">
               <w:r>
                 <w:rPr>
                   <w:rFonts w:ascii="Arial" w:cs="Arial" w:eastAsia="Arial" w:hAnsi="Arial"/>
@@ -10067,7 +10067,7 @@
               <w:spacing w:after="10" w:before="0"/>
               <w:ind w:left="120"/>
             </w:pPr>
-            <w:hyperlink w:history="1" r:id="rIddgvmlmtorqingb_pdxes6">
+            <w:hyperlink w:history="1" r:id="rIdg-yofnumuppckp6guufje">
               <w:r>
                 <w:rPr>
                   <w:rFonts w:ascii="Arial" w:cs="Arial" w:eastAsia="Arial" w:hAnsi="Arial"/>
@@ -10262,7 +10262,7 @@
             <w:pPr>
               <w:spacing w:after="20" w:before="0"/>
             </w:pPr>
-            <w:hyperlink w:history="1" r:id="rId_ltqhsxsryopllw7egscy">
+            <w:hyperlink w:history="1" r:id="rIdly4uutt7rsvqyckp0ujun">
               <w:r>
                 <w:rPr>
                   <w:rFonts w:ascii="Arial" w:cs="Arial" w:eastAsia="Arial" w:hAnsi="Arial"/>
@@ -10295,7 +10295,7 @@
               <w:spacing w:after="10" w:before="0"/>
               <w:ind w:left="120"/>
             </w:pPr>
-            <w:hyperlink w:history="1" r:id="rIdlc4kybpdywfmcftjkioci">
+            <w:hyperlink w:history="1" r:id="rIdv7zy5xbqfbvi7wesxms1c">
               <w:r>
                 <w:rPr>
                   <w:rFonts w:ascii="Arial" w:cs="Arial" w:eastAsia="Arial" w:hAnsi="Arial"/>
@@ -10340,7 +10340,7 @@
             <w:pPr>
               <w:spacing w:after="20" w:before="0"/>
             </w:pPr>
-            <w:hyperlink w:history="1" r:id="rId8dplcenksfpaujdh8vvoz">
+            <w:hyperlink w:history="1" r:id="rId8gmjamelpyhowh0wmevbc">
               <w:r>
                 <w:rPr>
                   <w:rFonts w:ascii="Arial" w:cs="Arial" w:eastAsia="Arial" w:hAnsi="Arial"/>
@@ -10373,7 +10373,7 @@
               <w:spacing w:after="10" w:before="0"/>
               <w:ind w:left="120"/>
             </w:pPr>
-            <w:hyperlink w:history="1" r:id="rIdohifij4iszjf-kub2av1m">
+            <w:hyperlink w:history="1" r:id="rId1nbu84qbgrgnlbmefdan7">
               <w:r>
                 <w:rPr>
                   <w:rFonts w:ascii="Arial" w:cs="Arial" w:eastAsia="Arial" w:hAnsi="Arial"/>
@@ -11860,7 +11860,7 @@
             <w:pPr>
               <w:spacing w:after="20" w:before="0"/>
             </w:pPr>
-            <w:hyperlink w:history="1" r:id="rIdbw2fjm6vfr6ijycgyoxiz">
+            <w:hyperlink w:history="1" r:id="rId3jvixfqjuszt6nv_rjzhp">
               <w:r>
                 <w:rPr>
                   <w:rFonts w:ascii="Arial" w:cs="Arial" w:eastAsia="Arial" w:hAnsi="Arial"/>
@@ -11893,7 +11893,7 @@
               <w:spacing w:after="10" w:before="0"/>
               <w:ind w:left="120"/>
             </w:pPr>
-            <w:hyperlink w:history="1" r:id="rIdvvmiymbnnxjwnmda0zty8">
+            <w:hyperlink w:history="1" r:id="rIdrtxe5omex_efalyrfbc5o">
               <w:r>
                 <w:rPr>
                   <w:rFonts w:ascii="Arial" w:cs="Arial" w:eastAsia="Arial" w:hAnsi="Arial"/>
@@ -11938,7 +11938,7 @@
             <w:pPr>
               <w:spacing w:after="20" w:before="0"/>
             </w:pPr>
-            <w:hyperlink w:history="1" r:id="rIdos7b81pfegrgbssb6nbai">
+            <w:hyperlink w:history="1" r:id="rIdpbgxtiewp0j0m-crtywpv">
               <w:r>
                 <w:rPr>
                   <w:rFonts w:ascii="Arial" w:cs="Arial" w:eastAsia="Arial" w:hAnsi="Arial"/>
@@ -11971,7 +11971,7 @@
               <w:spacing w:after="10" w:before="0"/>
               <w:ind w:left="120"/>
             </w:pPr>
-            <w:hyperlink w:history="1" r:id="rIdrtuzyrdw0h1ny96joz68y">
+            <w:hyperlink w:history="1" r:id="rIdtmpoj04razcgjaij_ers3">
               <w:r>
                 <w:rPr>
                   <w:rFonts w:ascii="Arial" w:cs="Arial" w:eastAsia="Arial" w:hAnsi="Arial"/>
@@ -12166,7 +12166,7 @@
             <w:pPr>
               <w:spacing w:after="20" w:before="0"/>
             </w:pPr>
-            <w:hyperlink w:history="1" r:id="rId8mxeqigzq8cuuv86nwvu7">
+            <w:hyperlink w:history="1" r:id="rIdsumlafbz2x-itpfsofjq0">
               <w:r>
                 <w:rPr>
                   <w:rFonts w:ascii="Arial" w:cs="Arial" w:eastAsia="Arial" w:hAnsi="Arial"/>
@@ -12199,7 +12199,7 @@
               <w:spacing w:after="10" w:before="0"/>
               <w:ind w:left="120"/>
             </w:pPr>
-            <w:hyperlink w:history="1" r:id="rIdvit_bxeypkink35j9jvyn">
+            <w:hyperlink w:history="1" r:id="rId5xihlado1pfvfrs3b8b47">
               <w:r>
                 <w:rPr>
                   <w:rFonts w:ascii="Arial" w:cs="Arial" w:eastAsia="Arial" w:hAnsi="Arial"/>
@@ -12244,7 +12244,7 @@
             <w:pPr>
               <w:spacing w:after="20" w:before="0"/>
             </w:pPr>
-            <w:hyperlink w:history="1" r:id="rId7kw5i5-ooqzf2fbjvc1e7">
+            <w:hyperlink w:history="1" r:id="rIdoq7xni8pabolvufmifj7b">
               <w:r>
                 <w:rPr>
                   <w:rFonts w:ascii="Arial" w:cs="Arial" w:eastAsia="Arial" w:hAnsi="Arial"/>
@@ -12277,7 +12277,7 @@
               <w:spacing w:after="10" w:before="0"/>
               <w:ind w:left="120"/>
             </w:pPr>
-            <w:hyperlink w:history="1" r:id="rIdsqpuuz3pi9srbbvb4evty">
+            <w:hyperlink w:history="1" r:id="rIddo8ipi9skzrapcuwytggs">
               <w:r>
                 <w:rPr>
                   <w:rFonts w:ascii="Arial" w:cs="Arial" w:eastAsia="Arial" w:hAnsi="Arial"/>
@@ -12472,7 +12472,7 @@
             <w:pPr>
               <w:spacing w:after="20" w:before="0"/>
             </w:pPr>
-            <w:hyperlink w:history="1" r:id="rIdjslmouctdglnla9dw5ube">
+            <w:hyperlink w:history="1" r:id="rIdvzza8pniackslcaxwqwm6">
               <w:r>
                 <w:rPr>
                   <w:rFonts w:ascii="Arial" w:cs="Arial" w:eastAsia="Arial" w:hAnsi="Arial"/>
@@ -12505,7 +12505,7 @@
               <w:spacing w:after="10" w:before="0"/>
               <w:ind w:left="120"/>
             </w:pPr>
-            <w:hyperlink w:history="1" r:id="rIdl4poibncjehmswyso6fs_">
+            <w:hyperlink w:history="1" r:id="rIdczpiuwqfcj7hfirfvecjj">
               <w:r>
                 <w:rPr>
                   <w:rFonts w:ascii="Arial" w:cs="Arial" w:eastAsia="Arial" w:hAnsi="Arial"/>
@@ -12550,7 +12550,7 @@
             <w:pPr>
               <w:spacing w:after="20" w:before="0"/>
             </w:pPr>
-            <w:hyperlink w:history="1" r:id="rIdsfeuooewddajateab19e5">
+            <w:hyperlink w:history="1" r:id="rIdiikgnqmt5hoxigbc5ammy">
               <w:r>
                 <w:rPr>
                   <w:rFonts w:ascii="Arial" w:cs="Arial" w:eastAsia="Arial" w:hAnsi="Arial"/>
@@ -12583,7 +12583,7 @@
               <w:spacing w:after="10" w:before="0"/>
               <w:ind w:left="120"/>
             </w:pPr>
-            <w:hyperlink w:history="1" r:id="rIdixf5tnywplyjvb7k4sdbm">
+            <w:hyperlink w:history="1" r:id="rIdz715tqwkf9gwbgn0ol8ji">
               <w:r>
                 <w:rPr>
                   <w:rFonts w:ascii="Arial" w:cs="Arial" w:eastAsia="Arial" w:hAnsi="Arial"/>
@@ -12778,7 +12778,7 @@
             <w:pPr>
               <w:spacing w:after="20" w:before="0"/>
             </w:pPr>
-            <w:hyperlink w:history="1" r:id="rIdllmd7r2ptdqy58zl4zit_">
+            <w:hyperlink w:history="1" r:id="rIdabxw1p9geazgtprnpyvbx">
               <w:r>
                 <w:rPr>
                   <w:rFonts w:ascii="Arial" w:cs="Arial" w:eastAsia="Arial" w:hAnsi="Arial"/>
@@ -12811,7 +12811,7 @@
               <w:spacing w:after="10" w:before="0"/>
               <w:ind w:left="120"/>
             </w:pPr>
-            <w:hyperlink w:history="1" r:id="rId_vqfkse09ytynjt9t0e-8">
+            <w:hyperlink w:history="1" r:id="rIdob8ptank3ycqd7nppo5v0">
               <w:r>
                 <w:rPr>
                   <w:rFonts w:ascii="Arial" w:cs="Arial" w:eastAsia="Arial" w:hAnsi="Arial"/>
@@ -12856,7 +12856,7 @@
             <w:pPr>
               <w:spacing w:after="20" w:before="0"/>
             </w:pPr>
-            <w:hyperlink w:history="1" r:id="rIdv2u9nkddjko_x8eigetx1">
+            <w:hyperlink w:history="1" r:id="rIdblpooavrwkxrhaj5aesvf">
               <w:r>
                 <w:rPr>
                   <w:rFonts w:ascii="Arial" w:cs="Arial" w:eastAsia="Arial" w:hAnsi="Arial"/>
@@ -12889,7 +12889,7 @@
               <w:spacing w:after="10" w:before="0"/>
               <w:ind w:left="120"/>
             </w:pPr>
-            <w:hyperlink w:history="1" r:id="rId9vp1njiu-dksnkzvwiss7">
+            <w:hyperlink w:history="1" r:id="rIdtlw-2xacaqd1rtvyfcksl">
               <w:r>
                 <w:rPr>
                   <w:rFonts w:ascii="Arial" w:cs="Arial" w:eastAsia="Arial" w:hAnsi="Arial"/>
@@ -13084,7 +13084,7 @@
             <w:pPr>
               <w:spacing w:after="20" w:before="0"/>
             </w:pPr>
-            <w:hyperlink w:history="1" r:id="rId98e1bnissyvvtlvl6hows">
+            <w:hyperlink w:history="1" r:id="rId-myge4tb_j4v_w1bsk9z6">
               <w:r>
                 <w:rPr>
                   <w:rFonts w:ascii="Arial" w:cs="Arial" w:eastAsia="Arial" w:hAnsi="Arial"/>
@@ -13117,7 +13117,7 @@
               <w:spacing w:after="10" w:before="0"/>
               <w:ind w:left="120"/>
             </w:pPr>
-            <w:hyperlink w:history="1" r:id="rIdk1v9yhdohey19nbq6fawe">
+            <w:hyperlink w:history="1" r:id="rIdmjo_4ehz58t2juaa6iips">
               <w:r>
                 <w:rPr>
                   <w:rFonts w:ascii="Arial" w:cs="Arial" w:eastAsia="Arial" w:hAnsi="Arial"/>
@@ -13162,7 +13162,7 @@
             <w:pPr>
               <w:spacing w:after="20" w:before="0"/>
             </w:pPr>
-            <w:hyperlink w:history="1" r:id="rIdsaeyw6j3ioi9haclwwnri">
+            <w:hyperlink w:history="1" r:id="rIdielrll15rxj8z2ja6vzhi">
               <w:r>
                 <w:rPr>
                   <w:rFonts w:ascii="Arial" w:cs="Arial" w:eastAsia="Arial" w:hAnsi="Arial"/>
@@ -13195,7 +13195,7 @@
               <w:spacing w:after="10" w:before="0"/>
               <w:ind w:left="120"/>
             </w:pPr>
-            <w:hyperlink w:history="1" r:id="rIdlrfndkv9fejp5kzcnescq">
+            <w:hyperlink w:history="1" r:id="rIdhuokffk-xgxml14jpd5fq">
               <w:r>
                 <w:rPr>
                   <w:rFonts w:ascii="Arial" w:cs="Arial" w:eastAsia="Arial" w:hAnsi="Arial"/>
@@ -14796,7 +14796,7 @@
             <w:pPr>
               <w:spacing w:after="20" w:before="0"/>
             </w:pPr>
-            <w:hyperlink w:history="1" r:id="rIdttmegzowpy9vntuzjwhdv">
+            <w:hyperlink w:history="1" r:id="rIdnrjmnzqom65eezno8dx8g">
               <w:r>
                 <w:rPr>
                   <w:rFonts w:ascii="Arial" w:cs="Arial" w:eastAsia="Arial" w:hAnsi="Arial"/>
@@ -14829,7 +14829,7 @@
               <w:spacing w:after="10" w:before="0"/>
               <w:ind w:left="120"/>
             </w:pPr>
-            <w:hyperlink w:history="1" r:id="rIdv23mho8ma43xrcqgjc01j">
+            <w:hyperlink w:history="1" r:id="rIdyy78fq5elxawfxexu19_m">
               <w:r>
                 <w:rPr>
                   <w:rFonts w:ascii="Arial" w:cs="Arial" w:eastAsia="Arial" w:hAnsi="Arial"/>
@@ -14874,7 +14874,7 @@
             <w:pPr>
               <w:spacing w:after="20" w:before="0"/>
             </w:pPr>
-            <w:hyperlink w:history="1" r:id="rIdpbsvk4x3vxjmtq229vafy">
+            <w:hyperlink w:history="1" r:id="rIdv_rkjvy7qn_jrn_komsot">
               <w:r>
                 <w:rPr>
                   <w:rFonts w:ascii="Arial" w:cs="Arial" w:eastAsia="Arial" w:hAnsi="Arial"/>
@@ -14907,7 +14907,7 @@
               <w:spacing w:after="10" w:before="0"/>
               <w:ind w:left="120"/>
             </w:pPr>
-            <w:hyperlink w:history="1" r:id="rIdsvdqnmbewvudjcif4jgvq">
+            <w:hyperlink w:history="1" r:id="rIdba43habuxuvin8c1z_ygg">
               <w:r>
                 <w:rPr>
                   <w:rFonts w:ascii="Arial" w:cs="Arial" w:eastAsia="Arial" w:hAnsi="Arial"/>
@@ -15102,7 +15102,7 @@
             <w:pPr>
               <w:spacing w:after="20" w:before="0"/>
             </w:pPr>
-            <w:hyperlink w:history="1" r:id="rIdrqyyix0wz84midret7sfq">
+            <w:hyperlink w:history="1" r:id="rIdmunnnyrb2du9okmedtztp">
               <w:r>
                 <w:rPr>
                   <w:rFonts w:ascii="Arial" w:cs="Arial" w:eastAsia="Arial" w:hAnsi="Arial"/>
@@ -15135,7 +15135,7 @@
               <w:spacing w:after="10" w:before="0"/>
               <w:ind w:left="120"/>
             </w:pPr>
-            <w:hyperlink w:history="1" r:id="rIdtqpq5brl4bagepkj-lk1a">
+            <w:hyperlink w:history="1" r:id="rIdno-7xhgpad_6rf35-vwa2">
               <w:r>
                 <w:rPr>
                   <w:rFonts w:ascii="Arial" w:cs="Arial" w:eastAsia="Arial" w:hAnsi="Arial"/>
@@ -15180,7 +15180,7 @@
             <w:pPr>
               <w:spacing w:after="20" w:before="0"/>
             </w:pPr>
-            <w:hyperlink w:history="1" r:id="rIdjlzatsl-smvlwcy6jgvp6">
+            <w:hyperlink w:history="1" r:id="rIdkgvzxafi3xfcfgd6d3nzq">
               <w:r>
                 <w:rPr>
                   <w:rFonts w:ascii="Arial" w:cs="Arial" w:eastAsia="Arial" w:hAnsi="Arial"/>
@@ -15213,7 +15213,7 @@
               <w:spacing w:after="10" w:before="0"/>
               <w:ind w:left="120"/>
             </w:pPr>
-            <w:hyperlink w:history="1" r:id="rIdgn82vixuhotrp_2jjbgpn">
+            <w:hyperlink w:history="1" r:id="rIdnsxgro9azugupzb5h8kjm">
               <w:r>
                 <w:rPr>
                   <w:rFonts w:ascii="Arial" w:cs="Arial" w:eastAsia="Arial" w:hAnsi="Arial"/>
@@ -15408,7 +15408,7 @@
             <w:pPr>
               <w:spacing w:after="20" w:before="0"/>
             </w:pPr>
-            <w:hyperlink w:history="1" r:id="rIdx-pu6sb-4ypoy9xf2bxxa">
+            <w:hyperlink w:history="1" r:id="rIdy2mlhwwtobh3rrxs2pwy0">
               <w:r>
                 <w:rPr>
                   <w:rFonts w:ascii="Arial" w:cs="Arial" w:eastAsia="Arial" w:hAnsi="Arial"/>
@@ -15441,7 +15441,7 @@
               <w:spacing w:after="10" w:before="0"/>
               <w:ind w:left="120"/>
             </w:pPr>
-            <w:hyperlink w:history="1" r:id="rIdhqf4b-jhsilit_e9cpci3">
+            <w:hyperlink w:history="1" r:id="rId_tsx4zzzc-nsjhkdk9kiz">
               <w:r>
                 <w:rPr>
                   <w:rFonts w:ascii="Arial" w:cs="Arial" w:eastAsia="Arial" w:hAnsi="Arial"/>
@@ -15486,7 +15486,7 @@
             <w:pPr>
               <w:spacing w:after="20" w:before="0"/>
             </w:pPr>
-            <w:hyperlink w:history="1" r:id="rIds6srdowfsoadijlrjycj0">
+            <w:hyperlink w:history="1" r:id="rIdxf1wnzk6tnjnjrtf-hzks">
               <w:r>
                 <w:rPr>
                   <w:rFonts w:ascii="Arial" w:cs="Arial" w:eastAsia="Arial" w:hAnsi="Arial"/>
@@ -15519,7 +15519,7 @@
               <w:spacing w:after="10" w:before="0"/>
               <w:ind w:left="120"/>
             </w:pPr>
-            <w:hyperlink w:history="1" r:id="rIdak5qpbidrxqyz0fppfr0r">
+            <w:hyperlink w:history="1" r:id="rIdmis4roeyc50tp3myt205h">
               <w:r>
                 <w:rPr>
                   <w:rFonts w:ascii="Arial" w:cs="Arial" w:eastAsia="Arial" w:hAnsi="Arial"/>
@@ -15714,7 +15714,7 @@
             <w:pPr>
               <w:spacing w:after="20" w:before="0"/>
             </w:pPr>
-            <w:hyperlink w:history="1" r:id="rIdkjcd1qd--ghbkvaewfpzw">
+            <w:hyperlink w:history="1" r:id="rIdo9p4mo5wj3t8m3lin2tgq">
               <w:r>
                 <w:rPr>
                   <w:rFonts w:ascii="Arial" w:cs="Arial" w:eastAsia="Arial" w:hAnsi="Arial"/>
@@ -15747,7 +15747,7 @@
               <w:spacing w:after="10" w:before="0"/>
               <w:ind w:left="120"/>
             </w:pPr>
-            <w:hyperlink w:history="1" r:id="rId6pllgspjqwbenfzqtdpqz">
+            <w:hyperlink w:history="1" r:id="rIdydl_qn2rnppm8wbd6v7su">
               <w:r>
                 <w:rPr>
                   <w:rFonts w:ascii="Arial" w:cs="Arial" w:eastAsia="Arial" w:hAnsi="Arial"/>
@@ -15792,7 +15792,7 @@
             <w:pPr>
               <w:spacing w:after="20" w:before="0"/>
             </w:pPr>
-            <w:hyperlink w:history="1" r:id="rIdwpwma2byxrjtpkw9aon9c">
+            <w:hyperlink w:history="1" r:id="rIdvs2kyauztuzmfqetlmycs">
               <w:r>
                 <w:rPr>
                   <w:rFonts w:ascii="Arial" w:cs="Arial" w:eastAsia="Arial" w:hAnsi="Arial"/>
@@ -15825,7 +15825,7 @@
               <w:spacing w:after="10" w:before="0"/>
               <w:ind w:left="120"/>
             </w:pPr>
-            <w:hyperlink w:history="1" r:id="rIdbjadhjbogluslaqo4xj2v">
+            <w:hyperlink w:history="1" r:id="rIdtfi_eeboqluscxxsdi8zp">
               <w:r>
                 <w:rPr>
                   <w:rFonts w:ascii="Arial" w:cs="Arial" w:eastAsia="Arial" w:hAnsi="Arial"/>
@@ -16020,7 +16020,7 @@
             <w:pPr>
               <w:spacing w:after="20" w:before="0"/>
             </w:pPr>
-            <w:hyperlink w:history="1" r:id="rIdbbcuy7qjitwknq1mxaq77">
+            <w:hyperlink w:history="1" r:id="rIdk39myonrlzycwofjxmj-w">
               <w:r>
                 <w:rPr>
                   <w:rFonts w:ascii="Arial" w:cs="Arial" w:eastAsia="Arial" w:hAnsi="Arial"/>
@@ -16053,7 +16053,7 @@
               <w:spacing w:after="10" w:before="0"/>
               <w:ind w:left="120"/>
             </w:pPr>
-            <w:hyperlink w:history="1" r:id="rId80-ejc8ncgwsqisep6tug">
+            <w:hyperlink w:history="1" r:id="rIdoykctyol9phqtvfojysqo">
               <w:r>
                 <w:rPr>
                   <w:rFonts w:ascii="Arial" w:cs="Arial" w:eastAsia="Arial" w:hAnsi="Arial"/>
@@ -16098,7 +16098,7 @@
             <w:pPr>
               <w:spacing w:after="20" w:before="0"/>
             </w:pPr>
-            <w:hyperlink w:history="1" r:id="rIdhybzhfckdc_wikyimbvfg">
+            <w:hyperlink w:history="1" r:id="rId133g4wouzbrpe4vg-darg">
               <w:r>
                 <w:rPr>
                   <w:rFonts w:ascii="Arial" w:cs="Arial" w:eastAsia="Arial" w:hAnsi="Arial"/>
@@ -16131,7 +16131,7 @@
               <w:spacing w:after="10" w:before="0"/>
               <w:ind w:left="120"/>
             </w:pPr>
-            <w:hyperlink w:history="1" r:id="rId3ykbvxjwvzdpqbexcsua9">
+            <w:hyperlink w:history="1" r:id="rId4q5tx4pbiordy-czy3kmj">
               <w:r>
                 <w:rPr>
                   <w:rFonts w:ascii="Arial" w:cs="Arial" w:eastAsia="Arial" w:hAnsi="Arial"/>
@@ -17618,7 +17618,7 @@
             <w:pPr>
               <w:spacing w:after="20" w:before="0"/>
             </w:pPr>
-            <w:hyperlink w:history="1" r:id="rId2xnhrjvq62q2ed-zhf6ti">
+            <w:hyperlink w:history="1" r:id="rIdzmxx9m1p3izvdhbbdrw1p">
               <w:r>
                 <w:rPr>
                   <w:rFonts w:ascii="Arial" w:cs="Arial" w:eastAsia="Arial" w:hAnsi="Arial"/>
@@ -17651,7 +17651,7 @@
               <w:spacing w:after="10" w:before="0"/>
               <w:ind w:left="120"/>
             </w:pPr>
-            <w:hyperlink w:history="1" r:id="rIdmpklajx0bybv6lf5fzelo">
+            <w:hyperlink w:history="1" r:id="rIdbrwulqpusm_vyobk-2n86">
               <w:r>
                 <w:rPr>
                   <w:rFonts w:ascii="Arial" w:cs="Arial" w:eastAsia="Arial" w:hAnsi="Arial"/>
@@ -17696,7 +17696,7 @@
             <w:pPr>
               <w:spacing w:after="20" w:before="0"/>
             </w:pPr>
-            <w:hyperlink w:history="1" r:id="rId5dp6zfjabqicobttjvdmk">
+            <w:hyperlink w:history="1" r:id="rIdsptjy6ggmappe1p6vjfwo">
               <w:r>
                 <w:rPr>
                   <w:rFonts w:ascii="Arial" w:cs="Arial" w:eastAsia="Arial" w:hAnsi="Arial"/>
@@ -17729,7 +17729,7 @@
               <w:spacing w:after="10" w:before="0"/>
               <w:ind w:left="120"/>
             </w:pPr>
-            <w:hyperlink w:history="1" r:id="rIdq3xyqz8ugflsw4hpkj6ci">
+            <w:hyperlink w:history="1" r:id="rIdfaulbwz4c9w_qq5kxal_v">
               <w:r>
                 <w:rPr>
                   <w:rFonts w:ascii="Arial" w:cs="Arial" w:eastAsia="Arial" w:hAnsi="Arial"/>
@@ -17924,7 +17924,7 @@
             <w:pPr>
               <w:spacing w:after="20" w:before="0"/>
             </w:pPr>
-            <w:hyperlink w:history="1" r:id="rIdvtzmmbg2a9gyatbgrmlc3">
+            <w:hyperlink w:history="1" r:id="rIdeblzjwdg65ezxalibnpjp">
               <w:r>
                 <w:rPr>
                   <w:rFonts w:ascii="Arial" w:cs="Arial" w:eastAsia="Arial" w:hAnsi="Arial"/>
@@ -17957,7 +17957,7 @@
               <w:spacing w:after="10" w:before="0"/>
               <w:ind w:left="120"/>
             </w:pPr>
-            <w:hyperlink w:history="1" r:id="rIdoua8qd3qoiyqljmdmepkj">
+            <w:hyperlink w:history="1" r:id="rIdia7mbevhi4gj9ty3lfwa7">
               <w:r>
                 <w:rPr>
                   <w:rFonts w:ascii="Arial" w:cs="Arial" w:eastAsia="Arial" w:hAnsi="Arial"/>
@@ -18002,7 +18002,7 @@
             <w:pPr>
               <w:spacing w:after="20" w:before="0"/>
             </w:pPr>
-            <w:hyperlink w:history="1" r:id="rIdwuiqev6v7bzcgxa7lwpwf">
+            <w:hyperlink w:history="1" r:id="rIdipudhjqmnwcz8-hto4ij4">
               <w:r>
                 <w:rPr>
                   <w:rFonts w:ascii="Arial" w:cs="Arial" w:eastAsia="Arial" w:hAnsi="Arial"/>
@@ -18035,7 +18035,7 @@
               <w:spacing w:after="10" w:before="0"/>
               <w:ind w:left="120"/>
             </w:pPr>
-            <w:hyperlink w:history="1" r:id="rIdfypnzdnsc5v5ywooxsjkh">
+            <w:hyperlink w:history="1" r:id="rIdrzj_w420mxxnjha2o-ooc">
               <w:r>
                 <w:rPr>
                   <w:rFonts w:ascii="Arial" w:cs="Arial" w:eastAsia="Arial" w:hAnsi="Arial"/>
@@ -18230,7 +18230,7 @@
             <w:pPr>
               <w:spacing w:after="20" w:before="0"/>
             </w:pPr>
-            <w:hyperlink w:history="1" r:id="rIddji1y0sitbupefuraq6ig">
+            <w:hyperlink w:history="1" r:id="rIdifombx5duvxbzfwg_yzem">
               <w:r>
                 <w:rPr>
                   <w:rFonts w:ascii="Arial" w:cs="Arial" w:eastAsia="Arial" w:hAnsi="Arial"/>
@@ -18263,7 +18263,7 @@
               <w:spacing w:after="10" w:before="0"/>
               <w:ind w:left="120"/>
             </w:pPr>
-            <w:hyperlink w:history="1" r:id="rIdm9yq4s91uppm8bbsx73th">
+            <w:hyperlink w:history="1" r:id="rIdummerapdmunc64wwi-rbb">
               <w:r>
                 <w:rPr>
                   <w:rFonts w:ascii="Arial" w:cs="Arial" w:eastAsia="Arial" w:hAnsi="Arial"/>
@@ -18308,7 +18308,7 @@
             <w:pPr>
               <w:spacing w:after="20" w:before="0"/>
             </w:pPr>
-            <w:hyperlink w:history="1" r:id="rIdhywwam6c3fyyrhnbhgrux">
+            <w:hyperlink w:history="1" r:id="rIdnu3pe-_nbxcuxrj6ypmtx">
               <w:r>
                 <w:rPr>
                   <w:rFonts w:ascii="Arial" w:cs="Arial" w:eastAsia="Arial" w:hAnsi="Arial"/>
@@ -18341,7 +18341,7 @@
               <w:spacing w:after="10" w:before="0"/>
               <w:ind w:left="120"/>
             </w:pPr>
-            <w:hyperlink w:history="1" r:id="rIdp6azzegf6c2unkrrv0mxo">
+            <w:hyperlink w:history="1" r:id="rIdvelr46v262vc12d16cytb">
               <w:r>
                 <w:rPr>
                   <w:rFonts w:ascii="Arial" w:cs="Arial" w:eastAsia="Arial" w:hAnsi="Arial"/>
@@ -18536,7 +18536,7 @@
             <w:pPr>
               <w:spacing w:after="20" w:before="0"/>
             </w:pPr>
-            <w:hyperlink w:history="1" r:id="rIdfento1wk1f1iwox-5p6ya">
+            <w:hyperlink w:history="1" r:id="rIdfctsoaystsucq1e1tkkhh">
               <w:r>
                 <w:rPr>
                   <w:rFonts w:ascii="Arial" w:cs="Arial" w:eastAsia="Arial" w:hAnsi="Arial"/>
@@ -18569,7 +18569,7 @@
               <w:spacing w:after="10" w:before="0"/>
               <w:ind w:left="120"/>
             </w:pPr>
-            <w:hyperlink w:history="1" r:id="rIdme8zn4menpmkxc1ialtd3">
+            <w:hyperlink w:history="1" r:id="rId8pi4lhzpikm19n60kcl2h">
               <w:r>
                 <w:rPr>
                   <w:rFonts w:ascii="Arial" w:cs="Arial" w:eastAsia="Arial" w:hAnsi="Arial"/>
@@ -18614,7 +18614,7 @@
             <w:pPr>
               <w:spacing w:after="20" w:before="0"/>
             </w:pPr>
-            <w:hyperlink w:history="1" r:id="rIdrzswebupjks1jdchblryr">
+            <w:hyperlink w:history="1" r:id="rIdmi3ecwobe3bhbv24tcg8o">
               <w:r>
                 <w:rPr>
                   <w:rFonts w:ascii="Arial" w:cs="Arial" w:eastAsia="Arial" w:hAnsi="Arial"/>
@@ -18647,7 +18647,7 @@
               <w:spacing w:after="10" w:before="0"/>
               <w:ind w:left="120"/>
             </w:pPr>
-            <w:hyperlink w:history="1" r:id="rIdzkexdk9g6zkoghob06zns">
+            <w:hyperlink w:history="1" r:id="rId6icab99klztktzctbuqam">
               <w:r>
                 <w:rPr>
                   <w:rFonts w:ascii="Arial" w:cs="Arial" w:eastAsia="Arial" w:hAnsi="Arial"/>
@@ -18842,7 +18842,7 @@
             <w:pPr>
               <w:spacing w:after="20" w:before="0"/>
             </w:pPr>
-            <w:hyperlink w:history="1" r:id="rIdpq7xh5ef_kzptlfmbvr1e">
+            <w:hyperlink w:history="1" r:id="rIdbcy_yj8meg_byerok473x">
               <w:r>
                 <w:rPr>
                   <w:rFonts w:ascii="Arial" w:cs="Arial" w:eastAsia="Arial" w:hAnsi="Arial"/>
@@ -18875,7 +18875,7 @@
               <w:spacing w:after="10" w:before="0"/>
               <w:ind w:left="120"/>
             </w:pPr>
-            <w:hyperlink w:history="1" r:id="rIda-edwo15jfcmewkgnhbox">
+            <w:hyperlink w:history="1" r:id="rIdszjlkoa2db55tpekvjvit">
               <w:r>
                 <w:rPr>
                   <w:rFonts w:ascii="Arial" w:cs="Arial" w:eastAsia="Arial" w:hAnsi="Arial"/>
@@ -18920,7 +18920,7 @@
             <w:pPr>
               <w:spacing w:after="20" w:before="0"/>
             </w:pPr>
-            <w:hyperlink w:history="1" r:id="rId8ywu74azg7t_aephc61pa">
+            <w:hyperlink w:history="1" r:id="rIdf125ujsjsazfnm_dqadnh">
               <w:r>
                 <w:rPr>
                   <w:rFonts w:ascii="Arial" w:cs="Arial" w:eastAsia="Arial" w:hAnsi="Arial"/>
@@ -18953,7 +18953,7 @@
               <w:spacing w:after="10" w:before="0"/>
               <w:ind w:left="120"/>
             </w:pPr>
-            <w:hyperlink w:history="1" r:id="rId0f7lt4umcbwuhlnjjcyah">
+            <w:hyperlink w:history="1" r:id="rIdexxl8l5gycqxtgg4l4hnt">
               <w:r>
                 <w:rPr>
                   <w:rFonts w:ascii="Arial" w:cs="Arial" w:eastAsia="Arial" w:hAnsi="Arial"/>
@@ -20440,7 +20440,7 @@
             <w:pPr>
               <w:spacing w:after="20" w:before="0"/>
             </w:pPr>
-            <w:hyperlink w:history="1" r:id="rIdimh9dqijq_i6qxlxo8eek">
+            <w:hyperlink w:history="1" r:id="rIdguvkaxiqucprue5lwpyjh">
               <w:r>
                 <w:rPr>
                   <w:rFonts w:ascii="Arial" w:cs="Arial" w:eastAsia="Arial" w:hAnsi="Arial"/>
@@ -20473,7 +20473,7 @@
               <w:spacing w:after="10" w:before="0"/>
               <w:ind w:left="120"/>
             </w:pPr>
-            <w:hyperlink w:history="1" r:id="rIdvlijqz42sgxrnlgem5vsj">
+            <w:hyperlink w:history="1" r:id="rIdyixel6tyg4nrfay_8edtz">
               <w:r>
                 <w:rPr>
                   <w:rFonts w:ascii="Arial" w:cs="Arial" w:eastAsia="Arial" w:hAnsi="Arial"/>
@@ -20518,7 +20518,7 @@
             <w:pPr>
               <w:spacing w:after="20" w:before="0"/>
             </w:pPr>
-            <w:hyperlink w:history="1" r:id="rIdpspauroepa0iedq0unsal">
+            <w:hyperlink w:history="1" r:id="rIdcrs5i0ot5hub7cqjodjo0">
               <w:r>
                 <w:rPr>
                   <w:rFonts w:ascii="Arial" w:cs="Arial" w:eastAsia="Arial" w:hAnsi="Arial"/>
@@ -20551,7 +20551,7 @@
               <w:spacing w:after="10" w:before="0"/>
               <w:ind w:left="120"/>
             </w:pPr>
-            <w:hyperlink w:history="1" r:id="rIdbpyraaraunmy7qm_z1ojn">
+            <w:hyperlink w:history="1" r:id="rIdyztgqhy35xkpovm6wqo8u">
               <w:r>
                 <w:rPr>
                   <w:rFonts w:ascii="Arial" w:cs="Arial" w:eastAsia="Arial" w:hAnsi="Arial"/>
@@ -20746,7 +20746,7 @@
             <w:pPr>
               <w:spacing w:after="20" w:before="0"/>
             </w:pPr>
-            <w:hyperlink w:history="1" r:id="rIdtbgs6mracjsmpbis2q_mb">
+            <w:hyperlink w:history="1" r:id="rId3pvylwmqvytrxig5hr8l3">
               <w:r>
                 <w:rPr>
                   <w:rFonts w:ascii="Arial" w:cs="Arial" w:eastAsia="Arial" w:hAnsi="Arial"/>
@@ -20779,7 +20779,7 @@
               <w:spacing w:after="10" w:before="0"/>
               <w:ind w:left="120"/>
             </w:pPr>
-            <w:hyperlink w:history="1" r:id="rIdtuxpltziw2v-lblbg49ee">
+            <w:hyperlink w:history="1" r:id="rIdv6m8cfr6f1dxlfhmrrn2w">
               <w:r>
                 <w:rPr>
                   <w:rFonts w:ascii="Arial" w:cs="Arial" w:eastAsia="Arial" w:hAnsi="Arial"/>
@@ -20824,7 +20824,7 @@
             <w:pPr>
               <w:spacing w:after="20" w:before="0"/>
             </w:pPr>
-            <w:hyperlink w:history="1" r:id="rIdm25tnpeyymagqirwjx6-k">
+            <w:hyperlink w:history="1" r:id="rId6lukoydrx-mpdy2n0064i">
               <w:r>
                 <w:rPr>
                   <w:rFonts w:ascii="Arial" w:cs="Arial" w:eastAsia="Arial" w:hAnsi="Arial"/>
@@ -20857,7 +20857,7 @@
               <w:spacing w:after="10" w:before="0"/>
               <w:ind w:left="120"/>
             </w:pPr>
-            <w:hyperlink w:history="1" r:id="rIdzkqdm8tdwsuoekaohdzwh">
+            <w:hyperlink w:history="1" r:id="rIdxcz_lbfdp_o9s-5mz2iu_">
               <w:r>
                 <w:rPr>
                   <w:rFonts w:ascii="Arial" w:cs="Arial" w:eastAsia="Arial" w:hAnsi="Arial"/>
@@ -21052,7 +21052,7 @@
             <w:pPr>
               <w:spacing w:after="20" w:before="0"/>
             </w:pPr>
-            <w:hyperlink w:history="1" r:id="rIdhe7klf9rziimukzmssi64">
+            <w:hyperlink w:history="1" r:id="rIde8vl2dapf2ixc8ns5wamq">
               <w:r>
                 <w:rPr>
                   <w:rFonts w:ascii="Arial" w:cs="Arial" w:eastAsia="Arial" w:hAnsi="Arial"/>
@@ -21085,7 +21085,7 @@
               <w:spacing w:after="10" w:before="0"/>
               <w:ind w:left="120"/>
             </w:pPr>
-            <w:hyperlink w:history="1" r:id="rIdfrjtsdkbcuy9zk7vnfprz">
+            <w:hyperlink w:history="1" r:id="rIdmmebhr9di8wwzzfrpshfq">
               <w:r>
                 <w:rPr>
                   <w:rFonts w:ascii="Arial" w:cs="Arial" w:eastAsia="Arial" w:hAnsi="Arial"/>
@@ -21130,7 +21130,7 @@
             <w:pPr>
               <w:spacing w:after="20" w:before="0"/>
             </w:pPr>
-            <w:hyperlink w:history="1" r:id="rIdc57slszllfxu2huc2yopr">
+            <w:hyperlink w:history="1" r:id="rId7wdzjkgrrfw3vyybe4ikv">
               <w:r>
                 <w:rPr>
                   <w:rFonts w:ascii="Arial" w:cs="Arial" w:eastAsia="Arial" w:hAnsi="Arial"/>
@@ -21163,7 +21163,7 @@
               <w:spacing w:after="10" w:before="0"/>
               <w:ind w:left="120"/>
             </w:pPr>
-            <w:hyperlink w:history="1" r:id="rIdpcsgrim1ea7ntmnt6srbs">
+            <w:hyperlink w:history="1" r:id="rIdzgzuf5kzene-05rdzsxnm">
               <w:r>
                 <w:rPr>
                   <w:rFonts w:ascii="Arial" w:cs="Arial" w:eastAsia="Arial" w:hAnsi="Arial"/>
@@ -21358,7 +21358,7 @@
             <w:pPr>
               <w:spacing w:after="20" w:before="0"/>
             </w:pPr>
-            <w:hyperlink w:history="1" r:id="rIdw2kjrkdntct21yng9_p3y">
+            <w:hyperlink w:history="1" r:id="rIdx9ko73lhpu1tpdzqgpizq">
               <w:r>
                 <w:rPr>
                   <w:rFonts w:ascii="Arial" w:cs="Arial" w:eastAsia="Arial" w:hAnsi="Arial"/>
@@ -21391,7 +21391,7 @@
               <w:spacing w:after="10" w:before="0"/>
               <w:ind w:left="120"/>
             </w:pPr>
-            <w:hyperlink w:history="1" r:id="rIdh2xwwl91js7d-jmhbjqow">
+            <w:hyperlink w:history="1" r:id="rIdcgbz60g_yw--bint2mtjg">
               <w:r>
                 <w:rPr>
                   <w:rFonts w:ascii="Arial" w:cs="Arial" w:eastAsia="Arial" w:hAnsi="Arial"/>
@@ -21436,7 +21436,7 @@
             <w:pPr>
               <w:spacing w:after="20" w:before="0"/>
             </w:pPr>
-            <w:hyperlink w:history="1" r:id="rIdq0ikizafyuhatvoudc2nw">
+            <w:hyperlink w:history="1" r:id="rIdc1vquvgtvku-zhl4yvjh3">
               <w:r>
                 <w:rPr>
                   <w:rFonts w:ascii="Arial" w:cs="Arial" w:eastAsia="Arial" w:hAnsi="Arial"/>
@@ -21469,7 +21469,7 @@
               <w:spacing w:after="10" w:before="0"/>
               <w:ind w:left="120"/>
             </w:pPr>
-            <w:hyperlink w:history="1" r:id="rIdr3wvuhyprwiyqfpbcw5dn">
+            <w:hyperlink w:history="1" r:id="rIdqw25hwpsues35czf8sa3g">
               <w:r>
                 <w:rPr>
                   <w:rFonts w:ascii="Arial" w:cs="Arial" w:eastAsia="Arial" w:hAnsi="Arial"/>
@@ -21664,7 +21664,7 @@
             <w:pPr>
               <w:spacing w:after="20" w:before="0"/>
             </w:pPr>
-            <w:hyperlink w:history="1" r:id="rIdzynza8sfiounmvbifw4lk">
+            <w:hyperlink w:history="1" r:id="rIduxkfafvubdohz4ehqtt2g">
               <w:r>
                 <w:rPr>
                   <w:rFonts w:ascii="Arial" w:cs="Arial" w:eastAsia="Arial" w:hAnsi="Arial"/>
@@ -21697,7 +21697,7 @@
               <w:spacing w:after="10" w:before="0"/>
               <w:ind w:left="120"/>
             </w:pPr>
-            <w:hyperlink w:history="1" r:id="rIdpw8o5tpajeqx0dhj3-mmu">
+            <w:hyperlink w:history="1" r:id="rId5swsyke3uhw2s--uphqqk">
               <w:r>
                 <w:rPr>
                   <w:rFonts w:ascii="Arial" w:cs="Arial" w:eastAsia="Arial" w:hAnsi="Arial"/>
@@ -21742,7 +21742,7 @@
             <w:pPr>
               <w:spacing w:after="20" w:before="0"/>
             </w:pPr>
-            <w:hyperlink w:history="1" r:id="rId6tlgr_gasb7r2ft8jokar">
+            <w:hyperlink w:history="1" r:id="rIdqt4wbbsjskdrlhdorvod-">
               <w:r>
                 <w:rPr>
                   <w:rFonts w:ascii="Arial" w:cs="Arial" w:eastAsia="Arial" w:hAnsi="Arial"/>
@@ -21775,7 +21775,7 @@
               <w:spacing w:after="10" w:before="0"/>
               <w:ind w:left="120"/>
             </w:pPr>
-            <w:hyperlink w:history="1" r:id="rIdqzwjjs1inazksxlttz0ya">
+            <w:hyperlink w:history="1" r:id="rIdomwxmfk3ugmzvnnptt_xx">
               <w:r>
                 <w:rPr>
                   <w:rFonts w:ascii="Arial" w:cs="Arial" w:eastAsia="Arial" w:hAnsi="Arial"/>
@@ -23357,7 +23357,7 @@
             <w:pPr>
               <w:spacing w:after="20" w:before="0"/>
             </w:pPr>
-            <w:hyperlink w:history="1" r:id="rIdud7rkqic6ytliyvwvpsd3">
+            <w:hyperlink w:history="1" r:id="rId0csnm-wsczn-zwjgun2s-">
               <w:r>
                 <w:rPr>
                   <w:rFonts w:ascii="Arial" w:cs="Arial" w:eastAsia="Arial" w:hAnsi="Arial"/>
@@ -23390,7 +23390,7 @@
               <w:spacing w:after="10" w:before="0"/>
               <w:ind w:left="120"/>
             </w:pPr>
-            <w:hyperlink w:history="1" r:id="rIdwobzzkew2-w1cy6nozwuj">
+            <w:hyperlink w:history="1" r:id="rIdzctmbs3ianl-omkfqpweu">
               <w:r>
                 <w:rPr>
                   <w:rFonts w:ascii="Arial" w:cs="Arial" w:eastAsia="Arial" w:hAnsi="Arial"/>
@@ -23435,7 +23435,7 @@
             <w:pPr>
               <w:spacing w:after="20" w:before="0"/>
             </w:pPr>
-            <w:hyperlink w:history="1" r:id="rIdzix9ldarbrguyrqlkcfd0">
+            <w:hyperlink w:history="1" r:id="rIdzwtmlbbr-lsvkk1g8zx6f">
               <w:r>
                 <w:rPr>
                   <w:rFonts w:ascii="Arial" w:cs="Arial" w:eastAsia="Arial" w:hAnsi="Arial"/>
@@ -23468,7 +23468,7 @@
               <w:spacing w:after="10" w:before="0"/>
               <w:ind w:left="120"/>
             </w:pPr>
-            <w:hyperlink w:history="1" r:id="rIdz9acvtrdiksvux_okrtld">
+            <w:hyperlink w:history="1" r:id="rIdhywlo6o7hlogrl1pxxkqx">
               <w:r>
                 <w:rPr>
                   <w:rFonts w:ascii="Arial" w:cs="Arial" w:eastAsia="Arial" w:hAnsi="Arial"/>
@@ -23663,7 +23663,7 @@
             <w:pPr>
               <w:spacing w:after="20" w:before="0"/>
             </w:pPr>
-            <w:hyperlink w:history="1" r:id="rId3jiogbu4sv5ecln_gjj8g">
+            <w:hyperlink w:history="1" r:id="rIdg_ni04_i-6d2e5msuvubm">
               <w:r>
                 <w:rPr>
                   <w:rFonts w:ascii="Arial" w:cs="Arial" w:eastAsia="Arial" w:hAnsi="Arial"/>
@@ -23696,7 +23696,7 @@
               <w:spacing w:after="10" w:before="0"/>
               <w:ind w:left="120"/>
             </w:pPr>
-            <w:hyperlink w:history="1" r:id="rIdebzv6mzy7kgtrbisf_iji">
+            <w:hyperlink w:history="1" r:id="rIdvidbzgg3xsquvenpixl8d">
               <w:r>
                 <w:rPr>
                   <w:rFonts w:ascii="Arial" w:cs="Arial" w:eastAsia="Arial" w:hAnsi="Arial"/>
@@ -23741,7 +23741,7 @@
             <w:pPr>
               <w:spacing w:after="20" w:before="0"/>
             </w:pPr>
-            <w:hyperlink w:history="1" r:id="rIdkcji3pf20z1eje2wctlxs">
+            <w:hyperlink w:history="1" r:id="rIdt-vfuhhp93j_-choehmlh">
               <w:r>
                 <w:rPr>
                   <w:rFonts w:ascii="Arial" w:cs="Arial" w:eastAsia="Arial" w:hAnsi="Arial"/>
@@ -23774,7 +23774,7 @@
               <w:spacing w:after="10" w:before="0"/>
               <w:ind w:left="120"/>
             </w:pPr>
-            <w:hyperlink w:history="1" r:id="rIdyvkbokwqqcdmafnwdyiyp">
+            <w:hyperlink w:history="1" r:id="rIdxe9srvm2nulwdxhosmilf">
               <w:r>
                 <w:rPr>
                   <w:rFonts w:ascii="Arial" w:cs="Arial" w:eastAsia="Arial" w:hAnsi="Arial"/>
@@ -23969,7 +23969,7 @@
             <w:pPr>
               <w:spacing w:after="20" w:before="0"/>
             </w:pPr>
-            <w:hyperlink w:history="1" r:id="rIdpcgyalcqh9ik9esca1l3t">
+            <w:hyperlink w:history="1" r:id="rIdfar1uxfzplz-vuaf3vez1">
               <w:r>
                 <w:rPr>
                   <w:rFonts w:ascii="Arial" w:cs="Arial" w:eastAsia="Arial" w:hAnsi="Arial"/>
@@ -24002,7 +24002,7 @@
               <w:spacing w:after="10" w:before="0"/>
               <w:ind w:left="120"/>
             </w:pPr>
-            <w:hyperlink w:history="1" r:id="rIdnvyjostop3ysg97c5qfx1">
+            <w:hyperlink w:history="1" r:id="rId0sgag998xse_b6notwrf1">
               <w:r>
                 <w:rPr>
                   <w:rFonts w:ascii="Arial" w:cs="Arial" w:eastAsia="Arial" w:hAnsi="Arial"/>
@@ -24047,7 +24047,7 @@
             <w:pPr>
               <w:spacing w:after="20" w:before="0"/>
             </w:pPr>
-            <w:hyperlink w:history="1" r:id="rId34sarauv2zwmwywsjp9zk">
+            <w:hyperlink w:history="1" r:id="rIdwpoxyxtgtqqgoxrzkjqif">
               <w:r>
                 <w:rPr>
                   <w:rFonts w:ascii="Arial" w:cs="Arial" w:eastAsia="Arial" w:hAnsi="Arial"/>
@@ -24080,7 +24080,7 @@
               <w:spacing w:after="10" w:before="0"/>
               <w:ind w:left="120"/>
             </w:pPr>
-            <w:hyperlink w:history="1" r:id="rId-wglo-czmbo1xvsoog48i">
+            <w:hyperlink w:history="1" r:id="rIdm1ybmmrxvebujydlwxbdl">
               <w:r>
                 <w:rPr>
                   <w:rFonts w:ascii="Arial" w:cs="Arial" w:eastAsia="Arial" w:hAnsi="Arial"/>
@@ -24275,7 +24275,7 @@
             <w:pPr>
               <w:spacing w:after="20" w:before="0"/>
             </w:pPr>
-            <w:hyperlink w:history="1" r:id="rIdxzbtwmepauzcvnhg6bsad">
+            <w:hyperlink w:history="1" r:id="rIdvodtil8wkcrc1h2ksigtz">
               <w:r>
                 <w:rPr>
                   <w:rFonts w:ascii="Arial" w:cs="Arial" w:eastAsia="Arial" w:hAnsi="Arial"/>
@@ -24308,7 +24308,7 @@
               <w:spacing w:after="10" w:before="0"/>
               <w:ind w:left="120"/>
             </w:pPr>
-            <w:hyperlink w:history="1" r:id="rId4c7lpbnfvc7sd5y5dulkm">
+            <w:hyperlink w:history="1" r:id="rIdiy1bviimqpk2mvbnsxknz">
               <w:r>
                 <w:rPr>
                   <w:rFonts w:ascii="Arial" w:cs="Arial" w:eastAsia="Arial" w:hAnsi="Arial"/>
@@ -24353,7 +24353,7 @@
             <w:pPr>
               <w:spacing w:after="20" w:before="0"/>
             </w:pPr>
-            <w:hyperlink w:history="1" r:id="rIdefxrohc-hfdfkgjzqnvja">
+            <w:hyperlink w:history="1" r:id="rId6xtruwaztu5wbfszt1ocm">
               <w:r>
                 <w:rPr>
                   <w:rFonts w:ascii="Arial" w:cs="Arial" w:eastAsia="Arial" w:hAnsi="Arial"/>
@@ -24386,7 +24386,7 @@
               <w:spacing w:after="10" w:before="0"/>
               <w:ind w:left="120"/>
             </w:pPr>
-            <w:hyperlink w:history="1" r:id="rIdx-hkcvdiefwb_vme6yfd2">
+            <w:hyperlink w:history="1" r:id="rId2l-sp_iur36jakdeyviaj">
               <w:r>
                 <w:rPr>
                   <w:rFonts w:ascii="Arial" w:cs="Arial" w:eastAsia="Arial" w:hAnsi="Arial"/>
@@ -24581,7 +24581,7 @@
             <w:pPr>
               <w:spacing w:after="20" w:before="0"/>
             </w:pPr>
-            <w:hyperlink w:history="1" r:id="rIdsjbfost38fo5mzkufh7uo">
+            <w:hyperlink w:history="1" r:id="rIdty-vhk-yggm9nh0g-dli4">
               <w:r>
                 <w:rPr>
                   <w:rFonts w:ascii="Arial" w:cs="Arial" w:eastAsia="Arial" w:hAnsi="Arial"/>
@@ -24614,7 +24614,7 @@
               <w:spacing w:after="10" w:before="0"/>
               <w:ind w:left="120"/>
             </w:pPr>
-            <w:hyperlink w:history="1" r:id="rIdmgftl91bhy2sctziybkxm">
+            <w:hyperlink w:history="1" r:id="rIdstp19s4um7ps6_8e8mvef">
               <w:r>
                 <w:rPr>
                   <w:rFonts w:ascii="Arial" w:cs="Arial" w:eastAsia="Arial" w:hAnsi="Arial"/>
@@ -24659,7 +24659,7 @@
             <w:pPr>
               <w:spacing w:after="20" w:before="0"/>
             </w:pPr>
-            <w:hyperlink w:history="1" r:id="rIdiuou1dyqenlghp4vpa-55">
+            <w:hyperlink w:history="1" r:id="rIdgm4rktabaodc6wjbiqpy9">
               <w:r>
                 <w:rPr>
                   <w:rFonts w:ascii="Arial" w:cs="Arial" w:eastAsia="Arial" w:hAnsi="Arial"/>
@@ -24692,7 +24692,7 @@
               <w:spacing w:after="10" w:before="0"/>
               <w:ind w:left="120"/>
             </w:pPr>
-            <w:hyperlink w:history="1" r:id="rIdvqhyzbwd1pm8exvlejwdi">
+            <w:hyperlink w:history="1" r:id="rId7tzgj5jmvy18fesjsyhgu">
               <w:r>
                 <w:rPr>
                   <w:rFonts w:ascii="Arial" w:cs="Arial" w:eastAsia="Arial" w:hAnsi="Arial"/>
@@ -26179,7 +26179,7 @@
             <w:pPr>
               <w:spacing w:after="20" w:before="0"/>
             </w:pPr>
-            <w:hyperlink w:history="1" r:id="rIdzyvisdhit7rtcv9ppan8k">
+            <w:hyperlink w:history="1" r:id="rIdt_ex4-4zprlqqnjfhgbh7">
               <w:r>
                 <w:rPr>
                   <w:rFonts w:ascii="Arial" w:cs="Arial" w:eastAsia="Arial" w:hAnsi="Arial"/>
@@ -26212,7 +26212,7 @@
               <w:spacing w:after="10" w:before="0"/>
               <w:ind w:left="120"/>
             </w:pPr>
-            <w:hyperlink w:history="1" r:id="rIdcx70x0acvojldmqfcbija">
+            <w:hyperlink w:history="1" r:id="rIduf8yrbkl0xwj_knlqmf5u">
               <w:r>
                 <w:rPr>
                   <w:rFonts w:ascii="Arial" w:cs="Arial" w:eastAsia="Arial" w:hAnsi="Arial"/>
@@ -26257,7 +26257,7 @@
             <w:pPr>
               <w:spacing w:after="20" w:before="0"/>
             </w:pPr>
-            <w:hyperlink w:history="1" r:id="rIdudcxhfedbg_mp1in7o06o">
+            <w:hyperlink w:history="1" r:id="rId69dzulg7ho2xhodouxy8m">
               <w:r>
                 <w:rPr>
                   <w:rFonts w:ascii="Arial" w:cs="Arial" w:eastAsia="Arial" w:hAnsi="Arial"/>
@@ -26290,7 +26290,7 @@
               <w:spacing w:after="10" w:before="0"/>
               <w:ind w:left="120"/>
             </w:pPr>
-            <w:hyperlink w:history="1" r:id="rId1vbzl6qhxqxk7i14krbe8">
+            <w:hyperlink w:history="1" r:id="rId-ee35mwdwoarhldhv-kzl">
               <w:r>
                 <w:rPr>
                   <w:rFonts w:ascii="Arial" w:cs="Arial" w:eastAsia="Arial" w:hAnsi="Arial"/>
@@ -26485,7 +26485,7 @@
             <w:pPr>
               <w:spacing w:after="20" w:before="0"/>
             </w:pPr>
-            <w:hyperlink w:history="1" r:id="rIdm7k1fxpwc8f9hnkjbldm9">
+            <w:hyperlink w:history="1" r:id="rId9bc1flktqwubjmwe7-i8z">
               <w:r>
                 <w:rPr>
                   <w:rFonts w:ascii="Arial" w:cs="Arial" w:eastAsia="Arial" w:hAnsi="Arial"/>
@@ -26518,7 +26518,7 @@
               <w:spacing w:after="10" w:before="0"/>
               <w:ind w:left="120"/>
             </w:pPr>
-            <w:hyperlink w:history="1" r:id="rIdr15lepdhhk5dhf4it6gsk">
+            <w:hyperlink w:history="1" r:id="rIdikxwla8qk_wukdujyvovi">
               <w:r>
                 <w:rPr>
                   <w:rFonts w:ascii="Arial" w:cs="Arial" w:eastAsia="Arial" w:hAnsi="Arial"/>
@@ -26563,7 +26563,7 @@
             <w:pPr>
               <w:spacing w:after="20" w:before="0"/>
             </w:pPr>
-            <w:hyperlink w:history="1" r:id="rIdhdyi7chdq_x2sv6dghrs9">
+            <w:hyperlink w:history="1" r:id="rIdasxfotqqhwzfbyudbj-u7">
               <w:r>
                 <w:rPr>
                   <w:rFonts w:ascii="Arial" w:cs="Arial" w:eastAsia="Arial" w:hAnsi="Arial"/>
@@ -26596,7 +26596,7 @@
               <w:spacing w:after="10" w:before="0"/>
               <w:ind w:left="120"/>
             </w:pPr>
-            <w:hyperlink w:history="1" r:id="rId3ltr6w28lotekjwwuk4az">
+            <w:hyperlink w:history="1" r:id="rIdgwcj1d17w9q7bdlovxqls">
               <w:r>
                 <w:rPr>
                   <w:rFonts w:ascii="Arial" w:cs="Arial" w:eastAsia="Arial" w:hAnsi="Arial"/>
@@ -26791,7 +26791,7 @@
             <w:pPr>
               <w:spacing w:after="20" w:before="0"/>
             </w:pPr>
-            <w:hyperlink w:history="1" r:id="rIdntmzrsl0jckgkcl8vt33c">
+            <w:hyperlink w:history="1" r:id="rId0hhelosidfyc1lyskamfz">
               <w:r>
                 <w:rPr>
                   <w:rFonts w:ascii="Arial" w:cs="Arial" w:eastAsia="Arial" w:hAnsi="Arial"/>
@@ -26824,7 +26824,7 @@
               <w:spacing w:after="10" w:before="0"/>
               <w:ind w:left="120"/>
             </w:pPr>
-            <w:hyperlink w:history="1" r:id="rId8keaepd0ryr_kkzqwugm3">
+            <w:hyperlink w:history="1" r:id="rIdgst7kekogos60yuxwgsdh">
               <w:r>
                 <w:rPr>
                   <w:rFonts w:ascii="Arial" w:cs="Arial" w:eastAsia="Arial" w:hAnsi="Arial"/>
@@ -26869,7 +26869,7 @@
             <w:pPr>
               <w:spacing w:after="20" w:before="0"/>
             </w:pPr>
-            <w:hyperlink w:history="1" r:id="rId72u4kbvvhphat7adu2sxc">
+            <w:hyperlink w:history="1" r:id="rIdvelkpfm6xlavlfvjm3yn4">
               <w:r>
                 <w:rPr>
                   <w:rFonts w:ascii="Arial" w:cs="Arial" w:eastAsia="Arial" w:hAnsi="Arial"/>
@@ -26902,7 +26902,7 @@
               <w:spacing w:after="10" w:before="0"/>
               <w:ind w:left="120"/>
             </w:pPr>
-            <w:hyperlink w:history="1" r:id="rIdxyr8m32t4z3vthqmqjzo3">
+            <w:hyperlink w:history="1" r:id="rIdl8p3bhf4packdjukv9_lq">
               <w:r>
                 <w:rPr>
                   <w:rFonts w:ascii="Arial" w:cs="Arial" w:eastAsia="Arial" w:hAnsi="Arial"/>
@@ -27097,7 +27097,7 @@
             <w:pPr>
               <w:spacing w:after="20" w:before="0"/>
             </w:pPr>
-            <w:hyperlink w:history="1" r:id="rIdolvf7xsjexch9fuzqghnl">
+            <w:hyperlink w:history="1" r:id="rId1cv7brlqreso1t0-gijx5">
               <w:r>
                 <w:rPr>
                   <w:rFonts w:ascii="Arial" w:cs="Arial" w:eastAsia="Arial" w:hAnsi="Arial"/>
@@ -27130,7 +27130,7 @@
               <w:spacing w:after="10" w:before="0"/>
               <w:ind w:left="120"/>
             </w:pPr>
-            <w:hyperlink w:history="1" r:id="rIdkuhho_s04gbdpzybbhkez">
+            <w:hyperlink w:history="1" r:id="rIdqpshqngbkxmaheii94qe6">
               <w:r>
                 <w:rPr>
                   <w:rFonts w:ascii="Arial" w:cs="Arial" w:eastAsia="Arial" w:hAnsi="Arial"/>
@@ -27175,7 +27175,7 @@
             <w:pPr>
               <w:spacing w:after="20" w:before="0"/>
             </w:pPr>
-            <w:hyperlink w:history="1" r:id="rIdaf6tgt6gpjgu5b2z8qx6q">
+            <w:hyperlink w:history="1" r:id="rIds8ui2h-s7n8yqwjdf1acp">
               <w:r>
                 <w:rPr>
                   <w:rFonts w:ascii="Arial" w:cs="Arial" w:eastAsia="Arial" w:hAnsi="Arial"/>
@@ -27208,7 +27208,7 @@
               <w:spacing w:after="10" w:before="0"/>
               <w:ind w:left="120"/>
             </w:pPr>
-            <w:hyperlink w:history="1" r:id="rId5dblx2k0eqhsatnsbf0nr">
+            <w:hyperlink w:history="1" r:id="rIdndbqfu6fo8he1bl8eghmn">
               <w:r>
                 <w:rPr>
                   <w:rFonts w:ascii="Arial" w:cs="Arial" w:eastAsia="Arial" w:hAnsi="Arial"/>
@@ -27403,7 +27403,7 @@
             <w:pPr>
               <w:spacing w:after="20" w:before="0"/>
             </w:pPr>
-            <w:hyperlink w:history="1" r:id="rIdqvcodqxha0bmcu4dbw8er">
+            <w:hyperlink w:history="1" r:id="rIder0frbd7ktbptpsz_3-mo">
               <w:r>
                 <w:rPr>
                   <w:rFonts w:ascii="Arial" w:cs="Arial" w:eastAsia="Arial" w:hAnsi="Arial"/>
@@ -27436,7 +27436,7 @@
               <w:spacing w:after="10" w:before="0"/>
               <w:ind w:left="120"/>
             </w:pPr>
-            <w:hyperlink w:history="1" r:id="rIde4_2jgxpm_wlbkkuooufd">
+            <w:hyperlink w:history="1" r:id="rIdpcn7ysdzxx-nh7gmk_voh">
               <w:r>
                 <w:rPr>
                   <w:rFonts w:ascii="Arial" w:cs="Arial" w:eastAsia="Arial" w:hAnsi="Arial"/>
@@ -27481,7 +27481,7 @@
             <w:pPr>
               <w:spacing w:after="20" w:before="0"/>
             </w:pPr>
-            <w:hyperlink w:history="1" r:id="rIdxklqfyqck94_nw3qk8g2z">
+            <w:hyperlink w:history="1" r:id="rIdylo0vaosd7b2hpeciu6_i">
               <w:r>
                 <w:rPr>
                   <w:rFonts w:ascii="Arial" w:cs="Arial" w:eastAsia="Arial" w:hAnsi="Arial"/>
@@ -27514,7 +27514,7 @@
               <w:spacing w:after="10" w:before="0"/>
               <w:ind w:left="120"/>
             </w:pPr>
-            <w:hyperlink w:history="1" r:id="rIdk7yltpejxoqwkz0hp1pyv">
+            <w:hyperlink w:history="1" r:id="rIddbfzz4fbncbilnutzhgix">
               <w:r>
                 <w:rPr>
                   <w:rFonts w:ascii="Arial" w:cs="Arial" w:eastAsia="Arial" w:hAnsi="Arial"/>
@@ -29229,7 +29229,7 @@
             <w:pPr>
               <w:spacing w:after="20" w:before="0"/>
             </w:pPr>
-            <w:hyperlink w:history="1" r:id="rId793vdgpg_tjnsklgcw4ov">
+            <w:hyperlink w:history="1" r:id="rIdoji6ne3cvavpoycgxxfhm">
               <w:r>
                 <w:rPr>
                   <w:rFonts w:ascii="Arial" w:cs="Arial" w:eastAsia="Arial" w:hAnsi="Arial"/>
@@ -29262,7 +29262,7 @@
               <w:spacing w:after="10" w:before="0"/>
               <w:ind w:left="120"/>
             </w:pPr>
-            <w:hyperlink w:history="1" r:id="rIdsza9pl27up8xqo7ldwix0">
+            <w:hyperlink w:history="1" r:id="rIdoy35mwriix555rz0d1taa">
               <w:r>
                 <w:rPr>
                   <w:rFonts w:ascii="Arial" w:cs="Arial" w:eastAsia="Arial" w:hAnsi="Arial"/>
@@ -29307,7 +29307,7 @@
             <w:pPr>
               <w:spacing w:after="20" w:before="0"/>
             </w:pPr>
-            <w:hyperlink w:history="1" r:id="rIdkb86o4roop09z198uzo0k">
+            <w:hyperlink w:history="1" r:id="rIdjt4bmuuc-ntp3dlczxpkb">
               <w:r>
                 <w:rPr>
                   <w:rFonts w:ascii="Arial" w:cs="Arial" w:eastAsia="Arial" w:hAnsi="Arial"/>
@@ -29340,7 +29340,7 @@
               <w:spacing w:after="10" w:before="0"/>
               <w:ind w:left="120"/>
             </w:pPr>
-            <w:hyperlink w:history="1" r:id="rIdvvlvd7qjhpwzx_jxmgqft">
+            <w:hyperlink w:history="1" r:id="rIdhcffwjnoiht3h_wsntma2">
               <w:r>
                 <w:rPr>
                   <w:rFonts w:ascii="Arial" w:cs="Arial" w:eastAsia="Arial" w:hAnsi="Arial"/>
@@ -29535,7 +29535,7 @@
             <w:pPr>
               <w:spacing w:after="20" w:before="0"/>
             </w:pPr>
-            <w:hyperlink w:history="1" r:id="rIdp7fyhbfeihlyxsnjw9rmh">
+            <w:hyperlink w:history="1" r:id="rIdmk40xch-xabbc1mv49dk7">
               <w:r>
                 <w:rPr>
                   <w:rFonts w:ascii="Arial" w:cs="Arial" w:eastAsia="Arial" w:hAnsi="Arial"/>
@@ -29568,7 +29568,7 @@
               <w:spacing w:after="10" w:before="0"/>
               <w:ind w:left="120"/>
             </w:pPr>
-            <w:hyperlink w:history="1" r:id="rId_ex47bpss6g0xdbeve-vd">
+            <w:hyperlink w:history="1" r:id="rIdpvavqh1cvs7noumouk9tp">
               <w:r>
                 <w:rPr>
                   <w:rFonts w:ascii="Arial" w:cs="Arial" w:eastAsia="Arial" w:hAnsi="Arial"/>
@@ -29613,7 +29613,7 @@
             <w:pPr>
               <w:spacing w:after="20" w:before="0"/>
             </w:pPr>
-            <w:hyperlink w:history="1" r:id="rId0asulqxdqukw2nwud-uuf">
+            <w:hyperlink w:history="1" r:id="rIdiy4oz104t8k927-02xjyg">
               <w:r>
                 <w:rPr>
                   <w:rFonts w:ascii="Arial" w:cs="Arial" w:eastAsia="Arial" w:hAnsi="Arial"/>
@@ -29646,7 +29646,7 @@
               <w:spacing w:after="10" w:before="0"/>
               <w:ind w:left="120"/>
             </w:pPr>
-            <w:hyperlink w:history="1" r:id="rIdlkkm6jq1-2twcppxcdclo">
+            <w:hyperlink w:history="1" r:id="rIdzjlr7ltednuxrk2kncnbj">
               <w:r>
                 <w:rPr>
                   <w:rFonts w:ascii="Arial" w:cs="Arial" w:eastAsia="Arial" w:hAnsi="Arial"/>
@@ -29841,7 +29841,7 @@
             <w:pPr>
               <w:spacing w:after="20" w:before="0"/>
             </w:pPr>
-            <w:hyperlink w:history="1" r:id="rIdp1hr2w5wecxhnlh1vbice">
+            <w:hyperlink w:history="1" r:id="rIdha--j6e84p9cotj_somgp">
               <w:r>
                 <w:rPr>
                   <w:rFonts w:ascii="Arial" w:cs="Arial" w:eastAsia="Arial" w:hAnsi="Arial"/>
@@ -29874,7 +29874,7 @@
               <w:spacing w:after="10" w:before="0"/>
               <w:ind w:left="120"/>
             </w:pPr>
-            <w:hyperlink w:history="1" r:id="rIdbufcxel9bolls-uz_mhuw">
+            <w:hyperlink w:history="1" r:id="rIdcg4ytr9oboxthev5iexcq">
               <w:r>
                 <w:rPr>
                   <w:rFonts w:ascii="Arial" w:cs="Arial" w:eastAsia="Arial" w:hAnsi="Arial"/>
@@ -29919,7 +29919,7 @@
             <w:pPr>
               <w:spacing w:after="20" w:before="0"/>
             </w:pPr>
-            <w:hyperlink w:history="1" r:id="rIddjp9acrpm_khjftox6bhf">
+            <w:hyperlink w:history="1" r:id="rIdb0snkur1vok45ttzpc0is">
               <w:r>
                 <w:rPr>
                   <w:rFonts w:ascii="Arial" w:cs="Arial" w:eastAsia="Arial" w:hAnsi="Arial"/>
@@ -29952,7 +29952,7 @@
               <w:spacing w:after="10" w:before="0"/>
               <w:ind w:left="120"/>
             </w:pPr>
-            <w:hyperlink w:history="1" r:id="rId-sv49clbv7hcubv0laodw">
+            <w:hyperlink w:history="1" r:id="rIdz7abd9-54hhywu_mj85dq">
               <w:r>
                 <w:rPr>
                   <w:rFonts w:ascii="Arial" w:cs="Arial" w:eastAsia="Arial" w:hAnsi="Arial"/>
@@ -30147,7 +30147,7 @@
             <w:pPr>
               <w:spacing w:after="20" w:before="0"/>
             </w:pPr>
-            <w:hyperlink w:history="1" r:id="rIde6yibik7bzhar2kqhdfxa">
+            <w:hyperlink w:history="1" r:id="rIdiqoj1b0bvs_hwjvp95pfj">
               <w:r>
                 <w:rPr>
                   <w:rFonts w:ascii="Arial" w:cs="Arial" w:eastAsia="Arial" w:hAnsi="Arial"/>
@@ -30180,7 +30180,7 @@
               <w:spacing w:after="10" w:before="0"/>
               <w:ind w:left="120"/>
             </w:pPr>
-            <w:hyperlink w:history="1" r:id="rIdsor-p0rkrie9io2iyc0yr">
+            <w:hyperlink w:history="1" r:id="rId2z6p2luwo5k7hnfcdkrwk">
               <w:r>
                 <w:rPr>
                   <w:rFonts w:ascii="Arial" w:cs="Arial" w:eastAsia="Arial" w:hAnsi="Arial"/>
@@ -30225,7 +30225,7 @@
             <w:pPr>
               <w:spacing w:after="20" w:before="0"/>
             </w:pPr>
-            <w:hyperlink w:history="1" r:id="rIds5qt19nrqiws5c6ycytvb">
+            <w:hyperlink w:history="1" r:id="rIdranvs6sysqzqregg0uy2c">
               <w:r>
                 <w:rPr>
                   <w:rFonts w:ascii="Arial" w:cs="Arial" w:eastAsia="Arial" w:hAnsi="Arial"/>
@@ -30258,7 +30258,7 @@
               <w:spacing w:after="10" w:before="0"/>
               <w:ind w:left="120"/>
             </w:pPr>
-            <w:hyperlink w:history="1" r:id="rIdejuwmfhyslqqilldrrwqw">
+            <w:hyperlink w:history="1" r:id="rIddt6c5pmfp252zulrlox01">
               <w:r>
                 <w:rPr>
                   <w:rFonts w:ascii="Arial" w:cs="Arial" w:eastAsia="Arial" w:hAnsi="Arial"/>
@@ -30453,7 +30453,7 @@
             <w:pPr>
               <w:spacing w:after="20" w:before="0"/>
             </w:pPr>
-            <w:hyperlink w:history="1" r:id="rIdobf9gotk3mgickeagoyuv">
+            <w:hyperlink w:history="1" r:id="rIdc0roacsd09miwcbtbe9d1">
               <w:r>
                 <w:rPr>
                   <w:rFonts w:ascii="Arial" w:cs="Arial" w:eastAsia="Arial" w:hAnsi="Arial"/>
@@ -30486,7 +30486,7 @@
               <w:spacing w:after="10" w:before="0"/>
               <w:ind w:left="120"/>
             </w:pPr>
-            <w:hyperlink w:history="1" r:id="rIdavf7fdkfibu7lxkua2gc7">
+            <w:hyperlink w:history="1" r:id="rIdb8ytihazpmoc5x2a17_id">
               <w:r>
                 <w:rPr>
                   <w:rFonts w:ascii="Arial" w:cs="Arial" w:eastAsia="Arial" w:hAnsi="Arial"/>
@@ -30531,7 +30531,7 @@
             <w:pPr>
               <w:spacing w:after="20" w:before="0"/>
             </w:pPr>
-            <w:hyperlink w:history="1" r:id="rIdnvmrhzf4myubmfgodccsd">
+            <w:hyperlink w:history="1" r:id="rIdg8njmr6toperu2ohdjvmu">
               <w:r>
                 <w:rPr>
                   <w:rFonts w:ascii="Arial" w:cs="Arial" w:eastAsia="Arial" w:hAnsi="Arial"/>
@@ -30564,7 +30564,7 @@
               <w:spacing w:after="10" w:before="0"/>
               <w:ind w:left="120"/>
             </w:pPr>
-            <w:hyperlink w:history="1" r:id="rIdsjltgnie1_n3wzp_fzah9">
+            <w:hyperlink w:history="1" r:id="rIdz8bgwgzfrycileujbddae">
               <w:r>
                 <w:rPr>
                   <w:rFonts w:ascii="Arial" w:cs="Arial" w:eastAsia="Arial" w:hAnsi="Arial"/>

--- a/data/outputs/v2/Chemistry/SS1.1_Introduction_to_Chemistry/Chemistry_Introduction_to_Chemistry_CBE_LessonSequence.docx
+++ b/data/outputs/v2/Chemistry/SS1.1_Introduction_to_Chemistry/Chemistry_Introduction_to_Chemistry_CBE_LessonSequence.docx
@@ -3280,7 +3280,7 @@
             <w:pPr>
               <w:spacing w:after="20" w:before="0"/>
             </w:pPr>
-            <w:hyperlink w:history="1" r:id="rIdacz71mrmzcaws8qvhqhmb">
+            <w:hyperlink w:history="1" r:id="rId2lefs4h_k6pznl3ffuc0-">
               <w:r>
                 <w:rPr>
                   <w:rFonts w:ascii="Arial" w:cs="Arial" w:eastAsia="Arial" w:hAnsi="Arial"/>
@@ -3313,7 +3313,7 @@
               <w:spacing w:after="10" w:before="0"/>
               <w:ind w:left="120"/>
             </w:pPr>
-            <w:hyperlink w:history="1" r:id="rIdxk0u2sirp6z2hng2floag">
+            <w:hyperlink w:history="1" r:id="rIdbs3h-nvrq2chgnqjatozm">
               <w:r>
                 <w:rPr>
                   <w:rFonts w:ascii="Arial" w:cs="Arial" w:eastAsia="Arial" w:hAnsi="Arial"/>
@@ -3358,7 +3358,7 @@
             <w:pPr>
               <w:spacing w:after="20" w:before="0"/>
             </w:pPr>
-            <w:hyperlink w:history="1" r:id="rIdx-dclbwj-p-9rdiz_v0fc">
+            <w:hyperlink w:history="1" r:id="rId4a0neq8dwqhl8t9nzwcwh">
               <w:r>
                 <w:rPr>
                   <w:rFonts w:ascii="Arial" w:cs="Arial" w:eastAsia="Arial" w:hAnsi="Arial"/>
@@ -3391,7 +3391,7 @@
               <w:spacing w:after="10" w:before="0"/>
               <w:ind w:left="120"/>
             </w:pPr>
-            <w:hyperlink w:history="1" r:id="rIdayplwqy_bgr0y6mvrxzfw">
+            <w:hyperlink w:history="1" r:id="rIdjr27a1bu-dtlrphzglfr8">
               <w:r>
                 <w:rPr>
                   <w:rFonts w:ascii="Arial" w:cs="Arial" w:eastAsia="Arial" w:hAnsi="Arial"/>
@@ -3586,7 +3586,7 @@
             <w:pPr>
               <w:spacing w:after="20" w:before="0"/>
             </w:pPr>
-            <w:hyperlink w:history="1" r:id="rIdtpsd96ohhcohkibwcytfh">
+            <w:hyperlink w:history="1" r:id="rIddgzshbjxrautaknhm_-q7">
               <w:r>
                 <w:rPr>
                   <w:rFonts w:ascii="Arial" w:cs="Arial" w:eastAsia="Arial" w:hAnsi="Arial"/>
@@ -3619,7 +3619,7 @@
               <w:spacing w:after="10" w:before="0"/>
               <w:ind w:left="120"/>
             </w:pPr>
-            <w:hyperlink w:history="1" r:id="rIdjp5rjl43wa1iba6trflbd">
+            <w:hyperlink w:history="1" r:id="rIdettjvrpbgdtmxixv5oztv">
               <w:r>
                 <w:rPr>
                   <w:rFonts w:ascii="Arial" w:cs="Arial" w:eastAsia="Arial" w:hAnsi="Arial"/>
@@ -3664,7 +3664,7 @@
             <w:pPr>
               <w:spacing w:after="20" w:before="0"/>
             </w:pPr>
-            <w:hyperlink w:history="1" r:id="rIdqlumoz-doyah3aybrcibm">
+            <w:hyperlink w:history="1" r:id="rId_gckyvxgluckzvpccvri8">
               <w:r>
                 <w:rPr>
                   <w:rFonts w:ascii="Arial" w:cs="Arial" w:eastAsia="Arial" w:hAnsi="Arial"/>
@@ -3697,7 +3697,7 @@
               <w:spacing w:after="10" w:before="0"/>
               <w:ind w:left="120"/>
             </w:pPr>
-            <w:hyperlink w:history="1" r:id="rIdm-wvtyhlxhg3nx2jbgwvs">
+            <w:hyperlink w:history="1" r:id="rIdd7mhtrqytknzwi5a_xujw">
               <w:r>
                 <w:rPr>
                   <w:rFonts w:ascii="Arial" w:cs="Arial" w:eastAsia="Arial" w:hAnsi="Arial"/>
@@ -3892,7 +3892,7 @@
             <w:pPr>
               <w:spacing w:after="20" w:before="0"/>
             </w:pPr>
-            <w:hyperlink w:history="1" r:id="rIdzavefwm0qx-pnyxvsdtg0">
+            <w:hyperlink w:history="1" r:id="rIdchacpogjhtgetkmt8riyv">
               <w:r>
                 <w:rPr>
                   <w:rFonts w:ascii="Arial" w:cs="Arial" w:eastAsia="Arial" w:hAnsi="Arial"/>
@@ -3925,7 +3925,7 @@
               <w:spacing w:after="10" w:before="0"/>
               <w:ind w:left="120"/>
             </w:pPr>
-            <w:hyperlink w:history="1" r:id="rIdggno095un5lwkmsc0alt_">
+            <w:hyperlink w:history="1" r:id="rIddwaz4l0nnwivnqc3lzmia">
               <w:r>
                 <w:rPr>
                   <w:rFonts w:ascii="Arial" w:cs="Arial" w:eastAsia="Arial" w:hAnsi="Arial"/>
@@ -3970,7 +3970,7 @@
             <w:pPr>
               <w:spacing w:after="20" w:before="0"/>
             </w:pPr>
-            <w:hyperlink w:history="1" r:id="rId4elmzfbdzsqbvv3yl1q_w">
+            <w:hyperlink w:history="1" r:id="rId0g7pvuqwkxe5yn934ym7m">
               <w:r>
                 <w:rPr>
                   <w:rFonts w:ascii="Arial" w:cs="Arial" w:eastAsia="Arial" w:hAnsi="Arial"/>
@@ -4003,7 +4003,7 @@
               <w:spacing w:after="10" w:before="0"/>
               <w:ind w:left="120"/>
             </w:pPr>
-            <w:hyperlink w:history="1" r:id="rIdjm4sbz7b8mv-tfxs-ehor">
+            <w:hyperlink w:history="1" r:id="rIddmapp9f41qhxwtj8fs6eu">
               <w:r>
                 <w:rPr>
                   <w:rFonts w:ascii="Arial" w:cs="Arial" w:eastAsia="Arial" w:hAnsi="Arial"/>
@@ -4198,7 +4198,7 @@
             <w:pPr>
               <w:spacing w:after="20" w:before="0"/>
             </w:pPr>
-            <w:hyperlink w:history="1" r:id="rIdqucmzprnmlullcew8c5o7">
+            <w:hyperlink w:history="1" r:id="rIdbf9y6vdfo3efuormeddb9">
               <w:r>
                 <w:rPr>
                   <w:rFonts w:ascii="Arial" w:cs="Arial" w:eastAsia="Arial" w:hAnsi="Arial"/>
@@ -4231,7 +4231,7 @@
               <w:spacing w:after="10" w:before="0"/>
               <w:ind w:left="120"/>
             </w:pPr>
-            <w:hyperlink w:history="1" r:id="rId5jefyjqpndjz8cfvldvri">
+            <w:hyperlink w:history="1" r:id="rId0gry3vvc5gn-9vcwscbp0">
               <w:r>
                 <w:rPr>
                   <w:rFonts w:ascii="Arial" w:cs="Arial" w:eastAsia="Arial" w:hAnsi="Arial"/>
@@ -4276,7 +4276,7 @@
             <w:pPr>
               <w:spacing w:after="20" w:before="0"/>
             </w:pPr>
-            <w:hyperlink w:history="1" r:id="rId7sspikmyrjw2or6eau9mw">
+            <w:hyperlink w:history="1" r:id="rIda-qgnl3jdyivw5dgtdl3s">
               <w:r>
                 <w:rPr>
                   <w:rFonts w:ascii="Arial" w:cs="Arial" w:eastAsia="Arial" w:hAnsi="Arial"/>
@@ -4309,7 +4309,7 @@
               <w:spacing w:after="10" w:before="0"/>
               <w:ind w:left="120"/>
             </w:pPr>
-            <w:hyperlink w:history="1" r:id="rIdh5dpj9c7uwhnp_3op8rrs">
+            <w:hyperlink w:history="1" r:id="rIdeq1yfvlyigizc6mzooikb">
               <w:r>
                 <w:rPr>
                   <w:rFonts w:ascii="Arial" w:cs="Arial" w:eastAsia="Arial" w:hAnsi="Arial"/>
@@ -4504,7 +4504,7 @@
             <w:pPr>
               <w:spacing w:after="20" w:before="0"/>
             </w:pPr>
-            <w:hyperlink w:history="1" r:id="rIdjts1pkjyfqjcmdshc0nwe">
+            <w:hyperlink w:history="1" r:id="rIdcfbnaow2no_-uzky89bs9">
               <w:r>
                 <w:rPr>
                   <w:rFonts w:ascii="Arial" w:cs="Arial" w:eastAsia="Arial" w:hAnsi="Arial"/>
@@ -4537,7 +4537,7 @@
               <w:spacing w:after="10" w:before="0"/>
               <w:ind w:left="120"/>
             </w:pPr>
-            <w:hyperlink w:history="1" r:id="rIdrovnanke-eify2bwvvs0r">
+            <w:hyperlink w:history="1" r:id="rIdxmtzmnlrt51xis00oaezk">
               <w:r>
                 <w:rPr>
                   <w:rFonts w:ascii="Arial" w:cs="Arial" w:eastAsia="Arial" w:hAnsi="Arial"/>
@@ -4582,7 +4582,7 @@
             <w:pPr>
               <w:spacing w:after="20" w:before="0"/>
             </w:pPr>
-            <w:hyperlink w:history="1" r:id="rIdxt2hllfl_pzen_bds3_r7">
+            <w:hyperlink w:history="1" r:id="rId6xlykk1lyyblnxplnyfyf">
               <w:r>
                 <w:rPr>
                   <w:rFonts w:ascii="Arial" w:cs="Arial" w:eastAsia="Arial" w:hAnsi="Arial"/>
@@ -4615,7 +4615,7 @@
               <w:spacing w:after="10" w:before="0"/>
               <w:ind w:left="120"/>
             </w:pPr>
-            <w:hyperlink w:history="1" r:id="rIdtsumdvb_gqmsgfphluluk">
+            <w:hyperlink w:history="1" r:id="rIddi9pjjgchqiwq-3x87-en">
               <w:r>
                 <w:rPr>
                   <w:rFonts w:ascii="Arial" w:cs="Arial" w:eastAsia="Arial" w:hAnsi="Arial"/>
@@ -6102,7 +6102,7 @@
             <w:pPr>
               <w:spacing w:after="20" w:before="0"/>
             </w:pPr>
-            <w:hyperlink w:history="1" r:id="rIdnwy9rug1l5wyqx6h1ydyk">
+            <w:hyperlink w:history="1" r:id="rId_1njrvv4fhdp81criqf58">
               <w:r>
                 <w:rPr>
                   <w:rFonts w:ascii="Arial" w:cs="Arial" w:eastAsia="Arial" w:hAnsi="Arial"/>
@@ -6135,7 +6135,7 @@
               <w:spacing w:after="10" w:before="0"/>
               <w:ind w:left="120"/>
             </w:pPr>
-            <w:hyperlink w:history="1" r:id="rId1dwnu9vcetucfy7h7t_sf">
+            <w:hyperlink w:history="1" r:id="rIdbm_rkdwh79thwzlhnyb2-">
               <w:r>
                 <w:rPr>
                   <w:rFonts w:ascii="Arial" w:cs="Arial" w:eastAsia="Arial" w:hAnsi="Arial"/>
@@ -6180,7 +6180,7 @@
             <w:pPr>
               <w:spacing w:after="20" w:before="0"/>
             </w:pPr>
-            <w:hyperlink w:history="1" r:id="rIdh6qmqfchhuvsao-lim_r_">
+            <w:hyperlink w:history="1" r:id="rIdpsc2mlvdtw4m3lxqprkat">
               <w:r>
                 <w:rPr>
                   <w:rFonts w:ascii="Arial" w:cs="Arial" w:eastAsia="Arial" w:hAnsi="Arial"/>
@@ -6213,7 +6213,7 @@
               <w:spacing w:after="10" w:before="0"/>
               <w:ind w:left="120"/>
             </w:pPr>
-            <w:hyperlink w:history="1" r:id="rIdghuflktfb0tyuedywkalp">
+            <w:hyperlink w:history="1" r:id="rIdzehkvdhlcuknulir28vhb">
               <w:r>
                 <w:rPr>
                   <w:rFonts w:ascii="Arial" w:cs="Arial" w:eastAsia="Arial" w:hAnsi="Arial"/>
@@ -6408,7 +6408,7 @@
             <w:pPr>
               <w:spacing w:after="20" w:before="0"/>
             </w:pPr>
-            <w:hyperlink w:history="1" r:id="rId4r973yosg03zdqsdsywa-">
+            <w:hyperlink w:history="1" r:id="rIdalccdc6rromvslj8i4nfq">
               <w:r>
                 <w:rPr>
                   <w:rFonts w:ascii="Arial" w:cs="Arial" w:eastAsia="Arial" w:hAnsi="Arial"/>
@@ -6441,7 +6441,7 @@
               <w:spacing w:after="10" w:before="0"/>
               <w:ind w:left="120"/>
             </w:pPr>
-            <w:hyperlink w:history="1" r:id="rIdbk0xvzt-vd1wqakr3gnvs">
+            <w:hyperlink w:history="1" r:id="rId2y5psotz68_lmmju213w6">
               <w:r>
                 <w:rPr>
                   <w:rFonts w:ascii="Arial" w:cs="Arial" w:eastAsia="Arial" w:hAnsi="Arial"/>
@@ -6486,7 +6486,7 @@
             <w:pPr>
               <w:spacing w:after="20" w:before="0"/>
             </w:pPr>
-            <w:hyperlink w:history="1" r:id="rIdq4_bauabufd9kp21x67uo">
+            <w:hyperlink w:history="1" r:id="rIdpoy7mosqvspvat6s9bpe4">
               <w:r>
                 <w:rPr>
                   <w:rFonts w:ascii="Arial" w:cs="Arial" w:eastAsia="Arial" w:hAnsi="Arial"/>
@@ -6519,7 +6519,7 @@
               <w:spacing w:after="10" w:before="0"/>
               <w:ind w:left="120"/>
             </w:pPr>
-            <w:hyperlink w:history="1" r:id="rIdxekhdx3w4ypf4owf9b5bd">
+            <w:hyperlink w:history="1" r:id="rIdq9pkcaegv6st48n0_fmz2">
               <w:r>
                 <w:rPr>
                   <w:rFonts w:ascii="Arial" w:cs="Arial" w:eastAsia="Arial" w:hAnsi="Arial"/>
@@ -6714,7 +6714,7 @@
             <w:pPr>
               <w:spacing w:after="20" w:before="0"/>
             </w:pPr>
-            <w:hyperlink w:history="1" r:id="rIdufzpim1bx6s9l9e4oo3wt">
+            <w:hyperlink w:history="1" r:id="rIdh6ouuokepqwoawhsssh4h">
               <w:r>
                 <w:rPr>
                   <w:rFonts w:ascii="Arial" w:cs="Arial" w:eastAsia="Arial" w:hAnsi="Arial"/>
@@ -6747,7 +6747,7 @@
               <w:spacing w:after="10" w:before="0"/>
               <w:ind w:left="120"/>
             </w:pPr>
-            <w:hyperlink w:history="1" r:id="rId1vyvijwce0r-fmni-2hhx">
+            <w:hyperlink w:history="1" r:id="rIdlywiqg3ntvo_8mdq8vftf">
               <w:r>
                 <w:rPr>
                   <w:rFonts w:ascii="Arial" w:cs="Arial" w:eastAsia="Arial" w:hAnsi="Arial"/>
@@ -6792,7 +6792,7 @@
             <w:pPr>
               <w:spacing w:after="20" w:before="0"/>
             </w:pPr>
-            <w:hyperlink w:history="1" r:id="rIdnvkfjc99g5othkidicpje">
+            <w:hyperlink w:history="1" r:id="rIdvxujndht6tx7yur-iyw_q">
               <w:r>
                 <w:rPr>
                   <w:rFonts w:ascii="Arial" w:cs="Arial" w:eastAsia="Arial" w:hAnsi="Arial"/>
@@ -6825,7 +6825,7 @@
               <w:spacing w:after="10" w:before="0"/>
               <w:ind w:left="120"/>
             </w:pPr>
-            <w:hyperlink w:history="1" r:id="rId6vvy-cpp3sdtzxcvf-6kp">
+            <w:hyperlink w:history="1" r:id="rIdenplzor8mnm8y7mwptaxt">
               <w:r>
                 <w:rPr>
                   <w:rFonts w:ascii="Arial" w:cs="Arial" w:eastAsia="Arial" w:hAnsi="Arial"/>
@@ -7020,7 +7020,7 @@
             <w:pPr>
               <w:spacing w:after="20" w:before="0"/>
             </w:pPr>
-            <w:hyperlink w:history="1" r:id="rIddmxude4p9arjo7oqgygeb">
+            <w:hyperlink w:history="1" r:id="rIdqyn81ezykujf7vl5pw24p">
               <w:r>
                 <w:rPr>
                   <w:rFonts w:ascii="Arial" w:cs="Arial" w:eastAsia="Arial" w:hAnsi="Arial"/>
@@ -7053,7 +7053,7 @@
               <w:spacing w:after="10" w:before="0"/>
               <w:ind w:left="120"/>
             </w:pPr>
-            <w:hyperlink w:history="1" r:id="rId50sdctkuwg4nfpac2uukh">
+            <w:hyperlink w:history="1" r:id="rIdymox2hhhypdg1odudkhpr">
               <w:r>
                 <w:rPr>
                   <w:rFonts w:ascii="Arial" w:cs="Arial" w:eastAsia="Arial" w:hAnsi="Arial"/>
@@ -7098,7 +7098,7 @@
             <w:pPr>
               <w:spacing w:after="20" w:before="0"/>
             </w:pPr>
-            <w:hyperlink w:history="1" r:id="rIdnamkeyt9_rnazvs84xi9q">
+            <w:hyperlink w:history="1" r:id="rIdqioynzhkbdb40srrjd1dm">
               <w:r>
                 <w:rPr>
                   <w:rFonts w:ascii="Arial" w:cs="Arial" w:eastAsia="Arial" w:hAnsi="Arial"/>
@@ -7131,7 +7131,7 @@
               <w:spacing w:after="10" w:before="0"/>
               <w:ind w:left="120"/>
             </w:pPr>
-            <w:hyperlink w:history="1" r:id="rIddey19j_mjnc3skpwm5gmz">
+            <w:hyperlink w:history="1" r:id="rIdaqpeyhyuybcgudgph3-vf">
               <w:r>
                 <w:rPr>
                   <w:rFonts w:ascii="Arial" w:cs="Arial" w:eastAsia="Arial" w:hAnsi="Arial"/>
@@ -7326,7 +7326,7 @@
             <w:pPr>
               <w:spacing w:after="20" w:before="0"/>
             </w:pPr>
-            <w:hyperlink w:history="1" r:id="rIdsmmswonbzys8oys3a_vug">
+            <w:hyperlink w:history="1" r:id="rIdbxgavcu7a-qgudishvm-a">
               <w:r>
                 <w:rPr>
                   <w:rFonts w:ascii="Arial" w:cs="Arial" w:eastAsia="Arial" w:hAnsi="Arial"/>
@@ -7359,7 +7359,7 @@
               <w:spacing w:after="10" w:before="0"/>
               <w:ind w:left="120"/>
             </w:pPr>
-            <w:hyperlink w:history="1" r:id="rIdjwayvae2n_jlekbwsymz9">
+            <w:hyperlink w:history="1" r:id="rIdximftol7fk61kb2h-a8br">
               <w:r>
                 <w:rPr>
                   <w:rFonts w:ascii="Arial" w:cs="Arial" w:eastAsia="Arial" w:hAnsi="Arial"/>
@@ -7404,7 +7404,7 @@
             <w:pPr>
               <w:spacing w:after="20" w:before="0"/>
             </w:pPr>
-            <w:hyperlink w:history="1" r:id="rIdwibgarn4sdn-n732r4uxd">
+            <w:hyperlink w:history="1" r:id="rId5ry_kvp3raylkyomyhheu">
               <w:r>
                 <w:rPr>
                   <w:rFonts w:ascii="Arial" w:cs="Arial" w:eastAsia="Arial" w:hAnsi="Arial"/>
@@ -7437,7 +7437,7 @@
               <w:spacing w:after="10" w:before="0"/>
               <w:ind w:left="120"/>
             </w:pPr>
-            <w:hyperlink w:history="1" r:id="rIdcmrsjihbexfrsb6p8oua-">
+            <w:hyperlink w:history="1" r:id="rIdw-jsllvaykmjzjdndf5cl">
               <w:r>
                 <w:rPr>
                   <w:rFonts w:ascii="Arial" w:cs="Arial" w:eastAsia="Arial" w:hAnsi="Arial"/>
@@ -9038,7 +9038,7 @@
             <w:pPr>
               <w:spacing w:after="20" w:before="0"/>
             </w:pPr>
-            <w:hyperlink w:history="1" r:id="rIdd9vg3tngwfbh_eu8x05o2">
+            <w:hyperlink w:history="1" r:id="rIdg4ejo2gxjup-q4ncp696y">
               <w:r>
                 <w:rPr>
                   <w:rFonts w:ascii="Arial" w:cs="Arial" w:eastAsia="Arial" w:hAnsi="Arial"/>
@@ -9071,7 +9071,7 @@
               <w:spacing w:after="10" w:before="0"/>
               <w:ind w:left="120"/>
             </w:pPr>
-            <w:hyperlink w:history="1" r:id="rId1uigr_ndo3ke2pb9kekra">
+            <w:hyperlink w:history="1" r:id="rId3a4vgcshgbh4mslbxjbum">
               <w:r>
                 <w:rPr>
                   <w:rFonts w:ascii="Arial" w:cs="Arial" w:eastAsia="Arial" w:hAnsi="Arial"/>
@@ -9116,7 +9116,7 @@
             <w:pPr>
               <w:spacing w:after="20" w:before="0"/>
             </w:pPr>
-            <w:hyperlink w:history="1" r:id="rIdaezxn7u2frxhk8uk05ah4">
+            <w:hyperlink w:history="1" r:id="rIdr45igxynwpoijumwwuhsf">
               <w:r>
                 <w:rPr>
                   <w:rFonts w:ascii="Arial" w:cs="Arial" w:eastAsia="Arial" w:hAnsi="Arial"/>
@@ -9149,7 +9149,7 @@
               <w:spacing w:after="10" w:before="0"/>
               <w:ind w:left="120"/>
             </w:pPr>
-            <w:hyperlink w:history="1" r:id="rIdjx6g2sctdor4jjk3mutro">
+            <w:hyperlink w:history="1" r:id="rIdq3xx9bxu1ungabllm8zhk">
               <w:r>
                 <w:rPr>
                   <w:rFonts w:ascii="Arial" w:cs="Arial" w:eastAsia="Arial" w:hAnsi="Arial"/>
@@ -9344,7 +9344,7 @@
             <w:pPr>
               <w:spacing w:after="20" w:before="0"/>
             </w:pPr>
-            <w:hyperlink w:history="1" r:id="rIdzuehl_srkpxpnec-t0e0m">
+            <w:hyperlink w:history="1" r:id="rIdihhyolfo7wjdkxhh7kk0b">
               <w:r>
                 <w:rPr>
                   <w:rFonts w:ascii="Arial" w:cs="Arial" w:eastAsia="Arial" w:hAnsi="Arial"/>
@@ -9377,7 +9377,7 @@
               <w:spacing w:after="10" w:before="0"/>
               <w:ind w:left="120"/>
             </w:pPr>
-            <w:hyperlink w:history="1" r:id="rIdahj9knbsinopdcpcjtawh">
+            <w:hyperlink w:history="1" r:id="rIdekd2-lqqhntdslmz7i3ot">
               <w:r>
                 <w:rPr>
                   <w:rFonts w:ascii="Arial" w:cs="Arial" w:eastAsia="Arial" w:hAnsi="Arial"/>
@@ -9422,7 +9422,7 @@
             <w:pPr>
               <w:spacing w:after="20" w:before="0"/>
             </w:pPr>
-            <w:hyperlink w:history="1" r:id="rIdujmwh_bf3kx8qywx5hst1">
+            <w:hyperlink w:history="1" r:id="rIdtbgq3jkvhtzxkdhbcqanf">
               <w:r>
                 <w:rPr>
                   <w:rFonts w:ascii="Arial" w:cs="Arial" w:eastAsia="Arial" w:hAnsi="Arial"/>
@@ -9455,7 +9455,7 @@
               <w:spacing w:after="10" w:before="0"/>
               <w:ind w:left="120"/>
             </w:pPr>
-            <w:hyperlink w:history="1" r:id="rIdbzdap3rrdvcp0nlmqdl61">
+            <w:hyperlink w:history="1" r:id="rId5vqzivowrtkakplqjz6dr">
               <w:r>
                 <w:rPr>
                   <w:rFonts w:ascii="Arial" w:cs="Arial" w:eastAsia="Arial" w:hAnsi="Arial"/>
@@ -9650,7 +9650,7 @@
             <w:pPr>
               <w:spacing w:after="20" w:before="0"/>
             </w:pPr>
-            <w:hyperlink w:history="1" r:id="rId8zo8_4mefxgakdqeho3ky">
+            <w:hyperlink w:history="1" r:id="rIdoqg5xrbb-8dvwe6xzlkbt">
               <w:r>
                 <w:rPr>
                   <w:rFonts w:ascii="Arial" w:cs="Arial" w:eastAsia="Arial" w:hAnsi="Arial"/>
@@ -9683,7 +9683,7 @@
               <w:spacing w:after="10" w:before="0"/>
               <w:ind w:left="120"/>
             </w:pPr>
-            <w:hyperlink w:history="1" r:id="rIdjhh4nm7xq5or8as-ctzzp">
+            <w:hyperlink w:history="1" r:id="rIdnqpchy0fldby1imi3kbei">
               <w:r>
                 <w:rPr>
                   <w:rFonts w:ascii="Arial" w:cs="Arial" w:eastAsia="Arial" w:hAnsi="Arial"/>
@@ -9728,7 +9728,7 @@
             <w:pPr>
               <w:spacing w:after="20" w:before="0"/>
             </w:pPr>
-            <w:hyperlink w:history="1" r:id="rId_oocmlx4pq4muqeaz8e3v">
+            <w:hyperlink w:history="1" r:id="rIdiwvv-vrmkn9twqetya3yb">
               <w:r>
                 <w:rPr>
                   <w:rFonts w:ascii="Arial" w:cs="Arial" w:eastAsia="Arial" w:hAnsi="Arial"/>
@@ -9761,7 +9761,7 @@
               <w:spacing w:after="10" w:before="0"/>
               <w:ind w:left="120"/>
             </w:pPr>
-            <w:hyperlink w:history="1" r:id="rId1erye6s1j6rrjae_qwiff">
+            <w:hyperlink w:history="1" r:id="rIdbpfqgyg7twrforqhmbbqj">
               <w:r>
                 <w:rPr>
                   <w:rFonts w:ascii="Arial" w:cs="Arial" w:eastAsia="Arial" w:hAnsi="Arial"/>
@@ -9956,7 +9956,7 @@
             <w:pPr>
               <w:spacing w:after="20" w:before="0"/>
             </w:pPr>
-            <w:hyperlink w:history="1" r:id="rId6y4dkei15a4wu9mcrbgnw">
+            <w:hyperlink w:history="1" r:id="rId3mwaqjfqotuzdtdo9eeyt">
               <w:r>
                 <w:rPr>
                   <w:rFonts w:ascii="Arial" w:cs="Arial" w:eastAsia="Arial" w:hAnsi="Arial"/>
@@ -9989,7 +9989,7 @@
               <w:spacing w:after="10" w:before="0"/>
               <w:ind w:left="120"/>
             </w:pPr>
-            <w:hyperlink w:history="1" r:id="rId7gjugzsc6zw3jtwlmlamt">
+            <w:hyperlink w:history="1" r:id="rIdlncrxwjljizjitwvsugjw">
               <w:r>
                 <w:rPr>
                   <w:rFonts w:ascii="Arial" w:cs="Arial" w:eastAsia="Arial" w:hAnsi="Arial"/>
@@ -10034,7 +10034,7 @@
             <w:pPr>
               <w:spacing w:after="20" w:before="0"/>
             </w:pPr>
-            <w:hyperlink w:history="1" r:id="rIdqtwtv94cg7uflv6ig2ldu">
+            <w:hyperlink w:history="1" r:id="rIdrfoeq5wfnp38f23wmqdkp">
               <w:r>
                 <w:rPr>
                   <w:rFonts w:ascii="Arial" w:cs="Arial" w:eastAsia="Arial" w:hAnsi="Arial"/>
@@ -10067,7 +10067,7 @@
               <w:spacing w:after="10" w:before="0"/>
               <w:ind w:left="120"/>
             </w:pPr>
-            <w:hyperlink w:history="1" r:id="rIdg-yofnumuppckp6guufje">
+            <w:hyperlink w:history="1" r:id="rIdresjiozwu1mreytogbtkw">
               <w:r>
                 <w:rPr>
                   <w:rFonts w:ascii="Arial" w:cs="Arial" w:eastAsia="Arial" w:hAnsi="Arial"/>
@@ -10262,7 +10262,7 @@
             <w:pPr>
               <w:spacing w:after="20" w:before="0"/>
             </w:pPr>
-            <w:hyperlink w:history="1" r:id="rIdly4uutt7rsvqyckp0ujun">
+            <w:hyperlink w:history="1" r:id="rIdgi6kjxatv6wxgc57cwjjc">
               <w:r>
                 <w:rPr>
                   <w:rFonts w:ascii="Arial" w:cs="Arial" w:eastAsia="Arial" w:hAnsi="Arial"/>
@@ -10295,7 +10295,7 @@
               <w:spacing w:after="10" w:before="0"/>
               <w:ind w:left="120"/>
             </w:pPr>
-            <w:hyperlink w:history="1" r:id="rIdv7zy5xbqfbvi7wesxms1c">
+            <w:hyperlink w:history="1" r:id="rIds8j2usq9q5iueysguokih">
               <w:r>
                 <w:rPr>
                   <w:rFonts w:ascii="Arial" w:cs="Arial" w:eastAsia="Arial" w:hAnsi="Arial"/>
@@ -10340,7 +10340,7 @@
             <w:pPr>
               <w:spacing w:after="20" w:before="0"/>
             </w:pPr>
-            <w:hyperlink w:history="1" r:id="rId8gmjamelpyhowh0wmevbc">
+            <w:hyperlink w:history="1" r:id="rIdvefbfdn3wm4mapdynpazh">
               <w:r>
                 <w:rPr>
                   <w:rFonts w:ascii="Arial" w:cs="Arial" w:eastAsia="Arial" w:hAnsi="Arial"/>
@@ -10373,7 +10373,7 @@
               <w:spacing w:after="10" w:before="0"/>
               <w:ind w:left="120"/>
             </w:pPr>
-            <w:hyperlink w:history="1" r:id="rId1nbu84qbgrgnlbmefdan7">
+            <w:hyperlink w:history="1" r:id="rIdjit-wvxpeceyblhxfkq4j">
               <w:r>
                 <w:rPr>
                   <w:rFonts w:ascii="Arial" w:cs="Arial" w:eastAsia="Arial" w:hAnsi="Arial"/>
@@ -11860,7 +11860,7 @@
             <w:pPr>
               <w:spacing w:after="20" w:before="0"/>
             </w:pPr>
-            <w:hyperlink w:history="1" r:id="rId3jvixfqjuszt6nv_rjzhp">
+            <w:hyperlink w:history="1" r:id="rIdcaggx2selj3igzzxg1tkk">
               <w:r>
                 <w:rPr>
                   <w:rFonts w:ascii="Arial" w:cs="Arial" w:eastAsia="Arial" w:hAnsi="Arial"/>
@@ -11893,7 +11893,7 @@
               <w:spacing w:after="10" w:before="0"/>
               <w:ind w:left="120"/>
             </w:pPr>
-            <w:hyperlink w:history="1" r:id="rIdrtxe5omex_efalyrfbc5o">
+            <w:hyperlink w:history="1" r:id="rIdd3863vvtna9svnvwn-uox">
               <w:r>
                 <w:rPr>
                   <w:rFonts w:ascii="Arial" w:cs="Arial" w:eastAsia="Arial" w:hAnsi="Arial"/>
@@ -11938,7 +11938,7 @@
             <w:pPr>
               <w:spacing w:after="20" w:before="0"/>
             </w:pPr>
-            <w:hyperlink w:history="1" r:id="rIdpbgxtiewp0j0m-crtywpv">
+            <w:hyperlink w:history="1" r:id="rIdlmom5rvrl796okzk2bqxg">
               <w:r>
                 <w:rPr>
                   <w:rFonts w:ascii="Arial" w:cs="Arial" w:eastAsia="Arial" w:hAnsi="Arial"/>
@@ -11971,7 +11971,7 @@
               <w:spacing w:after="10" w:before="0"/>
               <w:ind w:left="120"/>
             </w:pPr>
-            <w:hyperlink w:history="1" r:id="rIdtmpoj04razcgjaij_ers3">
+            <w:hyperlink w:history="1" r:id="rId2sxviayahdyowuxq62st2">
               <w:r>
                 <w:rPr>
                   <w:rFonts w:ascii="Arial" w:cs="Arial" w:eastAsia="Arial" w:hAnsi="Arial"/>
@@ -12166,7 +12166,7 @@
             <w:pPr>
               <w:spacing w:after="20" w:before="0"/>
             </w:pPr>
-            <w:hyperlink w:history="1" r:id="rIdsumlafbz2x-itpfsofjq0">
+            <w:hyperlink w:history="1" r:id="rIdvpiiut8edod3ubz87akcj">
               <w:r>
                 <w:rPr>
                   <w:rFonts w:ascii="Arial" w:cs="Arial" w:eastAsia="Arial" w:hAnsi="Arial"/>
@@ -12199,7 +12199,7 @@
               <w:spacing w:after="10" w:before="0"/>
               <w:ind w:left="120"/>
             </w:pPr>
-            <w:hyperlink w:history="1" r:id="rId5xihlado1pfvfrs3b8b47">
+            <w:hyperlink w:history="1" r:id="rId0zhgpn-sn5avbbddf9p4j">
               <w:r>
                 <w:rPr>
                   <w:rFonts w:ascii="Arial" w:cs="Arial" w:eastAsia="Arial" w:hAnsi="Arial"/>
@@ -12244,7 +12244,7 @@
             <w:pPr>
               <w:spacing w:after="20" w:before="0"/>
             </w:pPr>
-            <w:hyperlink w:history="1" r:id="rIdoq7xni8pabolvufmifj7b">
+            <w:hyperlink w:history="1" r:id="rIdu8xv_ixu8hykfuzjg_icj">
               <w:r>
                 <w:rPr>
                   <w:rFonts w:ascii="Arial" w:cs="Arial" w:eastAsia="Arial" w:hAnsi="Arial"/>
@@ -12277,7 +12277,7 @@
               <w:spacing w:after="10" w:before="0"/>
               <w:ind w:left="120"/>
             </w:pPr>
-            <w:hyperlink w:history="1" r:id="rIddo8ipi9skzrapcuwytggs">
+            <w:hyperlink w:history="1" r:id="rIdury5opsvlkc4iqbetrugg">
               <w:r>
                 <w:rPr>
                   <w:rFonts w:ascii="Arial" w:cs="Arial" w:eastAsia="Arial" w:hAnsi="Arial"/>
@@ -12472,7 +12472,7 @@
             <w:pPr>
               <w:spacing w:after="20" w:before="0"/>
             </w:pPr>
-            <w:hyperlink w:history="1" r:id="rIdvzza8pniackslcaxwqwm6">
+            <w:hyperlink w:history="1" r:id="rIddo0m4i3q06xiwqlln8w2o">
               <w:r>
                 <w:rPr>
                   <w:rFonts w:ascii="Arial" w:cs="Arial" w:eastAsia="Arial" w:hAnsi="Arial"/>
@@ -12505,7 +12505,7 @@
               <w:spacing w:after="10" w:before="0"/>
               <w:ind w:left="120"/>
             </w:pPr>
-            <w:hyperlink w:history="1" r:id="rIdczpiuwqfcj7hfirfvecjj">
+            <w:hyperlink w:history="1" r:id="rIdr18ds9irsaaltpfq9j2qm">
               <w:r>
                 <w:rPr>
                   <w:rFonts w:ascii="Arial" w:cs="Arial" w:eastAsia="Arial" w:hAnsi="Arial"/>
@@ -12550,7 +12550,7 @@
             <w:pPr>
               <w:spacing w:after="20" w:before="0"/>
             </w:pPr>
-            <w:hyperlink w:history="1" r:id="rIdiikgnqmt5hoxigbc5ammy">
+            <w:hyperlink w:history="1" r:id="rIdkzpxo-pgyan4rhzk-0_4t">
               <w:r>
                 <w:rPr>
                   <w:rFonts w:ascii="Arial" w:cs="Arial" w:eastAsia="Arial" w:hAnsi="Arial"/>
@@ -12583,7 +12583,7 @@
               <w:spacing w:after="10" w:before="0"/>
               <w:ind w:left="120"/>
             </w:pPr>
-            <w:hyperlink w:history="1" r:id="rIdz715tqwkf9gwbgn0ol8ji">
+            <w:hyperlink w:history="1" r:id="rIdbihvodmlforiaqrgw15fd">
               <w:r>
                 <w:rPr>
                   <w:rFonts w:ascii="Arial" w:cs="Arial" w:eastAsia="Arial" w:hAnsi="Arial"/>
@@ -12778,7 +12778,7 @@
             <w:pPr>
               <w:spacing w:after="20" w:before="0"/>
             </w:pPr>
-            <w:hyperlink w:history="1" r:id="rIdabxw1p9geazgtprnpyvbx">
+            <w:hyperlink w:history="1" r:id="rIdrmbbqyqybspeemruazly3">
               <w:r>
                 <w:rPr>
                   <w:rFonts w:ascii="Arial" w:cs="Arial" w:eastAsia="Arial" w:hAnsi="Arial"/>
@@ -12811,7 +12811,7 @@
               <w:spacing w:after="10" w:before="0"/>
               <w:ind w:left="120"/>
             </w:pPr>
-            <w:hyperlink w:history="1" r:id="rIdob8ptank3ycqd7nppo5v0">
+            <w:hyperlink w:history="1" r:id="rIdhuncqigrwmbcutuuawj_l">
               <w:r>
                 <w:rPr>
                   <w:rFonts w:ascii="Arial" w:cs="Arial" w:eastAsia="Arial" w:hAnsi="Arial"/>
@@ -12856,7 +12856,7 @@
             <w:pPr>
               <w:spacing w:after="20" w:before="0"/>
             </w:pPr>
-            <w:hyperlink w:history="1" r:id="rIdblpooavrwkxrhaj5aesvf">
+            <w:hyperlink w:history="1" r:id="rIdrk-wjdsacp8gctsibeqxg">
               <w:r>
                 <w:rPr>
                   <w:rFonts w:ascii="Arial" w:cs="Arial" w:eastAsia="Arial" w:hAnsi="Arial"/>
@@ -12889,7 +12889,7 @@
               <w:spacing w:after="10" w:before="0"/>
               <w:ind w:left="120"/>
             </w:pPr>
-            <w:hyperlink w:history="1" r:id="rIdtlw-2xacaqd1rtvyfcksl">
+            <w:hyperlink w:history="1" r:id="rIdqlveeterqzxngsmrf02gl">
               <w:r>
                 <w:rPr>
                   <w:rFonts w:ascii="Arial" w:cs="Arial" w:eastAsia="Arial" w:hAnsi="Arial"/>
@@ -13084,7 +13084,7 @@
             <w:pPr>
               <w:spacing w:after="20" w:before="0"/>
             </w:pPr>
-            <w:hyperlink w:history="1" r:id="rId-myge4tb_j4v_w1bsk9z6">
+            <w:hyperlink w:history="1" r:id="rId1_1_854b9zn5oyl8aov5z">
               <w:r>
                 <w:rPr>
                   <w:rFonts w:ascii="Arial" w:cs="Arial" w:eastAsia="Arial" w:hAnsi="Arial"/>
@@ -13117,7 +13117,7 @@
               <w:spacing w:after="10" w:before="0"/>
               <w:ind w:left="120"/>
             </w:pPr>
-            <w:hyperlink w:history="1" r:id="rIdmjo_4ehz58t2juaa6iips">
+            <w:hyperlink w:history="1" r:id="rIdvasq7izci-k4h2qe6p58e">
               <w:r>
                 <w:rPr>
                   <w:rFonts w:ascii="Arial" w:cs="Arial" w:eastAsia="Arial" w:hAnsi="Arial"/>
@@ -13162,7 +13162,7 @@
             <w:pPr>
               <w:spacing w:after="20" w:before="0"/>
             </w:pPr>
-            <w:hyperlink w:history="1" r:id="rIdielrll15rxj8z2ja6vzhi">
+            <w:hyperlink w:history="1" r:id="rId9eqi_-mamnnpliygdeyns">
               <w:r>
                 <w:rPr>
                   <w:rFonts w:ascii="Arial" w:cs="Arial" w:eastAsia="Arial" w:hAnsi="Arial"/>
@@ -13195,7 +13195,7 @@
               <w:spacing w:after="10" w:before="0"/>
               <w:ind w:left="120"/>
             </w:pPr>
-            <w:hyperlink w:history="1" r:id="rIdhuokffk-xgxml14jpd5fq">
+            <w:hyperlink w:history="1" r:id="rIdvgc-f6b8seqfs9u3bxcyb">
               <w:r>
                 <w:rPr>
                   <w:rFonts w:ascii="Arial" w:cs="Arial" w:eastAsia="Arial" w:hAnsi="Arial"/>
@@ -14796,7 +14796,7 @@
             <w:pPr>
               <w:spacing w:after="20" w:before="0"/>
             </w:pPr>
-            <w:hyperlink w:history="1" r:id="rIdnrjmnzqom65eezno8dx8g">
+            <w:hyperlink w:history="1" r:id="rIdckyye28ac92qm9kicsnoi">
               <w:r>
                 <w:rPr>
                   <w:rFonts w:ascii="Arial" w:cs="Arial" w:eastAsia="Arial" w:hAnsi="Arial"/>
@@ -14829,7 +14829,7 @@
               <w:spacing w:after="10" w:before="0"/>
               <w:ind w:left="120"/>
             </w:pPr>
-            <w:hyperlink w:history="1" r:id="rIdyy78fq5elxawfxexu19_m">
+            <w:hyperlink w:history="1" r:id="rIdaisx0pfdf3idv_g7kxr3z">
               <w:r>
                 <w:rPr>
                   <w:rFonts w:ascii="Arial" w:cs="Arial" w:eastAsia="Arial" w:hAnsi="Arial"/>
@@ -14874,7 +14874,7 @@
             <w:pPr>
               <w:spacing w:after="20" w:before="0"/>
             </w:pPr>
-            <w:hyperlink w:history="1" r:id="rIdv_rkjvy7qn_jrn_komsot">
+            <w:hyperlink w:history="1" r:id="rIdyupitqk8o1odgfacx4ksd">
               <w:r>
                 <w:rPr>
                   <w:rFonts w:ascii="Arial" w:cs="Arial" w:eastAsia="Arial" w:hAnsi="Arial"/>
@@ -14907,7 +14907,7 @@
               <w:spacing w:after="10" w:before="0"/>
               <w:ind w:left="120"/>
             </w:pPr>
-            <w:hyperlink w:history="1" r:id="rIdba43habuxuvin8c1z_ygg">
+            <w:hyperlink w:history="1" r:id="rIdjghjgd7boqsmesfveu7vz">
               <w:r>
                 <w:rPr>
                   <w:rFonts w:ascii="Arial" w:cs="Arial" w:eastAsia="Arial" w:hAnsi="Arial"/>
@@ -15102,7 +15102,7 @@
             <w:pPr>
               <w:spacing w:after="20" w:before="0"/>
             </w:pPr>
-            <w:hyperlink w:history="1" r:id="rIdmunnnyrb2du9okmedtztp">
+            <w:hyperlink w:history="1" r:id="rIdgpj59yiukw2iu5e7kv5y-">
               <w:r>
                 <w:rPr>
                   <w:rFonts w:ascii="Arial" w:cs="Arial" w:eastAsia="Arial" w:hAnsi="Arial"/>
@@ -15135,7 +15135,7 @@
               <w:spacing w:after="10" w:before="0"/>
               <w:ind w:left="120"/>
             </w:pPr>
-            <w:hyperlink w:history="1" r:id="rIdno-7xhgpad_6rf35-vwa2">
+            <w:hyperlink w:history="1" r:id="rIddusfoauq63wwbcep16jrl">
               <w:r>
                 <w:rPr>
                   <w:rFonts w:ascii="Arial" w:cs="Arial" w:eastAsia="Arial" w:hAnsi="Arial"/>
@@ -15180,7 +15180,7 @@
             <w:pPr>
               <w:spacing w:after="20" w:before="0"/>
             </w:pPr>
-            <w:hyperlink w:history="1" r:id="rIdkgvzxafi3xfcfgd6d3nzq">
+            <w:hyperlink w:history="1" r:id="rIdvwqm-bxl00aqckkyiszf4">
               <w:r>
                 <w:rPr>
                   <w:rFonts w:ascii="Arial" w:cs="Arial" w:eastAsia="Arial" w:hAnsi="Arial"/>
@@ -15213,7 +15213,7 @@
               <w:spacing w:after="10" w:before="0"/>
               <w:ind w:left="120"/>
             </w:pPr>
-            <w:hyperlink w:history="1" r:id="rIdnsxgro9azugupzb5h8kjm">
+            <w:hyperlink w:history="1" r:id="rIdmodjnvynlqqrb46v6deex">
               <w:r>
                 <w:rPr>
                   <w:rFonts w:ascii="Arial" w:cs="Arial" w:eastAsia="Arial" w:hAnsi="Arial"/>
@@ -15408,7 +15408,7 @@
             <w:pPr>
               <w:spacing w:after="20" w:before="0"/>
             </w:pPr>
-            <w:hyperlink w:history="1" r:id="rIdy2mlhwwtobh3rrxs2pwy0">
+            <w:hyperlink w:history="1" r:id="rId6wi5vjcnnx8k-t-bbsl3l">
               <w:r>
                 <w:rPr>
                   <w:rFonts w:ascii="Arial" w:cs="Arial" w:eastAsia="Arial" w:hAnsi="Arial"/>
@@ -15441,7 +15441,7 @@
               <w:spacing w:after="10" w:before="0"/>
               <w:ind w:left="120"/>
             </w:pPr>
-            <w:hyperlink w:history="1" r:id="rId_tsx4zzzc-nsjhkdk9kiz">
+            <w:hyperlink w:history="1" r:id="rIdhbgpoji8f36so8ntf7ksf">
               <w:r>
                 <w:rPr>
                   <w:rFonts w:ascii="Arial" w:cs="Arial" w:eastAsia="Arial" w:hAnsi="Arial"/>
@@ -15486,7 +15486,7 @@
             <w:pPr>
               <w:spacing w:after="20" w:before="0"/>
             </w:pPr>
-            <w:hyperlink w:history="1" r:id="rIdxf1wnzk6tnjnjrtf-hzks">
+            <w:hyperlink w:history="1" r:id="rIdhvpcmg5ok_pex0w2pmjlm">
               <w:r>
                 <w:rPr>
                   <w:rFonts w:ascii="Arial" w:cs="Arial" w:eastAsia="Arial" w:hAnsi="Arial"/>
@@ -15519,7 +15519,7 @@
               <w:spacing w:after="10" w:before="0"/>
               <w:ind w:left="120"/>
             </w:pPr>
-            <w:hyperlink w:history="1" r:id="rIdmis4roeyc50tp3myt205h">
+            <w:hyperlink w:history="1" r:id="rIdnhjq727hnhsl4thzxq89r">
               <w:r>
                 <w:rPr>
                   <w:rFonts w:ascii="Arial" w:cs="Arial" w:eastAsia="Arial" w:hAnsi="Arial"/>
@@ -15714,7 +15714,7 @@
             <w:pPr>
               <w:spacing w:after="20" w:before="0"/>
             </w:pPr>
-            <w:hyperlink w:history="1" r:id="rIdo9p4mo5wj3t8m3lin2tgq">
+            <w:hyperlink w:history="1" r:id="rIddiqbn-xr7hgsstdqn60ox">
               <w:r>
                 <w:rPr>
                   <w:rFonts w:ascii="Arial" w:cs="Arial" w:eastAsia="Arial" w:hAnsi="Arial"/>
@@ -15747,7 +15747,7 @@
               <w:spacing w:after="10" w:before="0"/>
               <w:ind w:left="120"/>
             </w:pPr>
-            <w:hyperlink w:history="1" r:id="rIdydl_qn2rnppm8wbd6v7su">
+            <w:hyperlink w:history="1" r:id="rId-6zrx4pwghshr84vf80nx">
               <w:r>
                 <w:rPr>
                   <w:rFonts w:ascii="Arial" w:cs="Arial" w:eastAsia="Arial" w:hAnsi="Arial"/>
@@ -15792,7 +15792,7 @@
             <w:pPr>
               <w:spacing w:after="20" w:before="0"/>
             </w:pPr>
-            <w:hyperlink w:history="1" r:id="rIdvs2kyauztuzmfqetlmycs">
+            <w:hyperlink w:history="1" r:id="rIdu00d6jmp1wgocdzru4g1v">
               <w:r>
                 <w:rPr>
                   <w:rFonts w:ascii="Arial" w:cs="Arial" w:eastAsia="Arial" w:hAnsi="Arial"/>
@@ -15825,7 +15825,7 @@
               <w:spacing w:after="10" w:before="0"/>
               <w:ind w:left="120"/>
             </w:pPr>
-            <w:hyperlink w:history="1" r:id="rIdtfi_eeboqluscxxsdi8zp">
+            <w:hyperlink w:history="1" r:id="rIdfkw_legbyhhba5shrnuhs">
               <w:r>
                 <w:rPr>
                   <w:rFonts w:ascii="Arial" w:cs="Arial" w:eastAsia="Arial" w:hAnsi="Arial"/>
@@ -16020,7 +16020,7 @@
             <w:pPr>
               <w:spacing w:after="20" w:before="0"/>
             </w:pPr>
-            <w:hyperlink w:history="1" r:id="rIdk39myonrlzycwofjxmj-w">
+            <w:hyperlink w:history="1" r:id="rIdkdexr5vkrw05ujfqxry1r">
               <w:r>
                 <w:rPr>
                   <w:rFonts w:ascii="Arial" w:cs="Arial" w:eastAsia="Arial" w:hAnsi="Arial"/>
@@ -16053,7 +16053,7 @@
               <w:spacing w:after="10" w:before="0"/>
               <w:ind w:left="120"/>
             </w:pPr>
-            <w:hyperlink w:history="1" r:id="rIdoykctyol9phqtvfojysqo">
+            <w:hyperlink w:history="1" r:id="rIdurjnypstultgek_crzy7p">
               <w:r>
                 <w:rPr>
                   <w:rFonts w:ascii="Arial" w:cs="Arial" w:eastAsia="Arial" w:hAnsi="Arial"/>
@@ -16098,7 +16098,7 @@
             <w:pPr>
               <w:spacing w:after="20" w:before="0"/>
             </w:pPr>
-            <w:hyperlink w:history="1" r:id="rId133g4wouzbrpe4vg-darg">
+            <w:hyperlink w:history="1" r:id="rIdsvjsz-webp8srarzuvu5u">
               <w:r>
                 <w:rPr>
                   <w:rFonts w:ascii="Arial" w:cs="Arial" w:eastAsia="Arial" w:hAnsi="Arial"/>
@@ -16131,7 +16131,7 @@
               <w:spacing w:after="10" w:before="0"/>
               <w:ind w:left="120"/>
             </w:pPr>
-            <w:hyperlink w:history="1" r:id="rId4q5tx4pbiordy-czy3kmj">
+            <w:hyperlink w:history="1" r:id="rIdiqefqsoffkf9dpzfy_gih">
               <w:r>
                 <w:rPr>
                   <w:rFonts w:ascii="Arial" w:cs="Arial" w:eastAsia="Arial" w:hAnsi="Arial"/>
@@ -17618,7 +17618,7 @@
             <w:pPr>
               <w:spacing w:after="20" w:before="0"/>
             </w:pPr>
-            <w:hyperlink w:history="1" r:id="rIdzmxx9m1p3izvdhbbdrw1p">
+            <w:hyperlink w:history="1" r:id="rIdbkluqs0im5byarzecohma">
               <w:r>
                 <w:rPr>
                   <w:rFonts w:ascii="Arial" w:cs="Arial" w:eastAsia="Arial" w:hAnsi="Arial"/>
@@ -17651,7 +17651,7 @@
               <w:spacing w:after="10" w:before="0"/>
               <w:ind w:left="120"/>
             </w:pPr>
-            <w:hyperlink w:history="1" r:id="rIdbrwulqpusm_vyobk-2n86">
+            <w:hyperlink w:history="1" r:id="rIdx3h6qqtzklrs7r7nayqjf">
               <w:r>
                 <w:rPr>
                   <w:rFonts w:ascii="Arial" w:cs="Arial" w:eastAsia="Arial" w:hAnsi="Arial"/>
@@ -17696,7 +17696,7 @@
             <w:pPr>
               <w:spacing w:after="20" w:before="0"/>
             </w:pPr>
-            <w:hyperlink w:history="1" r:id="rIdsptjy6ggmappe1p6vjfwo">
+            <w:hyperlink w:history="1" r:id="rIdsl59-bvranful3ywwgwgh">
               <w:r>
                 <w:rPr>
                   <w:rFonts w:ascii="Arial" w:cs="Arial" w:eastAsia="Arial" w:hAnsi="Arial"/>
@@ -17729,7 +17729,7 @@
               <w:spacing w:after="10" w:before="0"/>
               <w:ind w:left="120"/>
             </w:pPr>
-            <w:hyperlink w:history="1" r:id="rIdfaulbwz4c9w_qq5kxal_v">
+            <w:hyperlink w:history="1" r:id="rId-alfwmip3it7bd523heex">
               <w:r>
                 <w:rPr>
                   <w:rFonts w:ascii="Arial" w:cs="Arial" w:eastAsia="Arial" w:hAnsi="Arial"/>
@@ -17924,7 +17924,7 @@
             <w:pPr>
               <w:spacing w:after="20" w:before="0"/>
             </w:pPr>
-            <w:hyperlink w:history="1" r:id="rIdeblzjwdg65ezxalibnpjp">
+            <w:hyperlink w:history="1" r:id="rIdpxf74donq5tq-fpembwm6">
               <w:r>
                 <w:rPr>
                   <w:rFonts w:ascii="Arial" w:cs="Arial" w:eastAsia="Arial" w:hAnsi="Arial"/>
@@ -17957,7 +17957,7 @@
               <w:spacing w:after="10" w:before="0"/>
               <w:ind w:left="120"/>
             </w:pPr>
-            <w:hyperlink w:history="1" r:id="rIdia7mbevhi4gj9ty3lfwa7">
+            <w:hyperlink w:history="1" r:id="rIdbkudpfu1me_yhvko6q4rx">
               <w:r>
                 <w:rPr>
                   <w:rFonts w:ascii="Arial" w:cs="Arial" w:eastAsia="Arial" w:hAnsi="Arial"/>
@@ -18002,7 +18002,7 @@
             <w:pPr>
               <w:spacing w:after="20" w:before="0"/>
             </w:pPr>
-            <w:hyperlink w:history="1" r:id="rIdipudhjqmnwcz8-hto4ij4">
+            <w:hyperlink w:history="1" r:id="rIdouadumrqqxwjjwmhcyt_s">
               <w:r>
                 <w:rPr>
                   <w:rFonts w:ascii="Arial" w:cs="Arial" w:eastAsia="Arial" w:hAnsi="Arial"/>
@@ -18035,7 +18035,7 @@
               <w:spacing w:after="10" w:before="0"/>
               <w:ind w:left="120"/>
             </w:pPr>
-            <w:hyperlink w:history="1" r:id="rIdrzj_w420mxxnjha2o-ooc">
+            <w:hyperlink w:history="1" r:id="rIdbnxlewovkdjslbr3uxkft">
               <w:r>
                 <w:rPr>
                   <w:rFonts w:ascii="Arial" w:cs="Arial" w:eastAsia="Arial" w:hAnsi="Arial"/>
@@ -18230,7 +18230,7 @@
             <w:pPr>
               <w:spacing w:after="20" w:before="0"/>
             </w:pPr>
-            <w:hyperlink w:history="1" r:id="rIdifombx5duvxbzfwg_yzem">
+            <w:hyperlink w:history="1" r:id="rIddv3otrjlr4kscgbih-3xx">
               <w:r>
                 <w:rPr>
                   <w:rFonts w:ascii="Arial" w:cs="Arial" w:eastAsia="Arial" w:hAnsi="Arial"/>
@@ -18263,7 +18263,7 @@
               <w:spacing w:after="10" w:before="0"/>
               <w:ind w:left="120"/>
             </w:pPr>
-            <w:hyperlink w:history="1" r:id="rIdummerapdmunc64wwi-rbb">
+            <w:hyperlink w:history="1" r:id="rIduxycmgupzekekjwmmd2b1">
               <w:r>
                 <w:rPr>
                   <w:rFonts w:ascii="Arial" w:cs="Arial" w:eastAsia="Arial" w:hAnsi="Arial"/>
@@ -18308,7 +18308,7 @@
             <w:pPr>
               <w:spacing w:after="20" w:before="0"/>
             </w:pPr>
-            <w:hyperlink w:history="1" r:id="rIdnu3pe-_nbxcuxrj6ypmtx">
+            <w:hyperlink w:history="1" r:id="rId8glyzedollmiqiwtproym">
               <w:r>
                 <w:rPr>
                   <w:rFonts w:ascii="Arial" w:cs="Arial" w:eastAsia="Arial" w:hAnsi="Arial"/>
@@ -18341,7 +18341,7 @@
               <w:spacing w:after="10" w:before="0"/>
               <w:ind w:left="120"/>
             </w:pPr>
-            <w:hyperlink w:history="1" r:id="rIdvelr46v262vc12d16cytb">
+            <w:hyperlink w:history="1" r:id="rIduhfinqcqjrai9rjxoqv3x">
               <w:r>
                 <w:rPr>
                   <w:rFonts w:ascii="Arial" w:cs="Arial" w:eastAsia="Arial" w:hAnsi="Arial"/>
@@ -18536,7 +18536,7 @@
             <w:pPr>
               <w:spacing w:after="20" w:before="0"/>
             </w:pPr>
-            <w:hyperlink w:history="1" r:id="rIdfctsoaystsucq1e1tkkhh">
+            <w:hyperlink w:history="1" r:id="rIdypogx1hzfahqx1wdemn3y">
               <w:r>
                 <w:rPr>
                   <w:rFonts w:ascii="Arial" w:cs="Arial" w:eastAsia="Arial" w:hAnsi="Arial"/>
@@ -18569,7 +18569,7 @@
               <w:spacing w:after="10" w:before="0"/>
               <w:ind w:left="120"/>
             </w:pPr>
-            <w:hyperlink w:history="1" r:id="rId8pi4lhzpikm19n60kcl2h">
+            <w:hyperlink w:history="1" r:id="rIdkm76k0gqlf8rqyx4vusk3">
               <w:r>
                 <w:rPr>
                   <w:rFonts w:ascii="Arial" w:cs="Arial" w:eastAsia="Arial" w:hAnsi="Arial"/>
@@ -18614,7 +18614,7 @@
             <w:pPr>
               <w:spacing w:after="20" w:before="0"/>
             </w:pPr>
-            <w:hyperlink w:history="1" r:id="rIdmi3ecwobe3bhbv24tcg8o">
+            <w:hyperlink w:history="1" r:id="rIdwxkcyqvii-mmsvlphhq-p">
               <w:r>
                 <w:rPr>
                   <w:rFonts w:ascii="Arial" w:cs="Arial" w:eastAsia="Arial" w:hAnsi="Arial"/>
@@ -18647,7 +18647,7 @@
               <w:spacing w:after="10" w:before="0"/>
               <w:ind w:left="120"/>
             </w:pPr>
-            <w:hyperlink w:history="1" r:id="rId6icab99klztktzctbuqam">
+            <w:hyperlink w:history="1" r:id="rIdeacfhtw1ksg49sjqindox">
               <w:r>
                 <w:rPr>
                   <w:rFonts w:ascii="Arial" w:cs="Arial" w:eastAsia="Arial" w:hAnsi="Arial"/>
@@ -18842,7 +18842,7 @@
             <w:pPr>
               <w:spacing w:after="20" w:before="0"/>
             </w:pPr>
-            <w:hyperlink w:history="1" r:id="rIdbcy_yj8meg_byerok473x">
+            <w:hyperlink w:history="1" r:id="rIdcgiradqfsq9zqhyn4pt-l">
               <w:r>
                 <w:rPr>
                   <w:rFonts w:ascii="Arial" w:cs="Arial" w:eastAsia="Arial" w:hAnsi="Arial"/>
@@ -18875,7 +18875,7 @@
               <w:spacing w:after="10" w:before="0"/>
               <w:ind w:left="120"/>
             </w:pPr>
-            <w:hyperlink w:history="1" r:id="rIdszjlkoa2db55tpekvjvit">
+            <w:hyperlink w:history="1" r:id="rIdhmmmbtzrxow3wnhc_bmdv">
               <w:r>
                 <w:rPr>
                   <w:rFonts w:ascii="Arial" w:cs="Arial" w:eastAsia="Arial" w:hAnsi="Arial"/>
@@ -18920,7 +18920,7 @@
             <w:pPr>
               <w:spacing w:after="20" w:before="0"/>
             </w:pPr>
-            <w:hyperlink w:history="1" r:id="rIdf125ujsjsazfnm_dqadnh">
+            <w:hyperlink w:history="1" r:id="rIdlm55ml-e4vxig9xfi-xix">
               <w:r>
                 <w:rPr>
                   <w:rFonts w:ascii="Arial" w:cs="Arial" w:eastAsia="Arial" w:hAnsi="Arial"/>
@@ -18953,7 +18953,7 @@
               <w:spacing w:after="10" w:before="0"/>
               <w:ind w:left="120"/>
             </w:pPr>
-            <w:hyperlink w:history="1" r:id="rIdexxl8l5gycqxtgg4l4hnt">
+            <w:hyperlink w:history="1" r:id="rIdkptxqdtjonh87sewmq8eg">
               <w:r>
                 <w:rPr>
                   <w:rFonts w:ascii="Arial" w:cs="Arial" w:eastAsia="Arial" w:hAnsi="Arial"/>
@@ -20440,7 +20440,7 @@
             <w:pPr>
               <w:spacing w:after="20" w:before="0"/>
             </w:pPr>
-            <w:hyperlink w:history="1" r:id="rIdguvkaxiqucprue5lwpyjh">
+            <w:hyperlink w:history="1" r:id="rId2tizdco7obrvkmzzfewbh">
               <w:r>
                 <w:rPr>
                   <w:rFonts w:ascii="Arial" w:cs="Arial" w:eastAsia="Arial" w:hAnsi="Arial"/>
@@ -20473,7 +20473,7 @@
               <w:spacing w:after="10" w:before="0"/>
               <w:ind w:left="120"/>
             </w:pPr>
-            <w:hyperlink w:history="1" r:id="rIdyixel6tyg4nrfay_8edtz">
+            <w:hyperlink w:history="1" r:id="rIdkkr4jj9lda3jdxqwkts-7">
               <w:r>
                 <w:rPr>
                   <w:rFonts w:ascii="Arial" w:cs="Arial" w:eastAsia="Arial" w:hAnsi="Arial"/>
@@ -20518,7 +20518,7 @@
             <w:pPr>
               <w:spacing w:after="20" w:before="0"/>
             </w:pPr>
-            <w:hyperlink w:history="1" r:id="rIdcrs5i0ot5hub7cqjodjo0">
+            <w:hyperlink w:history="1" r:id="rId1u9v6exhcesqnrudxbhn8">
               <w:r>
                 <w:rPr>
                   <w:rFonts w:ascii="Arial" w:cs="Arial" w:eastAsia="Arial" w:hAnsi="Arial"/>
@@ -20551,7 +20551,7 @@
               <w:spacing w:after="10" w:before="0"/>
               <w:ind w:left="120"/>
             </w:pPr>
-            <w:hyperlink w:history="1" r:id="rIdyztgqhy35xkpovm6wqo8u">
+            <w:hyperlink w:history="1" r:id="rIdonpvbsi6epr4bwxlhaevl">
               <w:r>
                 <w:rPr>
                   <w:rFonts w:ascii="Arial" w:cs="Arial" w:eastAsia="Arial" w:hAnsi="Arial"/>
@@ -20746,7 +20746,7 @@
             <w:pPr>
               <w:spacing w:after="20" w:before="0"/>
             </w:pPr>
-            <w:hyperlink w:history="1" r:id="rId3pvylwmqvytrxig5hr8l3">
+            <w:hyperlink w:history="1" r:id="rIdycigqpgdywyl-5amatvfv">
               <w:r>
                 <w:rPr>
                   <w:rFonts w:ascii="Arial" w:cs="Arial" w:eastAsia="Arial" w:hAnsi="Arial"/>
@@ -20779,7 +20779,7 @@
               <w:spacing w:after="10" w:before="0"/>
               <w:ind w:left="120"/>
             </w:pPr>
-            <w:hyperlink w:history="1" r:id="rIdv6m8cfr6f1dxlfhmrrn2w">
+            <w:hyperlink w:history="1" r:id="rId1ylbx_5z4rqco9xzt8wte">
               <w:r>
                 <w:rPr>
                   <w:rFonts w:ascii="Arial" w:cs="Arial" w:eastAsia="Arial" w:hAnsi="Arial"/>
@@ -20824,7 +20824,7 @@
             <w:pPr>
               <w:spacing w:after="20" w:before="0"/>
             </w:pPr>
-            <w:hyperlink w:history="1" r:id="rId6lukoydrx-mpdy2n0064i">
+            <w:hyperlink w:history="1" r:id="rIde6rw2ai1bztc2eqhyapk3">
               <w:r>
                 <w:rPr>
                   <w:rFonts w:ascii="Arial" w:cs="Arial" w:eastAsia="Arial" w:hAnsi="Arial"/>
@@ -20857,7 +20857,7 @@
               <w:spacing w:after="10" w:before="0"/>
               <w:ind w:left="120"/>
             </w:pPr>
-            <w:hyperlink w:history="1" r:id="rIdxcz_lbfdp_o9s-5mz2iu_">
+            <w:hyperlink w:history="1" r:id="rId0kmz1zryluclzknselp-t">
               <w:r>
                 <w:rPr>
                   <w:rFonts w:ascii="Arial" w:cs="Arial" w:eastAsia="Arial" w:hAnsi="Arial"/>
@@ -21052,7 +21052,7 @@
             <w:pPr>
               <w:spacing w:after="20" w:before="0"/>
             </w:pPr>
-            <w:hyperlink w:history="1" r:id="rIde8vl2dapf2ixc8ns5wamq">
+            <w:hyperlink w:history="1" r:id="rIdkeggpzttou0qhtg8wnwer">
               <w:r>
                 <w:rPr>
                   <w:rFonts w:ascii="Arial" w:cs="Arial" w:eastAsia="Arial" w:hAnsi="Arial"/>
@@ -21085,7 +21085,7 @@
               <w:spacing w:after="10" w:before="0"/>
               <w:ind w:left="120"/>
             </w:pPr>
-            <w:hyperlink w:history="1" r:id="rIdmmebhr9di8wwzzfrpshfq">
+            <w:hyperlink w:history="1" r:id="rIdk15azd-ae-g_qklujfdfb">
               <w:r>
                 <w:rPr>
                   <w:rFonts w:ascii="Arial" w:cs="Arial" w:eastAsia="Arial" w:hAnsi="Arial"/>
@@ -21130,7 +21130,7 @@
             <w:pPr>
               <w:spacing w:after="20" w:before="0"/>
             </w:pPr>
-            <w:hyperlink w:history="1" r:id="rId7wdzjkgrrfw3vyybe4ikv">
+            <w:hyperlink w:history="1" r:id="rId3d1fkcyg9p95rp3wqbree">
               <w:r>
                 <w:rPr>
                   <w:rFonts w:ascii="Arial" w:cs="Arial" w:eastAsia="Arial" w:hAnsi="Arial"/>
@@ -21163,7 +21163,7 @@
               <w:spacing w:after="10" w:before="0"/>
               <w:ind w:left="120"/>
             </w:pPr>
-            <w:hyperlink w:history="1" r:id="rIdzgzuf5kzene-05rdzsxnm">
+            <w:hyperlink w:history="1" r:id="rIdm972dheb5hlkybvjazkjs">
               <w:r>
                 <w:rPr>
                   <w:rFonts w:ascii="Arial" w:cs="Arial" w:eastAsia="Arial" w:hAnsi="Arial"/>
@@ -21358,7 +21358,7 @@
             <w:pPr>
               <w:spacing w:after="20" w:before="0"/>
             </w:pPr>
-            <w:hyperlink w:history="1" r:id="rIdx9ko73lhpu1tpdzqgpizq">
+            <w:hyperlink w:history="1" r:id="rId-ia9ltoca_scyub_-muq6">
               <w:r>
                 <w:rPr>
                   <w:rFonts w:ascii="Arial" w:cs="Arial" w:eastAsia="Arial" w:hAnsi="Arial"/>
@@ -21391,7 +21391,7 @@
               <w:spacing w:after="10" w:before="0"/>
               <w:ind w:left="120"/>
             </w:pPr>
-            <w:hyperlink w:history="1" r:id="rIdcgbz60g_yw--bint2mtjg">
+            <w:hyperlink w:history="1" r:id="rIdk5hx_pytivip0xbxi6ypc">
               <w:r>
                 <w:rPr>
                   <w:rFonts w:ascii="Arial" w:cs="Arial" w:eastAsia="Arial" w:hAnsi="Arial"/>
@@ -21436,7 +21436,7 @@
             <w:pPr>
               <w:spacing w:after="20" w:before="0"/>
             </w:pPr>
-            <w:hyperlink w:history="1" r:id="rIdc1vquvgtvku-zhl4yvjh3">
+            <w:hyperlink w:history="1" r:id="rIdj21fmbdjc-gwyecmdpvpy">
               <w:r>
                 <w:rPr>
                   <w:rFonts w:ascii="Arial" w:cs="Arial" w:eastAsia="Arial" w:hAnsi="Arial"/>
@@ -21469,7 +21469,7 @@
               <w:spacing w:after="10" w:before="0"/>
               <w:ind w:left="120"/>
             </w:pPr>
-            <w:hyperlink w:history="1" r:id="rIdqw25hwpsues35czf8sa3g">
+            <w:hyperlink w:history="1" r:id="rIdchuby0yugmpa4n0x8uymy">
               <w:r>
                 <w:rPr>
                   <w:rFonts w:ascii="Arial" w:cs="Arial" w:eastAsia="Arial" w:hAnsi="Arial"/>
@@ -21664,7 +21664,7 @@
             <w:pPr>
               <w:spacing w:after="20" w:before="0"/>
             </w:pPr>
-            <w:hyperlink w:history="1" r:id="rIduxkfafvubdohz4ehqtt2g">
+            <w:hyperlink w:history="1" r:id="rId6jducd6att_ozjcdbi-rs">
               <w:r>
                 <w:rPr>
                   <w:rFonts w:ascii="Arial" w:cs="Arial" w:eastAsia="Arial" w:hAnsi="Arial"/>
@@ -21697,7 +21697,7 @@
               <w:spacing w:after="10" w:before="0"/>
               <w:ind w:left="120"/>
             </w:pPr>
-            <w:hyperlink w:history="1" r:id="rId5swsyke3uhw2s--uphqqk">
+            <w:hyperlink w:history="1" r:id="rIdwrqfd69g_glrh9zv64nbu">
               <w:r>
                 <w:rPr>
                   <w:rFonts w:ascii="Arial" w:cs="Arial" w:eastAsia="Arial" w:hAnsi="Arial"/>
@@ -21742,7 +21742,7 @@
             <w:pPr>
               <w:spacing w:after="20" w:before="0"/>
             </w:pPr>
-            <w:hyperlink w:history="1" r:id="rIdqt4wbbsjskdrlhdorvod-">
+            <w:hyperlink w:history="1" r:id="rIdb7_hkowjp0voxm8vlyfmu">
               <w:r>
                 <w:rPr>
                   <w:rFonts w:ascii="Arial" w:cs="Arial" w:eastAsia="Arial" w:hAnsi="Arial"/>
@@ -21775,7 +21775,7 @@
               <w:spacing w:after="10" w:before="0"/>
               <w:ind w:left="120"/>
             </w:pPr>
-            <w:hyperlink w:history="1" r:id="rIdomwxmfk3ugmzvnnptt_xx">
+            <w:hyperlink w:history="1" r:id="rId7wr_xu5qpyqlm-5gjuh6j">
               <w:r>
                 <w:rPr>
                   <w:rFonts w:ascii="Arial" w:cs="Arial" w:eastAsia="Arial" w:hAnsi="Arial"/>
@@ -23357,7 +23357,7 @@
             <w:pPr>
               <w:spacing w:after="20" w:before="0"/>
             </w:pPr>
-            <w:hyperlink w:history="1" r:id="rId0csnm-wsczn-zwjgun2s-">
+            <w:hyperlink w:history="1" r:id="rIdqv3x24ibfsovquraj9kex">
               <w:r>
                 <w:rPr>
                   <w:rFonts w:ascii="Arial" w:cs="Arial" w:eastAsia="Arial" w:hAnsi="Arial"/>
@@ -23390,7 +23390,7 @@
               <w:spacing w:after="10" w:before="0"/>
               <w:ind w:left="120"/>
             </w:pPr>
-            <w:hyperlink w:history="1" r:id="rIdzctmbs3ianl-omkfqpweu">
+            <w:hyperlink w:history="1" r:id="rIdx2lytpj2p4xn0zk6ycour">
               <w:r>
                 <w:rPr>
                   <w:rFonts w:ascii="Arial" w:cs="Arial" w:eastAsia="Arial" w:hAnsi="Arial"/>
@@ -23435,7 +23435,7 @@
             <w:pPr>
               <w:spacing w:after="20" w:before="0"/>
             </w:pPr>
-            <w:hyperlink w:history="1" r:id="rIdzwtmlbbr-lsvkk1g8zx6f">
+            <w:hyperlink w:history="1" r:id="rId8dngywufxxngwz_dk4zd2">
               <w:r>
                 <w:rPr>
                   <w:rFonts w:ascii="Arial" w:cs="Arial" w:eastAsia="Arial" w:hAnsi="Arial"/>
@@ -23468,7 +23468,7 @@
               <w:spacing w:after="10" w:before="0"/>
               <w:ind w:left="120"/>
             </w:pPr>
-            <w:hyperlink w:history="1" r:id="rIdhywlo6o7hlogrl1pxxkqx">
+            <w:hyperlink w:history="1" r:id="rIdztbygp90xilkhfpqqfbw1">
               <w:r>
                 <w:rPr>
                   <w:rFonts w:ascii="Arial" w:cs="Arial" w:eastAsia="Arial" w:hAnsi="Arial"/>
@@ -23663,7 +23663,7 @@
             <w:pPr>
               <w:spacing w:after="20" w:before="0"/>
             </w:pPr>
-            <w:hyperlink w:history="1" r:id="rIdg_ni04_i-6d2e5msuvubm">
+            <w:hyperlink w:history="1" r:id="rId93b_6yzz3c2fkjb259i09">
               <w:r>
                 <w:rPr>
                   <w:rFonts w:ascii="Arial" w:cs="Arial" w:eastAsia="Arial" w:hAnsi="Arial"/>
@@ -23696,7 +23696,7 @@
               <w:spacing w:after="10" w:before="0"/>
               <w:ind w:left="120"/>
             </w:pPr>
-            <w:hyperlink w:history="1" r:id="rIdvidbzgg3xsquvenpixl8d">
+            <w:hyperlink w:history="1" r:id="rIdkqkzvksp2zjfv3wom8zcu">
               <w:r>
                 <w:rPr>
                   <w:rFonts w:ascii="Arial" w:cs="Arial" w:eastAsia="Arial" w:hAnsi="Arial"/>
@@ -23741,7 +23741,7 @@
             <w:pPr>
               <w:spacing w:after="20" w:before="0"/>
             </w:pPr>
-            <w:hyperlink w:history="1" r:id="rIdt-vfuhhp93j_-choehmlh">
+            <w:hyperlink w:history="1" r:id="rIdm3ozvmy-zu9ucrvjvboqx">
               <w:r>
                 <w:rPr>
                   <w:rFonts w:ascii="Arial" w:cs="Arial" w:eastAsia="Arial" w:hAnsi="Arial"/>
@@ -23774,7 +23774,7 @@
               <w:spacing w:after="10" w:before="0"/>
               <w:ind w:left="120"/>
             </w:pPr>
-            <w:hyperlink w:history="1" r:id="rIdxe9srvm2nulwdxhosmilf">
+            <w:hyperlink w:history="1" r:id="rIds0kz10g7c04voa8qrjvki">
               <w:r>
                 <w:rPr>
                   <w:rFonts w:ascii="Arial" w:cs="Arial" w:eastAsia="Arial" w:hAnsi="Arial"/>
@@ -23969,7 +23969,7 @@
             <w:pPr>
               <w:spacing w:after="20" w:before="0"/>
             </w:pPr>
-            <w:hyperlink w:history="1" r:id="rIdfar1uxfzplz-vuaf3vez1">
+            <w:hyperlink w:history="1" r:id="rIdl8bsolggcfkocqpdl4gq1">
               <w:r>
                 <w:rPr>
                   <w:rFonts w:ascii="Arial" w:cs="Arial" w:eastAsia="Arial" w:hAnsi="Arial"/>
@@ -24002,7 +24002,7 @@
               <w:spacing w:after="10" w:before="0"/>
               <w:ind w:left="120"/>
             </w:pPr>
-            <w:hyperlink w:history="1" r:id="rId0sgag998xse_b6notwrf1">
+            <w:hyperlink w:history="1" r:id="rId86ebvjepmnl8my6cosxr8">
               <w:r>
                 <w:rPr>
                   <w:rFonts w:ascii="Arial" w:cs="Arial" w:eastAsia="Arial" w:hAnsi="Arial"/>
@@ -24047,7 +24047,7 @@
             <w:pPr>
               <w:spacing w:after="20" w:before="0"/>
             </w:pPr>
-            <w:hyperlink w:history="1" r:id="rIdwpoxyxtgtqqgoxrzkjqif">
+            <w:hyperlink w:history="1" r:id="rIdy2dunuca4p2lgz97i3flo">
               <w:r>
                 <w:rPr>
                   <w:rFonts w:ascii="Arial" w:cs="Arial" w:eastAsia="Arial" w:hAnsi="Arial"/>
@@ -24080,7 +24080,7 @@
               <w:spacing w:after="10" w:before="0"/>
               <w:ind w:left="120"/>
             </w:pPr>
-            <w:hyperlink w:history="1" r:id="rIdm1ybmmrxvebujydlwxbdl">
+            <w:hyperlink w:history="1" r:id="rId0vgbwwom9uashu98qsrkq">
               <w:r>
                 <w:rPr>
                   <w:rFonts w:ascii="Arial" w:cs="Arial" w:eastAsia="Arial" w:hAnsi="Arial"/>
@@ -24275,7 +24275,7 @@
             <w:pPr>
               <w:spacing w:after="20" w:before="0"/>
             </w:pPr>
-            <w:hyperlink w:history="1" r:id="rIdvodtil8wkcrc1h2ksigtz">
+            <w:hyperlink w:history="1" r:id="rIdk5khbjdbvlpvwz-p7lfbs">
               <w:r>
                 <w:rPr>
                   <w:rFonts w:ascii="Arial" w:cs="Arial" w:eastAsia="Arial" w:hAnsi="Arial"/>
@@ -24308,7 +24308,7 @@
               <w:spacing w:after="10" w:before="0"/>
               <w:ind w:left="120"/>
             </w:pPr>
-            <w:hyperlink w:history="1" r:id="rIdiy1bviimqpk2mvbnsxknz">
+            <w:hyperlink w:history="1" r:id="rIdlwamqywpf087orevpbhkc">
               <w:r>
                 <w:rPr>
                   <w:rFonts w:ascii="Arial" w:cs="Arial" w:eastAsia="Arial" w:hAnsi="Arial"/>
@@ -24353,7 +24353,7 @@
             <w:pPr>
               <w:spacing w:after="20" w:before="0"/>
             </w:pPr>
-            <w:hyperlink w:history="1" r:id="rId6xtruwaztu5wbfszt1ocm">
+            <w:hyperlink w:history="1" r:id="rIduoqfs4b5dffvni8naq96k">
               <w:r>
                 <w:rPr>
                   <w:rFonts w:ascii="Arial" w:cs="Arial" w:eastAsia="Arial" w:hAnsi="Arial"/>
@@ -24386,7 +24386,7 @@
               <w:spacing w:after="10" w:before="0"/>
               <w:ind w:left="120"/>
             </w:pPr>
-            <w:hyperlink w:history="1" r:id="rId2l-sp_iur36jakdeyviaj">
+            <w:hyperlink w:history="1" r:id="rId0tcw05b5e-pz_9oxsfed-">
               <w:r>
                 <w:rPr>
                   <w:rFonts w:ascii="Arial" w:cs="Arial" w:eastAsia="Arial" w:hAnsi="Arial"/>
@@ -24581,7 +24581,7 @@
             <w:pPr>
               <w:spacing w:after="20" w:before="0"/>
             </w:pPr>
-            <w:hyperlink w:history="1" r:id="rIdty-vhk-yggm9nh0g-dli4">
+            <w:hyperlink w:history="1" r:id="rIdhk9tpa4vzsrnd9kjxyx-l">
               <w:r>
                 <w:rPr>
                   <w:rFonts w:ascii="Arial" w:cs="Arial" w:eastAsia="Arial" w:hAnsi="Arial"/>
@@ -24614,7 +24614,7 @@
               <w:spacing w:after="10" w:before="0"/>
               <w:ind w:left="120"/>
             </w:pPr>
-            <w:hyperlink w:history="1" r:id="rIdstp19s4um7ps6_8e8mvef">
+            <w:hyperlink w:history="1" r:id="rIde9adewl2lyslt5aziblzf">
               <w:r>
                 <w:rPr>
                   <w:rFonts w:ascii="Arial" w:cs="Arial" w:eastAsia="Arial" w:hAnsi="Arial"/>
@@ -24659,7 +24659,7 @@
             <w:pPr>
               <w:spacing w:after="20" w:before="0"/>
             </w:pPr>
-            <w:hyperlink w:history="1" r:id="rIdgm4rktabaodc6wjbiqpy9">
+            <w:hyperlink w:history="1" r:id="rIdp4gqshzefr1a7lfdm_oi0">
               <w:r>
                 <w:rPr>
                   <w:rFonts w:ascii="Arial" w:cs="Arial" w:eastAsia="Arial" w:hAnsi="Arial"/>
@@ -24692,7 +24692,7 @@
               <w:spacing w:after="10" w:before="0"/>
               <w:ind w:left="120"/>
             </w:pPr>
-            <w:hyperlink w:history="1" r:id="rId7tzgj5jmvy18fesjsyhgu">
+            <w:hyperlink w:history="1" r:id="rIdphgsnn_vaea73rvrtoem4">
               <w:r>
                 <w:rPr>
                   <w:rFonts w:ascii="Arial" w:cs="Arial" w:eastAsia="Arial" w:hAnsi="Arial"/>
@@ -26179,7 +26179,7 @@
             <w:pPr>
               <w:spacing w:after="20" w:before="0"/>
             </w:pPr>
-            <w:hyperlink w:history="1" r:id="rIdt_ex4-4zprlqqnjfhgbh7">
+            <w:hyperlink w:history="1" r:id="rIds3rz3qvu41kh6yxqt8k3f">
               <w:r>
                 <w:rPr>
                   <w:rFonts w:ascii="Arial" w:cs="Arial" w:eastAsia="Arial" w:hAnsi="Arial"/>
@@ -26212,7 +26212,7 @@
               <w:spacing w:after="10" w:before="0"/>
               <w:ind w:left="120"/>
             </w:pPr>
-            <w:hyperlink w:history="1" r:id="rIduf8yrbkl0xwj_knlqmf5u">
+            <w:hyperlink w:history="1" r:id="rIddcs2ysp16q2gfw8cmpcq5">
               <w:r>
                 <w:rPr>
                   <w:rFonts w:ascii="Arial" w:cs="Arial" w:eastAsia="Arial" w:hAnsi="Arial"/>
@@ -26257,7 +26257,7 @@
             <w:pPr>
               <w:spacing w:after="20" w:before="0"/>
             </w:pPr>
-            <w:hyperlink w:history="1" r:id="rId69dzulg7ho2xhodouxy8m">
+            <w:hyperlink w:history="1" r:id="rIdircglg3kllruwcqvmcfau">
               <w:r>
                 <w:rPr>
                   <w:rFonts w:ascii="Arial" w:cs="Arial" w:eastAsia="Arial" w:hAnsi="Arial"/>
@@ -26290,7 +26290,7 @@
               <w:spacing w:after="10" w:before="0"/>
               <w:ind w:left="120"/>
             </w:pPr>
-            <w:hyperlink w:history="1" r:id="rId-ee35mwdwoarhldhv-kzl">
+            <w:hyperlink w:history="1" r:id="rIdkfs7-hufw2qfdgungoacr">
               <w:r>
                 <w:rPr>
                   <w:rFonts w:ascii="Arial" w:cs="Arial" w:eastAsia="Arial" w:hAnsi="Arial"/>
@@ -26485,7 +26485,7 @@
             <w:pPr>
               <w:spacing w:after="20" w:before="0"/>
             </w:pPr>
-            <w:hyperlink w:history="1" r:id="rId9bc1flktqwubjmwe7-i8z">
+            <w:hyperlink w:history="1" r:id="rIdubtbbecr64t6pwxcngygu">
               <w:r>
                 <w:rPr>
                   <w:rFonts w:ascii="Arial" w:cs="Arial" w:eastAsia="Arial" w:hAnsi="Arial"/>
@@ -26518,7 +26518,7 @@
               <w:spacing w:after="10" w:before="0"/>
               <w:ind w:left="120"/>
             </w:pPr>
-            <w:hyperlink w:history="1" r:id="rIdikxwla8qk_wukdujyvovi">
+            <w:hyperlink w:history="1" r:id="rIdlqderobzq46dbesjlonvf">
               <w:r>
                 <w:rPr>
                   <w:rFonts w:ascii="Arial" w:cs="Arial" w:eastAsia="Arial" w:hAnsi="Arial"/>
@@ -26563,7 +26563,7 @@
             <w:pPr>
               <w:spacing w:after="20" w:before="0"/>
             </w:pPr>
-            <w:hyperlink w:history="1" r:id="rIdasxfotqqhwzfbyudbj-u7">
+            <w:hyperlink w:history="1" r:id="rId-oswbmyl-fwojsxpfv5gv">
               <w:r>
                 <w:rPr>
                   <w:rFonts w:ascii="Arial" w:cs="Arial" w:eastAsia="Arial" w:hAnsi="Arial"/>
@@ -26596,7 +26596,7 @@
               <w:spacing w:after="10" w:before="0"/>
               <w:ind w:left="120"/>
             </w:pPr>
-            <w:hyperlink w:history="1" r:id="rIdgwcj1d17w9q7bdlovxqls">
+            <w:hyperlink w:history="1" r:id="rId11gbfoszzz1bjoydzwm4r">
               <w:r>
                 <w:rPr>
                   <w:rFonts w:ascii="Arial" w:cs="Arial" w:eastAsia="Arial" w:hAnsi="Arial"/>
@@ -26791,7 +26791,7 @@
             <w:pPr>
               <w:spacing w:after="20" w:before="0"/>
             </w:pPr>
-            <w:hyperlink w:history="1" r:id="rId0hhelosidfyc1lyskamfz">
+            <w:hyperlink w:history="1" r:id="rIdcig1bhcyjuvuc56cembcu">
               <w:r>
                 <w:rPr>
                   <w:rFonts w:ascii="Arial" w:cs="Arial" w:eastAsia="Arial" w:hAnsi="Arial"/>
@@ -26824,7 +26824,7 @@
               <w:spacing w:after="10" w:before="0"/>
               <w:ind w:left="120"/>
             </w:pPr>
-            <w:hyperlink w:history="1" r:id="rIdgst7kekogos60yuxwgsdh">
+            <w:hyperlink w:history="1" r:id="rIdbnj4jq8frl3aiosn4nzab">
               <w:r>
                 <w:rPr>
                   <w:rFonts w:ascii="Arial" w:cs="Arial" w:eastAsia="Arial" w:hAnsi="Arial"/>
@@ -26869,7 +26869,7 @@
             <w:pPr>
               <w:spacing w:after="20" w:before="0"/>
             </w:pPr>
-            <w:hyperlink w:history="1" r:id="rIdvelkpfm6xlavlfvjm3yn4">
+            <w:hyperlink w:history="1" r:id="rIdbdewhubis70ej_jozh6gf">
               <w:r>
                 <w:rPr>
                   <w:rFonts w:ascii="Arial" w:cs="Arial" w:eastAsia="Arial" w:hAnsi="Arial"/>
@@ -26902,7 +26902,7 @@
               <w:spacing w:after="10" w:before="0"/>
               <w:ind w:left="120"/>
             </w:pPr>
-            <w:hyperlink w:history="1" r:id="rIdl8p3bhf4packdjukv9_lq">
+            <w:hyperlink w:history="1" r:id="rIdc7gcjyqe3rxq9fkuwtstt">
               <w:r>
                 <w:rPr>
                   <w:rFonts w:ascii="Arial" w:cs="Arial" w:eastAsia="Arial" w:hAnsi="Arial"/>
@@ -27097,7 +27097,7 @@
             <w:pPr>
               <w:spacing w:after="20" w:before="0"/>
             </w:pPr>
-            <w:hyperlink w:history="1" r:id="rId1cv7brlqreso1t0-gijx5">
+            <w:hyperlink w:history="1" r:id="rIdnopecgepnfd3vbudwf8s9">
               <w:r>
                 <w:rPr>
                   <w:rFonts w:ascii="Arial" w:cs="Arial" w:eastAsia="Arial" w:hAnsi="Arial"/>
@@ -27130,7 +27130,7 @@
               <w:spacing w:after="10" w:before="0"/>
               <w:ind w:left="120"/>
             </w:pPr>
-            <w:hyperlink w:history="1" r:id="rIdqpshqngbkxmaheii94qe6">
+            <w:hyperlink w:history="1" r:id="rIda2t5wksc2277rc-5o8wlg">
               <w:r>
                 <w:rPr>
                   <w:rFonts w:ascii="Arial" w:cs="Arial" w:eastAsia="Arial" w:hAnsi="Arial"/>
@@ -27175,7 +27175,7 @@
             <w:pPr>
               <w:spacing w:after="20" w:before="0"/>
             </w:pPr>
-            <w:hyperlink w:history="1" r:id="rIds8ui2h-s7n8yqwjdf1acp">
+            <w:hyperlink w:history="1" r:id="rIdgnpieq3xvkugq6dyly0wa">
               <w:r>
                 <w:rPr>
                   <w:rFonts w:ascii="Arial" w:cs="Arial" w:eastAsia="Arial" w:hAnsi="Arial"/>
@@ -27208,7 +27208,7 @@
               <w:spacing w:after="10" w:before="0"/>
               <w:ind w:left="120"/>
             </w:pPr>
-            <w:hyperlink w:history="1" r:id="rIdndbqfu6fo8he1bl8eghmn">
+            <w:hyperlink w:history="1" r:id="rIdquwtmcnp0yvleohlgdq4g">
               <w:r>
                 <w:rPr>
                   <w:rFonts w:ascii="Arial" w:cs="Arial" w:eastAsia="Arial" w:hAnsi="Arial"/>
@@ -27403,7 +27403,7 @@
             <w:pPr>
               <w:spacing w:after="20" w:before="0"/>
             </w:pPr>
-            <w:hyperlink w:history="1" r:id="rIder0frbd7ktbptpsz_3-mo">
+            <w:hyperlink w:history="1" r:id="rIdwj_qlw9k4yhyzt1djedu9">
               <w:r>
                 <w:rPr>
                   <w:rFonts w:ascii="Arial" w:cs="Arial" w:eastAsia="Arial" w:hAnsi="Arial"/>
@@ -27436,7 +27436,7 @@
               <w:spacing w:after="10" w:before="0"/>
               <w:ind w:left="120"/>
             </w:pPr>
-            <w:hyperlink w:history="1" r:id="rIdpcn7ysdzxx-nh7gmk_voh">
+            <w:hyperlink w:history="1" r:id="rIdzts23l9wy1oex0jmkkb6q">
               <w:r>
                 <w:rPr>
                   <w:rFonts w:ascii="Arial" w:cs="Arial" w:eastAsia="Arial" w:hAnsi="Arial"/>
@@ -27481,7 +27481,7 @@
             <w:pPr>
               <w:spacing w:after="20" w:before="0"/>
             </w:pPr>
-            <w:hyperlink w:history="1" r:id="rIdylo0vaosd7b2hpeciu6_i">
+            <w:hyperlink w:history="1" r:id="rIdeart8xemkdpvtc4ngvcyl">
               <w:r>
                 <w:rPr>
                   <w:rFonts w:ascii="Arial" w:cs="Arial" w:eastAsia="Arial" w:hAnsi="Arial"/>
@@ -27514,7 +27514,7 @@
               <w:spacing w:after="10" w:before="0"/>
               <w:ind w:left="120"/>
             </w:pPr>
-            <w:hyperlink w:history="1" r:id="rIddbfzz4fbncbilnutzhgix">
+            <w:hyperlink w:history="1" r:id="rIds55mvgrqhjgeqxlvboah4">
               <w:r>
                 <w:rPr>
                   <w:rFonts w:ascii="Arial" w:cs="Arial" w:eastAsia="Arial" w:hAnsi="Arial"/>
@@ -29229,7 +29229,7 @@
             <w:pPr>
               <w:spacing w:after="20" w:before="0"/>
             </w:pPr>
-            <w:hyperlink w:history="1" r:id="rIdoji6ne3cvavpoycgxxfhm">
+            <w:hyperlink w:history="1" r:id="rIdd75sswlys_kbli5g-o7ad">
               <w:r>
                 <w:rPr>
                   <w:rFonts w:ascii="Arial" w:cs="Arial" w:eastAsia="Arial" w:hAnsi="Arial"/>
@@ -29262,7 +29262,7 @@
               <w:spacing w:after="10" w:before="0"/>
               <w:ind w:left="120"/>
             </w:pPr>
-            <w:hyperlink w:history="1" r:id="rIdoy35mwriix555rz0d1taa">
+            <w:hyperlink w:history="1" r:id="rIdu8btrprdsf4obn03egllc">
               <w:r>
                 <w:rPr>
                   <w:rFonts w:ascii="Arial" w:cs="Arial" w:eastAsia="Arial" w:hAnsi="Arial"/>
@@ -29307,7 +29307,7 @@
             <w:pPr>
               <w:spacing w:after="20" w:before="0"/>
             </w:pPr>
-            <w:hyperlink w:history="1" r:id="rIdjt4bmuuc-ntp3dlczxpkb">
+            <w:hyperlink w:history="1" r:id="rIdrepcbe3k_v8walwjrmu-n">
               <w:r>
                 <w:rPr>
                   <w:rFonts w:ascii="Arial" w:cs="Arial" w:eastAsia="Arial" w:hAnsi="Arial"/>
@@ -29340,7 +29340,7 @@
               <w:spacing w:after="10" w:before="0"/>
               <w:ind w:left="120"/>
             </w:pPr>
-            <w:hyperlink w:history="1" r:id="rIdhcffwjnoiht3h_wsntma2">
+            <w:hyperlink w:history="1" r:id="rId-jdkf7u-lavmki2q_f7pv">
               <w:r>
                 <w:rPr>
                   <w:rFonts w:ascii="Arial" w:cs="Arial" w:eastAsia="Arial" w:hAnsi="Arial"/>
@@ -29535,7 +29535,7 @@
             <w:pPr>
               <w:spacing w:after="20" w:before="0"/>
             </w:pPr>
-            <w:hyperlink w:history="1" r:id="rIdmk40xch-xabbc1mv49dk7">
+            <w:hyperlink w:history="1" r:id="rId2vwu_nplkjksntk-cawco">
               <w:r>
                 <w:rPr>
                   <w:rFonts w:ascii="Arial" w:cs="Arial" w:eastAsia="Arial" w:hAnsi="Arial"/>
@@ -29568,7 +29568,7 @@
               <w:spacing w:after="10" w:before="0"/>
               <w:ind w:left="120"/>
             </w:pPr>
-            <w:hyperlink w:history="1" r:id="rIdpvavqh1cvs7noumouk9tp">
+            <w:hyperlink w:history="1" r:id="rIduomi9jkbipsdlztmcexre">
               <w:r>
                 <w:rPr>
                   <w:rFonts w:ascii="Arial" w:cs="Arial" w:eastAsia="Arial" w:hAnsi="Arial"/>
@@ -29613,7 +29613,7 @@
             <w:pPr>
               <w:spacing w:after="20" w:before="0"/>
             </w:pPr>
-            <w:hyperlink w:history="1" r:id="rIdiy4oz104t8k927-02xjyg">
+            <w:hyperlink w:history="1" r:id="rId5rrax66wmybufnvywjwwy">
               <w:r>
                 <w:rPr>
                   <w:rFonts w:ascii="Arial" w:cs="Arial" w:eastAsia="Arial" w:hAnsi="Arial"/>
@@ -29646,7 +29646,7 @@
               <w:spacing w:after="10" w:before="0"/>
               <w:ind w:left="120"/>
             </w:pPr>
-            <w:hyperlink w:history="1" r:id="rIdzjlr7ltednuxrk2kncnbj">
+            <w:hyperlink w:history="1" r:id="rIdf_n0_cvxs43jbri4m7yw2">
               <w:r>
                 <w:rPr>
                   <w:rFonts w:ascii="Arial" w:cs="Arial" w:eastAsia="Arial" w:hAnsi="Arial"/>
@@ -29841,7 +29841,7 @@
             <w:pPr>
               <w:spacing w:after="20" w:before="0"/>
             </w:pPr>
-            <w:hyperlink w:history="1" r:id="rIdha--j6e84p9cotj_somgp">
+            <w:hyperlink w:history="1" r:id="rIdxnkfnmbrbr5o3npoirton">
               <w:r>
                 <w:rPr>
                   <w:rFonts w:ascii="Arial" w:cs="Arial" w:eastAsia="Arial" w:hAnsi="Arial"/>
@@ -29874,7 +29874,7 @@
               <w:spacing w:after="10" w:before="0"/>
               <w:ind w:left="120"/>
             </w:pPr>
-            <w:hyperlink w:history="1" r:id="rIdcg4ytr9oboxthev5iexcq">
+            <w:hyperlink w:history="1" r:id="rIdrb98b3upb1fkjnv46ey0q">
               <w:r>
                 <w:rPr>
                   <w:rFonts w:ascii="Arial" w:cs="Arial" w:eastAsia="Arial" w:hAnsi="Arial"/>
@@ -29919,7 +29919,7 @@
             <w:pPr>
               <w:spacing w:after="20" w:before="0"/>
             </w:pPr>
-            <w:hyperlink w:history="1" r:id="rIdb0snkur1vok45ttzpc0is">
+            <w:hyperlink w:history="1" r:id="rIdx7x4ak1g3tjsef1s_uivo">
               <w:r>
                 <w:rPr>
                   <w:rFonts w:ascii="Arial" w:cs="Arial" w:eastAsia="Arial" w:hAnsi="Arial"/>
@@ -29952,7 +29952,7 @@
               <w:spacing w:after="10" w:before="0"/>
               <w:ind w:left="120"/>
             </w:pPr>
-            <w:hyperlink w:history="1" r:id="rIdz7abd9-54hhywu_mj85dq">
+            <w:hyperlink w:history="1" r:id="rIdqipejlk9fae-mtp-hh5k8">
               <w:r>
                 <w:rPr>
                   <w:rFonts w:ascii="Arial" w:cs="Arial" w:eastAsia="Arial" w:hAnsi="Arial"/>
@@ -30147,7 +30147,7 @@
             <w:pPr>
               <w:spacing w:after="20" w:before="0"/>
             </w:pPr>
-            <w:hyperlink w:history="1" r:id="rIdiqoj1b0bvs_hwjvp95pfj">
+            <w:hyperlink w:history="1" r:id="rIdnexsfdjfqhe_6mlefzvfj">
               <w:r>
                 <w:rPr>
                   <w:rFonts w:ascii="Arial" w:cs="Arial" w:eastAsia="Arial" w:hAnsi="Arial"/>
@@ -30180,7 +30180,7 @@
               <w:spacing w:after="10" w:before="0"/>
               <w:ind w:left="120"/>
             </w:pPr>
-            <w:hyperlink w:history="1" r:id="rId2z6p2luwo5k7hnfcdkrwk">
+            <w:hyperlink w:history="1" r:id="rIdnibehmcttg5ntvzwmsojl">
               <w:r>
                 <w:rPr>
                   <w:rFonts w:ascii="Arial" w:cs="Arial" w:eastAsia="Arial" w:hAnsi="Arial"/>
@@ -30225,7 +30225,7 @@
             <w:pPr>
               <w:spacing w:after="20" w:before="0"/>
             </w:pPr>
-            <w:hyperlink w:history="1" r:id="rIdranvs6sysqzqregg0uy2c">
+            <w:hyperlink w:history="1" r:id="rIduizmhjsben5m4mxk08_oj">
               <w:r>
                 <w:rPr>
                   <w:rFonts w:ascii="Arial" w:cs="Arial" w:eastAsia="Arial" w:hAnsi="Arial"/>
@@ -30258,7 +30258,7 @@
               <w:spacing w:after="10" w:before="0"/>
               <w:ind w:left="120"/>
             </w:pPr>
-            <w:hyperlink w:history="1" r:id="rIddt6c5pmfp252zulrlox01">
+            <w:hyperlink w:history="1" r:id="rIdeky8ckrsfuj2pfgp086da">
               <w:r>
                 <w:rPr>
                   <w:rFonts w:ascii="Arial" w:cs="Arial" w:eastAsia="Arial" w:hAnsi="Arial"/>
@@ -30453,7 +30453,7 @@
             <w:pPr>
               <w:spacing w:after="20" w:before="0"/>
             </w:pPr>
-            <w:hyperlink w:history="1" r:id="rIdc0roacsd09miwcbtbe9d1">
+            <w:hyperlink w:history="1" r:id="rIdftahtnmyphstyuuw3ro7w">
               <w:r>
                 <w:rPr>
                   <w:rFonts w:ascii="Arial" w:cs="Arial" w:eastAsia="Arial" w:hAnsi="Arial"/>
@@ -30486,7 +30486,7 @@
               <w:spacing w:after="10" w:before="0"/>
               <w:ind w:left="120"/>
             </w:pPr>
-            <w:hyperlink w:history="1" r:id="rIdb8ytihazpmoc5x2a17_id">
+            <w:hyperlink w:history="1" r:id="rId1_faeyy0bnootyilz_sta">
               <w:r>
                 <w:rPr>
                   <w:rFonts w:ascii="Arial" w:cs="Arial" w:eastAsia="Arial" w:hAnsi="Arial"/>
@@ -30531,7 +30531,7 @@
             <w:pPr>
               <w:spacing w:after="20" w:before="0"/>
             </w:pPr>
-            <w:hyperlink w:history="1" r:id="rIdg8njmr6toperu2ohdjvmu">
+            <w:hyperlink w:history="1" r:id="rId09kuesytuxjcz4hkixtki">
               <w:r>
                 <w:rPr>
                   <w:rFonts w:ascii="Arial" w:cs="Arial" w:eastAsia="Arial" w:hAnsi="Arial"/>
@@ -30564,7 +30564,7 @@
               <w:spacing w:after="10" w:before="0"/>
               <w:ind w:left="120"/>
             </w:pPr>
-            <w:hyperlink w:history="1" r:id="rIdz8bgwgzfrycileujbddae">
+            <w:hyperlink w:history="1" r:id="rIdieq-ez3guozgeanbuhkdd">
               <w:r>
                 <w:rPr>
                   <w:rFonts w:ascii="Arial" w:cs="Arial" w:eastAsia="Arial" w:hAnsi="Arial"/>

--- a/data/outputs/v2/Chemistry/SS1.1_Introduction_to_Chemistry/Chemistry_Introduction_to_Chemistry_CBE_LessonSequence.docx
+++ b/data/outputs/v2/Chemistry/SS1.1_Introduction_to_Chemistry/Chemistry_Introduction_to_Chemistry_CBE_LessonSequence.docx
@@ -3280,7 +3280,7 @@
             <w:pPr>
               <w:spacing w:after="20" w:before="0"/>
             </w:pPr>
-            <w:hyperlink w:history="1" r:id="rId2lefs4h_k6pznl3ffuc0-">
+            <w:hyperlink w:history="1" r:id="rIdiup4peq2rbsx-qtoud2y6">
               <w:r>
                 <w:rPr>
                   <w:rFonts w:ascii="Arial" w:cs="Arial" w:eastAsia="Arial" w:hAnsi="Arial"/>
@@ -3313,7 +3313,7 @@
               <w:spacing w:after="10" w:before="0"/>
               <w:ind w:left="120"/>
             </w:pPr>
-            <w:hyperlink w:history="1" r:id="rIdbs3h-nvrq2chgnqjatozm">
+            <w:hyperlink w:history="1" r:id="rIdunrzsj1frzxnveyykpuic">
               <w:r>
                 <w:rPr>
                   <w:rFonts w:ascii="Arial" w:cs="Arial" w:eastAsia="Arial" w:hAnsi="Arial"/>
@@ -3358,7 +3358,7 @@
             <w:pPr>
               <w:spacing w:after="20" w:before="0"/>
             </w:pPr>
-            <w:hyperlink w:history="1" r:id="rId4a0neq8dwqhl8t9nzwcwh">
+            <w:hyperlink w:history="1" r:id="rIdwko-nt3_b8pymttle1uvj">
               <w:r>
                 <w:rPr>
                   <w:rFonts w:ascii="Arial" w:cs="Arial" w:eastAsia="Arial" w:hAnsi="Arial"/>
@@ -3391,7 +3391,7 @@
               <w:spacing w:after="10" w:before="0"/>
               <w:ind w:left="120"/>
             </w:pPr>
-            <w:hyperlink w:history="1" r:id="rIdjr27a1bu-dtlrphzglfr8">
+            <w:hyperlink w:history="1" r:id="rIde9zs8jqemz1adq596wjj6">
               <w:r>
                 <w:rPr>
                   <w:rFonts w:ascii="Arial" w:cs="Arial" w:eastAsia="Arial" w:hAnsi="Arial"/>
@@ -3586,7 +3586,7 @@
             <w:pPr>
               <w:spacing w:after="20" w:before="0"/>
             </w:pPr>
-            <w:hyperlink w:history="1" r:id="rIddgzshbjxrautaknhm_-q7">
+            <w:hyperlink w:history="1" r:id="rId5g0ssd1tgz2rgo7fmnpzw">
               <w:r>
                 <w:rPr>
                   <w:rFonts w:ascii="Arial" w:cs="Arial" w:eastAsia="Arial" w:hAnsi="Arial"/>
@@ -3619,7 +3619,7 @@
               <w:spacing w:after="10" w:before="0"/>
               <w:ind w:left="120"/>
             </w:pPr>
-            <w:hyperlink w:history="1" r:id="rIdettjvrpbgdtmxixv5oztv">
+            <w:hyperlink w:history="1" r:id="rIdshwcbex1vypubdnaqld7l">
               <w:r>
                 <w:rPr>
                   <w:rFonts w:ascii="Arial" w:cs="Arial" w:eastAsia="Arial" w:hAnsi="Arial"/>
@@ -3664,7 +3664,7 @@
             <w:pPr>
               <w:spacing w:after="20" w:before="0"/>
             </w:pPr>
-            <w:hyperlink w:history="1" r:id="rId_gckyvxgluckzvpccvri8">
+            <w:hyperlink w:history="1" r:id="rIdvbjnpbhmhwbp75qjt4o0b">
               <w:r>
                 <w:rPr>
                   <w:rFonts w:ascii="Arial" w:cs="Arial" w:eastAsia="Arial" w:hAnsi="Arial"/>
@@ -3697,7 +3697,7 @@
               <w:spacing w:after="10" w:before="0"/>
               <w:ind w:left="120"/>
             </w:pPr>
-            <w:hyperlink w:history="1" r:id="rIdd7mhtrqytknzwi5a_xujw">
+            <w:hyperlink w:history="1" r:id="rIdp8elpbkrmcrz7menl2m_c">
               <w:r>
                 <w:rPr>
                   <w:rFonts w:ascii="Arial" w:cs="Arial" w:eastAsia="Arial" w:hAnsi="Arial"/>
@@ -3892,7 +3892,7 @@
             <w:pPr>
               <w:spacing w:after="20" w:before="0"/>
             </w:pPr>
-            <w:hyperlink w:history="1" r:id="rIdchacpogjhtgetkmt8riyv">
+            <w:hyperlink w:history="1" r:id="rIdtscx73yylcwwpatfvl2jb">
               <w:r>
                 <w:rPr>
                   <w:rFonts w:ascii="Arial" w:cs="Arial" w:eastAsia="Arial" w:hAnsi="Arial"/>
@@ -3925,7 +3925,7 @@
               <w:spacing w:after="10" w:before="0"/>
               <w:ind w:left="120"/>
             </w:pPr>
-            <w:hyperlink w:history="1" r:id="rIddwaz4l0nnwivnqc3lzmia">
+            <w:hyperlink w:history="1" r:id="rIdyttrilvotsbm2hb_plswo">
               <w:r>
                 <w:rPr>
                   <w:rFonts w:ascii="Arial" w:cs="Arial" w:eastAsia="Arial" w:hAnsi="Arial"/>
@@ -3970,7 +3970,7 @@
             <w:pPr>
               <w:spacing w:after="20" w:before="0"/>
             </w:pPr>
-            <w:hyperlink w:history="1" r:id="rId0g7pvuqwkxe5yn934ym7m">
+            <w:hyperlink w:history="1" r:id="rIdl1mtgxys9-l89dxxkosg8">
               <w:r>
                 <w:rPr>
                   <w:rFonts w:ascii="Arial" w:cs="Arial" w:eastAsia="Arial" w:hAnsi="Arial"/>
@@ -4003,7 +4003,7 @@
               <w:spacing w:after="10" w:before="0"/>
               <w:ind w:left="120"/>
             </w:pPr>
-            <w:hyperlink w:history="1" r:id="rIddmapp9f41qhxwtj8fs6eu">
+            <w:hyperlink w:history="1" r:id="rIdnvijuuxoxe0ffcu0h0fjo">
               <w:r>
                 <w:rPr>
                   <w:rFonts w:ascii="Arial" w:cs="Arial" w:eastAsia="Arial" w:hAnsi="Arial"/>
@@ -4198,7 +4198,7 @@
             <w:pPr>
               <w:spacing w:after="20" w:before="0"/>
             </w:pPr>
-            <w:hyperlink w:history="1" r:id="rIdbf9y6vdfo3efuormeddb9">
+            <w:hyperlink w:history="1" r:id="rIdt6p9kifz6i2jiaxdd0lvg">
               <w:r>
                 <w:rPr>
                   <w:rFonts w:ascii="Arial" w:cs="Arial" w:eastAsia="Arial" w:hAnsi="Arial"/>
@@ -4231,7 +4231,7 @@
               <w:spacing w:after="10" w:before="0"/>
               <w:ind w:left="120"/>
             </w:pPr>
-            <w:hyperlink w:history="1" r:id="rId0gry3vvc5gn-9vcwscbp0">
+            <w:hyperlink w:history="1" r:id="rId2cvxxve6y7o2xilqbzcr1">
               <w:r>
                 <w:rPr>
                   <w:rFonts w:ascii="Arial" w:cs="Arial" w:eastAsia="Arial" w:hAnsi="Arial"/>
@@ -4276,7 +4276,7 @@
             <w:pPr>
               <w:spacing w:after="20" w:before="0"/>
             </w:pPr>
-            <w:hyperlink w:history="1" r:id="rIda-qgnl3jdyivw5dgtdl3s">
+            <w:hyperlink w:history="1" r:id="rIddslzk3fq2m2ulwr4ieyjn">
               <w:r>
                 <w:rPr>
                   <w:rFonts w:ascii="Arial" w:cs="Arial" w:eastAsia="Arial" w:hAnsi="Arial"/>
@@ -4309,7 +4309,7 @@
               <w:spacing w:after="10" w:before="0"/>
               <w:ind w:left="120"/>
             </w:pPr>
-            <w:hyperlink w:history="1" r:id="rIdeq1yfvlyigizc6mzooikb">
+            <w:hyperlink w:history="1" r:id="rIda8zaepclqawbksv1aoxu7">
               <w:r>
                 <w:rPr>
                   <w:rFonts w:ascii="Arial" w:cs="Arial" w:eastAsia="Arial" w:hAnsi="Arial"/>
@@ -4504,7 +4504,7 @@
             <w:pPr>
               <w:spacing w:after="20" w:before="0"/>
             </w:pPr>
-            <w:hyperlink w:history="1" r:id="rIdcfbnaow2no_-uzky89bs9">
+            <w:hyperlink w:history="1" r:id="rIdhmo3pbhtvaeqdoer3h9ls">
               <w:r>
                 <w:rPr>
                   <w:rFonts w:ascii="Arial" w:cs="Arial" w:eastAsia="Arial" w:hAnsi="Arial"/>
@@ -4537,7 +4537,7 @@
               <w:spacing w:after="10" w:before="0"/>
               <w:ind w:left="120"/>
             </w:pPr>
-            <w:hyperlink w:history="1" r:id="rIdxmtzmnlrt51xis00oaezk">
+            <w:hyperlink w:history="1" r:id="rIdzzk2fdi71jplu1dmvbs8r">
               <w:r>
                 <w:rPr>
                   <w:rFonts w:ascii="Arial" w:cs="Arial" w:eastAsia="Arial" w:hAnsi="Arial"/>
@@ -4582,7 +4582,7 @@
             <w:pPr>
               <w:spacing w:after="20" w:before="0"/>
             </w:pPr>
-            <w:hyperlink w:history="1" r:id="rId6xlykk1lyyblnxplnyfyf">
+            <w:hyperlink w:history="1" r:id="rIdc1oesxe0wltan3d1o1x77">
               <w:r>
                 <w:rPr>
                   <w:rFonts w:ascii="Arial" w:cs="Arial" w:eastAsia="Arial" w:hAnsi="Arial"/>
@@ -4615,7 +4615,7 @@
               <w:spacing w:after="10" w:before="0"/>
               <w:ind w:left="120"/>
             </w:pPr>
-            <w:hyperlink w:history="1" r:id="rIddi9pjjgchqiwq-3x87-en">
+            <w:hyperlink w:history="1" r:id="rId-hi7yguitcck4_5qdb9d8">
               <w:r>
                 <w:rPr>
                   <w:rFonts w:ascii="Arial" w:cs="Arial" w:eastAsia="Arial" w:hAnsi="Arial"/>
@@ -6102,7 +6102,7 @@
             <w:pPr>
               <w:spacing w:after="20" w:before="0"/>
             </w:pPr>
-            <w:hyperlink w:history="1" r:id="rId_1njrvv4fhdp81criqf58">
+            <w:hyperlink w:history="1" r:id="rIdoqiezhx7xidcatijcelar">
               <w:r>
                 <w:rPr>
                   <w:rFonts w:ascii="Arial" w:cs="Arial" w:eastAsia="Arial" w:hAnsi="Arial"/>
@@ -6135,7 +6135,7 @@
               <w:spacing w:after="10" w:before="0"/>
               <w:ind w:left="120"/>
             </w:pPr>
-            <w:hyperlink w:history="1" r:id="rIdbm_rkdwh79thwzlhnyb2-">
+            <w:hyperlink w:history="1" r:id="rIdhlqnvwpvpagw96tgyexlg">
               <w:r>
                 <w:rPr>
                   <w:rFonts w:ascii="Arial" w:cs="Arial" w:eastAsia="Arial" w:hAnsi="Arial"/>
@@ -6180,7 +6180,7 @@
             <w:pPr>
               <w:spacing w:after="20" w:before="0"/>
             </w:pPr>
-            <w:hyperlink w:history="1" r:id="rIdpsc2mlvdtw4m3lxqprkat">
+            <w:hyperlink w:history="1" r:id="rId1wfj8w9wycheqrmgrrzwp">
               <w:r>
                 <w:rPr>
                   <w:rFonts w:ascii="Arial" w:cs="Arial" w:eastAsia="Arial" w:hAnsi="Arial"/>
@@ -6213,7 +6213,7 @@
               <w:spacing w:after="10" w:before="0"/>
               <w:ind w:left="120"/>
             </w:pPr>
-            <w:hyperlink w:history="1" r:id="rIdzehkvdhlcuknulir28vhb">
+            <w:hyperlink w:history="1" r:id="rId_pdwmsv4ghvtskta8x_ec">
               <w:r>
                 <w:rPr>
                   <w:rFonts w:ascii="Arial" w:cs="Arial" w:eastAsia="Arial" w:hAnsi="Arial"/>
@@ -6408,7 +6408,7 @@
             <w:pPr>
               <w:spacing w:after="20" w:before="0"/>
             </w:pPr>
-            <w:hyperlink w:history="1" r:id="rIdalccdc6rromvslj8i4nfq">
+            <w:hyperlink w:history="1" r:id="rIdz2ohho1tgfbfh1pskpsm4">
               <w:r>
                 <w:rPr>
                   <w:rFonts w:ascii="Arial" w:cs="Arial" w:eastAsia="Arial" w:hAnsi="Arial"/>
@@ -6441,7 +6441,7 @@
               <w:spacing w:after="10" w:before="0"/>
               <w:ind w:left="120"/>
             </w:pPr>
-            <w:hyperlink w:history="1" r:id="rId2y5psotz68_lmmju213w6">
+            <w:hyperlink w:history="1" r:id="rIdvrpypihp1zprfkavpxjbb">
               <w:r>
                 <w:rPr>
                   <w:rFonts w:ascii="Arial" w:cs="Arial" w:eastAsia="Arial" w:hAnsi="Arial"/>
@@ -6486,7 +6486,7 @@
             <w:pPr>
               <w:spacing w:after="20" w:before="0"/>
             </w:pPr>
-            <w:hyperlink w:history="1" r:id="rIdpoy7mosqvspvat6s9bpe4">
+            <w:hyperlink w:history="1" r:id="rIdkztpszvb1vezguxmzwmsh">
               <w:r>
                 <w:rPr>
                   <w:rFonts w:ascii="Arial" w:cs="Arial" w:eastAsia="Arial" w:hAnsi="Arial"/>
@@ -6519,7 +6519,7 @@
               <w:spacing w:after="10" w:before="0"/>
               <w:ind w:left="120"/>
             </w:pPr>
-            <w:hyperlink w:history="1" r:id="rIdq9pkcaegv6st48n0_fmz2">
+            <w:hyperlink w:history="1" r:id="rIdyxfakq93mn3etfqsxf7kf">
               <w:r>
                 <w:rPr>
                   <w:rFonts w:ascii="Arial" w:cs="Arial" w:eastAsia="Arial" w:hAnsi="Arial"/>
@@ -6714,7 +6714,7 @@
             <w:pPr>
               <w:spacing w:after="20" w:before="0"/>
             </w:pPr>
-            <w:hyperlink w:history="1" r:id="rIdh6ouuokepqwoawhsssh4h">
+            <w:hyperlink w:history="1" r:id="rId_iqamb6t88rh75_-leqkg">
               <w:r>
                 <w:rPr>
                   <w:rFonts w:ascii="Arial" w:cs="Arial" w:eastAsia="Arial" w:hAnsi="Arial"/>
@@ -6747,7 +6747,7 @@
               <w:spacing w:after="10" w:before="0"/>
               <w:ind w:left="120"/>
             </w:pPr>
-            <w:hyperlink w:history="1" r:id="rIdlywiqg3ntvo_8mdq8vftf">
+            <w:hyperlink w:history="1" r:id="rIdwsgarxm9ymjz1yiycpw4i">
               <w:r>
                 <w:rPr>
                   <w:rFonts w:ascii="Arial" w:cs="Arial" w:eastAsia="Arial" w:hAnsi="Arial"/>
@@ -6792,7 +6792,7 @@
             <w:pPr>
               <w:spacing w:after="20" w:before="0"/>
             </w:pPr>
-            <w:hyperlink w:history="1" r:id="rIdvxujndht6tx7yur-iyw_q">
+            <w:hyperlink w:history="1" r:id="rId3o5b0t16jgnl8venza3le">
               <w:r>
                 <w:rPr>
                   <w:rFonts w:ascii="Arial" w:cs="Arial" w:eastAsia="Arial" w:hAnsi="Arial"/>
@@ -6825,7 +6825,7 @@
               <w:spacing w:after="10" w:before="0"/>
               <w:ind w:left="120"/>
             </w:pPr>
-            <w:hyperlink w:history="1" r:id="rIdenplzor8mnm8y7mwptaxt">
+            <w:hyperlink w:history="1" r:id="rIdok4s0mt7rr-gj0v0zw7f8">
               <w:r>
                 <w:rPr>
                   <w:rFonts w:ascii="Arial" w:cs="Arial" w:eastAsia="Arial" w:hAnsi="Arial"/>
@@ -7020,7 +7020,7 @@
             <w:pPr>
               <w:spacing w:after="20" w:before="0"/>
             </w:pPr>
-            <w:hyperlink w:history="1" r:id="rIdqyn81ezykujf7vl5pw24p">
+            <w:hyperlink w:history="1" r:id="rIdtq2m_8p9f9dh7njezmyj6">
               <w:r>
                 <w:rPr>
                   <w:rFonts w:ascii="Arial" w:cs="Arial" w:eastAsia="Arial" w:hAnsi="Arial"/>
@@ -7053,7 +7053,7 @@
               <w:spacing w:after="10" w:before="0"/>
               <w:ind w:left="120"/>
             </w:pPr>
-            <w:hyperlink w:history="1" r:id="rIdymox2hhhypdg1odudkhpr">
+            <w:hyperlink w:history="1" r:id="rId1cqvo6jys7iuhqdhmwcec">
               <w:r>
                 <w:rPr>
                   <w:rFonts w:ascii="Arial" w:cs="Arial" w:eastAsia="Arial" w:hAnsi="Arial"/>
@@ -7098,7 +7098,7 @@
             <w:pPr>
               <w:spacing w:after="20" w:before="0"/>
             </w:pPr>
-            <w:hyperlink w:history="1" r:id="rIdqioynzhkbdb40srrjd1dm">
+            <w:hyperlink w:history="1" r:id="rIdfbhepbpl3abi4tj6alfr8">
               <w:r>
                 <w:rPr>
                   <w:rFonts w:ascii="Arial" w:cs="Arial" w:eastAsia="Arial" w:hAnsi="Arial"/>
@@ -7131,7 +7131,7 @@
               <w:spacing w:after="10" w:before="0"/>
               <w:ind w:left="120"/>
             </w:pPr>
-            <w:hyperlink w:history="1" r:id="rIdaqpeyhyuybcgudgph3-vf">
+            <w:hyperlink w:history="1" r:id="rIdhqpgcebhau1g0-5rrxpli">
               <w:r>
                 <w:rPr>
                   <w:rFonts w:ascii="Arial" w:cs="Arial" w:eastAsia="Arial" w:hAnsi="Arial"/>
@@ -7326,7 +7326,7 @@
             <w:pPr>
               <w:spacing w:after="20" w:before="0"/>
             </w:pPr>
-            <w:hyperlink w:history="1" r:id="rIdbxgavcu7a-qgudishvm-a">
+            <w:hyperlink w:history="1" r:id="rIdtom1rkyepyhsdtqayjsyi">
               <w:r>
                 <w:rPr>
                   <w:rFonts w:ascii="Arial" w:cs="Arial" w:eastAsia="Arial" w:hAnsi="Arial"/>
@@ -7359,7 +7359,7 @@
               <w:spacing w:after="10" w:before="0"/>
               <w:ind w:left="120"/>
             </w:pPr>
-            <w:hyperlink w:history="1" r:id="rIdximftol7fk61kb2h-a8br">
+            <w:hyperlink w:history="1" r:id="rIdpaqy3hjdjdzvyrpcv7ipj">
               <w:r>
                 <w:rPr>
                   <w:rFonts w:ascii="Arial" w:cs="Arial" w:eastAsia="Arial" w:hAnsi="Arial"/>
@@ -7404,7 +7404,7 @@
             <w:pPr>
               <w:spacing w:after="20" w:before="0"/>
             </w:pPr>
-            <w:hyperlink w:history="1" r:id="rId5ry_kvp3raylkyomyhheu">
+            <w:hyperlink w:history="1" r:id="rId9o78ecidookw2sx4pchlu">
               <w:r>
                 <w:rPr>
                   <w:rFonts w:ascii="Arial" w:cs="Arial" w:eastAsia="Arial" w:hAnsi="Arial"/>
@@ -7437,7 +7437,7 @@
               <w:spacing w:after="10" w:before="0"/>
               <w:ind w:left="120"/>
             </w:pPr>
-            <w:hyperlink w:history="1" r:id="rIdw-jsllvaykmjzjdndf5cl">
+            <w:hyperlink w:history="1" r:id="rId3jc8eeokofd3g-vq2idng">
               <w:r>
                 <w:rPr>
                   <w:rFonts w:ascii="Arial" w:cs="Arial" w:eastAsia="Arial" w:hAnsi="Arial"/>
@@ -9038,7 +9038,7 @@
             <w:pPr>
               <w:spacing w:after="20" w:before="0"/>
             </w:pPr>
-            <w:hyperlink w:history="1" r:id="rIdg4ejo2gxjup-q4ncp696y">
+            <w:hyperlink w:history="1" r:id="rId5l_znrab0wr3ef60th4jp">
               <w:r>
                 <w:rPr>
                   <w:rFonts w:ascii="Arial" w:cs="Arial" w:eastAsia="Arial" w:hAnsi="Arial"/>
@@ -9071,7 +9071,7 @@
               <w:spacing w:after="10" w:before="0"/>
               <w:ind w:left="120"/>
             </w:pPr>
-            <w:hyperlink w:history="1" r:id="rId3a4vgcshgbh4mslbxjbum">
+            <w:hyperlink w:history="1" r:id="rId3g6lvofszzptpme1vp_s3">
               <w:r>
                 <w:rPr>
                   <w:rFonts w:ascii="Arial" w:cs="Arial" w:eastAsia="Arial" w:hAnsi="Arial"/>
@@ -9116,7 +9116,7 @@
             <w:pPr>
               <w:spacing w:after="20" w:before="0"/>
             </w:pPr>
-            <w:hyperlink w:history="1" r:id="rIdr45igxynwpoijumwwuhsf">
+            <w:hyperlink w:history="1" r:id="rIdno01ptjwur-9oglmjjtx4">
               <w:r>
                 <w:rPr>
                   <w:rFonts w:ascii="Arial" w:cs="Arial" w:eastAsia="Arial" w:hAnsi="Arial"/>
@@ -9149,7 +9149,7 @@
               <w:spacing w:after="10" w:before="0"/>
               <w:ind w:left="120"/>
             </w:pPr>
-            <w:hyperlink w:history="1" r:id="rIdq3xx9bxu1ungabllm8zhk">
+            <w:hyperlink w:history="1" r:id="rId_czqg2vtihqwrgchmgo0r">
               <w:r>
                 <w:rPr>
                   <w:rFonts w:ascii="Arial" w:cs="Arial" w:eastAsia="Arial" w:hAnsi="Arial"/>
@@ -9344,7 +9344,7 @@
             <w:pPr>
               <w:spacing w:after="20" w:before="0"/>
             </w:pPr>
-            <w:hyperlink w:history="1" r:id="rIdihhyolfo7wjdkxhh7kk0b">
+            <w:hyperlink w:history="1" r:id="rIdl8f5fg_ydivubikcexjyq">
               <w:r>
                 <w:rPr>
                   <w:rFonts w:ascii="Arial" w:cs="Arial" w:eastAsia="Arial" w:hAnsi="Arial"/>
@@ -9377,7 +9377,7 @@
               <w:spacing w:after="10" w:before="0"/>
               <w:ind w:left="120"/>
             </w:pPr>
-            <w:hyperlink w:history="1" r:id="rIdekd2-lqqhntdslmz7i3ot">
+            <w:hyperlink w:history="1" r:id="rId41mqj-zjk95lanoh464rm">
               <w:r>
                 <w:rPr>
                   <w:rFonts w:ascii="Arial" w:cs="Arial" w:eastAsia="Arial" w:hAnsi="Arial"/>
@@ -9422,7 +9422,7 @@
             <w:pPr>
               <w:spacing w:after="20" w:before="0"/>
             </w:pPr>
-            <w:hyperlink w:history="1" r:id="rIdtbgq3jkvhtzxkdhbcqanf">
+            <w:hyperlink w:history="1" r:id="rId7kngtxwpavw2gz5owzzck">
               <w:r>
                 <w:rPr>
                   <w:rFonts w:ascii="Arial" w:cs="Arial" w:eastAsia="Arial" w:hAnsi="Arial"/>
@@ -9455,7 +9455,7 @@
               <w:spacing w:after="10" w:before="0"/>
               <w:ind w:left="120"/>
             </w:pPr>
-            <w:hyperlink w:history="1" r:id="rId5vqzivowrtkakplqjz6dr">
+            <w:hyperlink w:history="1" r:id="rIdci4el5vzsikmsgy3c87yq">
               <w:r>
                 <w:rPr>
                   <w:rFonts w:ascii="Arial" w:cs="Arial" w:eastAsia="Arial" w:hAnsi="Arial"/>
@@ -9650,7 +9650,7 @@
             <w:pPr>
               <w:spacing w:after="20" w:before="0"/>
             </w:pPr>
-            <w:hyperlink w:history="1" r:id="rIdoqg5xrbb-8dvwe6xzlkbt">
+            <w:hyperlink w:history="1" r:id="rIddbxh6ndf0ysj1vfr_juts">
               <w:r>
                 <w:rPr>
                   <w:rFonts w:ascii="Arial" w:cs="Arial" w:eastAsia="Arial" w:hAnsi="Arial"/>
@@ -9683,7 +9683,7 @@
               <w:spacing w:after="10" w:before="0"/>
               <w:ind w:left="120"/>
             </w:pPr>
-            <w:hyperlink w:history="1" r:id="rIdnqpchy0fldby1imi3kbei">
+            <w:hyperlink w:history="1" r:id="rIdzryimslhoteivjc9so4bf">
               <w:r>
                 <w:rPr>
                   <w:rFonts w:ascii="Arial" w:cs="Arial" w:eastAsia="Arial" w:hAnsi="Arial"/>
@@ -9728,7 +9728,7 @@
             <w:pPr>
               <w:spacing w:after="20" w:before="0"/>
             </w:pPr>
-            <w:hyperlink w:history="1" r:id="rIdiwvv-vrmkn9twqetya3yb">
+            <w:hyperlink w:history="1" r:id="rId4tedqigxwltnorqp1l8g9">
               <w:r>
                 <w:rPr>
                   <w:rFonts w:ascii="Arial" w:cs="Arial" w:eastAsia="Arial" w:hAnsi="Arial"/>
@@ -9761,7 +9761,7 @@
               <w:spacing w:after="10" w:before="0"/>
               <w:ind w:left="120"/>
             </w:pPr>
-            <w:hyperlink w:history="1" r:id="rIdbpfqgyg7twrforqhmbbqj">
+            <w:hyperlink w:history="1" r:id="rIdg_4uwksd1dnpssuaihce_">
               <w:r>
                 <w:rPr>
                   <w:rFonts w:ascii="Arial" w:cs="Arial" w:eastAsia="Arial" w:hAnsi="Arial"/>
@@ -9956,7 +9956,7 @@
             <w:pPr>
               <w:spacing w:after="20" w:before="0"/>
             </w:pPr>
-            <w:hyperlink w:history="1" r:id="rId3mwaqjfqotuzdtdo9eeyt">
+            <w:hyperlink w:history="1" r:id="rId5fe8k33axoqi5k9fmcwvy">
               <w:r>
                 <w:rPr>
                   <w:rFonts w:ascii="Arial" w:cs="Arial" w:eastAsia="Arial" w:hAnsi="Arial"/>
@@ -9989,7 +9989,7 @@
               <w:spacing w:after="10" w:before="0"/>
               <w:ind w:left="120"/>
             </w:pPr>
-            <w:hyperlink w:history="1" r:id="rIdlncrxwjljizjitwvsugjw">
+            <w:hyperlink w:history="1" r:id="rId_iwhp79m0oof-8jubgixc">
               <w:r>
                 <w:rPr>
                   <w:rFonts w:ascii="Arial" w:cs="Arial" w:eastAsia="Arial" w:hAnsi="Arial"/>
@@ -10034,7 +10034,7 @@
             <w:pPr>
               <w:spacing w:after="20" w:before="0"/>
             </w:pPr>
-            <w:hyperlink w:history="1" r:id="rIdrfoeq5wfnp38f23wmqdkp">
+            <w:hyperlink w:history="1" r:id="rIdeumfbrbpcksyghncj-ol6">
               <w:r>
                 <w:rPr>
                   <w:rFonts w:ascii="Arial" w:cs="Arial" w:eastAsia="Arial" w:hAnsi="Arial"/>
@@ -10067,7 +10067,7 @@
               <w:spacing w:after="10" w:before="0"/>
               <w:ind w:left="120"/>
             </w:pPr>
-            <w:hyperlink w:history="1" r:id="rIdresjiozwu1mreytogbtkw">
+            <w:hyperlink w:history="1" r:id="rIdu1ocpijgj-xhntp7uh07o">
               <w:r>
                 <w:rPr>
                   <w:rFonts w:ascii="Arial" w:cs="Arial" w:eastAsia="Arial" w:hAnsi="Arial"/>
@@ -10262,7 +10262,7 @@
             <w:pPr>
               <w:spacing w:after="20" w:before="0"/>
             </w:pPr>
-            <w:hyperlink w:history="1" r:id="rIdgi6kjxatv6wxgc57cwjjc">
+            <w:hyperlink w:history="1" r:id="rIdj2atckfuc_e6eyrxcmxh0">
               <w:r>
                 <w:rPr>
                   <w:rFonts w:ascii="Arial" w:cs="Arial" w:eastAsia="Arial" w:hAnsi="Arial"/>
@@ -10295,7 +10295,7 @@
               <w:spacing w:after="10" w:before="0"/>
               <w:ind w:left="120"/>
             </w:pPr>
-            <w:hyperlink w:history="1" r:id="rIds8j2usq9q5iueysguokih">
+            <w:hyperlink w:history="1" r:id="rIdi8jy7cpz1ts9lfuzgh7bb">
               <w:r>
                 <w:rPr>
                   <w:rFonts w:ascii="Arial" w:cs="Arial" w:eastAsia="Arial" w:hAnsi="Arial"/>
@@ -10340,7 +10340,7 @@
             <w:pPr>
               <w:spacing w:after="20" w:before="0"/>
             </w:pPr>
-            <w:hyperlink w:history="1" r:id="rIdvefbfdn3wm4mapdynpazh">
+            <w:hyperlink w:history="1" r:id="rIdqkgrza8-jas_6nesw1arv">
               <w:r>
                 <w:rPr>
                   <w:rFonts w:ascii="Arial" w:cs="Arial" w:eastAsia="Arial" w:hAnsi="Arial"/>
@@ -10373,7 +10373,7 @@
               <w:spacing w:after="10" w:before="0"/>
               <w:ind w:left="120"/>
             </w:pPr>
-            <w:hyperlink w:history="1" r:id="rIdjit-wvxpeceyblhxfkq4j">
+            <w:hyperlink w:history="1" r:id="rIdgcv-izvpvccczfvizs0sw">
               <w:r>
                 <w:rPr>
                   <w:rFonts w:ascii="Arial" w:cs="Arial" w:eastAsia="Arial" w:hAnsi="Arial"/>
@@ -11860,7 +11860,7 @@
             <w:pPr>
               <w:spacing w:after="20" w:before="0"/>
             </w:pPr>
-            <w:hyperlink w:history="1" r:id="rIdcaggx2selj3igzzxg1tkk">
+            <w:hyperlink w:history="1" r:id="rIdoxqa76vkod4kfmtgy_eiw">
               <w:r>
                 <w:rPr>
                   <w:rFonts w:ascii="Arial" w:cs="Arial" w:eastAsia="Arial" w:hAnsi="Arial"/>
@@ -11893,7 +11893,7 @@
               <w:spacing w:after="10" w:before="0"/>
               <w:ind w:left="120"/>
             </w:pPr>
-            <w:hyperlink w:history="1" r:id="rIdd3863vvtna9svnvwn-uox">
+            <w:hyperlink w:history="1" r:id="rIdgjm_seb2uyv5hpgah6pkl">
               <w:r>
                 <w:rPr>
                   <w:rFonts w:ascii="Arial" w:cs="Arial" w:eastAsia="Arial" w:hAnsi="Arial"/>
@@ -11938,7 +11938,7 @@
             <w:pPr>
               <w:spacing w:after="20" w:before="0"/>
             </w:pPr>
-            <w:hyperlink w:history="1" r:id="rIdlmom5rvrl796okzk2bqxg">
+            <w:hyperlink w:history="1" r:id="rIddcleyfrh79rn7cukqwtnq">
               <w:r>
                 <w:rPr>
                   <w:rFonts w:ascii="Arial" w:cs="Arial" w:eastAsia="Arial" w:hAnsi="Arial"/>
@@ -11971,7 +11971,7 @@
               <w:spacing w:after="10" w:before="0"/>
               <w:ind w:left="120"/>
             </w:pPr>
-            <w:hyperlink w:history="1" r:id="rId2sxviayahdyowuxq62st2">
+            <w:hyperlink w:history="1" r:id="rId9jwgs2exikwlbodjgla9z">
               <w:r>
                 <w:rPr>
                   <w:rFonts w:ascii="Arial" w:cs="Arial" w:eastAsia="Arial" w:hAnsi="Arial"/>
@@ -12166,7 +12166,7 @@
             <w:pPr>
               <w:spacing w:after="20" w:before="0"/>
             </w:pPr>
-            <w:hyperlink w:history="1" r:id="rIdvpiiut8edod3ubz87akcj">
+            <w:hyperlink w:history="1" r:id="rIdj1-j2kk1dusxhr4fixtzk">
               <w:r>
                 <w:rPr>
                   <w:rFonts w:ascii="Arial" w:cs="Arial" w:eastAsia="Arial" w:hAnsi="Arial"/>
@@ -12199,7 +12199,7 @@
               <w:spacing w:after="10" w:before="0"/>
               <w:ind w:left="120"/>
             </w:pPr>
-            <w:hyperlink w:history="1" r:id="rId0zhgpn-sn5avbbddf9p4j">
+            <w:hyperlink w:history="1" r:id="rIdsh0jhwzejtp46x_ol0x1k">
               <w:r>
                 <w:rPr>
                   <w:rFonts w:ascii="Arial" w:cs="Arial" w:eastAsia="Arial" w:hAnsi="Arial"/>
@@ -12244,7 +12244,7 @@
             <w:pPr>
               <w:spacing w:after="20" w:before="0"/>
             </w:pPr>
-            <w:hyperlink w:history="1" r:id="rIdu8xv_ixu8hykfuzjg_icj">
+            <w:hyperlink w:history="1" r:id="rIdyweytneh9psm9ytbtu8p0">
               <w:r>
                 <w:rPr>
                   <w:rFonts w:ascii="Arial" w:cs="Arial" w:eastAsia="Arial" w:hAnsi="Arial"/>
@@ -12277,7 +12277,7 @@
               <w:spacing w:after="10" w:before="0"/>
               <w:ind w:left="120"/>
             </w:pPr>
-            <w:hyperlink w:history="1" r:id="rIdury5opsvlkc4iqbetrugg">
+            <w:hyperlink w:history="1" r:id="rIdlkswston7eu1lp4eicexk">
               <w:r>
                 <w:rPr>
                   <w:rFonts w:ascii="Arial" w:cs="Arial" w:eastAsia="Arial" w:hAnsi="Arial"/>
@@ -12472,7 +12472,7 @@
             <w:pPr>
               <w:spacing w:after="20" w:before="0"/>
             </w:pPr>
-            <w:hyperlink w:history="1" r:id="rIddo0m4i3q06xiwqlln8w2o">
+            <w:hyperlink w:history="1" r:id="rIdohtkgxtdlzwiolt4gzr6j">
               <w:r>
                 <w:rPr>
                   <w:rFonts w:ascii="Arial" w:cs="Arial" w:eastAsia="Arial" w:hAnsi="Arial"/>
@@ -12505,7 +12505,7 @@
               <w:spacing w:after="10" w:before="0"/>
               <w:ind w:left="120"/>
             </w:pPr>
-            <w:hyperlink w:history="1" r:id="rIdr18ds9irsaaltpfq9j2qm">
+            <w:hyperlink w:history="1" r:id="rIdnzd4iwcimxmstwgehdc5f">
               <w:r>
                 <w:rPr>
                   <w:rFonts w:ascii="Arial" w:cs="Arial" w:eastAsia="Arial" w:hAnsi="Arial"/>
@@ -12550,7 +12550,7 @@
             <w:pPr>
               <w:spacing w:after="20" w:before="0"/>
             </w:pPr>
-            <w:hyperlink w:history="1" r:id="rIdkzpxo-pgyan4rhzk-0_4t">
+            <w:hyperlink w:history="1" r:id="rIdbhbazcywas6yymzwtxccl">
               <w:r>
                 <w:rPr>
                   <w:rFonts w:ascii="Arial" w:cs="Arial" w:eastAsia="Arial" w:hAnsi="Arial"/>
@@ -12583,7 +12583,7 @@
               <w:spacing w:after="10" w:before="0"/>
               <w:ind w:left="120"/>
             </w:pPr>
-            <w:hyperlink w:history="1" r:id="rIdbihvodmlforiaqrgw15fd">
+            <w:hyperlink w:history="1" r:id="rIdyzeau6vchcxz_bqvzkdbu">
               <w:r>
                 <w:rPr>
                   <w:rFonts w:ascii="Arial" w:cs="Arial" w:eastAsia="Arial" w:hAnsi="Arial"/>
@@ -12778,7 +12778,7 @@
             <w:pPr>
               <w:spacing w:after="20" w:before="0"/>
             </w:pPr>
-            <w:hyperlink w:history="1" r:id="rIdrmbbqyqybspeemruazly3">
+            <w:hyperlink w:history="1" r:id="rIdauxcilwmcp_anzkohkq0n">
               <w:r>
                 <w:rPr>
                   <w:rFonts w:ascii="Arial" w:cs="Arial" w:eastAsia="Arial" w:hAnsi="Arial"/>
@@ -12811,7 +12811,7 @@
               <w:spacing w:after="10" w:before="0"/>
               <w:ind w:left="120"/>
             </w:pPr>
-            <w:hyperlink w:history="1" r:id="rIdhuncqigrwmbcutuuawj_l">
+            <w:hyperlink w:history="1" r:id="rIdpbjac1vu1bspw-jat3ows">
               <w:r>
                 <w:rPr>
                   <w:rFonts w:ascii="Arial" w:cs="Arial" w:eastAsia="Arial" w:hAnsi="Arial"/>
@@ -12856,7 +12856,7 @@
             <w:pPr>
               <w:spacing w:after="20" w:before="0"/>
             </w:pPr>
-            <w:hyperlink w:history="1" r:id="rIdrk-wjdsacp8gctsibeqxg">
+            <w:hyperlink w:history="1" r:id="rIdpgthuvii2r_krmlzaxwrc">
               <w:r>
                 <w:rPr>
                   <w:rFonts w:ascii="Arial" w:cs="Arial" w:eastAsia="Arial" w:hAnsi="Arial"/>
@@ -12889,7 +12889,7 @@
               <w:spacing w:after="10" w:before="0"/>
               <w:ind w:left="120"/>
             </w:pPr>
-            <w:hyperlink w:history="1" r:id="rIdqlveeterqzxngsmrf02gl">
+            <w:hyperlink w:history="1" r:id="rId_8lstw_fvkt7d65r7bnvk">
               <w:r>
                 <w:rPr>
                   <w:rFonts w:ascii="Arial" w:cs="Arial" w:eastAsia="Arial" w:hAnsi="Arial"/>
@@ -13084,7 +13084,7 @@
             <w:pPr>
               <w:spacing w:after="20" w:before="0"/>
             </w:pPr>
-            <w:hyperlink w:history="1" r:id="rId1_1_854b9zn5oyl8aov5z">
+            <w:hyperlink w:history="1" r:id="rIdvkk7luov0bjik7mp3pak6">
               <w:r>
                 <w:rPr>
                   <w:rFonts w:ascii="Arial" w:cs="Arial" w:eastAsia="Arial" w:hAnsi="Arial"/>
@@ -13117,7 +13117,7 @@
               <w:spacing w:after="10" w:before="0"/>
               <w:ind w:left="120"/>
             </w:pPr>
-            <w:hyperlink w:history="1" r:id="rIdvasq7izci-k4h2qe6p58e">
+            <w:hyperlink w:history="1" r:id="rIdip3vh7kmfomdw_ca4fv_b">
               <w:r>
                 <w:rPr>
                   <w:rFonts w:ascii="Arial" w:cs="Arial" w:eastAsia="Arial" w:hAnsi="Arial"/>
@@ -13162,7 +13162,7 @@
             <w:pPr>
               <w:spacing w:after="20" w:before="0"/>
             </w:pPr>
-            <w:hyperlink w:history="1" r:id="rId9eqi_-mamnnpliygdeyns">
+            <w:hyperlink w:history="1" r:id="rIdcni1h_ui2roytfwof7bau">
               <w:r>
                 <w:rPr>
                   <w:rFonts w:ascii="Arial" w:cs="Arial" w:eastAsia="Arial" w:hAnsi="Arial"/>
@@ -13195,7 +13195,7 @@
               <w:spacing w:after="10" w:before="0"/>
               <w:ind w:left="120"/>
             </w:pPr>
-            <w:hyperlink w:history="1" r:id="rIdvgc-f6b8seqfs9u3bxcyb">
+            <w:hyperlink w:history="1" r:id="rIdjckgpi_hrh68nipmulgut">
               <w:r>
                 <w:rPr>
                   <w:rFonts w:ascii="Arial" w:cs="Arial" w:eastAsia="Arial" w:hAnsi="Arial"/>
@@ -14796,7 +14796,7 @@
             <w:pPr>
               <w:spacing w:after="20" w:before="0"/>
             </w:pPr>
-            <w:hyperlink w:history="1" r:id="rIdckyye28ac92qm9kicsnoi">
+            <w:hyperlink w:history="1" r:id="rId41da2m4ncioglawahzqjh">
               <w:r>
                 <w:rPr>
                   <w:rFonts w:ascii="Arial" w:cs="Arial" w:eastAsia="Arial" w:hAnsi="Arial"/>
@@ -14829,7 +14829,7 @@
               <w:spacing w:after="10" w:before="0"/>
               <w:ind w:left="120"/>
             </w:pPr>
-            <w:hyperlink w:history="1" r:id="rIdaisx0pfdf3idv_g7kxr3z">
+            <w:hyperlink w:history="1" r:id="rIdfcvjrqgd4zsqhcwpqo4mq">
               <w:r>
                 <w:rPr>
                   <w:rFonts w:ascii="Arial" w:cs="Arial" w:eastAsia="Arial" w:hAnsi="Arial"/>
@@ -14874,7 +14874,7 @@
             <w:pPr>
               <w:spacing w:after="20" w:before="0"/>
             </w:pPr>
-            <w:hyperlink w:history="1" r:id="rIdyupitqk8o1odgfacx4ksd">
+            <w:hyperlink w:history="1" r:id="rId31drtnm7pz5p8byciwjc7">
               <w:r>
                 <w:rPr>
                   <w:rFonts w:ascii="Arial" w:cs="Arial" w:eastAsia="Arial" w:hAnsi="Arial"/>
@@ -14907,7 +14907,7 @@
               <w:spacing w:after="10" w:before="0"/>
               <w:ind w:left="120"/>
             </w:pPr>
-            <w:hyperlink w:history="1" r:id="rIdjghjgd7boqsmesfveu7vz">
+            <w:hyperlink w:history="1" r:id="rId7rfkjv8asqrum5gdp21hb">
               <w:r>
                 <w:rPr>
                   <w:rFonts w:ascii="Arial" w:cs="Arial" w:eastAsia="Arial" w:hAnsi="Arial"/>
@@ -15102,7 +15102,7 @@
             <w:pPr>
               <w:spacing w:after="20" w:before="0"/>
             </w:pPr>
-            <w:hyperlink w:history="1" r:id="rIdgpj59yiukw2iu5e7kv5y-">
+            <w:hyperlink w:history="1" r:id="rIds8pcsmgfuwmdmmaawcpei">
               <w:r>
                 <w:rPr>
                   <w:rFonts w:ascii="Arial" w:cs="Arial" w:eastAsia="Arial" w:hAnsi="Arial"/>
@@ -15135,7 +15135,7 @@
               <w:spacing w:after="10" w:before="0"/>
               <w:ind w:left="120"/>
             </w:pPr>
-            <w:hyperlink w:history="1" r:id="rIddusfoauq63wwbcep16jrl">
+            <w:hyperlink w:history="1" r:id="rIdswwnyhmvw9wpwbanpri0_">
               <w:r>
                 <w:rPr>
                   <w:rFonts w:ascii="Arial" w:cs="Arial" w:eastAsia="Arial" w:hAnsi="Arial"/>
@@ -15180,7 +15180,7 @@
             <w:pPr>
               <w:spacing w:after="20" w:before="0"/>
             </w:pPr>
-            <w:hyperlink w:history="1" r:id="rIdvwqm-bxl00aqckkyiszf4">
+            <w:hyperlink w:history="1" r:id="rIdjelybamn4o8us8e8ceypj">
               <w:r>
                 <w:rPr>
                   <w:rFonts w:ascii="Arial" w:cs="Arial" w:eastAsia="Arial" w:hAnsi="Arial"/>
@@ -15213,7 +15213,7 @@
               <w:spacing w:after="10" w:before="0"/>
               <w:ind w:left="120"/>
             </w:pPr>
-            <w:hyperlink w:history="1" r:id="rIdmodjnvynlqqrb46v6deex">
+            <w:hyperlink w:history="1" r:id="rIdjqgqlwgnbfded3jczugs1">
               <w:r>
                 <w:rPr>
                   <w:rFonts w:ascii="Arial" w:cs="Arial" w:eastAsia="Arial" w:hAnsi="Arial"/>
@@ -15408,7 +15408,7 @@
             <w:pPr>
               <w:spacing w:after="20" w:before="0"/>
             </w:pPr>
-            <w:hyperlink w:history="1" r:id="rId6wi5vjcnnx8k-t-bbsl3l">
+            <w:hyperlink w:history="1" r:id="rIduixisvctcle7r9oplgz3-">
               <w:r>
                 <w:rPr>
                   <w:rFonts w:ascii="Arial" w:cs="Arial" w:eastAsia="Arial" w:hAnsi="Arial"/>
@@ -15441,7 +15441,7 @@
               <w:spacing w:after="10" w:before="0"/>
               <w:ind w:left="120"/>
             </w:pPr>
-            <w:hyperlink w:history="1" r:id="rIdhbgpoji8f36so8ntf7ksf">
+            <w:hyperlink w:history="1" r:id="rIddyd8vanf_tayoovzvpz1n">
               <w:r>
                 <w:rPr>
                   <w:rFonts w:ascii="Arial" w:cs="Arial" w:eastAsia="Arial" w:hAnsi="Arial"/>
@@ -15486,7 +15486,7 @@
             <w:pPr>
               <w:spacing w:after="20" w:before="0"/>
             </w:pPr>
-            <w:hyperlink w:history="1" r:id="rIdhvpcmg5ok_pex0w2pmjlm">
+            <w:hyperlink w:history="1" r:id="rId_epeqh-bwxys1guaqvzq1">
               <w:r>
                 <w:rPr>
                   <w:rFonts w:ascii="Arial" w:cs="Arial" w:eastAsia="Arial" w:hAnsi="Arial"/>
@@ -15519,7 +15519,7 @@
               <w:spacing w:after="10" w:before="0"/>
               <w:ind w:left="120"/>
             </w:pPr>
-            <w:hyperlink w:history="1" r:id="rIdnhjq727hnhsl4thzxq89r">
+            <w:hyperlink w:history="1" r:id="rIdnj_-pff7txl1jp9bozgqx">
               <w:r>
                 <w:rPr>
                   <w:rFonts w:ascii="Arial" w:cs="Arial" w:eastAsia="Arial" w:hAnsi="Arial"/>
@@ -15714,7 +15714,7 @@
             <w:pPr>
               <w:spacing w:after="20" w:before="0"/>
             </w:pPr>
-            <w:hyperlink w:history="1" r:id="rIddiqbn-xr7hgsstdqn60ox">
+            <w:hyperlink w:history="1" r:id="rId0iqfjjuxp9aay1kvq6cgt">
               <w:r>
                 <w:rPr>
                   <w:rFonts w:ascii="Arial" w:cs="Arial" w:eastAsia="Arial" w:hAnsi="Arial"/>
@@ -15747,7 +15747,7 @@
               <w:spacing w:after="10" w:before="0"/>
               <w:ind w:left="120"/>
             </w:pPr>
-            <w:hyperlink w:history="1" r:id="rId-6zrx4pwghshr84vf80nx">
+            <w:hyperlink w:history="1" r:id="rIdwqhg_q0wijvo1aqeiwxfm">
               <w:r>
                 <w:rPr>
                   <w:rFonts w:ascii="Arial" w:cs="Arial" w:eastAsia="Arial" w:hAnsi="Arial"/>
@@ -15792,7 +15792,7 @@
             <w:pPr>
               <w:spacing w:after="20" w:before="0"/>
             </w:pPr>
-            <w:hyperlink w:history="1" r:id="rIdu00d6jmp1wgocdzru4g1v">
+            <w:hyperlink w:history="1" r:id="rIdojxviadsl--fgbw9gzfhc">
               <w:r>
                 <w:rPr>
                   <w:rFonts w:ascii="Arial" w:cs="Arial" w:eastAsia="Arial" w:hAnsi="Arial"/>
@@ -15825,7 +15825,7 @@
               <w:spacing w:after="10" w:before="0"/>
               <w:ind w:left="120"/>
             </w:pPr>
-            <w:hyperlink w:history="1" r:id="rIdfkw_legbyhhba5shrnuhs">
+            <w:hyperlink w:history="1" r:id="rIdzef-5gibtf3rddthbhzfs">
               <w:r>
                 <w:rPr>
                   <w:rFonts w:ascii="Arial" w:cs="Arial" w:eastAsia="Arial" w:hAnsi="Arial"/>
@@ -16020,7 +16020,7 @@
             <w:pPr>
               <w:spacing w:after="20" w:before="0"/>
             </w:pPr>
-            <w:hyperlink w:history="1" r:id="rIdkdexr5vkrw05ujfqxry1r">
+            <w:hyperlink w:history="1" r:id="rIdtypxhk0eqdeft-gmwdfms">
               <w:r>
                 <w:rPr>
                   <w:rFonts w:ascii="Arial" w:cs="Arial" w:eastAsia="Arial" w:hAnsi="Arial"/>
@@ -16053,7 +16053,7 @@
               <w:spacing w:after="10" w:before="0"/>
               <w:ind w:left="120"/>
             </w:pPr>
-            <w:hyperlink w:history="1" r:id="rIdurjnypstultgek_crzy7p">
+            <w:hyperlink w:history="1" r:id="rIdzwqlmpxs5dntqfn9egvfx">
               <w:r>
                 <w:rPr>
                   <w:rFonts w:ascii="Arial" w:cs="Arial" w:eastAsia="Arial" w:hAnsi="Arial"/>
@@ -16098,7 +16098,7 @@
             <w:pPr>
               <w:spacing w:after="20" w:before="0"/>
             </w:pPr>
-            <w:hyperlink w:history="1" r:id="rIdsvjsz-webp8srarzuvu5u">
+            <w:hyperlink w:history="1" r:id="rIdn7vk3roydmyinr0xu0yro">
               <w:r>
                 <w:rPr>
                   <w:rFonts w:ascii="Arial" w:cs="Arial" w:eastAsia="Arial" w:hAnsi="Arial"/>
@@ -16131,7 +16131,7 @@
               <w:spacing w:after="10" w:before="0"/>
               <w:ind w:left="120"/>
             </w:pPr>
-            <w:hyperlink w:history="1" r:id="rIdiqefqsoffkf9dpzfy_gih">
+            <w:hyperlink w:history="1" r:id="rIdybp2l5svhasonlh5b4dbf">
               <w:r>
                 <w:rPr>
                   <w:rFonts w:ascii="Arial" w:cs="Arial" w:eastAsia="Arial" w:hAnsi="Arial"/>
@@ -17618,7 +17618,7 @@
             <w:pPr>
               <w:spacing w:after="20" w:before="0"/>
             </w:pPr>
-            <w:hyperlink w:history="1" r:id="rIdbkluqs0im5byarzecohma">
+            <w:hyperlink w:history="1" r:id="rIdawdxkulaig9db7laobxmu">
               <w:r>
                 <w:rPr>
                   <w:rFonts w:ascii="Arial" w:cs="Arial" w:eastAsia="Arial" w:hAnsi="Arial"/>
@@ -17651,7 +17651,7 @@
               <w:spacing w:after="10" w:before="0"/>
               <w:ind w:left="120"/>
             </w:pPr>
-            <w:hyperlink w:history="1" r:id="rIdx3h6qqtzklrs7r7nayqjf">
+            <w:hyperlink w:history="1" r:id="rIdc7ev_gul1iut5isxmzlf1">
               <w:r>
                 <w:rPr>
                   <w:rFonts w:ascii="Arial" w:cs="Arial" w:eastAsia="Arial" w:hAnsi="Arial"/>
@@ -17696,7 +17696,7 @@
             <w:pPr>
               <w:spacing w:after="20" w:before="0"/>
             </w:pPr>
-            <w:hyperlink w:history="1" r:id="rIdsl59-bvranful3ywwgwgh">
+            <w:hyperlink w:history="1" r:id="rIdffmc8hvwas0mlot4y47hd">
               <w:r>
                 <w:rPr>
                   <w:rFonts w:ascii="Arial" w:cs="Arial" w:eastAsia="Arial" w:hAnsi="Arial"/>
@@ -17729,7 +17729,7 @@
               <w:spacing w:after="10" w:before="0"/>
               <w:ind w:left="120"/>
             </w:pPr>
-            <w:hyperlink w:history="1" r:id="rId-alfwmip3it7bd523heex">
+            <w:hyperlink w:history="1" r:id="rId8wi7ffz9s2-ninksvet-m">
               <w:r>
                 <w:rPr>
                   <w:rFonts w:ascii="Arial" w:cs="Arial" w:eastAsia="Arial" w:hAnsi="Arial"/>
@@ -17924,7 +17924,7 @@
             <w:pPr>
               <w:spacing w:after="20" w:before="0"/>
             </w:pPr>
-            <w:hyperlink w:history="1" r:id="rIdpxf74donq5tq-fpembwm6">
+            <w:hyperlink w:history="1" r:id="rIdhpx5cdxanek4latr72ukd">
               <w:r>
                 <w:rPr>
                   <w:rFonts w:ascii="Arial" w:cs="Arial" w:eastAsia="Arial" w:hAnsi="Arial"/>
@@ -17957,7 +17957,7 @@
               <w:spacing w:after="10" w:before="0"/>
               <w:ind w:left="120"/>
             </w:pPr>
-            <w:hyperlink w:history="1" r:id="rIdbkudpfu1me_yhvko6q4rx">
+            <w:hyperlink w:history="1" r:id="rIdrkujvgoe-2oo7fmgq4d_f">
               <w:r>
                 <w:rPr>
                   <w:rFonts w:ascii="Arial" w:cs="Arial" w:eastAsia="Arial" w:hAnsi="Arial"/>
@@ -18002,7 +18002,7 @@
             <w:pPr>
               <w:spacing w:after="20" w:before="0"/>
             </w:pPr>
-            <w:hyperlink w:history="1" r:id="rIdouadumrqqxwjjwmhcyt_s">
+            <w:hyperlink w:history="1" r:id="rIdfw0jx9nuktbb7_mb5jkvf">
               <w:r>
                 <w:rPr>
                   <w:rFonts w:ascii="Arial" w:cs="Arial" w:eastAsia="Arial" w:hAnsi="Arial"/>
@@ -18035,7 +18035,7 @@
               <w:spacing w:after="10" w:before="0"/>
               <w:ind w:left="120"/>
             </w:pPr>
-            <w:hyperlink w:history="1" r:id="rIdbnxlewovkdjslbr3uxkft">
+            <w:hyperlink w:history="1" r:id="rIdpwvtzyxunqhc7nbrk5net">
               <w:r>
                 <w:rPr>
                   <w:rFonts w:ascii="Arial" w:cs="Arial" w:eastAsia="Arial" w:hAnsi="Arial"/>
@@ -18230,7 +18230,7 @@
             <w:pPr>
               <w:spacing w:after="20" w:before="0"/>
             </w:pPr>
-            <w:hyperlink w:history="1" r:id="rIddv3otrjlr4kscgbih-3xx">
+            <w:hyperlink w:history="1" r:id="rIdsteqvso8ubnwc__6flaww">
               <w:r>
                 <w:rPr>
                   <w:rFonts w:ascii="Arial" w:cs="Arial" w:eastAsia="Arial" w:hAnsi="Arial"/>
@@ -18263,7 +18263,7 @@
               <w:spacing w:after="10" w:before="0"/>
               <w:ind w:left="120"/>
             </w:pPr>
-            <w:hyperlink w:history="1" r:id="rIduxycmgupzekekjwmmd2b1">
+            <w:hyperlink w:history="1" r:id="rIdnkjgd2kc3_z__pzehf5fq">
               <w:r>
                 <w:rPr>
                   <w:rFonts w:ascii="Arial" w:cs="Arial" w:eastAsia="Arial" w:hAnsi="Arial"/>
@@ -18308,7 +18308,7 @@
             <w:pPr>
               <w:spacing w:after="20" w:before="0"/>
             </w:pPr>
-            <w:hyperlink w:history="1" r:id="rId8glyzedollmiqiwtproym">
+            <w:hyperlink w:history="1" r:id="rIdnjrbtxpq8x92aks49oipy">
               <w:r>
                 <w:rPr>
                   <w:rFonts w:ascii="Arial" w:cs="Arial" w:eastAsia="Arial" w:hAnsi="Arial"/>
@@ -18341,7 +18341,7 @@
               <w:spacing w:after="10" w:before="0"/>
               <w:ind w:left="120"/>
             </w:pPr>
-            <w:hyperlink w:history="1" r:id="rIduhfinqcqjrai9rjxoqv3x">
+            <w:hyperlink w:history="1" r:id="rId7me0phs2zlwym5mbnkv6m">
               <w:r>
                 <w:rPr>
                   <w:rFonts w:ascii="Arial" w:cs="Arial" w:eastAsia="Arial" w:hAnsi="Arial"/>
@@ -18536,7 +18536,7 @@
             <w:pPr>
               <w:spacing w:after="20" w:before="0"/>
             </w:pPr>
-            <w:hyperlink w:history="1" r:id="rIdypogx1hzfahqx1wdemn3y">
+            <w:hyperlink w:history="1" r:id="rIdgny-p4vtcqqovggmpkiqn">
               <w:r>
                 <w:rPr>
                   <w:rFonts w:ascii="Arial" w:cs="Arial" w:eastAsia="Arial" w:hAnsi="Arial"/>
@@ -18569,7 +18569,7 @@
               <w:spacing w:after="10" w:before="0"/>
               <w:ind w:left="120"/>
             </w:pPr>
-            <w:hyperlink w:history="1" r:id="rIdkm76k0gqlf8rqyx4vusk3">
+            <w:hyperlink w:history="1" r:id="rIdk1a58aq8uf7qzgvj8tqqr">
               <w:r>
                 <w:rPr>
                   <w:rFonts w:ascii="Arial" w:cs="Arial" w:eastAsia="Arial" w:hAnsi="Arial"/>
@@ -18614,7 +18614,7 @@
             <w:pPr>
               <w:spacing w:after="20" w:before="0"/>
             </w:pPr>
-            <w:hyperlink w:history="1" r:id="rIdwxkcyqvii-mmsvlphhq-p">
+            <w:hyperlink w:history="1" r:id="rId4vajg5sqvyf0f4znnfevx">
               <w:r>
                 <w:rPr>
                   <w:rFonts w:ascii="Arial" w:cs="Arial" w:eastAsia="Arial" w:hAnsi="Arial"/>
@@ -18647,7 +18647,7 @@
               <w:spacing w:after="10" w:before="0"/>
               <w:ind w:left="120"/>
             </w:pPr>
-            <w:hyperlink w:history="1" r:id="rIdeacfhtw1ksg49sjqindox">
+            <w:hyperlink w:history="1" r:id="rIdw1aufzx01ske7iwjk4ppy">
               <w:r>
                 <w:rPr>
                   <w:rFonts w:ascii="Arial" w:cs="Arial" w:eastAsia="Arial" w:hAnsi="Arial"/>
@@ -18842,7 +18842,7 @@
             <w:pPr>
               <w:spacing w:after="20" w:before="0"/>
             </w:pPr>
-            <w:hyperlink w:history="1" r:id="rIdcgiradqfsq9zqhyn4pt-l">
+            <w:hyperlink w:history="1" r:id="rIdx68blbsudpo_qvwmxukbg">
               <w:r>
                 <w:rPr>
                   <w:rFonts w:ascii="Arial" w:cs="Arial" w:eastAsia="Arial" w:hAnsi="Arial"/>
@@ -18875,7 +18875,7 @@
               <w:spacing w:after="10" w:before="0"/>
               <w:ind w:left="120"/>
             </w:pPr>
-            <w:hyperlink w:history="1" r:id="rIdhmmmbtzrxow3wnhc_bmdv">
+            <w:hyperlink w:history="1" r:id="rIdtcyrwdae2fxusgrpdjpiu">
               <w:r>
                 <w:rPr>
                   <w:rFonts w:ascii="Arial" w:cs="Arial" w:eastAsia="Arial" w:hAnsi="Arial"/>
@@ -18920,7 +18920,7 @@
             <w:pPr>
               <w:spacing w:after="20" w:before="0"/>
             </w:pPr>
-            <w:hyperlink w:history="1" r:id="rIdlm55ml-e4vxig9xfi-xix">
+            <w:hyperlink w:history="1" r:id="rIdwaduum-fe79jrcbvqfkei">
               <w:r>
                 <w:rPr>
                   <w:rFonts w:ascii="Arial" w:cs="Arial" w:eastAsia="Arial" w:hAnsi="Arial"/>
@@ -18953,7 +18953,7 @@
               <w:spacing w:after="10" w:before="0"/>
               <w:ind w:left="120"/>
             </w:pPr>
-            <w:hyperlink w:history="1" r:id="rIdkptxqdtjonh87sewmq8eg">
+            <w:hyperlink w:history="1" r:id="rIdmtxtiroboave-xhlshzzb">
               <w:r>
                 <w:rPr>
                   <w:rFonts w:ascii="Arial" w:cs="Arial" w:eastAsia="Arial" w:hAnsi="Arial"/>
@@ -20440,7 +20440,7 @@
             <w:pPr>
               <w:spacing w:after="20" w:before="0"/>
             </w:pPr>
-            <w:hyperlink w:history="1" r:id="rId2tizdco7obrvkmzzfewbh">
+            <w:hyperlink w:history="1" r:id="rId0w2xevxb0gz8xjuulk4h2">
               <w:r>
                 <w:rPr>
                   <w:rFonts w:ascii="Arial" w:cs="Arial" w:eastAsia="Arial" w:hAnsi="Arial"/>
@@ -20473,7 +20473,7 @@
               <w:spacing w:after="10" w:before="0"/>
               <w:ind w:left="120"/>
             </w:pPr>
-            <w:hyperlink w:history="1" r:id="rIdkkr4jj9lda3jdxqwkts-7">
+            <w:hyperlink w:history="1" r:id="rIdjf5u_ql0wxq1dzhv94v08">
               <w:r>
                 <w:rPr>
                   <w:rFonts w:ascii="Arial" w:cs="Arial" w:eastAsia="Arial" w:hAnsi="Arial"/>
@@ -20518,7 +20518,7 @@
             <w:pPr>
               <w:spacing w:after="20" w:before="0"/>
             </w:pPr>
-            <w:hyperlink w:history="1" r:id="rId1u9v6exhcesqnrudxbhn8">
+            <w:hyperlink w:history="1" r:id="rIdiahmm2fbz_pjwyq_uyqpv">
               <w:r>
                 <w:rPr>
                   <w:rFonts w:ascii="Arial" w:cs="Arial" w:eastAsia="Arial" w:hAnsi="Arial"/>
@@ -20551,7 +20551,7 @@
               <w:spacing w:after="10" w:before="0"/>
               <w:ind w:left="120"/>
             </w:pPr>
-            <w:hyperlink w:history="1" r:id="rIdonpvbsi6epr4bwxlhaevl">
+            <w:hyperlink w:history="1" r:id="rId6vte1fuvc1o2nmmjbh8c-">
               <w:r>
                 <w:rPr>
                   <w:rFonts w:ascii="Arial" w:cs="Arial" w:eastAsia="Arial" w:hAnsi="Arial"/>
@@ -20746,7 +20746,7 @@
             <w:pPr>
               <w:spacing w:after="20" w:before="0"/>
             </w:pPr>
-            <w:hyperlink w:history="1" r:id="rIdycigqpgdywyl-5amatvfv">
+            <w:hyperlink w:history="1" r:id="rIdrpk0xpkxrv9kgxbfzhkuq">
               <w:r>
                 <w:rPr>
                   <w:rFonts w:ascii="Arial" w:cs="Arial" w:eastAsia="Arial" w:hAnsi="Arial"/>
@@ -20779,7 +20779,7 @@
               <w:spacing w:after="10" w:before="0"/>
               <w:ind w:left="120"/>
             </w:pPr>
-            <w:hyperlink w:history="1" r:id="rId1ylbx_5z4rqco9xzt8wte">
+            <w:hyperlink w:history="1" r:id="rId9bi_wh7qrophefggoz-ew">
               <w:r>
                 <w:rPr>
                   <w:rFonts w:ascii="Arial" w:cs="Arial" w:eastAsia="Arial" w:hAnsi="Arial"/>
@@ -20824,7 +20824,7 @@
             <w:pPr>
               <w:spacing w:after="20" w:before="0"/>
             </w:pPr>
-            <w:hyperlink w:history="1" r:id="rIde6rw2ai1bztc2eqhyapk3">
+            <w:hyperlink w:history="1" r:id="rId5b2c90leop6ibqo4v-fwf">
               <w:r>
                 <w:rPr>
                   <w:rFonts w:ascii="Arial" w:cs="Arial" w:eastAsia="Arial" w:hAnsi="Arial"/>
@@ -20857,7 +20857,7 @@
               <w:spacing w:after="10" w:before="0"/>
               <w:ind w:left="120"/>
             </w:pPr>
-            <w:hyperlink w:history="1" r:id="rId0kmz1zryluclzknselp-t">
+            <w:hyperlink w:history="1" r:id="rIddgc26de_-tq5h9iy4wobm">
               <w:r>
                 <w:rPr>
                   <w:rFonts w:ascii="Arial" w:cs="Arial" w:eastAsia="Arial" w:hAnsi="Arial"/>
@@ -21052,7 +21052,7 @@
             <w:pPr>
               <w:spacing w:after="20" w:before="0"/>
             </w:pPr>
-            <w:hyperlink w:history="1" r:id="rIdkeggpzttou0qhtg8wnwer">
+            <w:hyperlink w:history="1" r:id="rIdoiek984y3pvkd8ycz7dqs">
               <w:r>
                 <w:rPr>
                   <w:rFonts w:ascii="Arial" w:cs="Arial" w:eastAsia="Arial" w:hAnsi="Arial"/>
@@ -21085,7 +21085,7 @@
               <w:spacing w:after="10" w:before="0"/>
               <w:ind w:left="120"/>
             </w:pPr>
-            <w:hyperlink w:history="1" r:id="rIdk15azd-ae-g_qklujfdfb">
+            <w:hyperlink w:history="1" r:id="rIdnfv90enw4cowwlr2hiuuw">
               <w:r>
                 <w:rPr>
                   <w:rFonts w:ascii="Arial" w:cs="Arial" w:eastAsia="Arial" w:hAnsi="Arial"/>
@@ -21130,7 +21130,7 @@
             <w:pPr>
               <w:spacing w:after="20" w:before="0"/>
             </w:pPr>
-            <w:hyperlink w:history="1" r:id="rId3d1fkcyg9p95rp3wqbree">
+            <w:hyperlink w:history="1" r:id="rIdcto4omgxmhzlcteeegm_r">
               <w:r>
                 <w:rPr>
                   <w:rFonts w:ascii="Arial" w:cs="Arial" w:eastAsia="Arial" w:hAnsi="Arial"/>
@@ -21163,7 +21163,7 @@
               <w:spacing w:after="10" w:before="0"/>
               <w:ind w:left="120"/>
             </w:pPr>
-            <w:hyperlink w:history="1" r:id="rIdm972dheb5hlkybvjazkjs">
+            <w:hyperlink w:history="1" r:id="rId5vwpmni_6jiij5flpiohk">
               <w:r>
                 <w:rPr>
                   <w:rFonts w:ascii="Arial" w:cs="Arial" w:eastAsia="Arial" w:hAnsi="Arial"/>
@@ -21358,7 +21358,7 @@
             <w:pPr>
               <w:spacing w:after="20" w:before="0"/>
             </w:pPr>
-            <w:hyperlink w:history="1" r:id="rId-ia9ltoca_scyub_-muq6">
+            <w:hyperlink w:history="1" r:id="rIdwbbfb_sp8hjnzuuk95efa">
               <w:r>
                 <w:rPr>
                   <w:rFonts w:ascii="Arial" w:cs="Arial" w:eastAsia="Arial" w:hAnsi="Arial"/>
@@ -21391,7 +21391,7 @@
               <w:spacing w:after="10" w:before="0"/>
               <w:ind w:left="120"/>
             </w:pPr>
-            <w:hyperlink w:history="1" r:id="rIdk5hx_pytivip0xbxi6ypc">
+            <w:hyperlink w:history="1" r:id="rId95l5gc3wy4x2wcelutt_t">
               <w:r>
                 <w:rPr>
                   <w:rFonts w:ascii="Arial" w:cs="Arial" w:eastAsia="Arial" w:hAnsi="Arial"/>
@@ -21436,7 +21436,7 @@
             <w:pPr>
               <w:spacing w:after="20" w:before="0"/>
             </w:pPr>
-            <w:hyperlink w:history="1" r:id="rIdj21fmbdjc-gwyecmdpvpy">
+            <w:hyperlink w:history="1" r:id="rIdra6uk9lphk8gprcimdedt">
               <w:r>
                 <w:rPr>
                   <w:rFonts w:ascii="Arial" w:cs="Arial" w:eastAsia="Arial" w:hAnsi="Arial"/>
@@ -21469,7 +21469,7 @@
               <w:spacing w:after="10" w:before="0"/>
               <w:ind w:left="120"/>
             </w:pPr>
-            <w:hyperlink w:history="1" r:id="rIdchuby0yugmpa4n0x8uymy">
+            <w:hyperlink w:history="1" r:id="rIdubrttwipyl0noqvnaqz4x">
               <w:r>
                 <w:rPr>
                   <w:rFonts w:ascii="Arial" w:cs="Arial" w:eastAsia="Arial" w:hAnsi="Arial"/>
@@ -21664,7 +21664,7 @@
             <w:pPr>
               <w:spacing w:after="20" w:before="0"/>
             </w:pPr>
-            <w:hyperlink w:history="1" r:id="rId6jducd6att_ozjcdbi-rs">
+            <w:hyperlink w:history="1" r:id="rIdra7hlyrsmzmax5gkex5bx">
               <w:r>
                 <w:rPr>
                   <w:rFonts w:ascii="Arial" w:cs="Arial" w:eastAsia="Arial" w:hAnsi="Arial"/>
@@ -21697,7 +21697,7 @@
               <w:spacing w:after="10" w:before="0"/>
               <w:ind w:left="120"/>
             </w:pPr>
-            <w:hyperlink w:history="1" r:id="rIdwrqfd69g_glrh9zv64nbu">
+            <w:hyperlink w:history="1" r:id="rIdyctg-u6cmxan_xljngevv">
               <w:r>
                 <w:rPr>
                   <w:rFonts w:ascii="Arial" w:cs="Arial" w:eastAsia="Arial" w:hAnsi="Arial"/>
@@ -21742,7 +21742,7 @@
             <w:pPr>
               <w:spacing w:after="20" w:before="0"/>
             </w:pPr>
-            <w:hyperlink w:history="1" r:id="rIdb7_hkowjp0voxm8vlyfmu">
+            <w:hyperlink w:history="1" r:id="rId3m9hylgdfkpyecpoonihl">
               <w:r>
                 <w:rPr>
                   <w:rFonts w:ascii="Arial" w:cs="Arial" w:eastAsia="Arial" w:hAnsi="Arial"/>
@@ -21775,7 +21775,7 @@
               <w:spacing w:after="10" w:before="0"/>
               <w:ind w:left="120"/>
             </w:pPr>
-            <w:hyperlink w:history="1" r:id="rId7wr_xu5qpyqlm-5gjuh6j">
+            <w:hyperlink w:history="1" r:id="rIdoj8ikqpagz7qxbm_sgygx">
               <w:r>
                 <w:rPr>
                   <w:rFonts w:ascii="Arial" w:cs="Arial" w:eastAsia="Arial" w:hAnsi="Arial"/>
@@ -23357,7 +23357,7 @@
             <w:pPr>
               <w:spacing w:after="20" w:before="0"/>
             </w:pPr>
-            <w:hyperlink w:history="1" r:id="rIdqv3x24ibfsovquraj9kex">
+            <w:hyperlink w:history="1" r:id="rIdlzfdv2qbf6geechws5q1v">
               <w:r>
                 <w:rPr>
                   <w:rFonts w:ascii="Arial" w:cs="Arial" w:eastAsia="Arial" w:hAnsi="Arial"/>
@@ -23390,7 +23390,7 @@
               <w:spacing w:after="10" w:before="0"/>
               <w:ind w:left="120"/>
             </w:pPr>
-            <w:hyperlink w:history="1" r:id="rIdx2lytpj2p4xn0zk6ycour">
+            <w:hyperlink w:history="1" r:id="rId7zpjacp9neulwsb6a5hoe">
               <w:r>
                 <w:rPr>
                   <w:rFonts w:ascii="Arial" w:cs="Arial" w:eastAsia="Arial" w:hAnsi="Arial"/>
@@ -23435,7 +23435,7 @@
             <w:pPr>
               <w:spacing w:after="20" w:before="0"/>
             </w:pPr>
-            <w:hyperlink w:history="1" r:id="rId8dngywufxxngwz_dk4zd2">
+            <w:hyperlink w:history="1" r:id="rIdao0tukwubw7u40ut6hekx">
               <w:r>
                 <w:rPr>
                   <w:rFonts w:ascii="Arial" w:cs="Arial" w:eastAsia="Arial" w:hAnsi="Arial"/>
@@ -23468,7 +23468,7 @@
               <w:spacing w:after="10" w:before="0"/>
               <w:ind w:left="120"/>
             </w:pPr>
-            <w:hyperlink w:history="1" r:id="rIdztbygp90xilkhfpqqfbw1">
+            <w:hyperlink w:history="1" r:id="rIdhwxthzzqqhjwdac--3d5v">
               <w:r>
                 <w:rPr>
                   <w:rFonts w:ascii="Arial" w:cs="Arial" w:eastAsia="Arial" w:hAnsi="Arial"/>
@@ -23663,7 +23663,7 @@
             <w:pPr>
               <w:spacing w:after="20" w:before="0"/>
             </w:pPr>
-            <w:hyperlink w:history="1" r:id="rId93b_6yzz3c2fkjb259i09">
+            <w:hyperlink w:history="1" r:id="rIdfitbipqycyyvlsjutffi_">
               <w:r>
                 <w:rPr>
                   <w:rFonts w:ascii="Arial" w:cs="Arial" w:eastAsia="Arial" w:hAnsi="Arial"/>
@@ -23696,7 +23696,7 @@
               <w:spacing w:after="10" w:before="0"/>
               <w:ind w:left="120"/>
             </w:pPr>
-            <w:hyperlink w:history="1" r:id="rIdkqkzvksp2zjfv3wom8zcu">
+            <w:hyperlink w:history="1" r:id="rId-9ehwn3av_8z_ncd2iz2l">
               <w:r>
                 <w:rPr>
                   <w:rFonts w:ascii="Arial" w:cs="Arial" w:eastAsia="Arial" w:hAnsi="Arial"/>
@@ -23741,7 +23741,7 @@
             <w:pPr>
               <w:spacing w:after="20" w:before="0"/>
             </w:pPr>
-            <w:hyperlink w:history="1" r:id="rIdm3ozvmy-zu9ucrvjvboqx">
+            <w:hyperlink w:history="1" r:id="rIdyepqoye_vkolcm2xzsb3l">
               <w:r>
                 <w:rPr>
                   <w:rFonts w:ascii="Arial" w:cs="Arial" w:eastAsia="Arial" w:hAnsi="Arial"/>
@@ -23774,7 +23774,7 @@
               <w:spacing w:after="10" w:before="0"/>
               <w:ind w:left="120"/>
             </w:pPr>
-            <w:hyperlink w:history="1" r:id="rIds0kz10g7c04voa8qrjvki">
+            <w:hyperlink w:history="1" r:id="rIddhpaq9daumhid_ldo7zrk">
               <w:r>
                 <w:rPr>
                   <w:rFonts w:ascii="Arial" w:cs="Arial" w:eastAsia="Arial" w:hAnsi="Arial"/>
@@ -23969,7 +23969,7 @@
             <w:pPr>
               <w:spacing w:after="20" w:before="0"/>
             </w:pPr>
-            <w:hyperlink w:history="1" r:id="rIdl8bsolggcfkocqpdl4gq1">
+            <w:hyperlink w:history="1" r:id="rIdhlisaoq3j1hlmlvebacrg">
               <w:r>
                 <w:rPr>
                   <w:rFonts w:ascii="Arial" w:cs="Arial" w:eastAsia="Arial" w:hAnsi="Arial"/>
@@ -24002,7 +24002,7 @@
               <w:spacing w:after="10" w:before="0"/>
               <w:ind w:left="120"/>
             </w:pPr>
-            <w:hyperlink w:history="1" r:id="rId86ebvjepmnl8my6cosxr8">
+            <w:hyperlink w:history="1" r:id="rIdjtglkdjenl8_b45mlzrjp">
               <w:r>
                 <w:rPr>
                   <w:rFonts w:ascii="Arial" w:cs="Arial" w:eastAsia="Arial" w:hAnsi="Arial"/>
@@ -24047,7 +24047,7 @@
             <w:pPr>
               <w:spacing w:after="20" w:before="0"/>
             </w:pPr>
-            <w:hyperlink w:history="1" r:id="rIdy2dunuca4p2lgz97i3flo">
+            <w:hyperlink w:history="1" r:id="rIdssjbvwls8a3-yo5cyzjw3">
               <w:r>
                 <w:rPr>
                   <w:rFonts w:ascii="Arial" w:cs="Arial" w:eastAsia="Arial" w:hAnsi="Arial"/>
@@ -24080,7 +24080,7 @@
               <w:spacing w:after="10" w:before="0"/>
               <w:ind w:left="120"/>
             </w:pPr>
-            <w:hyperlink w:history="1" r:id="rId0vgbwwom9uashu98qsrkq">
+            <w:hyperlink w:history="1" r:id="rIdirslsdo6jw-lbsog72vxq">
               <w:r>
                 <w:rPr>
                   <w:rFonts w:ascii="Arial" w:cs="Arial" w:eastAsia="Arial" w:hAnsi="Arial"/>
@@ -24275,7 +24275,7 @@
             <w:pPr>
               <w:spacing w:after="20" w:before="0"/>
             </w:pPr>
-            <w:hyperlink w:history="1" r:id="rIdk5khbjdbvlpvwz-p7lfbs">
+            <w:hyperlink w:history="1" r:id="rIdlucvxfkc3zln-prcrxcb8">
               <w:r>
                 <w:rPr>
                   <w:rFonts w:ascii="Arial" w:cs="Arial" w:eastAsia="Arial" w:hAnsi="Arial"/>
@@ -24308,7 +24308,7 @@
               <w:spacing w:after="10" w:before="0"/>
               <w:ind w:left="120"/>
             </w:pPr>
-            <w:hyperlink w:history="1" r:id="rIdlwamqywpf087orevpbhkc">
+            <w:hyperlink w:history="1" r:id="rIdkkegb47nzzpqh1jgpjgd3">
               <w:r>
                 <w:rPr>
                   <w:rFonts w:ascii="Arial" w:cs="Arial" w:eastAsia="Arial" w:hAnsi="Arial"/>
@@ -24353,7 +24353,7 @@
             <w:pPr>
               <w:spacing w:after="20" w:before="0"/>
             </w:pPr>
-            <w:hyperlink w:history="1" r:id="rIduoqfs4b5dffvni8naq96k">
+            <w:hyperlink w:history="1" r:id="rIdvywyknbihqqcjod15ddlx">
               <w:r>
                 <w:rPr>
                   <w:rFonts w:ascii="Arial" w:cs="Arial" w:eastAsia="Arial" w:hAnsi="Arial"/>
@@ -24386,7 +24386,7 @@
               <w:spacing w:after="10" w:before="0"/>
               <w:ind w:left="120"/>
             </w:pPr>
-            <w:hyperlink w:history="1" r:id="rId0tcw05b5e-pz_9oxsfed-">
+            <w:hyperlink w:history="1" r:id="rIdaxavvptps5179qedfym20">
               <w:r>
                 <w:rPr>
                   <w:rFonts w:ascii="Arial" w:cs="Arial" w:eastAsia="Arial" w:hAnsi="Arial"/>
@@ -24581,7 +24581,7 @@
             <w:pPr>
               <w:spacing w:after="20" w:before="0"/>
             </w:pPr>
-            <w:hyperlink w:history="1" r:id="rIdhk9tpa4vzsrnd9kjxyx-l">
+            <w:hyperlink w:history="1" r:id="rId0_xs4meiv66dpd_layo9o">
               <w:r>
                 <w:rPr>
                   <w:rFonts w:ascii="Arial" w:cs="Arial" w:eastAsia="Arial" w:hAnsi="Arial"/>
@@ -24614,7 +24614,7 @@
               <w:spacing w:after="10" w:before="0"/>
               <w:ind w:left="120"/>
             </w:pPr>
-            <w:hyperlink w:history="1" r:id="rIde9adewl2lyslt5aziblzf">
+            <w:hyperlink w:history="1" r:id="rIdsueprs9mwdkwuhp_x9h_x">
               <w:r>
                 <w:rPr>
                   <w:rFonts w:ascii="Arial" w:cs="Arial" w:eastAsia="Arial" w:hAnsi="Arial"/>
@@ -24659,7 +24659,7 @@
             <w:pPr>
               <w:spacing w:after="20" w:before="0"/>
             </w:pPr>
-            <w:hyperlink w:history="1" r:id="rIdp4gqshzefr1a7lfdm_oi0">
+            <w:hyperlink w:history="1" r:id="rId1bnajule1-gimpcoz4vmt">
               <w:r>
                 <w:rPr>
                   <w:rFonts w:ascii="Arial" w:cs="Arial" w:eastAsia="Arial" w:hAnsi="Arial"/>
@@ -24692,7 +24692,7 @@
               <w:spacing w:after="10" w:before="0"/>
               <w:ind w:left="120"/>
             </w:pPr>
-            <w:hyperlink w:history="1" r:id="rIdphgsnn_vaea73rvrtoem4">
+            <w:hyperlink w:history="1" r:id="rIdbrfexgksfsebncbbdopru">
               <w:r>
                 <w:rPr>
                   <w:rFonts w:ascii="Arial" w:cs="Arial" w:eastAsia="Arial" w:hAnsi="Arial"/>
@@ -26179,7 +26179,7 @@
             <w:pPr>
               <w:spacing w:after="20" w:before="0"/>
             </w:pPr>
-            <w:hyperlink w:history="1" r:id="rIds3rz3qvu41kh6yxqt8k3f">
+            <w:hyperlink w:history="1" r:id="rIdlomtvlwlzsbdzmaplkbov">
               <w:r>
                 <w:rPr>
                   <w:rFonts w:ascii="Arial" w:cs="Arial" w:eastAsia="Arial" w:hAnsi="Arial"/>
@@ -26212,7 +26212,7 @@
               <w:spacing w:after="10" w:before="0"/>
               <w:ind w:left="120"/>
             </w:pPr>
-            <w:hyperlink w:history="1" r:id="rIddcs2ysp16q2gfw8cmpcq5">
+            <w:hyperlink w:history="1" r:id="rId7yaooasttfrs1pfn4vs9n">
               <w:r>
                 <w:rPr>
                   <w:rFonts w:ascii="Arial" w:cs="Arial" w:eastAsia="Arial" w:hAnsi="Arial"/>
@@ -26257,7 +26257,7 @@
             <w:pPr>
               <w:spacing w:after="20" w:before="0"/>
             </w:pPr>
-            <w:hyperlink w:history="1" r:id="rIdircglg3kllruwcqvmcfau">
+            <w:hyperlink w:history="1" r:id="rId6xnmvegtxlpasp33m5li1">
               <w:r>
                 <w:rPr>
                   <w:rFonts w:ascii="Arial" w:cs="Arial" w:eastAsia="Arial" w:hAnsi="Arial"/>
@@ -26290,7 +26290,7 @@
               <w:spacing w:after="10" w:before="0"/>
               <w:ind w:left="120"/>
             </w:pPr>
-            <w:hyperlink w:history="1" r:id="rIdkfs7-hufw2qfdgungoacr">
+            <w:hyperlink w:history="1" r:id="rIdm5mgwfjerer6avqexwp2w">
               <w:r>
                 <w:rPr>
                   <w:rFonts w:ascii="Arial" w:cs="Arial" w:eastAsia="Arial" w:hAnsi="Arial"/>
@@ -26485,7 +26485,7 @@
             <w:pPr>
               <w:spacing w:after="20" w:before="0"/>
             </w:pPr>
-            <w:hyperlink w:history="1" r:id="rIdubtbbecr64t6pwxcngygu">
+            <w:hyperlink w:history="1" r:id="rIdaojaor5mwvoyqrewxivvc">
               <w:r>
                 <w:rPr>
                   <w:rFonts w:ascii="Arial" w:cs="Arial" w:eastAsia="Arial" w:hAnsi="Arial"/>
@@ -26518,7 +26518,7 @@
               <w:spacing w:after="10" w:before="0"/>
               <w:ind w:left="120"/>
             </w:pPr>
-            <w:hyperlink w:history="1" r:id="rIdlqderobzq46dbesjlonvf">
+            <w:hyperlink w:history="1" r:id="rIdewr3htqyktztzhpgttxre">
               <w:r>
                 <w:rPr>
                   <w:rFonts w:ascii="Arial" w:cs="Arial" w:eastAsia="Arial" w:hAnsi="Arial"/>
@@ -26563,7 +26563,7 @@
             <w:pPr>
               <w:spacing w:after="20" w:before="0"/>
             </w:pPr>
-            <w:hyperlink w:history="1" r:id="rId-oswbmyl-fwojsxpfv5gv">
+            <w:hyperlink w:history="1" r:id="rIdb2yqvhjeon2ibksskxzbl">
               <w:r>
                 <w:rPr>
                   <w:rFonts w:ascii="Arial" w:cs="Arial" w:eastAsia="Arial" w:hAnsi="Arial"/>
@@ -26596,7 +26596,7 @@
               <w:spacing w:after="10" w:before="0"/>
               <w:ind w:left="120"/>
             </w:pPr>
-            <w:hyperlink w:history="1" r:id="rId11gbfoszzz1bjoydzwm4r">
+            <w:hyperlink w:history="1" r:id="rIdn-zn6rxn3hd42ol8rcj4m">
               <w:r>
                 <w:rPr>
                   <w:rFonts w:ascii="Arial" w:cs="Arial" w:eastAsia="Arial" w:hAnsi="Arial"/>
@@ -26791,7 +26791,7 @@
             <w:pPr>
               <w:spacing w:after="20" w:before="0"/>
             </w:pPr>
-            <w:hyperlink w:history="1" r:id="rIdcig1bhcyjuvuc56cembcu">
+            <w:hyperlink w:history="1" r:id="rIdcdz4_tv9plyz3kvu_x4ir">
               <w:r>
                 <w:rPr>
                   <w:rFonts w:ascii="Arial" w:cs="Arial" w:eastAsia="Arial" w:hAnsi="Arial"/>
@@ -26824,7 +26824,7 @@
               <w:spacing w:after="10" w:before="0"/>
               <w:ind w:left="120"/>
             </w:pPr>
-            <w:hyperlink w:history="1" r:id="rIdbnj4jq8frl3aiosn4nzab">
+            <w:hyperlink w:history="1" r:id="rId8sfzjpz4hmv2v_uenly7f">
               <w:r>
                 <w:rPr>
                   <w:rFonts w:ascii="Arial" w:cs="Arial" w:eastAsia="Arial" w:hAnsi="Arial"/>
@@ -26869,7 +26869,7 @@
             <w:pPr>
               <w:spacing w:after="20" w:before="0"/>
             </w:pPr>
-            <w:hyperlink w:history="1" r:id="rIdbdewhubis70ej_jozh6gf">
+            <w:hyperlink w:history="1" r:id="rIdwfjxjtd-_3gzkhrwc0jqp">
               <w:r>
                 <w:rPr>
                   <w:rFonts w:ascii="Arial" w:cs="Arial" w:eastAsia="Arial" w:hAnsi="Arial"/>
@@ -26902,7 +26902,7 @@
               <w:spacing w:after="10" w:before="0"/>
               <w:ind w:left="120"/>
             </w:pPr>
-            <w:hyperlink w:history="1" r:id="rIdc7gcjyqe3rxq9fkuwtstt">
+            <w:hyperlink w:history="1" r:id="rIdk5indnklzsvsd7c9iqo0e">
               <w:r>
                 <w:rPr>
                   <w:rFonts w:ascii="Arial" w:cs="Arial" w:eastAsia="Arial" w:hAnsi="Arial"/>
@@ -27097,7 +27097,7 @@
             <w:pPr>
               <w:spacing w:after="20" w:before="0"/>
             </w:pPr>
-            <w:hyperlink w:history="1" r:id="rIdnopecgepnfd3vbudwf8s9">
+            <w:hyperlink w:history="1" r:id="rIdg0ewcq4o96lm5rwgiyaxd">
               <w:r>
                 <w:rPr>
                   <w:rFonts w:ascii="Arial" w:cs="Arial" w:eastAsia="Arial" w:hAnsi="Arial"/>
@@ -27130,7 +27130,7 @@
               <w:spacing w:after="10" w:before="0"/>
               <w:ind w:left="120"/>
             </w:pPr>
-            <w:hyperlink w:history="1" r:id="rIda2t5wksc2277rc-5o8wlg">
+            <w:hyperlink w:history="1" r:id="rIdziagztmbr5vr148k51jsa">
               <w:r>
                 <w:rPr>
                   <w:rFonts w:ascii="Arial" w:cs="Arial" w:eastAsia="Arial" w:hAnsi="Arial"/>
@@ -27175,7 +27175,7 @@
             <w:pPr>
               <w:spacing w:after="20" w:before="0"/>
             </w:pPr>
-            <w:hyperlink w:history="1" r:id="rIdgnpieq3xvkugq6dyly0wa">
+            <w:hyperlink w:history="1" r:id="rIdzpdcrktcnuf90po48hoan">
               <w:r>
                 <w:rPr>
                   <w:rFonts w:ascii="Arial" w:cs="Arial" w:eastAsia="Arial" w:hAnsi="Arial"/>
@@ -27208,7 +27208,7 @@
               <w:spacing w:after="10" w:before="0"/>
               <w:ind w:left="120"/>
             </w:pPr>
-            <w:hyperlink w:history="1" r:id="rIdquwtmcnp0yvleohlgdq4g">
+            <w:hyperlink w:history="1" r:id="rIdbc-f5k7j74pb-4lv4ucvs">
               <w:r>
                 <w:rPr>
                   <w:rFonts w:ascii="Arial" w:cs="Arial" w:eastAsia="Arial" w:hAnsi="Arial"/>
@@ -27403,7 +27403,7 @@
             <w:pPr>
               <w:spacing w:after="20" w:before="0"/>
             </w:pPr>
-            <w:hyperlink w:history="1" r:id="rIdwj_qlw9k4yhyzt1djedu9">
+            <w:hyperlink w:history="1" r:id="rIdzkc8-grcqqsv2ybjvkr5l">
               <w:r>
                 <w:rPr>
                   <w:rFonts w:ascii="Arial" w:cs="Arial" w:eastAsia="Arial" w:hAnsi="Arial"/>
@@ -27436,7 +27436,7 @@
               <w:spacing w:after="10" w:before="0"/>
               <w:ind w:left="120"/>
             </w:pPr>
-            <w:hyperlink w:history="1" r:id="rIdzts23l9wy1oex0jmkkb6q">
+            <w:hyperlink w:history="1" r:id="rIdn33tor1h2d4amialunqxp">
               <w:r>
                 <w:rPr>
                   <w:rFonts w:ascii="Arial" w:cs="Arial" w:eastAsia="Arial" w:hAnsi="Arial"/>
@@ -27481,7 +27481,7 @@
             <w:pPr>
               <w:spacing w:after="20" w:before="0"/>
             </w:pPr>
-            <w:hyperlink w:history="1" r:id="rIdeart8xemkdpvtc4ngvcyl">
+            <w:hyperlink w:history="1" r:id="rId_ohatavmayi8oml2xwtul">
               <w:r>
                 <w:rPr>
                   <w:rFonts w:ascii="Arial" w:cs="Arial" w:eastAsia="Arial" w:hAnsi="Arial"/>
@@ -27514,7 +27514,7 @@
               <w:spacing w:after="10" w:before="0"/>
               <w:ind w:left="120"/>
             </w:pPr>
-            <w:hyperlink w:history="1" r:id="rIds55mvgrqhjgeqxlvboah4">
+            <w:hyperlink w:history="1" r:id="rIdpr2xkb0rtid7_0qkspy3g">
               <w:r>
                 <w:rPr>
                   <w:rFonts w:ascii="Arial" w:cs="Arial" w:eastAsia="Arial" w:hAnsi="Arial"/>
@@ -29229,7 +29229,7 @@
             <w:pPr>
               <w:spacing w:after="20" w:before="0"/>
             </w:pPr>
-            <w:hyperlink w:history="1" r:id="rIdd75sswlys_kbli5g-o7ad">
+            <w:hyperlink w:history="1" r:id="rIdxub-9safdfl9qzcxz8urh">
               <w:r>
                 <w:rPr>
                   <w:rFonts w:ascii="Arial" w:cs="Arial" w:eastAsia="Arial" w:hAnsi="Arial"/>
@@ -29262,7 +29262,7 @@
               <w:spacing w:after="10" w:before="0"/>
               <w:ind w:left="120"/>
             </w:pPr>
-            <w:hyperlink w:history="1" r:id="rIdu8btrprdsf4obn03egllc">
+            <w:hyperlink w:history="1" r:id="rId8hsufjlfpip-b99gfxeze">
               <w:r>
                 <w:rPr>
                   <w:rFonts w:ascii="Arial" w:cs="Arial" w:eastAsia="Arial" w:hAnsi="Arial"/>
@@ -29307,7 +29307,7 @@
             <w:pPr>
               <w:spacing w:after="20" w:before="0"/>
             </w:pPr>
-            <w:hyperlink w:history="1" r:id="rIdrepcbe3k_v8walwjrmu-n">
+            <w:hyperlink w:history="1" r:id="rIdgybut9fbi-gkhakdbxpsm">
               <w:r>
                 <w:rPr>
                   <w:rFonts w:ascii="Arial" w:cs="Arial" w:eastAsia="Arial" w:hAnsi="Arial"/>
@@ -29340,7 +29340,7 @@
               <w:spacing w:after="10" w:before="0"/>
               <w:ind w:left="120"/>
             </w:pPr>
-            <w:hyperlink w:history="1" r:id="rId-jdkf7u-lavmki2q_f7pv">
+            <w:hyperlink w:history="1" r:id="rIdtdoyittr1lychwyyqjhnt">
               <w:r>
                 <w:rPr>
                   <w:rFonts w:ascii="Arial" w:cs="Arial" w:eastAsia="Arial" w:hAnsi="Arial"/>
@@ -29535,7 +29535,7 @@
             <w:pPr>
               <w:spacing w:after="20" w:before="0"/>
             </w:pPr>
-            <w:hyperlink w:history="1" r:id="rId2vwu_nplkjksntk-cawco">
+            <w:hyperlink w:history="1" r:id="rIdbkhun9iocozpuqf-mzg5x">
               <w:r>
                 <w:rPr>
                   <w:rFonts w:ascii="Arial" w:cs="Arial" w:eastAsia="Arial" w:hAnsi="Arial"/>
@@ -29568,7 +29568,7 @@
               <w:spacing w:after="10" w:before="0"/>
               <w:ind w:left="120"/>
             </w:pPr>
-            <w:hyperlink w:history="1" r:id="rIduomi9jkbipsdlztmcexre">
+            <w:hyperlink w:history="1" r:id="rId6cekhpoziioudbzdricy0">
               <w:r>
                 <w:rPr>
                   <w:rFonts w:ascii="Arial" w:cs="Arial" w:eastAsia="Arial" w:hAnsi="Arial"/>
@@ -29613,7 +29613,7 @@
             <w:pPr>
               <w:spacing w:after="20" w:before="0"/>
             </w:pPr>
-            <w:hyperlink w:history="1" r:id="rId5rrax66wmybufnvywjwwy">
+            <w:hyperlink w:history="1" r:id="rIdzc0m3p_cmeqsfrqd8juyj">
               <w:r>
                 <w:rPr>
                   <w:rFonts w:ascii="Arial" w:cs="Arial" w:eastAsia="Arial" w:hAnsi="Arial"/>
@@ -29646,7 +29646,7 @@
               <w:spacing w:after="10" w:before="0"/>
               <w:ind w:left="120"/>
             </w:pPr>
-            <w:hyperlink w:history="1" r:id="rIdf_n0_cvxs43jbri4m7yw2">
+            <w:hyperlink w:history="1" r:id="rIdyu1cftncdc0hez-tqs96k">
               <w:r>
                 <w:rPr>
                   <w:rFonts w:ascii="Arial" w:cs="Arial" w:eastAsia="Arial" w:hAnsi="Arial"/>
@@ -29841,7 +29841,7 @@
             <w:pPr>
               <w:spacing w:after="20" w:before="0"/>
             </w:pPr>
-            <w:hyperlink w:history="1" r:id="rIdxnkfnmbrbr5o3npoirton">
+            <w:hyperlink w:history="1" r:id="rIduo0nmyohxsbrjxkjfszrn">
               <w:r>
                 <w:rPr>
                   <w:rFonts w:ascii="Arial" w:cs="Arial" w:eastAsia="Arial" w:hAnsi="Arial"/>
@@ -29874,7 +29874,7 @@
               <w:spacing w:after="10" w:before="0"/>
               <w:ind w:left="120"/>
             </w:pPr>
-            <w:hyperlink w:history="1" r:id="rIdrb98b3upb1fkjnv46ey0q">
+            <w:hyperlink w:history="1" r:id="rIdcvr3zyrebofgmosmmsr-n">
               <w:r>
                 <w:rPr>
                   <w:rFonts w:ascii="Arial" w:cs="Arial" w:eastAsia="Arial" w:hAnsi="Arial"/>
@@ -29919,7 +29919,7 @@
             <w:pPr>
               <w:spacing w:after="20" w:before="0"/>
             </w:pPr>
-            <w:hyperlink w:history="1" r:id="rIdx7x4ak1g3tjsef1s_uivo">
+            <w:hyperlink w:history="1" r:id="rIdq5yltyhhsrxzjug6slpez">
               <w:r>
                 <w:rPr>
                   <w:rFonts w:ascii="Arial" w:cs="Arial" w:eastAsia="Arial" w:hAnsi="Arial"/>
@@ -29952,7 +29952,7 @@
               <w:spacing w:after="10" w:before="0"/>
               <w:ind w:left="120"/>
             </w:pPr>
-            <w:hyperlink w:history="1" r:id="rIdqipejlk9fae-mtp-hh5k8">
+            <w:hyperlink w:history="1" r:id="rId-9hasd_3ks3bfezpcw_pk">
               <w:r>
                 <w:rPr>
                   <w:rFonts w:ascii="Arial" w:cs="Arial" w:eastAsia="Arial" w:hAnsi="Arial"/>
@@ -30147,7 +30147,7 @@
             <w:pPr>
               <w:spacing w:after="20" w:before="0"/>
             </w:pPr>
-            <w:hyperlink w:history="1" r:id="rIdnexsfdjfqhe_6mlefzvfj">
+            <w:hyperlink w:history="1" r:id="rIdrcelxiodlz_947phsc-3d">
               <w:r>
                 <w:rPr>
                   <w:rFonts w:ascii="Arial" w:cs="Arial" w:eastAsia="Arial" w:hAnsi="Arial"/>
@@ -30180,7 +30180,7 @@
               <w:spacing w:after="10" w:before="0"/>
               <w:ind w:left="120"/>
             </w:pPr>
-            <w:hyperlink w:history="1" r:id="rIdnibehmcttg5ntvzwmsojl">
+            <w:hyperlink w:history="1" r:id="rIdunwqpptxp2gatczwfssrr">
               <w:r>
                 <w:rPr>
                   <w:rFonts w:ascii="Arial" w:cs="Arial" w:eastAsia="Arial" w:hAnsi="Arial"/>
@@ -30225,7 +30225,7 @@
             <w:pPr>
               <w:spacing w:after="20" w:before="0"/>
             </w:pPr>
-            <w:hyperlink w:history="1" r:id="rIduizmhjsben5m4mxk08_oj">
+            <w:hyperlink w:history="1" r:id="rIdmihppkys1ytw9rzjjxpom">
               <w:r>
                 <w:rPr>
                   <w:rFonts w:ascii="Arial" w:cs="Arial" w:eastAsia="Arial" w:hAnsi="Arial"/>
@@ -30258,7 +30258,7 @@
               <w:spacing w:after="10" w:before="0"/>
               <w:ind w:left="120"/>
             </w:pPr>
-            <w:hyperlink w:history="1" r:id="rIdeky8ckrsfuj2pfgp086da">
+            <w:hyperlink w:history="1" r:id="rIdfrgpnnxlwei5kxx0xcycv">
               <w:r>
                 <w:rPr>
                   <w:rFonts w:ascii="Arial" w:cs="Arial" w:eastAsia="Arial" w:hAnsi="Arial"/>
@@ -30453,7 +30453,7 @@
             <w:pPr>
               <w:spacing w:after="20" w:before="0"/>
             </w:pPr>
-            <w:hyperlink w:history="1" r:id="rIdftahtnmyphstyuuw3ro7w">
+            <w:hyperlink w:history="1" r:id="rIdgqn4rzjrh1khnpn0eul6z">
               <w:r>
                 <w:rPr>
                   <w:rFonts w:ascii="Arial" w:cs="Arial" w:eastAsia="Arial" w:hAnsi="Arial"/>
@@ -30486,7 +30486,7 @@
               <w:spacing w:after="10" w:before="0"/>
               <w:ind w:left="120"/>
             </w:pPr>
-            <w:hyperlink w:history="1" r:id="rId1_faeyy0bnootyilz_sta">
+            <w:hyperlink w:history="1" r:id="rIdm6iaj-tl4-kayomwzlkuy">
               <w:r>
                 <w:rPr>
                   <w:rFonts w:ascii="Arial" w:cs="Arial" w:eastAsia="Arial" w:hAnsi="Arial"/>
@@ -30531,7 +30531,7 @@
             <w:pPr>
               <w:spacing w:after="20" w:before="0"/>
             </w:pPr>
-            <w:hyperlink w:history="1" r:id="rId09kuesytuxjcz4hkixtki">
+            <w:hyperlink w:history="1" r:id="rIdu_pjgnurqh7gxkgkoeu_4">
               <w:r>
                 <w:rPr>
                   <w:rFonts w:ascii="Arial" w:cs="Arial" w:eastAsia="Arial" w:hAnsi="Arial"/>
@@ -30564,7 +30564,7 @@
               <w:spacing w:after="10" w:before="0"/>
               <w:ind w:left="120"/>
             </w:pPr>
-            <w:hyperlink w:history="1" r:id="rIdieq-ez3guozgeanbuhkdd">
+            <w:hyperlink w:history="1" r:id="rIdqvfhbnjmz0fl5qxdp3std">
               <w:r>
                 <w:rPr>
                   <w:rFonts w:ascii="Arial" w:cs="Arial" w:eastAsia="Arial" w:hAnsi="Arial"/>

--- a/data/outputs/v2/Chemistry/SS1.1_Introduction_to_Chemistry/Chemistry_Introduction_to_Chemistry_CBE_LessonSequence.docx
+++ b/data/outputs/v2/Chemistry/SS1.1_Introduction_to_Chemistry/Chemistry_Introduction_to_Chemistry_CBE_LessonSequence.docx
@@ -3280,7 +3280,7 @@
             <w:pPr>
               <w:spacing w:after="20" w:before="0"/>
             </w:pPr>
-            <w:hyperlink w:history="1" r:id="rIdiup4peq2rbsx-qtoud2y6">
+            <w:hyperlink w:history="1" r:id="rIdsf_3ko2qbbirv-spfjobn">
               <w:r>
                 <w:rPr>
                   <w:rFonts w:ascii="Arial" w:cs="Arial" w:eastAsia="Arial" w:hAnsi="Arial"/>
@@ -3313,7 +3313,7 @@
               <w:spacing w:after="10" w:before="0"/>
               <w:ind w:left="120"/>
             </w:pPr>
-            <w:hyperlink w:history="1" r:id="rIdunrzsj1frzxnveyykpuic">
+            <w:hyperlink w:history="1" r:id="rIdnjd7miu-czv2v_akn-ako">
               <w:r>
                 <w:rPr>
                   <w:rFonts w:ascii="Arial" w:cs="Arial" w:eastAsia="Arial" w:hAnsi="Arial"/>
@@ -3358,7 +3358,7 @@
             <w:pPr>
               <w:spacing w:after="20" w:before="0"/>
             </w:pPr>
-            <w:hyperlink w:history="1" r:id="rIdwko-nt3_b8pymttle1uvj">
+            <w:hyperlink w:history="1" r:id="rIdj7-1b4kv_y8jv2nsftkcq">
               <w:r>
                 <w:rPr>
                   <w:rFonts w:ascii="Arial" w:cs="Arial" w:eastAsia="Arial" w:hAnsi="Arial"/>
@@ -3391,7 +3391,7 @@
               <w:spacing w:after="10" w:before="0"/>
               <w:ind w:left="120"/>
             </w:pPr>
-            <w:hyperlink w:history="1" r:id="rIde9zs8jqemz1adq596wjj6">
+            <w:hyperlink w:history="1" r:id="rIddxkp-54hbwlpg2_ahtree">
               <w:r>
                 <w:rPr>
                   <w:rFonts w:ascii="Arial" w:cs="Arial" w:eastAsia="Arial" w:hAnsi="Arial"/>
@@ -3586,7 +3586,7 @@
             <w:pPr>
               <w:spacing w:after="20" w:before="0"/>
             </w:pPr>
-            <w:hyperlink w:history="1" r:id="rId5g0ssd1tgz2rgo7fmnpzw">
+            <w:hyperlink w:history="1" r:id="rIdndyhcnz9l3pwncnbya0w8">
               <w:r>
                 <w:rPr>
                   <w:rFonts w:ascii="Arial" w:cs="Arial" w:eastAsia="Arial" w:hAnsi="Arial"/>
@@ -3619,7 +3619,7 @@
               <w:spacing w:after="10" w:before="0"/>
               <w:ind w:left="120"/>
             </w:pPr>
-            <w:hyperlink w:history="1" r:id="rIdshwcbex1vypubdnaqld7l">
+            <w:hyperlink w:history="1" r:id="rIdbbnbwrvqswemfg6fcaozi">
               <w:r>
                 <w:rPr>
                   <w:rFonts w:ascii="Arial" w:cs="Arial" w:eastAsia="Arial" w:hAnsi="Arial"/>
@@ -3664,7 +3664,7 @@
             <w:pPr>
               <w:spacing w:after="20" w:before="0"/>
             </w:pPr>
-            <w:hyperlink w:history="1" r:id="rIdvbjnpbhmhwbp75qjt4o0b">
+            <w:hyperlink w:history="1" r:id="rId-_ahxas6eop5l-t8ngr6g">
               <w:r>
                 <w:rPr>
                   <w:rFonts w:ascii="Arial" w:cs="Arial" w:eastAsia="Arial" w:hAnsi="Arial"/>
@@ -3697,7 +3697,7 @@
               <w:spacing w:after="10" w:before="0"/>
               <w:ind w:left="120"/>
             </w:pPr>
-            <w:hyperlink w:history="1" r:id="rIdp8elpbkrmcrz7menl2m_c">
+            <w:hyperlink w:history="1" r:id="rIduqxfjkomhk2y0axe5gjrm">
               <w:r>
                 <w:rPr>
                   <w:rFonts w:ascii="Arial" w:cs="Arial" w:eastAsia="Arial" w:hAnsi="Arial"/>
@@ -3892,7 +3892,7 @@
             <w:pPr>
               <w:spacing w:after="20" w:before="0"/>
             </w:pPr>
-            <w:hyperlink w:history="1" r:id="rIdtscx73yylcwwpatfvl2jb">
+            <w:hyperlink w:history="1" r:id="rIdyssdbi2oiwksvhmeyxgdp">
               <w:r>
                 <w:rPr>
                   <w:rFonts w:ascii="Arial" w:cs="Arial" w:eastAsia="Arial" w:hAnsi="Arial"/>
@@ -3925,7 +3925,7 @@
               <w:spacing w:after="10" w:before="0"/>
               <w:ind w:left="120"/>
             </w:pPr>
-            <w:hyperlink w:history="1" r:id="rIdyttrilvotsbm2hb_plswo">
+            <w:hyperlink w:history="1" r:id="rIdl8umnbqxvkfr8d9nkt0gq">
               <w:r>
                 <w:rPr>
                   <w:rFonts w:ascii="Arial" w:cs="Arial" w:eastAsia="Arial" w:hAnsi="Arial"/>
@@ -3970,7 +3970,7 @@
             <w:pPr>
               <w:spacing w:after="20" w:before="0"/>
             </w:pPr>
-            <w:hyperlink w:history="1" r:id="rIdl1mtgxys9-l89dxxkosg8">
+            <w:hyperlink w:history="1" r:id="rId_ip9rqlhlouso4fivj2gu">
               <w:r>
                 <w:rPr>
                   <w:rFonts w:ascii="Arial" w:cs="Arial" w:eastAsia="Arial" w:hAnsi="Arial"/>
@@ -4003,7 +4003,7 @@
               <w:spacing w:after="10" w:before="0"/>
               <w:ind w:left="120"/>
             </w:pPr>
-            <w:hyperlink w:history="1" r:id="rIdnvijuuxoxe0ffcu0h0fjo">
+            <w:hyperlink w:history="1" r:id="rIdgsumxqiwhdu164n3qb0s1">
               <w:r>
                 <w:rPr>
                   <w:rFonts w:ascii="Arial" w:cs="Arial" w:eastAsia="Arial" w:hAnsi="Arial"/>
@@ -4198,7 +4198,7 @@
             <w:pPr>
               <w:spacing w:after="20" w:before="0"/>
             </w:pPr>
-            <w:hyperlink w:history="1" r:id="rIdt6p9kifz6i2jiaxdd0lvg">
+            <w:hyperlink w:history="1" r:id="rIdkkkjzg7wsag7g7-cn293c">
               <w:r>
                 <w:rPr>
                   <w:rFonts w:ascii="Arial" w:cs="Arial" w:eastAsia="Arial" w:hAnsi="Arial"/>
@@ -4231,7 +4231,7 @@
               <w:spacing w:after="10" w:before="0"/>
               <w:ind w:left="120"/>
             </w:pPr>
-            <w:hyperlink w:history="1" r:id="rId2cvxxve6y7o2xilqbzcr1">
+            <w:hyperlink w:history="1" r:id="rIdab_kshamz-yxbo7hop3ih">
               <w:r>
                 <w:rPr>
                   <w:rFonts w:ascii="Arial" w:cs="Arial" w:eastAsia="Arial" w:hAnsi="Arial"/>
@@ -4276,7 +4276,7 @@
             <w:pPr>
               <w:spacing w:after="20" w:before="0"/>
             </w:pPr>
-            <w:hyperlink w:history="1" r:id="rIddslzk3fq2m2ulwr4ieyjn">
+            <w:hyperlink w:history="1" r:id="rIdt1t0ahzmf2gxeqn0mkyuh">
               <w:r>
                 <w:rPr>
                   <w:rFonts w:ascii="Arial" w:cs="Arial" w:eastAsia="Arial" w:hAnsi="Arial"/>
@@ -4309,7 +4309,7 @@
               <w:spacing w:after="10" w:before="0"/>
               <w:ind w:left="120"/>
             </w:pPr>
-            <w:hyperlink w:history="1" r:id="rIda8zaepclqawbksv1aoxu7">
+            <w:hyperlink w:history="1" r:id="rIdtujf5rgxl-j6zhcwxxwri">
               <w:r>
                 <w:rPr>
                   <w:rFonts w:ascii="Arial" w:cs="Arial" w:eastAsia="Arial" w:hAnsi="Arial"/>
@@ -4504,7 +4504,7 @@
             <w:pPr>
               <w:spacing w:after="20" w:before="0"/>
             </w:pPr>
-            <w:hyperlink w:history="1" r:id="rIdhmo3pbhtvaeqdoer3h9ls">
+            <w:hyperlink w:history="1" r:id="rIdqipg6em703f-b0yospakm">
               <w:r>
                 <w:rPr>
                   <w:rFonts w:ascii="Arial" w:cs="Arial" w:eastAsia="Arial" w:hAnsi="Arial"/>
@@ -4537,7 +4537,7 @@
               <w:spacing w:after="10" w:before="0"/>
               <w:ind w:left="120"/>
             </w:pPr>
-            <w:hyperlink w:history="1" r:id="rIdzzk2fdi71jplu1dmvbs8r">
+            <w:hyperlink w:history="1" r:id="rIdrodmmvcrkgiutfgy0algq">
               <w:r>
                 <w:rPr>
                   <w:rFonts w:ascii="Arial" w:cs="Arial" w:eastAsia="Arial" w:hAnsi="Arial"/>
@@ -4582,7 +4582,7 @@
             <w:pPr>
               <w:spacing w:after="20" w:before="0"/>
             </w:pPr>
-            <w:hyperlink w:history="1" r:id="rIdc1oesxe0wltan3d1o1x77">
+            <w:hyperlink w:history="1" r:id="rIddx-gjtmgxmhq2qoyv3bmo">
               <w:r>
                 <w:rPr>
                   <w:rFonts w:ascii="Arial" w:cs="Arial" w:eastAsia="Arial" w:hAnsi="Arial"/>
@@ -4615,7 +4615,7 @@
               <w:spacing w:after="10" w:before="0"/>
               <w:ind w:left="120"/>
             </w:pPr>
-            <w:hyperlink w:history="1" r:id="rId-hi7yguitcck4_5qdb9d8">
+            <w:hyperlink w:history="1" r:id="rId85xfni667wy4bk2bvsoxr">
               <w:r>
                 <w:rPr>
                   <w:rFonts w:ascii="Arial" w:cs="Arial" w:eastAsia="Arial" w:hAnsi="Arial"/>
@@ -6102,7 +6102,7 @@
             <w:pPr>
               <w:spacing w:after="20" w:before="0"/>
             </w:pPr>
-            <w:hyperlink w:history="1" r:id="rIdoqiezhx7xidcatijcelar">
+            <w:hyperlink w:history="1" r:id="rIdi4nlljdnn27gwy29jgc25">
               <w:r>
                 <w:rPr>
                   <w:rFonts w:ascii="Arial" w:cs="Arial" w:eastAsia="Arial" w:hAnsi="Arial"/>
@@ -6135,7 +6135,7 @@
               <w:spacing w:after="10" w:before="0"/>
               <w:ind w:left="120"/>
             </w:pPr>
-            <w:hyperlink w:history="1" r:id="rIdhlqnvwpvpagw96tgyexlg">
+            <w:hyperlink w:history="1" r:id="rIdioj1i0oracfbbgsj2amaw">
               <w:r>
                 <w:rPr>
                   <w:rFonts w:ascii="Arial" w:cs="Arial" w:eastAsia="Arial" w:hAnsi="Arial"/>
@@ -6180,7 +6180,7 @@
             <w:pPr>
               <w:spacing w:after="20" w:before="0"/>
             </w:pPr>
-            <w:hyperlink w:history="1" r:id="rId1wfj8w9wycheqrmgrrzwp">
+            <w:hyperlink w:history="1" r:id="rIdai0j6qxfw_8ghjiav43k9">
               <w:r>
                 <w:rPr>
                   <w:rFonts w:ascii="Arial" w:cs="Arial" w:eastAsia="Arial" w:hAnsi="Arial"/>
@@ -6213,7 +6213,7 @@
               <w:spacing w:after="10" w:before="0"/>
               <w:ind w:left="120"/>
             </w:pPr>
-            <w:hyperlink w:history="1" r:id="rId_pdwmsv4ghvtskta8x_ec">
+            <w:hyperlink w:history="1" r:id="rId0vficadday90s_avzv4bk">
               <w:r>
                 <w:rPr>
                   <w:rFonts w:ascii="Arial" w:cs="Arial" w:eastAsia="Arial" w:hAnsi="Arial"/>
@@ -6408,7 +6408,7 @@
             <w:pPr>
               <w:spacing w:after="20" w:before="0"/>
             </w:pPr>
-            <w:hyperlink w:history="1" r:id="rIdz2ohho1tgfbfh1pskpsm4">
+            <w:hyperlink w:history="1" r:id="rIdvyt1a8sbzf4hrr7e0qulf">
               <w:r>
                 <w:rPr>
                   <w:rFonts w:ascii="Arial" w:cs="Arial" w:eastAsia="Arial" w:hAnsi="Arial"/>
@@ -6441,7 +6441,7 @@
               <w:spacing w:after="10" w:before="0"/>
               <w:ind w:left="120"/>
             </w:pPr>
-            <w:hyperlink w:history="1" r:id="rIdvrpypihp1zprfkavpxjbb">
+            <w:hyperlink w:history="1" r:id="rIdy1eijy-cvbrh9rvnewujp">
               <w:r>
                 <w:rPr>
                   <w:rFonts w:ascii="Arial" w:cs="Arial" w:eastAsia="Arial" w:hAnsi="Arial"/>
@@ -6486,7 +6486,7 @@
             <w:pPr>
               <w:spacing w:after="20" w:before="0"/>
             </w:pPr>
-            <w:hyperlink w:history="1" r:id="rIdkztpszvb1vezguxmzwmsh">
+            <w:hyperlink w:history="1" r:id="rIdmqggt3ywdpbvz6azplzbt">
               <w:r>
                 <w:rPr>
                   <w:rFonts w:ascii="Arial" w:cs="Arial" w:eastAsia="Arial" w:hAnsi="Arial"/>
@@ -6519,7 +6519,7 @@
               <w:spacing w:after="10" w:before="0"/>
               <w:ind w:left="120"/>
             </w:pPr>
-            <w:hyperlink w:history="1" r:id="rIdyxfakq93mn3etfqsxf7kf">
+            <w:hyperlink w:history="1" r:id="rIdbyaze6ttudwbnn3f1sy5n">
               <w:r>
                 <w:rPr>
                   <w:rFonts w:ascii="Arial" w:cs="Arial" w:eastAsia="Arial" w:hAnsi="Arial"/>
@@ -6714,7 +6714,7 @@
             <w:pPr>
               <w:spacing w:after="20" w:before="0"/>
             </w:pPr>
-            <w:hyperlink w:history="1" r:id="rId_iqamb6t88rh75_-leqkg">
+            <w:hyperlink w:history="1" r:id="rIdpwypbccpvivpxoy7v8nsy">
               <w:r>
                 <w:rPr>
                   <w:rFonts w:ascii="Arial" w:cs="Arial" w:eastAsia="Arial" w:hAnsi="Arial"/>
@@ -6747,7 +6747,7 @@
               <w:spacing w:after="10" w:before="0"/>
               <w:ind w:left="120"/>
             </w:pPr>
-            <w:hyperlink w:history="1" r:id="rIdwsgarxm9ymjz1yiycpw4i">
+            <w:hyperlink w:history="1" r:id="rId7p7ro4ehzutjj_cg5vz3_">
               <w:r>
                 <w:rPr>
                   <w:rFonts w:ascii="Arial" w:cs="Arial" w:eastAsia="Arial" w:hAnsi="Arial"/>
@@ -6792,7 +6792,7 @@
             <w:pPr>
               <w:spacing w:after="20" w:before="0"/>
             </w:pPr>
-            <w:hyperlink w:history="1" r:id="rId3o5b0t16jgnl8venza3le">
+            <w:hyperlink w:history="1" r:id="rIdyibawzimw-qnguv8hryzv">
               <w:r>
                 <w:rPr>
                   <w:rFonts w:ascii="Arial" w:cs="Arial" w:eastAsia="Arial" w:hAnsi="Arial"/>
@@ -6825,7 +6825,7 @@
               <w:spacing w:after="10" w:before="0"/>
               <w:ind w:left="120"/>
             </w:pPr>
-            <w:hyperlink w:history="1" r:id="rIdok4s0mt7rr-gj0v0zw7f8">
+            <w:hyperlink w:history="1" r:id="rIdy_396mt7ndsvh6y5dom9u">
               <w:r>
                 <w:rPr>
                   <w:rFonts w:ascii="Arial" w:cs="Arial" w:eastAsia="Arial" w:hAnsi="Arial"/>
@@ -7020,7 +7020,7 @@
             <w:pPr>
               <w:spacing w:after="20" w:before="0"/>
             </w:pPr>
-            <w:hyperlink w:history="1" r:id="rIdtq2m_8p9f9dh7njezmyj6">
+            <w:hyperlink w:history="1" r:id="rIdqu2rloss79iwi7urguhvu">
               <w:r>
                 <w:rPr>
                   <w:rFonts w:ascii="Arial" w:cs="Arial" w:eastAsia="Arial" w:hAnsi="Arial"/>
@@ -7053,7 +7053,7 @@
               <w:spacing w:after="10" w:before="0"/>
               <w:ind w:left="120"/>
             </w:pPr>
-            <w:hyperlink w:history="1" r:id="rId1cqvo6jys7iuhqdhmwcec">
+            <w:hyperlink w:history="1" r:id="rIdgk8ql2_llrnnyilc090c_">
               <w:r>
                 <w:rPr>
                   <w:rFonts w:ascii="Arial" w:cs="Arial" w:eastAsia="Arial" w:hAnsi="Arial"/>
@@ -7098,7 +7098,7 @@
             <w:pPr>
               <w:spacing w:after="20" w:before="0"/>
             </w:pPr>
-            <w:hyperlink w:history="1" r:id="rIdfbhepbpl3abi4tj6alfr8">
+            <w:hyperlink w:history="1" r:id="rId80wfdjbfjmipynlbfevkh">
               <w:r>
                 <w:rPr>
                   <w:rFonts w:ascii="Arial" w:cs="Arial" w:eastAsia="Arial" w:hAnsi="Arial"/>
@@ -7131,7 +7131,7 @@
               <w:spacing w:after="10" w:before="0"/>
               <w:ind w:left="120"/>
             </w:pPr>
-            <w:hyperlink w:history="1" r:id="rIdhqpgcebhau1g0-5rrxpli">
+            <w:hyperlink w:history="1" r:id="rIdybnmmy_nde15sxfxvxl6v">
               <w:r>
                 <w:rPr>
                   <w:rFonts w:ascii="Arial" w:cs="Arial" w:eastAsia="Arial" w:hAnsi="Arial"/>
@@ -7326,7 +7326,7 @@
             <w:pPr>
               <w:spacing w:after="20" w:before="0"/>
             </w:pPr>
-            <w:hyperlink w:history="1" r:id="rIdtom1rkyepyhsdtqayjsyi">
+            <w:hyperlink w:history="1" r:id="rIdcovoe9zwrb-p_54plkdet">
               <w:r>
                 <w:rPr>
                   <w:rFonts w:ascii="Arial" w:cs="Arial" w:eastAsia="Arial" w:hAnsi="Arial"/>
@@ -7359,7 +7359,7 @@
               <w:spacing w:after="10" w:before="0"/>
               <w:ind w:left="120"/>
             </w:pPr>
-            <w:hyperlink w:history="1" r:id="rIdpaqy3hjdjdzvyrpcv7ipj">
+            <w:hyperlink w:history="1" r:id="rIdvoexhvcssuff1jzzgqvqm">
               <w:r>
                 <w:rPr>
                   <w:rFonts w:ascii="Arial" w:cs="Arial" w:eastAsia="Arial" w:hAnsi="Arial"/>
@@ -7404,7 +7404,7 @@
             <w:pPr>
               <w:spacing w:after="20" w:before="0"/>
             </w:pPr>
-            <w:hyperlink w:history="1" r:id="rId9o78ecidookw2sx4pchlu">
+            <w:hyperlink w:history="1" r:id="rId1imii6cp_eeacc9zw4aze">
               <w:r>
                 <w:rPr>
                   <w:rFonts w:ascii="Arial" w:cs="Arial" w:eastAsia="Arial" w:hAnsi="Arial"/>
@@ -7437,7 +7437,7 @@
               <w:spacing w:after="10" w:before="0"/>
               <w:ind w:left="120"/>
             </w:pPr>
-            <w:hyperlink w:history="1" r:id="rId3jc8eeokofd3g-vq2idng">
+            <w:hyperlink w:history="1" r:id="rIducfyudkxqog350g0yofyx">
               <w:r>
                 <w:rPr>
                   <w:rFonts w:ascii="Arial" w:cs="Arial" w:eastAsia="Arial" w:hAnsi="Arial"/>
@@ -9038,7 +9038,7 @@
             <w:pPr>
               <w:spacing w:after="20" w:before="0"/>
             </w:pPr>
-            <w:hyperlink w:history="1" r:id="rId5l_znrab0wr3ef60th4jp">
+            <w:hyperlink w:history="1" r:id="rIduxybupmaclson57gpt9wr">
               <w:r>
                 <w:rPr>
                   <w:rFonts w:ascii="Arial" w:cs="Arial" w:eastAsia="Arial" w:hAnsi="Arial"/>
@@ -9071,7 +9071,7 @@
               <w:spacing w:after="10" w:before="0"/>
               <w:ind w:left="120"/>
             </w:pPr>
-            <w:hyperlink w:history="1" r:id="rId3g6lvofszzptpme1vp_s3">
+            <w:hyperlink w:history="1" r:id="rId7inzoa_wk0izdarhbioni">
               <w:r>
                 <w:rPr>
                   <w:rFonts w:ascii="Arial" w:cs="Arial" w:eastAsia="Arial" w:hAnsi="Arial"/>
@@ -9116,7 +9116,7 @@
             <w:pPr>
               <w:spacing w:after="20" w:before="0"/>
             </w:pPr>
-            <w:hyperlink w:history="1" r:id="rIdno01ptjwur-9oglmjjtx4">
+            <w:hyperlink w:history="1" r:id="rIdvdhv8hwpmmj7e1f-c3fve">
               <w:r>
                 <w:rPr>
                   <w:rFonts w:ascii="Arial" w:cs="Arial" w:eastAsia="Arial" w:hAnsi="Arial"/>
@@ -9149,7 +9149,7 @@
               <w:spacing w:after="10" w:before="0"/>
               <w:ind w:left="120"/>
             </w:pPr>
-            <w:hyperlink w:history="1" r:id="rId_czqg2vtihqwrgchmgo0r">
+            <w:hyperlink w:history="1" r:id="rIdocgf0i1qi6ofszlcjfj9p">
               <w:r>
                 <w:rPr>
                   <w:rFonts w:ascii="Arial" w:cs="Arial" w:eastAsia="Arial" w:hAnsi="Arial"/>
@@ -9344,7 +9344,7 @@
             <w:pPr>
               <w:spacing w:after="20" w:before="0"/>
             </w:pPr>
-            <w:hyperlink w:history="1" r:id="rIdl8f5fg_ydivubikcexjyq">
+            <w:hyperlink w:history="1" r:id="rIdyc0vmk5bo0gjrdesbsmet">
               <w:r>
                 <w:rPr>
                   <w:rFonts w:ascii="Arial" w:cs="Arial" w:eastAsia="Arial" w:hAnsi="Arial"/>
@@ -9377,7 +9377,7 @@
               <w:spacing w:after="10" w:before="0"/>
               <w:ind w:left="120"/>
             </w:pPr>
-            <w:hyperlink w:history="1" r:id="rId41mqj-zjk95lanoh464rm">
+            <w:hyperlink w:history="1" r:id="rId7fjmbftd8wqrls2xn34nr">
               <w:r>
                 <w:rPr>
                   <w:rFonts w:ascii="Arial" w:cs="Arial" w:eastAsia="Arial" w:hAnsi="Arial"/>
@@ -9422,7 +9422,7 @@
             <w:pPr>
               <w:spacing w:after="20" w:before="0"/>
             </w:pPr>
-            <w:hyperlink w:history="1" r:id="rId7kngtxwpavw2gz5owzzck">
+            <w:hyperlink w:history="1" r:id="rId62m4d07pwgxdhqxqjwivb">
               <w:r>
                 <w:rPr>
                   <w:rFonts w:ascii="Arial" w:cs="Arial" w:eastAsia="Arial" w:hAnsi="Arial"/>
@@ -9455,7 +9455,7 @@
               <w:spacing w:after="10" w:before="0"/>
               <w:ind w:left="120"/>
             </w:pPr>
-            <w:hyperlink w:history="1" r:id="rIdci4el5vzsikmsgy3c87yq">
+            <w:hyperlink w:history="1" r:id="rIdbzvteidobvq_ziw6u7v3x">
               <w:r>
                 <w:rPr>
                   <w:rFonts w:ascii="Arial" w:cs="Arial" w:eastAsia="Arial" w:hAnsi="Arial"/>
@@ -9650,7 +9650,7 @@
             <w:pPr>
               <w:spacing w:after="20" w:before="0"/>
             </w:pPr>
-            <w:hyperlink w:history="1" r:id="rIddbxh6ndf0ysj1vfr_juts">
+            <w:hyperlink w:history="1" r:id="rIdrdeuoesljnub-kkuv60ua">
               <w:r>
                 <w:rPr>
                   <w:rFonts w:ascii="Arial" w:cs="Arial" w:eastAsia="Arial" w:hAnsi="Arial"/>
@@ -9683,7 +9683,7 @@
               <w:spacing w:after="10" w:before="0"/>
               <w:ind w:left="120"/>
             </w:pPr>
-            <w:hyperlink w:history="1" r:id="rIdzryimslhoteivjc9so4bf">
+            <w:hyperlink w:history="1" r:id="rIde8qpmvlt-7gvd6lqv_fcn">
               <w:r>
                 <w:rPr>
                   <w:rFonts w:ascii="Arial" w:cs="Arial" w:eastAsia="Arial" w:hAnsi="Arial"/>
@@ -9728,7 +9728,7 @@
             <w:pPr>
               <w:spacing w:after="20" w:before="0"/>
             </w:pPr>
-            <w:hyperlink w:history="1" r:id="rId4tedqigxwltnorqp1l8g9">
+            <w:hyperlink w:history="1" r:id="rIdpuksc2usj3259yts7usdm">
               <w:r>
                 <w:rPr>
                   <w:rFonts w:ascii="Arial" w:cs="Arial" w:eastAsia="Arial" w:hAnsi="Arial"/>
@@ -9761,7 +9761,7 @@
               <w:spacing w:after="10" w:before="0"/>
               <w:ind w:left="120"/>
             </w:pPr>
-            <w:hyperlink w:history="1" r:id="rIdg_4uwksd1dnpssuaihce_">
+            <w:hyperlink w:history="1" r:id="rIdeyz-icj5jezmwdhom3dvj">
               <w:r>
                 <w:rPr>
                   <w:rFonts w:ascii="Arial" w:cs="Arial" w:eastAsia="Arial" w:hAnsi="Arial"/>
@@ -9956,7 +9956,7 @@
             <w:pPr>
               <w:spacing w:after="20" w:before="0"/>
             </w:pPr>
-            <w:hyperlink w:history="1" r:id="rId5fe8k33axoqi5k9fmcwvy">
+            <w:hyperlink w:history="1" r:id="rId2d3bjzlqfpw13skejye8w">
               <w:r>
                 <w:rPr>
                   <w:rFonts w:ascii="Arial" w:cs="Arial" w:eastAsia="Arial" w:hAnsi="Arial"/>
@@ -9989,7 +9989,7 @@
               <w:spacing w:after="10" w:before="0"/>
               <w:ind w:left="120"/>
             </w:pPr>
-            <w:hyperlink w:history="1" r:id="rId_iwhp79m0oof-8jubgixc">
+            <w:hyperlink w:history="1" r:id="rIdghaacmhqhnyafgk3grjqr">
               <w:r>
                 <w:rPr>
                   <w:rFonts w:ascii="Arial" w:cs="Arial" w:eastAsia="Arial" w:hAnsi="Arial"/>
@@ -10034,7 +10034,7 @@
             <w:pPr>
               <w:spacing w:after="20" w:before="0"/>
             </w:pPr>
-            <w:hyperlink w:history="1" r:id="rIdeumfbrbpcksyghncj-ol6">
+            <w:hyperlink w:history="1" r:id="rIdzfk7deqcs5ejri7etotls">
               <w:r>
                 <w:rPr>
                   <w:rFonts w:ascii="Arial" w:cs="Arial" w:eastAsia="Arial" w:hAnsi="Arial"/>
@@ -10067,7 +10067,7 @@
               <w:spacing w:after="10" w:before="0"/>
               <w:ind w:left="120"/>
             </w:pPr>
-            <w:hyperlink w:history="1" r:id="rIdu1ocpijgj-xhntp7uh07o">
+            <w:hyperlink w:history="1" r:id="rId-tnocfjwcn6yavwchwl0x">
               <w:r>
                 <w:rPr>
                   <w:rFonts w:ascii="Arial" w:cs="Arial" w:eastAsia="Arial" w:hAnsi="Arial"/>
@@ -10262,7 +10262,7 @@
             <w:pPr>
               <w:spacing w:after="20" w:before="0"/>
             </w:pPr>
-            <w:hyperlink w:history="1" r:id="rIdj2atckfuc_e6eyrxcmxh0">
+            <w:hyperlink w:history="1" r:id="rIdmowi5s-rleie9wmkr5fh3">
               <w:r>
                 <w:rPr>
                   <w:rFonts w:ascii="Arial" w:cs="Arial" w:eastAsia="Arial" w:hAnsi="Arial"/>
@@ -10295,7 +10295,7 @@
               <w:spacing w:after="10" w:before="0"/>
               <w:ind w:left="120"/>
             </w:pPr>
-            <w:hyperlink w:history="1" r:id="rIdi8jy7cpz1ts9lfuzgh7bb">
+            <w:hyperlink w:history="1" r:id="rIdy9znsyf8afey9ct_t8rvb">
               <w:r>
                 <w:rPr>
                   <w:rFonts w:ascii="Arial" w:cs="Arial" w:eastAsia="Arial" w:hAnsi="Arial"/>
@@ -10340,7 +10340,7 @@
             <w:pPr>
               <w:spacing w:after="20" w:before="0"/>
             </w:pPr>
-            <w:hyperlink w:history="1" r:id="rIdqkgrza8-jas_6nesw1arv">
+            <w:hyperlink w:history="1" r:id="rIdg5lr7nthvxs1bkzzwlzke">
               <w:r>
                 <w:rPr>
                   <w:rFonts w:ascii="Arial" w:cs="Arial" w:eastAsia="Arial" w:hAnsi="Arial"/>
@@ -10373,7 +10373,7 @@
               <w:spacing w:after="10" w:before="0"/>
               <w:ind w:left="120"/>
             </w:pPr>
-            <w:hyperlink w:history="1" r:id="rIdgcv-izvpvccczfvizs0sw">
+            <w:hyperlink w:history="1" r:id="rIdhkymttfq5z1fc2hhpepco">
               <w:r>
                 <w:rPr>
                   <w:rFonts w:ascii="Arial" w:cs="Arial" w:eastAsia="Arial" w:hAnsi="Arial"/>
@@ -11860,7 +11860,7 @@
             <w:pPr>
               <w:spacing w:after="20" w:before="0"/>
             </w:pPr>
-            <w:hyperlink w:history="1" r:id="rIdoxqa76vkod4kfmtgy_eiw">
+            <w:hyperlink w:history="1" r:id="rIdevgz28m5dkxjxum7ezqxz">
               <w:r>
                 <w:rPr>
                   <w:rFonts w:ascii="Arial" w:cs="Arial" w:eastAsia="Arial" w:hAnsi="Arial"/>
@@ -11893,7 +11893,7 @@
               <w:spacing w:after="10" w:before="0"/>
               <w:ind w:left="120"/>
             </w:pPr>
-            <w:hyperlink w:history="1" r:id="rIdgjm_seb2uyv5hpgah6pkl">
+            <w:hyperlink w:history="1" r:id="rIdimzgqswkj4v7wbeddqpwa">
               <w:r>
                 <w:rPr>
                   <w:rFonts w:ascii="Arial" w:cs="Arial" w:eastAsia="Arial" w:hAnsi="Arial"/>
@@ -11938,7 +11938,7 @@
             <w:pPr>
               <w:spacing w:after="20" w:before="0"/>
             </w:pPr>
-            <w:hyperlink w:history="1" r:id="rIddcleyfrh79rn7cukqwtnq">
+            <w:hyperlink w:history="1" r:id="rIdtomiorsiuoto6vz97od6u">
               <w:r>
                 <w:rPr>
                   <w:rFonts w:ascii="Arial" w:cs="Arial" w:eastAsia="Arial" w:hAnsi="Arial"/>
@@ -11971,7 +11971,7 @@
               <w:spacing w:after="10" w:before="0"/>
               <w:ind w:left="120"/>
             </w:pPr>
-            <w:hyperlink w:history="1" r:id="rId9jwgs2exikwlbodjgla9z">
+            <w:hyperlink w:history="1" r:id="rIdainxsl4tneffwcx0qqmq_">
               <w:r>
                 <w:rPr>
                   <w:rFonts w:ascii="Arial" w:cs="Arial" w:eastAsia="Arial" w:hAnsi="Arial"/>
@@ -12166,7 +12166,7 @@
             <w:pPr>
               <w:spacing w:after="20" w:before="0"/>
             </w:pPr>
-            <w:hyperlink w:history="1" r:id="rIdj1-j2kk1dusxhr4fixtzk">
+            <w:hyperlink w:history="1" r:id="rIdm2ik3wym3zeqepprwfg-i">
               <w:r>
                 <w:rPr>
                   <w:rFonts w:ascii="Arial" w:cs="Arial" w:eastAsia="Arial" w:hAnsi="Arial"/>
@@ -12199,7 +12199,7 @@
               <w:spacing w:after="10" w:before="0"/>
               <w:ind w:left="120"/>
             </w:pPr>
-            <w:hyperlink w:history="1" r:id="rIdsh0jhwzejtp46x_ol0x1k">
+            <w:hyperlink w:history="1" r:id="rIdbm6hbzilihhyrof-z6mgf">
               <w:r>
                 <w:rPr>
                   <w:rFonts w:ascii="Arial" w:cs="Arial" w:eastAsia="Arial" w:hAnsi="Arial"/>
@@ -12244,7 +12244,7 @@
             <w:pPr>
               <w:spacing w:after="20" w:before="0"/>
             </w:pPr>
-            <w:hyperlink w:history="1" r:id="rIdyweytneh9psm9ytbtu8p0">
+            <w:hyperlink w:history="1" r:id="rId-bl3pooxdj9b4gbmyhyee">
               <w:r>
                 <w:rPr>
                   <w:rFonts w:ascii="Arial" w:cs="Arial" w:eastAsia="Arial" w:hAnsi="Arial"/>
@@ -12277,7 +12277,7 @@
               <w:spacing w:after="10" w:before="0"/>
               <w:ind w:left="120"/>
             </w:pPr>
-            <w:hyperlink w:history="1" r:id="rIdlkswston7eu1lp4eicexk">
+            <w:hyperlink w:history="1" r:id="rIdqpltxgur1czmz6mzmvfvs">
               <w:r>
                 <w:rPr>
                   <w:rFonts w:ascii="Arial" w:cs="Arial" w:eastAsia="Arial" w:hAnsi="Arial"/>
@@ -12472,7 +12472,7 @@
             <w:pPr>
               <w:spacing w:after="20" w:before="0"/>
             </w:pPr>
-            <w:hyperlink w:history="1" r:id="rIdohtkgxtdlzwiolt4gzr6j">
+            <w:hyperlink w:history="1" r:id="rIdanhpoycflrgkrqkt2wijs">
               <w:r>
                 <w:rPr>
                   <w:rFonts w:ascii="Arial" w:cs="Arial" w:eastAsia="Arial" w:hAnsi="Arial"/>
@@ -12505,7 +12505,7 @@
               <w:spacing w:after="10" w:before="0"/>
               <w:ind w:left="120"/>
             </w:pPr>
-            <w:hyperlink w:history="1" r:id="rIdnzd4iwcimxmstwgehdc5f">
+            <w:hyperlink w:history="1" r:id="rId-riiyfmamdn_5ype33hck">
               <w:r>
                 <w:rPr>
                   <w:rFonts w:ascii="Arial" w:cs="Arial" w:eastAsia="Arial" w:hAnsi="Arial"/>
@@ -12550,7 +12550,7 @@
             <w:pPr>
               <w:spacing w:after="20" w:before="0"/>
             </w:pPr>
-            <w:hyperlink w:history="1" r:id="rIdbhbazcywas6yymzwtxccl">
+            <w:hyperlink w:history="1" r:id="rIdrdgauxcg2j1b_gzawbhpy">
               <w:r>
                 <w:rPr>
                   <w:rFonts w:ascii="Arial" w:cs="Arial" w:eastAsia="Arial" w:hAnsi="Arial"/>
@@ -12583,7 +12583,7 @@
               <w:spacing w:after="10" w:before="0"/>
               <w:ind w:left="120"/>
             </w:pPr>
-            <w:hyperlink w:history="1" r:id="rIdyzeau6vchcxz_bqvzkdbu">
+            <w:hyperlink w:history="1" r:id="rId0ii1mks9o9747qpl8caso">
               <w:r>
                 <w:rPr>
                   <w:rFonts w:ascii="Arial" w:cs="Arial" w:eastAsia="Arial" w:hAnsi="Arial"/>
@@ -12778,7 +12778,7 @@
             <w:pPr>
               <w:spacing w:after="20" w:before="0"/>
             </w:pPr>
-            <w:hyperlink w:history="1" r:id="rIdauxcilwmcp_anzkohkq0n">
+            <w:hyperlink w:history="1" r:id="rIddjdrlaae2p0xmiotn-pcg">
               <w:r>
                 <w:rPr>
                   <w:rFonts w:ascii="Arial" w:cs="Arial" w:eastAsia="Arial" w:hAnsi="Arial"/>
@@ -12811,7 +12811,7 @@
               <w:spacing w:after="10" w:before="0"/>
               <w:ind w:left="120"/>
             </w:pPr>
-            <w:hyperlink w:history="1" r:id="rIdpbjac1vu1bspw-jat3ows">
+            <w:hyperlink w:history="1" r:id="rIdienb_pqp4xrt3sroq4xmp">
               <w:r>
                 <w:rPr>
                   <w:rFonts w:ascii="Arial" w:cs="Arial" w:eastAsia="Arial" w:hAnsi="Arial"/>
@@ -12856,7 +12856,7 @@
             <w:pPr>
               <w:spacing w:after="20" w:before="0"/>
             </w:pPr>
-            <w:hyperlink w:history="1" r:id="rIdpgthuvii2r_krmlzaxwrc">
+            <w:hyperlink w:history="1" r:id="rIdv2hm49rgj3diw4isqjvuc">
               <w:r>
                 <w:rPr>
                   <w:rFonts w:ascii="Arial" w:cs="Arial" w:eastAsia="Arial" w:hAnsi="Arial"/>
@@ -12889,7 +12889,7 @@
               <w:spacing w:after="10" w:before="0"/>
               <w:ind w:left="120"/>
             </w:pPr>
-            <w:hyperlink w:history="1" r:id="rId_8lstw_fvkt7d65r7bnvk">
+            <w:hyperlink w:history="1" r:id="rId00da02w2d4-0ik12k3yxs">
               <w:r>
                 <w:rPr>
                   <w:rFonts w:ascii="Arial" w:cs="Arial" w:eastAsia="Arial" w:hAnsi="Arial"/>
@@ -13084,7 +13084,7 @@
             <w:pPr>
               <w:spacing w:after="20" w:before="0"/>
             </w:pPr>
-            <w:hyperlink w:history="1" r:id="rIdvkk7luov0bjik7mp3pak6">
+            <w:hyperlink w:history="1" r:id="rIdj2gj5rn4lvil8vpzemeg8">
               <w:r>
                 <w:rPr>
                   <w:rFonts w:ascii="Arial" w:cs="Arial" w:eastAsia="Arial" w:hAnsi="Arial"/>
@@ -13117,7 +13117,7 @@
               <w:spacing w:after="10" w:before="0"/>
               <w:ind w:left="120"/>
             </w:pPr>
-            <w:hyperlink w:history="1" r:id="rIdip3vh7kmfomdw_ca4fv_b">
+            <w:hyperlink w:history="1" r:id="rId9vckal85zcqkk5vqnnenw">
               <w:r>
                 <w:rPr>
                   <w:rFonts w:ascii="Arial" w:cs="Arial" w:eastAsia="Arial" w:hAnsi="Arial"/>
@@ -13162,7 +13162,7 @@
             <w:pPr>
               <w:spacing w:after="20" w:before="0"/>
             </w:pPr>
-            <w:hyperlink w:history="1" r:id="rIdcni1h_ui2roytfwof7bau">
+            <w:hyperlink w:history="1" r:id="rId9u8wpww_gh2utkipiw9hg">
               <w:r>
                 <w:rPr>
                   <w:rFonts w:ascii="Arial" w:cs="Arial" w:eastAsia="Arial" w:hAnsi="Arial"/>
@@ -13195,7 +13195,7 @@
               <w:spacing w:after="10" w:before="0"/>
               <w:ind w:left="120"/>
             </w:pPr>
-            <w:hyperlink w:history="1" r:id="rIdjckgpi_hrh68nipmulgut">
+            <w:hyperlink w:history="1" r:id="rIdumsw-upfwdde3ksyfboqr">
               <w:r>
                 <w:rPr>
                   <w:rFonts w:ascii="Arial" w:cs="Arial" w:eastAsia="Arial" w:hAnsi="Arial"/>
@@ -14796,7 +14796,7 @@
             <w:pPr>
               <w:spacing w:after="20" w:before="0"/>
             </w:pPr>
-            <w:hyperlink w:history="1" r:id="rId41da2m4ncioglawahzqjh">
+            <w:hyperlink w:history="1" r:id="rIdozbyevpfdpj1vw_ogk__h">
               <w:r>
                 <w:rPr>
                   <w:rFonts w:ascii="Arial" w:cs="Arial" w:eastAsia="Arial" w:hAnsi="Arial"/>
@@ -14829,7 +14829,7 @@
               <w:spacing w:after="10" w:before="0"/>
               <w:ind w:left="120"/>
             </w:pPr>
-            <w:hyperlink w:history="1" r:id="rIdfcvjrqgd4zsqhcwpqo4mq">
+            <w:hyperlink w:history="1" r:id="rIdxvaoflczkepprrlmsjeyl">
               <w:r>
                 <w:rPr>
                   <w:rFonts w:ascii="Arial" w:cs="Arial" w:eastAsia="Arial" w:hAnsi="Arial"/>
@@ -14874,7 +14874,7 @@
             <w:pPr>
               <w:spacing w:after="20" w:before="0"/>
             </w:pPr>
-            <w:hyperlink w:history="1" r:id="rId31drtnm7pz5p8byciwjc7">
+            <w:hyperlink w:history="1" r:id="rIdeavtdvn3ol0fn9vpmw3ba">
               <w:r>
                 <w:rPr>
                   <w:rFonts w:ascii="Arial" w:cs="Arial" w:eastAsia="Arial" w:hAnsi="Arial"/>
@@ -14907,7 +14907,7 @@
               <w:spacing w:after="10" w:before="0"/>
               <w:ind w:left="120"/>
             </w:pPr>
-            <w:hyperlink w:history="1" r:id="rId7rfkjv8asqrum5gdp21hb">
+            <w:hyperlink w:history="1" r:id="rId4rwnltcnbgajimggjjsat">
               <w:r>
                 <w:rPr>
                   <w:rFonts w:ascii="Arial" w:cs="Arial" w:eastAsia="Arial" w:hAnsi="Arial"/>
@@ -15102,7 +15102,7 @@
             <w:pPr>
               <w:spacing w:after="20" w:before="0"/>
             </w:pPr>
-            <w:hyperlink w:history="1" r:id="rIds8pcsmgfuwmdmmaawcpei">
+            <w:hyperlink w:history="1" r:id="rIdf7gitn2xsnnlksmnianuk">
               <w:r>
                 <w:rPr>
                   <w:rFonts w:ascii="Arial" w:cs="Arial" w:eastAsia="Arial" w:hAnsi="Arial"/>
@@ -15135,7 +15135,7 @@
               <w:spacing w:after="10" w:before="0"/>
               <w:ind w:left="120"/>
             </w:pPr>
-            <w:hyperlink w:history="1" r:id="rIdswwnyhmvw9wpwbanpri0_">
+            <w:hyperlink w:history="1" r:id="rIdljfjb-x_ej2ehdqrab62f">
               <w:r>
                 <w:rPr>
                   <w:rFonts w:ascii="Arial" w:cs="Arial" w:eastAsia="Arial" w:hAnsi="Arial"/>
@@ -15180,7 +15180,7 @@
             <w:pPr>
               <w:spacing w:after="20" w:before="0"/>
             </w:pPr>
-            <w:hyperlink w:history="1" r:id="rIdjelybamn4o8us8e8ceypj">
+            <w:hyperlink w:history="1" r:id="rId7d0e202vqyy9mxharsuzi">
               <w:r>
                 <w:rPr>
                   <w:rFonts w:ascii="Arial" w:cs="Arial" w:eastAsia="Arial" w:hAnsi="Arial"/>
@@ -15213,7 +15213,7 @@
               <w:spacing w:after="10" w:before="0"/>
               <w:ind w:left="120"/>
             </w:pPr>
-            <w:hyperlink w:history="1" r:id="rIdjqgqlwgnbfded3jczugs1">
+            <w:hyperlink w:history="1" r:id="rIdl2-c9nyrldnj8hguxypww">
               <w:r>
                 <w:rPr>
                   <w:rFonts w:ascii="Arial" w:cs="Arial" w:eastAsia="Arial" w:hAnsi="Arial"/>
@@ -15408,7 +15408,7 @@
             <w:pPr>
               <w:spacing w:after="20" w:before="0"/>
             </w:pPr>
-            <w:hyperlink w:history="1" r:id="rIduixisvctcle7r9oplgz3-">
+            <w:hyperlink w:history="1" r:id="rIdpu-vzpq14uhanrt1p-ppw">
               <w:r>
                 <w:rPr>
                   <w:rFonts w:ascii="Arial" w:cs="Arial" w:eastAsia="Arial" w:hAnsi="Arial"/>
@@ -15441,7 +15441,7 @@
               <w:spacing w:after="10" w:before="0"/>
               <w:ind w:left="120"/>
             </w:pPr>
-            <w:hyperlink w:history="1" r:id="rIddyd8vanf_tayoovzvpz1n">
+            <w:hyperlink w:history="1" r:id="rIdi72pixrpdxv-eeoddj6ut">
               <w:r>
                 <w:rPr>
                   <w:rFonts w:ascii="Arial" w:cs="Arial" w:eastAsia="Arial" w:hAnsi="Arial"/>
@@ -15486,7 +15486,7 @@
             <w:pPr>
               <w:spacing w:after="20" w:before="0"/>
             </w:pPr>
-            <w:hyperlink w:history="1" r:id="rId_epeqh-bwxys1guaqvzq1">
+            <w:hyperlink w:history="1" r:id="rIdmszdkz_dmcbbgmrz0xa3p">
               <w:r>
                 <w:rPr>
                   <w:rFonts w:ascii="Arial" w:cs="Arial" w:eastAsia="Arial" w:hAnsi="Arial"/>
@@ -15519,7 +15519,7 @@
               <w:spacing w:after="10" w:before="0"/>
               <w:ind w:left="120"/>
             </w:pPr>
-            <w:hyperlink w:history="1" r:id="rIdnj_-pff7txl1jp9bozgqx">
+            <w:hyperlink w:history="1" r:id="rId8u9ao7i0o-a7cka7cl-lp">
               <w:r>
                 <w:rPr>
                   <w:rFonts w:ascii="Arial" w:cs="Arial" w:eastAsia="Arial" w:hAnsi="Arial"/>
@@ -15714,7 +15714,7 @@
             <w:pPr>
               <w:spacing w:after="20" w:before="0"/>
             </w:pPr>
-            <w:hyperlink w:history="1" r:id="rId0iqfjjuxp9aay1kvq6cgt">
+            <w:hyperlink w:history="1" r:id="rId-wv9x8lwpneu5bds5-qes">
               <w:r>
                 <w:rPr>
                   <w:rFonts w:ascii="Arial" w:cs="Arial" w:eastAsia="Arial" w:hAnsi="Arial"/>
@@ -15747,7 +15747,7 @@
               <w:spacing w:after="10" w:before="0"/>
               <w:ind w:left="120"/>
             </w:pPr>
-            <w:hyperlink w:history="1" r:id="rIdwqhg_q0wijvo1aqeiwxfm">
+            <w:hyperlink w:history="1" r:id="rIdcp_bzwsfvtahszpzz43t2">
               <w:r>
                 <w:rPr>
                   <w:rFonts w:ascii="Arial" w:cs="Arial" w:eastAsia="Arial" w:hAnsi="Arial"/>
@@ -15792,7 +15792,7 @@
             <w:pPr>
               <w:spacing w:after="20" w:before="0"/>
             </w:pPr>
-            <w:hyperlink w:history="1" r:id="rIdojxviadsl--fgbw9gzfhc">
+            <w:hyperlink w:history="1" r:id="rIdimk6rnsl29zgigy2odeob">
               <w:r>
                 <w:rPr>
                   <w:rFonts w:ascii="Arial" w:cs="Arial" w:eastAsia="Arial" w:hAnsi="Arial"/>
@@ -15825,7 +15825,7 @@
               <w:spacing w:after="10" w:before="0"/>
               <w:ind w:left="120"/>
             </w:pPr>
-            <w:hyperlink w:history="1" r:id="rIdzef-5gibtf3rddthbhzfs">
+            <w:hyperlink w:history="1" r:id="rIdkjra41aiimnvgharrepkk">
               <w:r>
                 <w:rPr>
                   <w:rFonts w:ascii="Arial" w:cs="Arial" w:eastAsia="Arial" w:hAnsi="Arial"/>
@@ -16020,7 +16020,7 @@
             <w:pPr>
               <w:spacing w:after="20" w:before="0"/>
             </w:pPr>
-            <w:hyperlink w:history="1" r:id="rIdtypxhk0eqdeft-gmwdfms">
+            <w:hyperlink w:history="1" r:id="rIdq3fmpxya5kguzupxbjrwo">
               <w:r>
                 <w:rPr>
                   <w:rFonts w:ascii="Arial" w:cs="Arial" w:eastAsia="Arial" w:hAnsi="Arial"/>
@@ -16053,7 +16053,7 @@
               <w:spacing w:after="10" w:before="0"/>
               <w:ind w:left="120"/>
             </w:pPr>
-            <w:hyperlink w:history="1" r:id="rIdzwqlmpxs5dntqfn9egvfx">
+            <w:hyperlink w:history="1" r:id="rIdwzbhlkaqpbwmodhghmnrg">
               <w:r>
                 <w:rPr>
                   <w:rFonts w:ascii="Arial" w:cs="Arial" w:eastAsia="Arial" w:hAnsi="Arial"/>
@@ -16098,7 +16098,7 @@
             <w:pPr>
               <w:spacing w:after="20" w:before="0"/>
             </w:pPr>
-            <w:hyperlink w:history="1" r:id="rIdn7vk3roydmyinr0xu0yro">
+            <w:hyperlink w:history="1" r:id="rIdmxfpzf-u3o7eydry0ftme">
               <w:r>
                 <w:rPr>
                   <w:rFonts w:ascii="Arial" w:cs="Arial" w:eastAsia="Arial" w:hAnsi="Arial"/>
@@ -16131,7 +16131,7 @@
               <w:spacing w:after="10" w:before="0"/>
               <w:ind w:left="120"/>
             </w:pPr>
-            <w:hyperlink w:history="1" r:id="rIdybp2l5svhasonlh5b4dbf">
+            <w:hyperlink w:history="1" r:id="rIdq5bi6dea1ok9nfzn56b2t">
               <w:r>
                 <w:rPr>
                   <w:rFonts w:ascii="Arial" w:cs="Arial" w:eastAsia="Arial" w:hAnsi="Arial"/>
@@ -17618,7 +17618,7 @@
             <w:pPr>
               <w:spacing w:after="20" w:before="0"/>
             </w:pPr>
-            <w:hyperlink w:history="1" r:id="rIdawdxkulaig9db7laobxmu">
+            <w:hyperlink w:history="1" r:id="rIdg5lutzcnoleazrbbrzuq5">
               <w:r>
                 <w:rPr>
                   <w:rFonts w:ascii="Arial" w:cs="Arial" w:eastAsia="Arial" w:hAnsi="Arial"/>
@@ -17651,7 +17651,7 @@
               <w:spacing w:after="10" w:before="0"/>
               <w:ind w:left="120"/>
             </w:pPr>
-            <w:hyperlink w:history="1" r:id="rIdc7ev_gul1iut5isxmzlf1">
+            <w:hyperlink w:history="1" r:id="rIddt9lg_k6ml8ayurlzp2ed">
               <w:r>
                 <w:rPr>
                   <w:rFonts w:ascii="Arial" w:cs="Arial" w:eastAsia="Arial" w:hAnsi="Arial"/>
@@ -17696,7 +17696,7 @@
             <w:pPr>
               <w:spacing w:after="20" w:before="0"/>
             </w:pPr>
-            <w:hyperlink w:history="1" r:id="rIdffmc8hvwas0mlot4y47hd">
+            <w:hyperlink w:history="1" r:id="rIdznsx5z-pqxp4evj6qzwux">
               <w:r>
                 <w:rPr>
                   <w:rFonts w:ascii="Arial" w:cs="Arial" w:eastAsia="Arial" w:hAnsi="Arial"/>
@@ -17729,7 +17729,7 @@
               <w:spacing w:after="10" w:before="0"/>
               <w:ind w:left="120"/>
             </w:pPr>
-            <w:hyperlink w:history="1" r:id="rId8wi7ffz9s2-ninksvet-m">
+            <w:hyperlink w:history="1" r:id="rIdbvpi3bwsjxyj396rlenqx">
               <w:r>
                 <w:rPr>
                   <w:rFonts w:ascii="Arial" w:cs="Arial" w:eastAsia="Arial" w:hAnsi="Arial"/>
@@ -17924,7 +17924,7 @@
             <w:pPr>
               <w:spacing w:after="20" w:before="0"/>
             </w:pPr>
-            <w:hyperlink w:history="1" r:id="rIdhpx5cdxanek4latr72ukd">
+            <w:hyperlink w:history="1" r:id="rId-8zhpfinoovohby4jvmbe">
               <w:r>
                 <w:rPr>
                   <w:rFonts w:ascii="Arial" w:cs="Arial" w:eastAsia="Arial" w:hAnsi="Arial"/>
@@ -17957,7 +17957,7 @@
               <w:spacing w:after="10" w:before="0"/>
               <w:ind w:left="120"/>
             </w:pPr>
-            <w:hyperlink w:history="1" r:id="rIdrkujvgoe-2oo7fmgq4d_f">
+            <w:hyperlink w:history="1" r:id="rIdw1v_cclb0jukpg69l1sky">
               <w:r>
                 <w:rPr>
                   <w:rFonts w:ascii="Arial" w:cs="Arial" w:eastAsia="Arial" w:hAnsi="Arial"/>
@@ -18002,7 +18002,7 @@
             <w:pPr>
               <w:spacing w:after="20" w:before="0"/>
             </w:pPr>
-            <w:hyperlink w:history="1" r:id="rIdfw0jx9nuktbb7_mb5jkvf">
+            <w:hyperlink w:history="1" r:id="rIdtdqp4c69jl_1xqn_o1qi8">
               <w:r>
                 <w:rPr>
                   <w:rFonts w:ascii="Arial" w:cs="Arial" w:eastAsia="Arial" w:hAnsi="Arial"/>
@@ -18035,7 +18035,7 @@
               <w:spacing w:after="10" w:before="0"/>
               <w:ind w:left="120"/>
             </w:pPr>
-            <w:hyperlink w:history="1" r:id="rIdpwvtzyxunqhc7nbrk5net">
+            <w:hyperlink w:history="1" r:id="rIdovmihgccesdaqaxytm-zf">
               <w:r>
                 <w:rPr>
                   <w:rFonts w:ascii="Arial" w:cs="Arial" w:eastAsia="Arial" w:hAnsi="Arial"/>
@@ -18230,7 +18230,7 @@
             <w:pPr>
               <w:spacing w:after="20" w:before="0"/>
             </w:pPr>
-            <w:hyperlink w:history="1" r:id="rIdsteqvso8ubnwc__6flaww">
+            <w:hyperlink w:history="1" r:id="rIdlgl81-rsrupkqhei8wgfa">
               <w:r>
                 <w:rPr>
                   <w:rFonts w:ascii="Arial" w:cs="Arial" w:eastAsia="Arial" w:hAnsi="Arial"/>
@@ -18263,7 +18263,7 @@
               <w:spacing w:after="10" w:before="0"/>
               <w:ind w:left="120"/>
             </w:pPr>
-            <w:hyperlink w:history="1" r:id="rIdnkjgd2kc3_z__pzehf5fq">
+            <w:hyperlink w:history="1" r:id="rIdl-v0ijfnmdfrkiu7zhh1x">
               <w:r>
                 <w:rPr>
                   <w:rFonts w:ascii="Arial" w:cs="Arial" w:eastAsia="Arial" w:hAnsi="Arial"/>
@@ -18308,7 +18308,7 @@
             <w:pPr>
               <w:spacing w:after="20" w:before="0"/>
             </w:pPr>
-            <w:hyperlink w:history="1" r:id="rIdnjrbtxpq8x92aks49oipy">
+            <w:hyperlink w:history="1" r:id="rIdaoz5ugbilevpme1kvhi0z">
               <w:r>
                 <w:rPr>
                   <w:rFonts w:ascii="Arial" w:cs="Arial" w:eastAsia="Arial" w:hAnsi="Arial"/>
@@ -18341,7 +18341,7 @@
               <w:spacing w:after="10" w:before="0"/>
               <w:ind w:left="120"/>
             </w:pPr>
-            <w:hyperlink w:history="1" r:id="rId7me0phs2zlwym5mbnkv6m">
+            <w:hyperlink w:history="1" r:id="rIdwip2zylim7kajvogk_r7x">
               <w:r>
                 <w:rPr>
                   <w:rFonts w:ascii="Arial" w:cs="Arial" w:eastAsia="Arial" w:hAnsi="Arial"/>
@@ -18536,7 +18536,7 @@
             <w:pPr>
               <w:spacing w:after="20" w:before="0"/>
             </w:pPr>
-            <w:hyperlink w:history="1" r:id="rIdgny-p4vtcqqovggmpkiqn">
+            <w:hyperlink w:history="1" r:id="rId4ocjs3shvk1_nekgzyiua">
               <w:r>
                 <w:rPr>
                   <w:rFonts w:ascii="Arial" w:cs="Arial" w:eastAsia="Arial" w:hAnsi="Arial"/>
@@ -18569,7 +18569,7 @@
               <w:spacing w:after="10" w:before="0"/>
               <w:ind w:left="120"/>
             </w:pPr>
-            <w:hyperlink w:history="1" r:id="rIdk1a58aq8uf7qzgvj8tqqr">
+            <w:hyperlink w:history="1" r:id="rIdzbuv4hvihumfnsc-vpcau">
               <w:r>
                 <w:rPr>
                   <w:rFonts w:ascii="Arial" w:cs="Arial" w:eastAsia="Arial" w:hAnsi="Arial"/>
@@ -18614,7 +18614,7 @@
             <w:pPr>
               <w:spacing w:after="20" w:before="0"/>
             </w:pPr>
-            <w:hyperlink w:history="1" r:id="rId4vajg5sqvyf0f4znnfevx">
+            <w:hyperlink w:history="1" r:id="rIdav5bh0edhh-jappzabquj">
               <w:r>
                 <w:rPr>
                   <w:rFonts w:ascii="Arial" w:cs="Arial" w:eastAsia="Arial" w:hAnsi="Arial"/>
@@ -18647,7 +18647,7 @@
               <w:spacing w:after="10" w:before="0"/>
               <w:ind w:left="120"/>
             </w:pPr>
-            <w:hyperlink w:history="1" r:id="rIdw1aufzx01ske7iwjk4ppy">
+            <w:hyperlink w:history="1" r:id="rIdut-qykwwt9jcxnyzdzr_f">
               <w:r>
                 <w:rPr>
                   <w:rFonts w:ascii="Arial" w:cs="Arial" w:eastAsia="Arial" w:hAnsi="Arial"/>
@@ -18842,7 +18842,7 @@
             <w:pPr>
               <w:spacing w:after="20" w:before="0"/>
             </w:pPr>
-            <w:hyperlink w:history="1" r:id="rIdx68blbsudpo_qvwmxukbg">
+            <w:hyperlink w:history="1" r:id="rIdfezdurrooyblp3odg6acs">
               <w:r>
                 <w:rPr>
                   <w:rFonts w:ascii="Arial" w:cs="Arial" w:eastAsia="Arial" w:hAnsi="Arial"/>
@@ -18875,7 +18875,7 @@
               <w:spacing w:after="10" w:before="0"/>
               <w:ind w:left="120"/>
             </w:pPr>
-            <w:hyperlink w:history="1" r:id="rIdtcyrwdae2fxusgrpdjpiu">
+            <w:hyperlink w:history="1" r:id="rIdbomra5lgg_dl8ooj-pyxx">
               <w:r>
                 <w:rPr>
                   <w:rFonts w:ascii="Arial" w:cs="Arial" w:eastAsia="Arial" w:hAnsi="Arial"/>
@@ -18920,7 +18920,7 @@
             <w:pPr>
               <w:spacing w:after="20" w:before="0"/>
             </w:pPr>
-            <w:hyperlink w:history="1" r:id="rIdwaduum-fe79jrcbvqfkei">
+            <w:hyperlink w:history="1" r:id="rIdlzh_ji5mg1-ykrjbpgbut">
               <w:r>
                 <w:rPr>
                   <w:rFonts w:ascii="Arial" w:cs="Arial" w:eastAsia="Arial" w:hAnsi="Arial"/>
@@ -18953,7 +18953,7 @@
               <w:spacing w:after="10" w:before="0"/>
               <w:ind w:left="120"/>
             </w:pPr>
-            <w:hyperlink w:history="1" r:id="rIdmtxtiroboave-xhlshzzb">
+            <w:hyperlink w:history="1" r:id="rIduubjdc9i5mysmle5kv8lq">
               <w:r>
                 <w:rPr>
                   <w:rFonts w:ascii="Arial" w:cs="Arial" w:eastAsia="Arial" w:hAnsi="Arial"/>
@@ -20440,7 +20440,7 @@
             <w:pPr>
               <w:spacing w:after="20" w:before="0"/>
             </w:pPr>
-            <w:hyperlink w:history="1" r:id="rId0w2xevxb0gz8xjuulk4h2">
+            <w:hyperlink w:history="1" r:id="rIdyuf11env2_2omqit_tfhz">
               <w:r>
                 <w:rPr>
                   <w:rFonts w:ascii="Arial" w:cs="Arial" w:eastAsia="Arial" w:hAnsi="Arial"/>
@@ -20473,7 +20473,7 @@
               <w:spacing w:after="10" w:before="0"/>
               <w:ind w:left="120"/>
             </w:pPr>
-            <w:hyperlink w:history="1" r:id="rIdjf5u_ql0wxq1dzhv94v08">
+            <w:hyperlink w:history="1" r:id="rIdkqf2lazofsmqtb6sg8moj">
               <w:r>
                 <w:rPr>
                   <w:rFonts w:ascii="Arial" w:cs="Arial" w:eastAsia="Arial" w:hAnsi="Arial"/>
@@ -20518,7 +20518,7 @@
             <w:pPr>
               <w:spacing w:after="20" w:before="0"/>
             </w:pPr>
-            <w:hyperlink w:history="1" r:id="rIdiahmm2fbz_pjwyq_uyqpv">
+            <w:hyperlink w:history="1" r:id="rIdgudv4follqmi-71djboq2">
               <w:r>
                 <w:rPr>
                   <w:rFonts w:ascii="Arial" w:cs="Arial" w:eastAsia="Arial" w:hAnsi="Arial"/>
@@ -20551,7 +20551,7 @@
               <w:spacing w:after="10" w:before="0"/>
               <w:ind w:left="120"/>
             </w:pPr>
-            <w:hyperlink w:history="1" r:id="rId6vte1fuvc1o2nmmjbh8c-">
+            <w:hyperlink w:history="1" r:id="rIdcirtmkavonpisnnvzctv3">
               <w:r>
                 <w:rPr>
                   <w:rFonts w:ascii="Arial" w:cs="Arial" w:eastAsia="Arial" w:hAnsi="Arial"/>
@@ -20746,7 +20746,7 @@
             <w:pPr>
               <w:spacing w:after="20" w:before="0"/>
             </w:pPr>
-            <w:hyperlink w:history="1" r:id="rIdrpk0xpkxrv9kgxbfzhkuq">
+            <w:hyperlink w:history="1" r:id="rIdy1jlfe494jpel1xfahe8t">
               <w:r>
                 <w:rPr>
                   <w:rFonts w:ascii="Arial" w:cs="Arial" w:eastAsia="Arial" w:hAnsi="Arial"/>
@@ -20779,7 +20779,7 @@
               <w:spacing w:after="10" w:before="0"/>
               <w:ind w:left="120"/>
             </w:pPr>
-            <w:hyperlink w:history="1" r:id="rId9bi_wh7qrophefggoz-ew">
+            <w:hyperlink w:history="1" r:id="rIdgrtrwxtrnibz7d8mlsntw">
               <w:r>
                 <w:rPr>
                   <w:rFonts w:ascii="Arial" w:cs="Arial" w:eastAsia="Arial" w:hAnsi="Arial"/>
@@ -20824,7 +20824,7 @@
             <w:pPr>
               <w:spacing w:after="20" w:before="0"/>
             </w:pPr>
-            <w:hyperlink w:history="1" r:id="rId5b2c90leop6ibqo4v-fwf">
+            <w:hyperlink w:history="1" r:id="rIdf8f4s4xkzixmgrt11gd9w">
               <w:r>
                 <w:rPr>
                   <w:rFonts w:ascii="Arial" w:cs="Arial" w:eastAsia="Arial" w:hAnsi="Arial"/>
@@ -20857,7 +20857,7 @@
               <w:spacing w:after="10" w:before="0"/>
               <w:ind w:left="120"/>
             </w:pPr>
-            <w:hyperlink w:history="1" r:id="rIddgc26de_-tq5h9iy4wobm">
+            <w:hyperlink w:history="1" r:id="rIdak-8l5vezrk0rd63xeqvl">
               <w:r>
                 <w:rPr>
                   <w:rFonts w:ascii="Arial" w:cs="Arial" w:eastAsia="Arial" w:hAnsi="Arial"/>
@@ -21052,7 +21052,7 @@
             <w:pPr>
               <w:spacing w:after="20" w:before="0"/>
             </w:pPr>
-            <w:hyperlink w:history="1" r:id="rIdoiek984y3pvkd8ycz7dqs">
+            <w:hyperlink w:history="1" r:id="rIdjihw1onrveqt7l5t7yd0d">
               <w:r>
                 <w:rPr>
                   <w:rFonts w:ascii="Arial" w:cs="Arial" w:eastAsia="Arial" w:hAnsi="Arial"/>
@@ -21085,7 +21085,7 @@
               <w:spacing w:after="10" w:before="0"/>
               <w:ind w:left="120"/>
             </w:pPr>
-            <w:hyperlink w:history="1" r:id="rIdnfv90enw4cowwlr2hiuuw">
+            <w:hyperlink w:history="1" r:id="rIdyqphsn3iwvpqmx1yybxjb">
               <w:r>
                 <w:rPr>
                   <w:rFonts w:ascii="Arial" w:cs="Arial" w:eastAsia="Arial" w:hAnsi="Arial"/>
@@ -21130,7 +21130,7 @@
             <w:pPr>
               <w:spacing w:after="20" w:before="0"/>
             </w:pPr>
-            <w:hyperlink w:history="1" r:id="rIdcto4omgxmhzlcteeegm_r">
+            <w:hyperlink w:history="1" r:id="rIdpo-beuwfgp-qsaefsvfzh">
               <w:r>
                 <w:rPr>
                   <w:rFonts w:ascii="Arial" w:cs="Arial" w:eastAsia="Arial" w:hAnsi="Arial"/>
@@ -21163,7 +21163,7 @@
               <w:spacing w:after="10" w:before="0"/>
               <w:ind w:left="120"/>
             </w:pPr>
-            <w:hyperlink w:history="1" r:id="rId5vwpmni_6jiij5flpiohk">
+            <w:hyperlink w:history="1" r:id="rIdzystqzrv3ime_5mq0ybaa">
               <w:r>
                 <w:rPr>
                   <w:rFonts w:ascii="Arial" w:cs="Arial" w:eastAsia="Arial" w:hAnsi="Arial"/>
@@ -21358,7 +21358,7 @@
             <w:pPr>
               <w:spacing w:after="20" w:before="0"/>
             </w:pPr>
-            <w:hyperlink w:history="1" r:id="rIdwbbfb_sp8hjnzuuk95efa">
+            <w:hyperlink w:history="1" r:id="rIdcyvd1obviosoedjtoflsr">
               <w:r>
                 <w:rPr>
                   <w:rFonts w:ascii="Arial" w:cs="Arial" w:eastAsia="Arial" w:hAnsi="Arial"/>
@@ -21391,7 +21391,7 @@
               <w:spacing w:after="10" w:before="0"/>
               <w:ind w:left="120"/>
             </w:pPr>
-            <w:hyperlink w:history="1" r:id="rId95l5gc3wy4x2wcelutt_t">
+            <w:hyperlink w:history="1" r:id="rIdagxu_0yywjteoj-_rek_2">
               <w:r>
                 <w:rPr>
                   <w:rFonts w:ascii="Arial" w:cs="Arial" w:eastAsia="Arial" w:hAnsi="Arial"/>
@@ -21436,7 +21436,7 @@
             <w:pPr>
               <w:spacing w:after="20" w:before="0"/>
             </w:pPr>
-            <w:hyperlink w:history="1" r:id="rIdra6uk9lphk8gprcimdedt">
+            <w:hyperlink w:history="1" r:id="rIdtbdc059pvtrydrqxlazpu">
               <w:r>
                 <w:rPr>
                   <w:rFonts w:ascii="Arial" w:cs="Arial" w:eastAsia="Arial" w:hAnsi="Arial"/>
@@ -21469,7 +21469,7 @@
               <w:spacing w:after="10" w:before="0"/>
               <w:ind w:left="120"/>
             </w:pPr>
-            <w:hyperlink w:history="1" r:id="rIdubrttwipyl0noqvnaqz4x">
+            <w:hyperlink w:history="1" r:id="rIddwcmn-ps8usy6spa0gp6l">
               <w:r>
                 <w:rPr>
                   <w:rFonts w:ascii="Arial" w:cs="Arial" w:eastAsia="Arial" w:hAnsi="Arial"/>
@@ -21664,7 +21664,7 @@
             <w:pPr>
               <w:spacing w:after="20" w:before="0"/>
             </w:pPr>
-            <w:hyperlink w:history="1" r:id="rIdra7hlyrsmzmax5gkex5bx">
+            <w:hyperlink w:history="1" r:id="rIdfggs_nkimf0pn7gtpdqo4">
               <w:r>
                 <w:rPr>
                   <w:rFonts w:ascii="Arial" w:cs="Arial" w:eastAsia="Arial" w:hAnsi="Arial"/>
@@ -21697,7 +21697,7 @@
               <w:spacing w:after="10" w:before="0"/>
               <w:ind w:left="120"/>
             </w:pPr>
-            <w:hyperlink w:history="1" r:id="rIdyctg-u6cmxan_xljngevv">
+            <w:hyperlink w:history="1" r:id="rIdbb2kd70wbo7h-5otnwcjl">
               <w:r>
                 <w:rPr>
                   <w:rFonts w:ascii="Arial" w:cs="Arial" w:eastAsia="Arial" w:hAnsi="Arial"/>
@@ -21742,7 +21742,7 @@
             <w:pPr>
               <w:spacing w:after="20" w:before="0"/>
             </w:pPr>
-            <w:hyperlink w:history="1" r:id="rId3m9hylgdfkpyecpoonihl">
+            <w:hyperlink w:history="1" r:id="rIdnvbkr9okpgkqk33goclwv">
               <w:r>
                 <w:rPr>
                   <w:rFonts w:ascii="Arial" w:cs="Arial" w:eastAsia="Arial" w:hAnsi="Arial"/>
@@ -21775,7 +21775,7 @@
               <w:spacing w:after="10" w:before="0"/>
               <w:ind w:left="120"/>
             </w:pPr>
-            <w:hyperlink w:history="1" r:id="rIdoj8ikqpagz7qxbm_sgygx">
+            <w:hyperlink w:history="1" r:id="rIdowfq8kxfgwbiccinbmok6">
               <w:r>
                 <w:rPr>
                   <w:rFonts w:ascii="Arial" w:cs="Arial" w:eastAsia="Arial" w:hAnsi="Arial"/>
@@ -23357,7 +23357,7 @@
             <w:pPr>
               <w:spacing w:after="20" w:before="0"/>
             </w:pPr>
-            <w:hyperlink w:history="1" r:id="rIdlzfdv2qbf6geechws5q1v">
+            <w:hyperlink w:history="1" r:id="rIdrkjph3bub9ququwqucjo1">
               <w:r>
                 <w:rPr>
                   <w:rFonts w:ascii="Arial" w:cs="Arial" w:eastAsia="Arial" w:hAnsi="Arial"/>
@@ -23390,7 +23390,7 @@
               <w:spacing w:after="10" w:before="0"/>
               <w:ind w:left="120"/>
             </w:pPr>
-            <w:hyperlink w:history="1" r:id="rId7zpjacp9neulwsb6a5hoe">
+            <w:hyperlink w:history="1" r:id="rId6h1t3frscuzitafhtfdmy">
               <w:r>
                 <w:rPr>
                   <w:rFonts w:ascii="Arial" w:cs="Arial" w:eastAsia="Arial" w:hAnsi="Arial"/>
@@ -23435,7 +23435,7 @@
             <w:pPr>
               <w:spacing w:after="20" w:before="0"/>
             </w:pPr>
-            <w:hyperlink w:history="1" r:id="rIdao0tukwubw7u40ut6hekx">
+            <w:hyperlink w:history="1" r:id="rIdmnq1obsbpglajuvlilxpi">
               <w:r>
                 <w:rPr>
                   <w:rFonts w:ascii="Arial" w:cs="Arial" w:eastAsia="Arial" w:hAnsi="Arial"/>
@@ -23468,7 +23468,7 @@
               <w:spacing w:after="10" w:before="0"/>
               <w:ind w:left="120"/>
             </w:pPr>
-            <w:hyperlink w:history="1" r:id="rIdhwxthzzqqhjwdac--3d5v">
+            <w:hyperlink w:history="1" r:id="rIdmyogctg5mypmowzxv6s0l">
               <w:r>
                 <w:rPr>
                   <w:rFonts w:ascii="Arial" w:cs="Arial" w:eastAsia="Arial" w:hAnsi="Arial"/>
@@ -23663,7 +23663,7 @@
             <w:pPr>
               <w:spacing w:after="20" w:before="0"/>
             </w:pPr>
-            <w:hyperlink w:history="1" r:id="rIdfitbipqycyyvlsjutffi_">
+            <w:hyperlink w:history="1" r:id="rIdd852ntnrx1dgrpuqzhrsp">
               <w:r>
                 <w:rPr>
                   <w:rFonts w:ascii="Arial" w:cs="Arial" w:eastAsia="Arial" w:hAnsi="Arial"/>
@@ -23696,7 +23696,7 @@
               <w:spacing w:after="10" w:before="0"/>
               <w:ind w:left="120"/>
             </w:pPr>
-            <w:hyperlink w:history="1" r:id="rId-9ehwn3av_8z_ncd2iz2l">
+            <w:hyperlink w:history="1" r:id="rIdrcfs9weqgbtzrj0sx49vm">
               <w:r>
                 <w:rPr>
                   <w:rFonts w:ascii="Arial" w:cs="Arial" w:eastAsia="Arial" w:hAnsi="Arial"/>
@@ -23741,7 +23741,7 @@
             <w:pPr>
               <w:spacing w:after="20" w:before="0"/>
             </w:pPr>
-            <w:hyperlink w:history="1" r:id="rIdyepqoye_vkolcm2xzsb3l">
+            <w:hyperlink w:history="1" r:id="rIdeqez4whwyowmc4rpwishg">
               <w:r>
                 <w:rPr>
                   <w:rFonts w:ascii="Arial" w:cs="Arial" w:eastAsia="Arial" w:hAnsi="Arial"/>
@@ -23774,7 +23774,7 @@
               <w:spacing w:after="10" w:before="0"/>
               <w:ind w:left="120"/>
             </w:pPr>
-            <w:hyperlink w:history="1" r:id="rIddhpaq9daumhid_ldo7zrk">
+            <w:hyperlink w:history="1" r:id="rId0nwuz1cafwqje3trhuvef">
               <w:r>
                 <w:rPr>
                   <w:rFonts w:ascii="Arial" w:cs="Arial" w:eastAsia="Arial" w:hAnsi="Arial"/>
@@ -23969,7 +23969,7 @@
             <w:pPr>
               <w:spacing w:after="20" w:before="0"/>
             </w:pPr>
-            <w:hyperlink w:history="1" r:id="rIdhlisaoq3j1hlmlvebacrg">
+            <w:hyperlink w:history="1" r:id="rIdbeuygxs8wbetlw68qzgwu">
               <w:r>
                 <w:rPr>
                   <w:rFonts w:ascii="Arial" w:cs="Arial" w:eastAsia="Arial" w:hAnsi="Arial"/>
@@ -24002,7 +24002,7 @@
               <w:spacing w:after="10" w:before="0"/>
               <w:ind w:left="120"/>
             </w:pPr>
-            <w:hyperlink w:history="1" r:id="rIdjtglkdjenl8_b45mlzrjp">
+            <w:hyperlink w:history="1" r:id="rIdnnptk_jowniu6l6knyy7r">
               <w:r>
                 <w:rPr>
                   <w:rFonts w:ascii="Arial" w:cs="Arial" w:eastAsia="Arial" w:hAnsi="Arial"/>
@@ -24047,7 +24047,7 @@
             <w:pPr>
               <w:spacing w:after="20" w:before="0"/>
             </w:pPr>
-            <w:hyperlink w:history="1" r:id="rIdssjbvwls8a3-yo5cyzjw3">
+            <w:hyperlink w:history="1" r:id="rId6lklmol3ope5hap6rykmu">
               <w:r>
                 <w:rPr>
                   <w:rFonts w:ascii="Arial" w:cs="Arial" w:eastAsia="Arial" w:hAnsi="Arial"/>
@@ -24080,7 +24080,7 @@
               <w:spacing w:after="10" w:before="0"/>
               <w:ind w:left="120"/>
             </w:pPr>
-            <w:hyperlink w:history="1" r:id="rIdirslsdo6jw-lbsog72vxq">
+            <w:hyperlink w:history="1" r:id="rIdhl4ntykwbgr9pzerwb5up">
               <w:r>
                 <w:rPr>
                   <w:rFonts w:ascii="Arial" w:cs="Arial" w:eastAsia="Arial" w:hAnsi="Arial"/>
@@ -24275,7 +24275,7 @@
             <w:pPr>
               <w:spacing w:after="20" w:before="0"/>
             </w:pPr>
-            <w:hyperlink w:history="1" r:id="rIdlucvxfkc3zln-prcrxcb8">
+            <w:hyperlink w:history="1" r:id="rIdrweruck2ip7j5ypwfrqoy">
               <w:r>
                 <w:rPr>
                   <w:rFonts w:ascii="Arial" w:cs="Arial" w:eastAsia="Arial" w:hAnsi="Arial"/>
@@ -24308,7 +24308,7 @@
               <w:spacing w:after="10" w:before="0"/>
               <w:ind w:left="120"/>
             </w:pPr>
-            <w:hyperlink w:history="1" r:id="rIdkkegb47nzzpqh1jgpjgd3">
+            <w:hyperlink w:history="1" r:id="rId4kpi-ytaft3jpm5nsdm0c">
               <w:r>
                 <w:rPr>
                   <w:rFonts w:ascii="Arial" w:cs="Arial" w:eastAsia="Arial" w:hAnsi="Arial"/>
@@ -24353,7 +24353,7 @@
             <w:pPr>
               <w:spacing w:after="20" w:before="0"/>
             </w:pPr>
-            <w:hyperlink w:history="1" r:id="rIdvywyknbihqqcjod15ddlx">
+            <w:hyperlink w:history="1" r:id="rIdivzijm-purslmrhqytgns">
               <w:r>
                 <w:rPr>
                   <w:rFonts w:ascii="Arial" w:cs="Arial" w:eastAsia="Arial" w:hAnsi="Arial"/>
@@ -24386,7 +24386,7 @@
               <w:spacing w:after="10" w:before="0"/>
               <w:ind w:left="120"/>
             </w:pPr>
-            <w:hyperlink w:history="1" r:id="rIdaxavvptps5179qedfym20">
+            <w:hyperlink w:history="1" r:id="rId_oaqd_y-ebh-lwed7zfb3">
               <w:r>
                 <w:rPr>
                   <w:rFonts w:ascii="Arial" w:cs="Arial" w:eastAsia="Arial" w:hAnsi="Arial"/>
@@ -24581,7 +24581,7 @@
             <w:pPr>
               <w:spacing w:after="20" w:before="0"/>
             </w:pPr>
-            <w:hyperlink w:history="1" r:id="rId0_xs4meiv66dpd_layo9o">
+            <w:hyperlink w:history="1" r:id="rIdqaeilybtkjhzafmnu8tod">
               <w:r>
                 <w:rPr>
                   <w:rFonts w:ascii="Arial" w:cs="Arial" w:eastAsia="Arial" w:hAnsi="Arial"/>
@@ -24614,7 +24614,7 @@
               <w:spacing w:after="10" w:before="0"/>
               <w:ind w:left="120"/>
             </w:pPr>
-            <w:hyperlink w:history="1" r:id="rIdsueprs9mwdkwuhp_x9h_x">
+            <w:hyperlink w:history="1" r:id="rIdd7slyhr60hus-xotofjwk">
               <w:r>
                 <w:rPr>
                   <w:rFonts w:ascii="Arial" w:cs="Arial" w:eastAsia="Arial" w:hAnsi="Arial"/>
@@ -24659,7 +24659,7 @@
             <w:pPr>
               <w:spacing w:after="20" w:before="0"/>
             </w:pPr>
-            <w:hyperlink w:history="1" r:id="rId1bnajule1-gimpcoz4vmt">
+            <w:hyperlink w:history="1" r:id="rIdoseflsoadiuq5kfp9ytpx">
               <w:r>
                 <w:rPr>
                   <w:rFonts w:ascii="Arial" w:cs="Arial" w:eastAsia="Arial" w:hAnsi="Arial"/>
@@ -24692,7 +24692,7 @@
               <w:spacing w:after="10" w:before="0"/>
               <w:ind w:left="120"/>
             </w:pPr>
-            <w:hyperlink w:history="1" r:id="rIdbrfexgksfsebncbbdopru">
+            <w:hyperlink w:history="1" r:id="rIdgxc62k0gchrp4dn6wcc1u">
               <w:r>
                 <w:rPr>
                   <w:rFonts w:ascii="Arial" w:cs="Arial" w:eastAsia="Arial" w:hAnsi="Arial"/>
@@ -26179,7 +26179,7 @@
             <w:pPr>
               <w:spacing w:after="20" w:before="0"/>
             </w:pPr>
-            <w:hyperlink w:history="1" r:id="rIdlomtvlwlzsbdzmaplkbov">
+            <w:hyperlink w:history="1" r:id="rIdhmqnui80cl4hhaspkos7k">
               <w:r>
                 <w:rPr>
                   <w:rFonts w:ascii="Arial" w:cs="Arial" w:eastAsia="Arial" w:hAnsi="Arial"/>
@@ -26212,7 +26212,7 @@
               <w:spacing w:after="10" w:before="0"/>
               <w:ind w:left="120"/>
             </w:pPr>
-            <w:hyperlink w:history="1" r:id="rId7yaooasttfrs1pfn4vs9n">
+            <w:hyperlink w:history="1" r:id="rIds212puz-x9pvfns770je1">
               <w:r>
                 <w:rPr>
                   <w:rFonts w:ascii="Arial" w:cs="Arial" w:eastAsia="Arial" w:hAnsi="Arial"/>
@@ -26257,7 +26257,7 @@
             <w:pPr>
               <w:spacing w:after="20" w:before="0"/>
             </w:pPr>
-            <w:hyperlink w:history="1" r:id="rId6xnmvegtxlpasp33m5li1">
+            <w:hyperlink w:history="1" r:id="rId1d0eba9_vhph6zvkolxat">
               <w:r>
                 <w:rPr>
                   <w:rFonts w:ascii="Arial" w:cs="Arial" w:eastAsia="Arial" w:hAnsi="Arial"/>
@@ -26290,7 +26290,7 @@
               <w:spacing w:after="10" w:before="0"/>
               <w:ind w:left="120"/>
             </w:pPr>
-            <w:hyperlink w:history="1" r:id="rIdm5mgwfjerer6avqexwp2w">
+            <w:hyperlink w:history="1" r:id="rIddwctl5w_qtibaeg2vrhfv">
               <w:r>
                 <w:rPr>
                   <w:rFonts w:ascii="Arial" w:cs="Arial" w:eastAsia="Arial" w:hAnsi="Arial"/>
@@ -26485,7 +26485,7 @@
             <w:pPr>
               <w:spacing w:after="20" w:before="0"/>
             </w:pPr>
-            <w:hyperlink w:history="1" r:id="rIdaojaor5mwvoyqrewxivvc">
+            <w:hyperlink w:history="1" r:id="rId-9st7mitqsvte7pxuv_zd">
               <w:r>
                 <w:rPr>
                   <w:rFonts w:ascii="Arial" w:cs="Arial" w:eastAsia="Arial" w:hAnsi="Arial"/>
@@ -26518,7 +26518,7 @@
               <w:spacing w:after="10" w:before="0"/>
               <w:ind w:left="120"/>
             </w:pPr>
-            <w:hyperlink w:history="1" r:id="rIdewr3htqyktztzhpgttxre">
+            <w:hyperlink w:history="1" r:id="rIdm0lgmpul6kv-fbctca3hu">
               <w:r>
                 <w:rPr>
                   <w:rFonts w:ascii="Arial" w:cs="Arial" w:eastAsia="Arial" w:hAnsi="Arial"/>
@@ -26563,7 +26563,7 @@
             <w:pPr>
               <w:spacing w:after="20" w:before="0"/>
             </w:pPr>
-            <w:hyperlink w:history="1" r:id="rIdb2yqvhjeon2ibksskxzbl">
+            <w:hyperlink w:history="1" r:id="rId9zp8yulvjby9kcoi5akou">
               <w:r>
                 <w:rPr>
                   <w:rFonts w:ascii="Arial" w:cs="Arial" w:eastAsia="Arial" w:hAnsi="Arial"/>
@@ -26596,7 +26596,7 @@
               <w:spacing w:after="10" w:before="0"/>
               <w:ind w:left="120"/>
             </w:pPr>
-            <w:hyperlink w:history="1" r:id="rIdn-zn6rxn3hd42ol8rcj4m">
+            <w:hyperlink w:history="1" r:id="rIdpqe98qzwfthmbr7fgdjuk">
               <w:r>
                 <w:rPr>
                   <w:rFonts w:ascii="Arial" w:cs="Arial" w:eastAsia="Arial" w:hAnsi="Arial"/>
@@ -26791,7 +26791,7 @@
             <w:pPr>
               <w:spacing w:after="20" w:before="0"/>
             </w:pPr>
-            <w:hyperlink w:history="1" r:id="rIdcdz4_tv9plyz3kvu_x4ir">
+            <w:hyperlink w:history="1" r:id="rIdbqicaeienhropymuaxhoq">
               <w:r>
                 <w:rPr>
                   <w:rFonts w:ascii="Arial" w:cs="Arial" w:eastAsia="Arial" w:hAnsi="Arial"/>
@@ -26824,7 +26824,7 @@
               <w:spacing w:after="10" w:before="0"/>
               <w:ind w:left="120"/>
             </w:pPr>
-            <w:hyperlink w:history="1" r:id="rId8sfzjpz4hmv2v_uenly7f">
+            <w:hyperlink w:history="1" r:id="rIdkew-ekhuuvuxgfni39zbq">
               <w:r>
                 <w:rPr>
                   <w:rFonts w:ascii="Arial" w:cs="Arial" w:eastAsia="Arial" w:hAnsi="Arial"/>
@@ -26869,7 +26869,7 @@
             <w:pPr>
               <w:spacing w:after="20" w:before="0"/>
             </w:pPr>
-            <w:hyperlink w:history="1" r:id="rIdwfjxjtd-_3gzkhrwc0jqp">
+            <w:hyperlink w:history="1" r:id="rIdx2fkoar9mevglhvne03qg">
               <w:r>
                 <w:rPr>
                   <w:rFonts w:ascii="Arial" w:cs="Arial" w:eastAsia="Arial" w:hAnsi="Arial"/>
@@ -26902,7 +26902,7 @@
               <w:spacing w:after="10" w:before="0"/>
               <w:ind w:left="120"/>
             </w:pPr>
-            <w:hyperlink w:history="1" r:id="rIdk5indnklzsvsd7c9iqo0e">
+            <w:hyperlink w:history="1" r:id="rIdmdb2qadhfyzzsbbxqp56m">
               <w:r>
                 <w:rPr>
                   <w:rFonts w:ascii="Arial" w:cs="Arial" w:eastAsia="Arial" w:hAnsi="Arial"/>
@@ -27097,7 +27097,7 @@
             <w:pPr>
               <w:spacing w:after="20" w:before="0"/>
             </w:pPr>
-            <w:hyperlink w:history="1" r:id="rIdg0ewcq4o96lm5rwgiyaxd">
+            <w:hyperlink w:history="1" r:id="rId9znq9qksmj5mha2ihjlzx">
               <w:r>
                 <w:rPr>
                   <w:rFonts w:ascii="Arial" w:cs="Arial" w:eastAsia="Arial" w:hAnsi="Arial"/>
@@ -27130,7 +27130,7 @@
               <w:spacing w:after="10" w:before="0"/>
               <w:ind w:left="120"/>
             </w:pPr>
-            <w:hyperlink w:history="1" r:id="rIdziagztmbr5vr148k51jsa">
+            <w:hyperlink w:history="1" r:id="rIdlxegykci4tofhenk8lft1">
               <w:r>
                 <w:rPr>
                   <w:rFonts w:ascii="Arial" w:cs="Arial" w:eastAsia="Arial" w:hAnsi="Arial"/>
@@ -27175,7 +27175,7 @@
             <w:pPr>
               <w:spacing w:after="20" w:before="0"/>
             </w:pPr>
-            <w:hyperlink w:history="1" r:id="rIdzpdcrktcnuf90po48hoan">
+            <w:hyperlink w:history="1" r:id="rIdrfl6krs72_qm4mptqw3tb">
               <w:r>
                 <w:rPr>
                   <w:rFonts w:ascii="Arial" w:cs="Arial" w:eastAsia="Arial" w:hAnsi="Arial"/>
@@ -27208,7 +27208,7 @@
               <w:spacing w:after="10" w:before="0"/>
               <w:ind w:left="120"/>
             </w:pPr>
-            <w:hyperlink w:history="1" r:id="rIdbc-f5k7j74pb-4lv4ucvs">
+            <w:hyperlink w:history="1" r:id="rId5z-p9ddrmwyohwuivyief">
               <w:r>
                 <w:rPr>
                   <w:rFonts w:ascii="Arial" w:cs="Arial" w:eastAsia="Arial" w:hAnsi="Arial"/>
@@ -27403,7 +27403,7 @@
             <w:pPr>
               <w:spacing w:after="20" w:before="0"/>
             </w:pPr>
-            <w:hyperlink w:history="1" r:id="rIdzkc8-grcqqsv2ybjvkr5l">
+            <w:hyperlink w:history="1" r:id="rIdsbvyewac0_rf7hrm1tgt_">
               <w:r>
                 <w:rPr>
                   <w:rFonts w:ascii="Arial" w:cs="Arial" w:eastAsia="Arial" w:hAnsi="Arial"/>
@@ -27436,7 +27436,7 @@
               <w:spacing w:after="10" w:before="0"/>
               <w:ind w:left="120"/>
             </w:pPr>
-            <w:hyperlink w:history="1" r:id="rIdn33tor1h2d4amialunqxp">
+            <w:hyperlink w:history="1" r:id="rId295kjtzie6ohg0f2bbdoi">
               <w:r>
                 <w:rPr>
                   <w:rFonts w:ascii="Arial" w:cs="Arial" w:eastAsia="Arial" w:hAnsi="Arial"/>
@@ -27481,7 +27481,7 @@
             <w:pPr>
               <w:spacing w:after="20" w:before="0"/>
             </w:pPr>
-            <w:hyperlink w:history="1" r:id="rId_ohatavmayi8oml2xwtul">
+            <w:hyperlink w:history="1" r:id="rId0xuhri-rbbg9nhjtwpwyw">
               <w:r>
                 <w:rPr>
                   <w:rFonts w:ascii="Arial" w:cs="Arial" w:eastAsia="Arial" w:hAnsi="Arial"/>
@@ -27514,7 +27514,7 @@
               <w:spacing w:after="10" w:before="0"/>
               <w:ind w:left="120"/>
             </w:pPr>
-            <w:hyperlink w:history="1" r:id="rIdpr2xkb0rtid7_0qkspy3g">
+            <w:hyperlink w:history="1" r:id="rIdtcybmw4b0nzmkqkrvqri5">
               <w:r>
                 <w:rPr>
                   <w:rFonts w:ascii="Arial" w:cs="Arial" w:eastAsia="Arial" w:hAnsi="Arial"/>
@@ -29229,7 +29229,7 @@
             <w:pPr>
               <w:spacing w:after="20" w:before="0"/>
             </w:pPr>
-            <w:hyperlink w:history="1" r:id="rIdxub-9safdfl9qzcxz8urh">
+            <w:hyperlink w:history="1" r:id="rIdtgan9tneezo7aaorc2z2m">
               <w:r>
                 <w:rPr>
                   <w:rFonts w:ascii="Arial" w:cs="Arial" w:eastAsia="Arial" w:hAnsi="Arial"/>
@@ -29262,7 +29262,7 @@
               <w:spacing w:after="10" w:before="0"/>
               <w:ind w:left="120"/>
             </w:pPr>
-            <w:hyperlink w:history="1" r:id="rId8hsufjlfpip-b99gfxeze">
+            <w:hyperlink w:history="1" r:id="rIdyzz2uireogb_0xnkjjwt3">
               <w:r>
                 <w:rPr>
                   <w:rFonts w:ascii="Arial" w:cs="Arial" w:eastAsia="Arial" w:hAnsi="Arial"/>
@@ -29307,7 +29307,7 @@
             <w:pPr>
               <w:spacing w:after="20" w:before="0"/>
             </w:pPr>
-            <w:hyperlink w:history="1" r:id="rIdgybut9fbi-gkhakdbxpsm">
+            <w:hyperlink w:history="1" r:id="rIdnfij2gcgzyqd-ap6cr107">
               <w:r>
                 <w:rPr>
                   <w:rFonts w:ascii="Arial" w:cs="Arial" w:eastAsia="Arial" w:hAnsi="Arial"/>
@@ -29340,7 +29340,7 @@
               <w:spacing w:after="10" w:before="0"/>
               <w:ind w:left="120"/>
             </w:pPr>
-            <w:hyperlink w:history="1" r:id="rIdtdoyittr1lychwyyqjhnt">
+            <w:hyperlink w:history="1" r:id="rId8ne2jvtzt72cph_bjckjx">
               <w:r>
                 <w:rPr>
                   <w:rFonts w:ascii="Arial" w:cs="Arial" w:eastAsia="Arial" w:hAnsi="Arial"/>
@@ -29535,7 +29535,7 @@
             <w:pPr>
               <w:spacing w:after="20" w:before="0"/>
             </w:pPr>
-            <w:hyperlink w:history="1" r:id="rIdbkhun9iocozpuqf-mzg5x">
+            <w:hyperlink w:history="1" r:id="rId3zvd7vzijniqfd7zy9qr3">
               <w:r>
                 <w:rPr>
                   <w:rFonts w:ascii="Arial" w:cs="Arial" w:eastAsia="Arial" w:hAnsi="Arial"/>
@@ -29568,7 +29568,7 @@
               <w:spacing w:after="10" w:before="0"/>
               <w:ind w:left="120"/>
             </w:pPr>
-            <w:hyperlink w:history="1" r:id="rId6cekhpoziioudbzdricy0">
+            <w:hyperlink w:history="1" r:id="rIdp2mrzdn9p1ztvc0jggf0r">
               <w:r>
                 <w:rPr>
                   <w:rFonts w:ascii="Arial" w:cs="Arial" w:eastAsia="Arial" w:hAnsi="Arial"/>
@@ -29613,7 +29613,7 @@
             <w:pPr>
               <w:spacing w:after="20" w:before="0"/>
             </w:pPr>
-            <w:hyperlink w:history="1" r:id="rIdzc0m3p_cmeqsfrqd8juyj">
+            <w:hyperlink w:history="1" r:id="rIdzrnez-_jjcy9bhneas68f">
               <w:r>
                 <w:rPr>
                   <w:rFonts w:ascii="Arial" w:cs="Arial" w:eastAsia="Arial" w:hAnsi="Arial"/>
@@ -29646,7 +29646,7 @@
               <w:spacing w:after="10" w:before="0"/>
               <w:ind w:left="120"/>
             </w:pPr>
-            <w:hyperlink w:history="1" r:id="rIdyu1cftncdc0hez-tqs96k">
+            <w:hyperlink w:history="1" r:id="rIdihotlf7m4tom8m_rknfzh">
               <w:r>
                 <w:rPr>
                   <w:rFonts w:ascii="Arial" w:cs="Arial" w:eastAsia="Arial" w:hAnsi="Arial"/>
@@ -29841,7 +29841,7 @@
             <w:pPr>
               <w:spacing w:after="20" w:before="0"/>
             </w:pPr>
-            <w:hyperlink w:history="1" r:id="rIduo0nmyohxsbrjxkjfszrn">
+            <w:hyperlink w:history="1" r:id="rId4gqufjcft2mbrhanpkx8o">
               <w:r>
                 <w:rPr>
                   <w:rFonts w:ascii="Arial" w:cs="Arial" w:eastAsia="Arial" w:hAnsi="Arial"/>
@@ -29874,7 +29874,7 @@
               <w:spacing w:after="10" w:before="0"/>
               <w:ind w:left="120"/>
             </w:pPr>
-            <w:hyperlink w:history="1" r:id="rIdcvr3zyrebofgmosmmsr-n">
+            <w:hyperlink w:history="1" r:id="rIdfxbf0u1bbcnjllpml4xra">
               <w:r>
                 <w:rPr>
                   <w:rFonts w:ascii="Arial" w:cs="Arial" w:eastAsia="Arial" w:hAnsi="Arial"/>
@@ -29919,7 +29919,7 @@
             <w:pPr>
               <w:spacing w:after="20" w:before="0"/>
             </w:pPr>
-            <w:hyperlink w:history="1" r:id="rIdq5yltyhhsrxzjug6slpez">
+            <w:hyperlink w:history="1" r:id="rIdmtecq2wghbozcfkwgxvxn">
               <w:r>
                 <w:rPr>
                   <w:rFonts w:ascii="Arial" w:cs="Arial" w:eastAsia="Arial" w:hAnsi="Arial"/>
@@ -29952,7 +29952,7 @@
               <w:spacing w:after="10" w:before="0"/>
               <w:ind w:left="120"/>
             </w:pPr>
-            <w:hyperlink w:history="1" r:id="rId-9hasd_3ks3bfezpcw_pk">
+            <w:hyperlink w:history="1" r:id="rIdjsytfyiqnaofvqtfxaeuq">
               <w:r>
                 <w:rPr>
                   <w:rFonts w:ascii="Arial" w:cs="Arial" w:eastAsia="Arial" w:hAnsi="Arial"/>
@@ -30147,7 +30147,7 @@
             <w:pPr>
               <w:spacing w:after="20" w:before="0"/>
             </w:pPr>
-            <w:hyperlink w:history="1" r:id="rIdrcelxiodlz_947phsc-3d">
+            <w:hyperlink w:history="1" r:id="rId4lz3ubob-xrcrpaekitin">
               <w:r>
                 <w:rPr>
                   <w:rFonts w:ascii="Arial" w:cs="Arial" w:eastAsia="Arial" w:hAnsi="Arial"/>
@@ -30180,7 +30180,7 @@
               <w:spacing w:after="10" w:before="0"/>
               <w:ind w:left="120"/>
             </w:pPr>
-            <w:hyperlink w:history="1" r:id="rIdunwqpptxp2gatczwfssrr">
+            <w:hyperlink w:history="1" r:id="rIdugqvrhaijep7s_o1nglyl">
               <w:r>
                 <w:rPr>
                   <w:rFonts w:ascii="Arial" w:cs="Arial" w:eastAsia="Arial" w:hAnsi="Arial"/>
@@ -30225,7 +30225,7 @@
             <w:pPr>
               <w:spacing w:after="20" w:before="0"/>
             </w:pPr>
-            <w:hyperlink w:history="1" r:id="rIdmihppkys1ytw9rzjjxpom">
+            <w:hyperlink w:history="1" r:id="rIdozbqyfe3u9kqftm7gqvc5">
               <w:r>
                 <w:rPr>
                   <w:rFonts w:ascii="Arial" w:cs="Arial" w:eastAsia="Arial" w:hAnsi="Arial"/>
@@ -30258,7 +30258,7 @@
               <w:spacing w:after="10" w:before="0"/>
               <w:ind w:left="120"/>
             </w:pPr>
-            <w:hyperlink w:history="1" r:id="rIdfrgpnnxlwei5kxx0xcycv">
+            <w:hyperlink w:history="1" r:id="rIduxzoghceprtexhz1i5zja">
               <w:r>
                 <w:rPr>
                   <w:rFonts w:ascii="Arial" w:cs="Arial" w:eastAsia="Arial" w:hAnsi="Arial"/>
@@ -30453,7 +30453,7 @@
             <w:pPr>
               <w:spacing w:after="20" w:before="0"/>
             </w:pPr>
-            <w:hyperlink w:history="1" r:id="rIdgqn4rzjrh1khnpn0eul6z">
+            <w:hyperlink w:history="1" r:id="rIdz-c22m7-ktzja9gmeebw7">
               <w:r>
                 <w:rPr>
                   <w:rFonts w:ascii="Arial" w:cs="Arial" w:eastAsia="Arial" w:hAnsi="Arial"/>
@@ -30486,7 +30486,7 @@
               <w:spacing w:after="10" w:before="0"/>
               <w:ind w:left="120"/>
             </w:pPr>
-            <w:hyperlink w:history="1" r:id="rIdm6iaj-tl4-kayomwzlkuy">
+            <w:hyperlink w:history="1" r:id="rIdy8jmzooxstg9gvwkf8zvp">
               <w:r>
                 <w:rPr>
                   <w:rFonts w:ascii="Arial" w:cs="Arial" w:eastAsia="Arial" w:hAnsi="Arial"/>
@@ -30531,7 +30531,7 @@
             <w:pPr>
               <w:spacing w:after="20" w:before="0"/>
             </w:pPr>
-            <w:hyperlink w:history="1" r:id="rIdu_pjgnurqh7gxkgkoeu_4">
+            <w:hyperlink w:history="1" r:id="rIdc54d0xhk0lfvfwsdiphn3">
               <w:r>
                 <w:rPr>
                   <w:rFonts w:ascii="Arial" w:cs="Arial" w:eastAsia="Arial" w:hAnsi="Arial"/>
@@ -30564,7 +30564,7 @@
               <w:spacing w:after="10" w:before="0"/>
               <w:ind w:left="120"/>
             </w:pPr>
-            <w:hyperlink w:history="1" r:id="rIdqvfhbnjmz0fl5qxdp3std">
+            <w:hyperlink w:history="1" r:id="rIdhg6ybh-xet9qbthcobzcq">
               <w:r>
                 <w:rPr>
                   <w:rFonts w:ascii="Arial" w:cs="Arial" w:eastAsia="Arial" w:hAnsi="Arial"/>

--- a/data/outputs/v2/Chemistry/SS1.1_Introduction_to_Chemistry/Chemistry_Introduction_to_Chemistry_CBE_LessonSequence.docx
+++ b/data/outputs/v2/Chemistry/SS1.1_Introduction_to_Chemistry/Chemistry_Introduction_to_Chemistry_CBE_LessonSequence.docx
@@ -3280,7 +3280,7 @@
             <w:pPr>
               <w:spacing w:after="20" w:before="0"/>
             </w:pPr>
-            <w:hyperlink w:history="1" r:id="rIdsf_3ko2qbbirv-spfjobn">
+            <w:hyperlink w:history="1" r:id="rIdqrldsiu4r1mxquvs3bfbz">
               <w:r>
                 <w:rPr>
                   <w:rFonts w:ascii="Arial" w:cs="Arial" w:eastAsia="Arial" w:hAnsi="Arial"/>
@@ -3313,7 +3313,7 @@
               <w:spacing w:after="10" w:before="0"/>
               <w:ind w:left="120"/>
             </w:pPr>
-            <w:hyperlink w:history="1" r:id="rIdnjd7miu-czv2v_akn-ako">
+            <w:hyperlink w:history="1" r:id="rIdojvj-tjxa_oglkvauanwr">
               <w:r>
                 <w:rPr>
                   <w:rFonts w:ascii="Arial" w:cs="Arial" w:eastAsia="Arial" w:hAnsi="Arial"/>
@@ -3358,7 +3358,7 @@
             <w:pPr>
               <w:spacing w:after="20" w:before="0"/>
             </w:pPr>
-            <w:hyperlink w:history="1" r:id="rIdj7-1b4kv_y8jv2nsftkcq">
+            <w:hyperlink w:history="1" r:id="rIdfj8ydjpscoupq1pfbiofk">
               <w:r>
                 <w:rPr>
                   <w:rFonts w:ascii="Arial" w:cs="Arial" w:eastAsia="Arial" w:hAnsi="Arial"/>
@@ -3391,7 +3391,7 @@
               <w:spacing w:after="10" w:before="0"/>
               <w:ind w:left="120"/>
             </w:pPr>
-            <w:hyperlink w:history="1" r:id="rIddxkp-54hbwlpg2_ahtree">
+            <w:hyperlink w:history="1" r:id="rIdz3ipv21yzq0p52x35ldps">
               <w:r>
                 <w:rPr>
                   <w:rFonts w:ascii="Arial" w:cs="Arial" w:eastAsia="Arial" w:hAnsi="Arial"/>
@@ -3586,7 +3586,7 @@
             <w:pPr>
               <w:spacing w:after="20" w:before="0"/>
             </w:pPr>
-            <w:hyperlink w:history="1" r:id="rIdndyhcnz9l3pwncnbya0w8">
+            <w:hyperlink w:history="1" r:id="rId_mi00e3k0wv1z_xfg7hfo">
               <w:r>
                 <w:rPr>
                   <w:rFonts w:ascii="Arial" w:cs="Arial" w:eastAsia="Arial" w:hAnsi="Arial"/>
@@ -3619,7 +3619,7 @@
               <w:spacing w:after="10" w:before="0"/>
               <w:ind w:left="120"/>
             </w:pPr>
-            <w:hyperlink w:history="1" r:id="rIdbbnbwrvqswemfg6fcaozi">
+            <w:hyperlink w:history="1" r:id="rIdsakyrxtvgnxioha0gawxa">
               <w:r>
                 <w:rPr>
                   <w:rFonts w:ascii="Arial" w:cs="Arial" w:eastAsia="Arial" w:hAnsi="Arial"/>
@@ -3664,7 +3664,7 @@
             <w:pPr>
               <w:spacing w:after="20" w:before="0"/>
             </w:pPr>
-            <w:hyperlink w:history="1" r:id="rId-_ahxas6eop5l-t8ngr6g">
+            <w:hyperlink w:history="1" r:id="rIdixz4hkueku_eblcrbk9cu">
               <w:r>
                 <w:rPr>
                   <w:rFonts w:ascii="Arial" w:cs="Arial" w:eastAsia="Arial" w:hAnsi="Arial"/>
@@ -3697,7 +3697,7 @@
               <w:spacing w:after="10" w:before="0"/>
               <w:ind w:left="120"/>
             </w:pPr>
-            <w:hyperlink w:history="1" r:id="rIduqxfjkomhk2y0axe5gjrm">
+            <w:hyperlink w:history="1" r:id="rIdtakoiw2treydhq6wypsqz">
               <w:r>
                 <w:rPr>
                   <w:rFonts w:ascii="Arial" w:cs="Arial" w:eastAsia="Arial" w:hAnsi="Arial"/>
@@ -3892,7 +3892,7 @@
             <w:pPr>
               <w:spacing w:after="20" w:before="0"/>
             </w:pPr>
-            <w:hyperlink w:history="1" r:id="rIdyssdbi2oiwksvhmeyxgdp">
+            <w:hyperlink w:history="1" r:id="rIddaohfqogap5iigz72ssou">
               <w:r>
                 <w:rPr>
                   <w:rFonts w:ascii="Arial" w:cs="Arial" w:eastAsia="Arial" w:hAnsi="Arial"/>
@@ -3925,7 +3925,7 @@
               <w:spacing w:after="10" w:before="0"/>
               <w:ind w:left="120"/>
             </w:pPr>
-            <w:hyperlink w:history="1" r:id="rIdl8umnbqxvkfr8d9nkt0gq">
+            <w:hyperlink w:history="1" r:id="rIdd9ckyj_-r4mr6t5rdsdfd">
               <w:r>
                 <w:rPr>
                   <w:rFonts w:ascii="Arial" w:cs="Arial" w:eastAsia="Arial" w:hAnsi="Arial"/>
@@ -3970,7 +3970,7 @@
             <w:pPr>
               <w:spacing w:after="20" w:before="0"/>
             </w:pPr>
-            <w:hyperlink w:history="1" r:id="rId_ip9rqlhlouso4fivj2gu">
+            <w:hyperlink w:history="1" r:id="rIdb3mp2r-ff4xq4in445_hy">
               <w:r>
                 <w:rPr>
                   <w:rFonts w:ascii="Arial" w:cs="Arial" w:eastAsia="Arial" w:hAnsi="Arial"/>
@@ -4003,7 +4003,7 @@
               <w:spacing w:after="10" w:before="0"/>
               <w:ind w:left="120"/>
             </w:pPr>
-            <w:hyperlink w:history="1" r:id="rIdgsumxqiwhdu164n3qb0s1">
+            <w:hyperlink w:history="1" r:id="rIdxnqe_ez_rbdfrbz8fn2sf">
               <w:r>
                 <w:rPr>
                   <w:rFonts w:ascii="Arial" w:cs="Arial" w:eastAsia="Arial" w:hAnsi="Arial"/>
@@ -4198,7 +4198,7 @@
             <w:pPr>
               <w:spacing w:after="20" w:before="0"/>
             </w:pPr>
-            <w:hyperlink w:history="1" r:id="rIdkkkjzg7wsag7g7-cn293c">
+            <w:hyperlink w:history="1" r:id="rIdfr_mrbnzm6upu-pndjkvf">
               <w:r>
                 <w:rPr>
                   <w:rFonts w:ascii="Arial" w:cs="Arial" w:eastAsia="Arial" w:hAnsi="Arial"/>
@@ -4231,7 +4231,7 @@
               <w:spacing w:after="10" w:before="0"/>
               <w:ind w:left="120"/>
             </w:pPr>
-            <w:hyperlink w:history="1" r:id="rIdab_kshamz-yxbo7hop3ih">
+            <w:hyperlink w:history="1" r:id="rId7glwk2bbbmdvmq-jrdiwi">
               <w:r>
                 <w:rPr>
                   <w:rFonts w:ascii="Arial" w:cs="Arial" w:eastAsia="Arial" w:hAnsi="Arial"/>
@@ -4276,7 +4276,7 @@
             <w:pPr>
               <w:spacing w:after="20" w:before="0"/>
             </w:pPr>
-            <w:hyperlink w:history="1" r:id="rIdt1t0ahzmf2gxeqn0mkyuh">
+            <w:hyperlink w:history="1" r:id="rIdejesxcfnbl124pyqqbbyg">
               <w:r>
                 <w:rPr>
                   <w:rFonts w:ascii="Arial" w:cs="Arial" w:eastAsia="Arial" w:hAnsi="Arial"/>
@@ -4309,7 +4309,7 @@
               <w:spacing w:after="10" w:before="0"/>
               <w:ind w:left="120"/>
             </w:pPr>
-            <w:hyperlink w:history="1" r:id="rIdtujf5rgxl-j6zhcwxxwri">
+            <w:hyperlink w:history="1" r:id="rIdbgvzfdwlkc4ump6ryl7br">
               <w:r>
                 <w:rPr>
                   <w:rFonts w:ascii="Arial" w:cs="Arial" w:eastAsia="Arial" w:hAnsi="Arial"/>
@@ -4504,7 +4504,7 @@
             <w:pPr>
               <w:spacing w:after="20" w:before="0"/>
             </w:pPr>
-            <w:hyperlink w:history="1" r:id="rIdqipg6em703f-b0yospakm">
+            <w:hyperlink w:history="1" r:id="rIdmoha2g47uhu39znkivjsa">
               <w:r>
                 <w:rPr>
                   <w:rFonts w:ascii="Arial" w:cs="Arial" w:eastAsia="Arial" w:hAnsi="Arial"/>
@@ -4537,7 +4537,7 @@
               <w:spacing w:after="10" w:before="0"/>
               <w:ind w:left="120"/>
             </w:pPr>
-            <w:hyperlink w:history="1" r:id="rIdrodmmvcrkgiutfgy0algq">
+            <w:hyperlink w:history="1" r:id="rIdxsgd9cafpu2omfjeufvdy">
               <w:r>
                 <w:rPr>
                   <w:rFonts w:ascii="Arial" w:cs="Arial" w:eastAsia="Arial" w:hAnsi="Arial"/>
@@ -4582,7 +4582,7 @@
             <w:pPr>
               <w:spacing w:after="20" w:before="0"/>
             </w:pPr>
-            <w:hyperlink w:history="1" r:id="rIddx-gjtmgxmhq2qoyv3bmo">
+            <w:hyperlink w:history="1" r:id="rIdgzeedbu66rdpxzglqhf02">
               <w:r>
                 <w:rPr>
                   <w:rFonts w:ascii="Arial" w:cs="Arial" w:eastAsia="Arial" w:hAnsi="Arial"/>
@@ -4615,7 +4615,7 @@
               <w:spacing w:after="10" w:before="0"/>
               <w:ind w:left="120"/>
             </w:pPr>
-            <w:hyperlink w:history="1" r:id="rId85xfni667wy4bk2bvsoxr">
+            <w:hyperlink w:history="1" r:id="rIdavkb2j_th-cyd81gxux6l">
               <w:r>
                 <w:rPr>
                   <w:rFonts w:ascii="Arial" w:cs="Arial" w:eastAsia="Arial" w:hAnsi="Arial"/>
@@ -6102,7 +6102,7 @@
             <w:pPr>
               <w:spacing w:after="20" w:before="0"/>
             </w:pPr>
-            <w:hyperlink w:history="1" r:id="rIdi4nlljdnn27gwy29jgc25">
+            <w:hyperlink w:history="1" r:id="rIdiiqca228impokbbtmntgw">
               <w:r>
                 <w:rPr>
                   <w:rFonts w:ascii="Arial" w:cs="Arial" w:eastAsia="Arial" w:hAnsi="Arial"/>
@@ -6135,7 +6135,7 @@
               <w:spacing w:after="10" w:before="0"/>
               <w:ind w:left="120"/>
             </w:pPr>
-            <w:hyperlink w:history="1" r:id="rIdioj1i0oracfbbgsj2amaw">
+            <w:hyperlink w:history="1" r:id="rIde64_zwdadfweiv5rnkeju">
               <w:r>
                 <w:rPr>
                   <w:rFonts w:ascii="Arial" w:cs="Arial" w:eastAsia="Arial" w:hAnsi="Arial"/>
@@ -6180,7 +6180,7 @@
             <w:pPr>
               <w:spacing w:after="20" w:before="0"/>
             </w:pPr>
-            <w:hyperlink w:history="1" r:id="rIdai0j6qxfw_8ghjiav43k9">
+            <w:hyperlink w:history="1" r:id="rIdi2k-c5fcem9gqtcetjrx-">
               <w:r>
                 <w:rPr>
                   <w:rFonts w:ascii="Arial" w:cs="Arial" w:eastAsia="Arial" w:hAnsi="Arial"/>
@@ -6213,7 +6213,7 @@
               <w:spacing w:after="10" w:before="0"/>
               <w:ind w:left="120"/>
             </w:pPr>
-            <w:hyperlink w:history="1" r:id="rId0vficadday90s_avzv4bk">
+            <w:hyperlink w:history="1" r:id="rId4rcz4v015rcqsju2p0f6-">
               <w:r>
                 <w:rPr>
                   <w:rFonts w:ascii="Arial" w:cs="Arial" w:eastAsia="Arial" w:hAnsi="Arial"/>
@@ -6408,7 +6408,7 @@
             <w:pPr>
               <w:spacing w:after="20" w:before="0"/>
             </w:pPr>
-            <w:hyperlink w:history="1" r:id="rIdvyt1a8sbzf4hrr7e0qulf">
+            <w:hyperlink w:history="1" r:id="rIdka5utsefnjk-qkjnozvtx">
               <w:r>
                 <w:rPr>
                   <w:rFonts w:ascii="Arial" w:cs="Arial" w:eastAsia="Arial" w:hAnsi="Arial"/>
@@ -6441,7 +6441,7 @@
               <w:spacing w:after="10" w:before="0"/>
               <w:ind w:left="120"/>
             </w:pPr>
-            <w:hyperlink w:history="1" r:id="rIdy1eijy-cvbrh9rvnewujp">
+            <w:hyperlink w:history="1" r:id="rId2jcgmsfko-yxz-blio4rg">
               <w:r>
                 <w:rPr>
                   <w:rFonts w:ascii="Arial" w:cs="Arial" w:eastAsia="Arial" w:hAnsi="Arial"/>
@@ -6486,7 +6486,7 @@
             <w:pPr>
               <w:spacing w:after="20" w:before="0"/>
             </w:pPr>
-            <w:hyperlink w:history="1" r:id="rIdmqggt3ywdpbvz6azplzbt">
+            <w:hyperlink w:history="1" r:id="rIdllfauic-3_imn7i7mqf3f">
               <w:r>
                 <w:rPr>
                   <w:rFonts w:ascii="Arial" w:cs="Arial" w:eastAsia="Arial" w:hAnsi="Arial"/>
@@ -6519,7 +6519,7 @@
               <w:spacing w:after="10" w:before="0"/>
               <w:ind w:left="120"/>
             </w:pPr>
-            <w:hyperlink w:history="1" r:id="rIdbyaze6ttudwbnn3f1sy5n">
+            <w:hyperlink w:history="1" r:id="rIdr_jvkfmkltpqe1bp14jlt">
               <w:r>
                 <w:rPr>
                   <w:rFonts w:ascii="Arial" w:cs="Arial" w:eastAsia="Arial" w:hAnsi="Arial"/>
@@ -6714,7 +6714,7 @@
             <w:pPr>
               <w:spacing w:after="20" w:before="0"/>
             </w:pPr>
-            <w:hyperlink w:history="1" r:id="rIdpwypbccpvivpxoy7v8nsy">
+            <w:hyperlink w:history="1" r:id="rIdh7o08krjpti4qifhwh5sh">
               <w:r>
                 <w:rPr>
                   <w:rFonts w:ascii="Arial" w:cs="Arial" w:eastAsia="Arial" w:hAnsi="Arial"/>
@@ -6747,7 +6747,7 @@
               <w:spacing w:after="10" w:before="0"/>
               <w:ind w:left="120"/>
             </w:pPr>
-            <w:hyperlink w:history="1" r:id="rId7p7ro4ehzutjj_cg5vz3_">
+            <w:hyperlink w:history="1" r:id="rIdu_yio6cizlouequnyd18a">
               <w:r>
                 <w:rPr>
                   <w:rFonts w:ascii="Arial" w:cs="Arial" w:eastAsia="Arial" w:hAnsi="Arial"/>
@@ -6792,7 +6792,7 @@
             <w:pPr>
               <w:spacing w:after="20" w:before="0"/>
             </w:pPr>
-            <w:hyperlink w:history="1" r:id="rIdyibawzimw-qnguv8hryzv">
+            <w:hyperlink w:history="1" r:id="rIdpq1kmj7ntjgydswn1nk07">
               <w:r>
                 <w:rPr>
                   <w:rFonts w:ascii="Arial" w:cs="Arial" w:eastAsia="Arial" w:hAnsi="Arial"/>
@@ -6825,7 +6825,7 @@
               <w:spacing w:after="10" w:before="0"/>
               <w:ind w:left="120"/>
             </w:pPr>
-            <w:hyperlink w:history="1" r:id="rIdy_396mt7ndsvh6y5dom9u">
+            <w:hyperlink w:history="1" r:id="rIdi33cjhrnhrr_jalny8hg0">
               <w:r>
                 <w:rPr>
                   <w:rFonts w:ascii="Arial" w:cs="Arial" w:eastAsia="Arial" w:hAnsi="Arial"/>
@@ -7020,7 +7020,7 @@
             <w:pPr>
               <w:spacing w:after="20" w:before="0"/>
             </w:pPr>
-            <w:hyperlink w:history="1" r:id="rIdqu2rloss79iwi7urguhvu">
+            <w:hyperlink w:history="1" r:id="rIdghrcy7rsr0ectt-3gq0ft">
               <w:r>
                 <w:rPr>
                   <w:rFonts w:ascii="Arial" w:cs="Arial" w:eastAsia="Arial" w:hAnsi="Arial"/>
@@ -7053,7 +7053,7 @@
               <w:spacing w:after="10" w:before="0"/>
               <w:ind w:left="120"/>
             </w:pPr>
-            <w:hyperlink w:history="1" r:id="rIdgk8ql2_llrnnyilc090c_">
+            <w:hyperlink w:history="1" r:id="rIdnqdzxeihbrj4j4k6k5n49">
               <w:r>
                 <w:rPr>
                   <w:rFonts w:ascii="Arial" w:cs="Arial" w:eastAsia="Arial" w:hAnsi="Arial"/>
@@ -7098,7 +7098,7 @@
             <w:pPr>
               <w:spacing w:after="20" w:before="0"/>
             </w:pPr>
-            <w:hyperlink w:history="1" r:id="rId80wfdjbfjmipynlbfevkh">
+            <w:hyperlink w:history="1" r:id="rIdm2ht4qmz9fb3io0ooxdps">
               <w:r>
                 <w:rPr>
                   <w:rFonts w:ascii="Arial" w:cs="Arial" w:eastAsia="Arial" w:hAnsi="Arial"/>
@@ -7131,7 +7131,7 @@
               <w:spacing w:after="10" w:before="0"/>
               <w:ind w:left="120"/>
             </w:pPr>
-            <w:hyperlink w:history="1" r:id="rIdybnmmy_nde15sxfxvxl6v">
+            <w:hyperlink w:history="1" r:id="rIdr8xq-a2ggbr1zjvb8ffhk">
               <w:r>
                 <w:rPr>
                   <w:rFonts w:ascii="Arial" w:cs="Arial" w:eastAsia="Arial" w:hAnsi="Arial"/>
@@ -7326,7 +7326,7 @@
             <w:pPr>
               <w:spacing w:after="20" w:before="0"/>
             </w:pPr>
-            <w:hyperlink w:history="1" r:id="rIdcovoe9zwrb-p_54plkdet">
+            <w:hyperlink w:history="1" r:id="rIducgxqmq290jpsbbhhvpyf">
               <w:r>
                 <w:rPr>
                   <w:rFonts w:ascii="Arial" w:cs="Arial" w:eastAsia="Arial" w:hAnsi="Arial"/>
@@ -7359,7 +7359,7 @@
               <w:spacing w:after="10" w:before="0"/>
               <w:ind w:left="120"/>
             </w:pPr>
-            <w:hyperlink w:history="1" r:id="rIdvoexhvcssuff1jzzgqvqm">
+            <w:hyperlink w:history="1" r:id="rIdwcbpbofaxcvagyai-ovev">
               <w:r>
                 <w:rPr>
                   <w:rFonts w:ascii="Arial" w:cs="Arial" w:eastAsia="Arial" w:hAnsi="Arial"/>
@@ -7404,7 +7404,7 @@
             <w:pPr>
               <w:spacing w:after="20" w:before="0"/>
             </w:pPr>
-            <w:hyperlink w:history="1" r:id="rId1imii6cp_eeacc9zw4aze">
+            <w:hyperlink w:history="1" r:id="rIdg0ij27i6pzhovslef53_p">
               <w:r>
                 <w:rPr>
                   <w:rFonts w:ascii="Arial" w:cs="Arial" w:eastAsia="Arial" w:hAnsi="Arial"/>
@@ -7437,7 +7437,7 @@
               <w:spacing w:after="10" w:before="0"/>
               <w:ind w:left="120"/>
             </w:pPr>
-            <w:hyperlink w:history="1" r:id="rIducfyudkxqog350g0yofyx">
+            <w:hyperlink w:history="1" r:id="rIdtkgek0nwkw-edmdl6rcbk">
               <w:r>
                 <w:rPr>
                   <w:rFonts w:ascii="Arial" w:cs="Arial" w:eastAsia="Arial" w:hAnsi="Arial"/>
@@ -9038,7 +9038,7 @@
             <w:pPr>
               <w:spacing w:after="20" w:before="0"/>
             </w:pPr>
-            <w:hyperlink w:history="1" r:id="rIduxybupmaclson57gpt9wr">
+            <w:hyperlink w:history="1" r:id="rId6ikushm0q_fzmmuirep24">
               <w:r>
                 <w:rPr>
                   <w:rFonts w:ascii="Arial" w:cs="Arial" w:eastAsia="Arial" w:hAnsi="Arial"/>
@@ -9071,7 +9071,7 @@
               <w:spacing w:after="10" w:before="0"/>
               <w:ind w:left="120"/>
             </w:pPr>
-            <w:hyperlink w:history="1" r:id="rId7inzoa_wk0izdarhbioni">
+            <w:hyperlink w:history="1" r:id="rIdyg3fftam16euwz9nwaxzj">
               <w:r>
                 <w:rPr>
                   <w:rFonts w:ascii="Arial" w:cs="Arial" w:eastAsia="Arial" w:hAnsi="Arial"/>
@@ -9116,7 +9116,7 @@
             <w:pPr>
               <w:spacing w:after="20" w:before="0"/>
             </w:pPr>
-            <w:hyperlink w:history="1" r:id="rIdvdhv8hwpmmj7e1f-c3fve">
+            <w:hyperlink w:history="1" r:id="rIddbwralsltpxtctpczvaex">
               <w:r>
                 <w:rPr>
                   <w:rFonts w:ascii="Arial" w:cs="Arial" w:eastAsia="Arial" w:hAnsi="Arial"/>
@@ -9149,7 +9149,7 @@
               <w:spacing w:after="10" w:before="0"/>
               <w:ind w:left="120"/>
             </w:pPr>
-            <w:hyperlink w:history="1" r:id="rIdocgf0i1qi6ofszlcjfj9p">
+            <w:hyperlink w:history="1" r:id="rId2j93q4lj57muj7o_2gmee">
               <w:r>
                 <w:rPr>
                   <w:rFonts w:ascii="Arial" w:cs="Arial" w:eastAsia="Arial" w:hAnsi="Arial"/>
@@ -9344,7 +9344,7 @@
             <w:pPr>
               <w:spacing w:after="20" w:before="0"/>
             </w:pPr>
-            <w:hyperlink w:history="1" r:id="rIdyc0vmk5bo0gjrdesbsmet">
+            <w:hyperlink w:history="1" r:id="rId3yj2idd5zoi6rgua6osbf">
               <w:r>
                 <w:rPr>
                   <w:rFonts w:ascii="Arial" w:cs="Arial" w:eastAsia="Arial" w:hAnsi="Arial"/>
@@ -9377,7 +9377,7 @@
               <w:spacing w:after="10" w:before="0"/>
               <w:ind w:left="120"/>
             </w:pPr>
-            <w:hyperlink w:history="1" r:id="rId7fjmbftd8wqrls2xn34nr">
+            <w:hyperlink w:history="1" r:id="rIdaltjs-gmjuebf3tfo0ho5">
               <w:r>
                 <w:rPr>
                   <w:rFonts w:ascii="Arial" w:cs="Arial" w:eastAsia="Arial" w:hAnsi="Arial"/>
@@ -9422,7 +9422,7 @@
             <w:pPr>
               <w:spacing w:after="20" w:before="0"/>
             </w:pPr>
-            <w:hyperlink w:history="1" r:id="rId62m4d07pwgxdhqxqjwivb">
+            <w:hyperlink w:history="1" r:id="rIdyh9ttafcsvik_y3kygcr9">
               <w:r>
                 <w:rPr>
                   <w:rFonts w:ascii="Arial" w:cs="Arial" w:eastAsia="Arial" w:hAnsi="Arial"/>
@@ -9455,7 +9455,7 @@
               <w:spacing w:after="10" w:before="0"/>
               <w:ind w:left="120"/>
             </w:pPr>
-            <w:hyperlink w:history="1" r:id="rIdbzvteidobvq_ziw6u7v3x">
+            <w:hyperlink w:history="1" r:id="rId-lmff7mwapp7ddqoy_1ns">
               <w:r>
                 <w:rPr>
                   <w:rFonts w:ascii="Arial" w:cs="Arial" w:eastAsia="Arial" w:hAnsi="Arial"/>
@@ -9650,7 +9650,7 @@
             <w:pPr>
               <w:spacing w:after="20" w:before="0"/>
             </w:pPr>
-            <w:hyperlink w:history="1" r:id="rIdrdeuoesljnub-kkuv60ua">
+            <w:hyperlink w:history="1" r:id="rIdrtxlee3ezdvffd7x5vu6y">
               <w:r>
                 <w:rPr>
                   <w:rFonts w:ascii="Arial" w:cs="Arial" w:eastAsia="Arial" w:hAnsi="Arial"/>
@@ -9683,7 +9683,7 @@
               <w:spacing w:after="10" w:before="0"/>
               <w:ind w:left="120"/>
             </w:pPr>
-            <w:hyperlink w:history="1" r:id="rIde8qpmvlt-7gvd6lqv_fcn">
+            <w:hyperlink w:history="1" r:id="rIdfmha_cg3lnv0kx6ay2-fg">
               <w:r>
                 <w:rPr>
                   <w:rFonts w:ascii="Arial" w:cs="Arial" w:eastAsia="Arial" w:hAnsi="Arial"/>
@@ -9728,7 +9728,7 @@
             <w:pPr>
               <w:spacing w:after="20" w:before="0"/>
             </w:pPr>
-            <w:hyperlink w:history="1" r:id="rIdpuksc2usj3259yts7usdm">
+            <w:hyperlink w:history="1" r:id="rIdi_7g3bvn6ivycywiftym9">
               <w:r>
                 <w:rPr>
                   <w:rFonts w:ascii="Arial" w:cs="Arial" w:eastAsia="Arial" w:hAnsi="Arial"/>
@@ -9761,7 +9761,7 @@
               <w:spacing w:after="10" w:before="0"/>
               <w:ind w:left="120"/>
             </w:pPr>
-            <w:hyperlink w:history="1" r:id="rIdeyz-icj5jezmwdhom3dvj">
+            <w:hyperlink w:history="1" r:id="rIduchmmaf9uu9a6bwq-m422">
               <w:r>
                 <w:rPr>
                   <w:rFonts w:ascii="Arial" w:cs="Arial" w:eastAsia="Arial" w:hAnsi="Arial"/>
@@ -9956,7 +9956,7 @@
             <w:pPr>
               <w:spacing w:after="20" w:before="0"/>
             </w:pPr>
-            <w:hyperlink w:history="1" r:id="rId2d3bjzlqfpw13skejye8w">
+            <w:hyperlink w:history="1" r:id="rIdoxhdjml-ea3uhzblwzfgm">
               <w:r>
                 <w:rPr>
                   <w:rFonts w:ascii="Arial" w:cs="Arial" w:eastAsia="Arial" w:hAnsi="Arial"/>
@@ -9989,7 +9989,7 @@
               <w:spacing w:after="10" w:before="0"/>
               <w:ind w:left="120"/>
             </w:pPr>
-            <w:hyperlink w:history="1" r:id="rIdghaacmhqhnyafgk3grjqr">
+            <w:hyperlink w:history="1" r:id="rIdi9wpejnd4i5vp6m6t6s01">
               <w:r>
                 <w:rPr>
                   <w:rFonts w:ascii="Arial" w:cs="Arial" w:eastAsia="Arial" w:hAnsi="Arial"/>
@@ -10034,7 +10034,7 @@
             <w:pPr>
               <w:spacing w:after="20" w:before="0"/>
             </w:pPr>
-            <w:hyperlink w:history="1" r:id="rIdzfk7deqcs5ejri7etotls">
+            <w:hyperlink w:history="1" r:id="rIdibjtna99kxx5gurceemk8">
               <w:r>
                 <w:rPr>
                   <w:rFonts w:ascii="Arial" w:cs="Arial" w:eastAsia="Arial" w:hAnsi="Arial"/>
@@ -10067,7 +10067,7 @@
               <w:spacing w:after="10" w:before="0"/>
               <w:ind w:left="120"/>
             </w:pPr>
-            <w:hyperlink w:history="1" r:id="rId-tnocfjwcn6yavwchwl0x">
+            <w:hyperlink w:history="1" r:id="rIddaihhwcujd2fjxbfmgxxi">
               <w:r>
                 <w:rPr>
                   <w:rFonts w:ascii="Arial" w:cs="Arial" w:eastAsia="Arial" w:hAnsi="Arial"/>
@@ -10262,7 +10262,7 @@
             <w:pPr>
               <w:spacing w:after="20" w:before="0"/>
             </w:pPr>
-            <w:hyperlink w:history="1" r:id="rIdmowi5s-rleie9wmkr5fh3">
+            <w:hyperlink w:history="1" r:id="rId0fzreuhknp_ypo0wqrygd">
               <w:r>
                 <w:rPr>
                   <w:rFonts w:ascii="Arial" w:cs="Arial" w:eastAsia="Arial" w:hAnsi="Arial"/>
@@ -10295,7 +10295,7 @@
               <w:spacing w:after="10" w:before="0"/>
               <w:ind w:left="120"/>
             </w:pPr>
-            <w:hyperlink w:history="1" r:id="rIdy9znsyf8afey9ct_t8rvb">
+            <w:hyperlink w:history="1" r:id="rIdme8gqragmsqcvwqez3hm-">
               <w:r>
                 <w:rPr>
                   <w:rFonts w:ascii="Arial" w:cs="Arial" w:eastAsia="Arial" w:hAnsi="Arial"/>
@@ -10340,7 +10340,7 @@
             <w:pPr>
               <w:spacing w:after="20" w:before="0"/>
             </w:pPr>
-            <w:hyperlink w:history="1" r:id="rIdg5lr7nthvxs1bkzzwlzke">
+            <w:hyperlink w:history="1" r:id="rIddthqhyrxgsulpbi39mxhr">
               <w:r>
                 <w:rPr>
                   <w:rFonts w:ascii="Arial" w:cs="Arial" w:eastAsia="Arial" w:hAnsi="Arial"/>
@@ -10373,7 +10373,7 @@
               <w:spacing w:after="10" w:before="0"/>
               <w:ind w:left="120"/>
             </w:pPr>
-            <w:hyperlink w:history="1" r:id="rIdhkymttfq5z1fc2hhpepco">
+            <w:hyperlink w:history="1" r:id="rIddbrlneukfu1e7utpbntei">
               <w:r>
                 <w:rPr>
                   <w:rFonts w:ascii="Arial" w:cs="Arial" w:eastAsia="Arial" w:hAnsi="Arial"/>
@@ -11860,7 +11860,7 @@
             <w:pPr>
               <w:spacing w:after="20" w:before="0"/>
             </w:pPr>
-            <w:hyperlink w:history="1" r:id="rIdevgz28m5dkxjxum7ezqxz">
+            <w:hyperlink w:history="1" r:id="rIdyiyzm17fewt_izts7ncpw">
               <w:r>
                 <w:rPr>
                   <w:rFonts w:ascii="Arial" w:cs="Arial" w:eastAsia="Arial" w:hAnsi="Arial"/>
@@ -11893,7 +11893,7 @@
               <w:spacing w:after="10" w:before="0"/>
               <w:ind w:left="120"/>
             </w:pPr>
-            <w:hyperlink w:history="1" r:id="rIdimzgqswkj4v7wbeddqpwa">
+            <w:hyperlink w:history="1" r:id="rIdjug8vpjomdaseviozfuup">
               <w:r>
                 <w:rPr>
                   <w:rFonts w:ascii="Arial" w:cs="Arial" w:eastAsia="Arial" w:hAnsi="Arial"/>
@@ -11938,7 +11938,7 @@
             <w:pPr>
               <w:spacing w:after="20" w:before="0"/>
             </w:pPr>
-            <w:hyperlink w:history="1" r:id="rIdtomiorsiuoto6vz97od6u">
+            <w:hyperlink w:history="1" r:id="rIdzb_3y8gbdm3dhfgapxylx">
               <w:r>
                 <w:rPr>
                   <w:rFonts w:ascii="Arial" w:cs="Arial" w:eastAsia="Arial" w:hAnsi="Arial"/>
@@ -11971,7 +11971,7 @@
               <w:spacing w:after="10" w:before="0"/>
               <w:ind w:left="120"/>
             </w:pPr>
-            <w:hyperlink w:history="1" r:id="rIdainxsl4tneffwcx0qqmq_">
+            <w:hyperlink w:history="1" r:id="rIdhi3wjeumhiwpaauoaz5-k">
               <w:r>
                 <w:rPr>
                   <w:rFonts w:ascii="Arial" w:cs="Arial" w:eastAsia="Arial" w:hAnsi="Arial"/>
@@ -12166,7 +12166,7 @@
             <w:pPr>
               <w:spacing w:after="20" w:before="0"/>
             </w:pPr>
-            <w:hyperlink w:history="1" r:id="rIdm2ik3wym3zeqepprwfg-i">
+            <w:hyperlink w:history="1" r:id="rIdecpdfvgnwvwetabol7az8">
               <w:r>
                 <w:rPr>
                   <w:rFonts w:ascii="Arial" w:cs="Arial" w:eastAsia="Arial" w:hAnsi="Arial"/>
@@ -12199,7 +12199,7 @@
               <w:spacing w:after="10" w:before="0"/>
               <w:ind w:left="120"/>
             </w:pPr>
-            <w:hyperlink w:history="1" r:id="rIdbm6hbzilihhyrof-z6mgf">
+            <w:hyperlink w:history="1" r:id="rIdkgvwxrimruuiezkkruylw">
               <w:r>
                 <w:rPr>
                   <w:rFonts w:ascii="Arial" w:cs="Arial" w:eastAsia="Arial" w:hAnsi="Arial"/>
@@ -12244,7 +12244,7 @@
             <w:pPr>
               <w:spacing w:after="20" w:before="0"/>
             </w:pPr>
-            <w:hyperlink w:history="1" r:id="rId-bl3pooxdj9b4gbmyhyee">
+            <w:hyperlink w:history="1" r:id="rIdqxaa2wbamnp8gtjmm0cdq">
               <w:r>
                 <w:rPr>
                   <w:rFonts w:ascii="Arial" w:cs="Arial" w:eastAsia="Arial" w:hAnsi="Arial"/>
@@ -12277,7 +12277,7 @@
               <w:spacing w:after="10" w:before="0"/>
               <w:ind w:left="120"/>
             </w:pPr>
-            <w:hyperlink w:history="1" r:id="rIdqpltxgur1czmz6mzmvfvs">
+            <w:hyperlink w:history="1" r:id="rIdl5wyxcdkl5b1ahbu0mk9g">
               <w:r>
                 <w:rPr>
                   <w:rFonts w:ascii="Arial" w:cs="Arial" w:eastAsia="Arial" w:hAnsi="Arial"/>
@@ -12472,7 +12472,7 @@
             <w:pPr>
               <w:spacing w:after="20" w:before="0"/>
             </w:pPr>
-            <w:hyperlink w:history="1" r:id="rIdanhpoycflrgkrqkt2wijs">
+            <w:hyperlink w:history="1" r:id="rIddn30cggyuflkzs8aoeucc">
               <w:r>
                 <w:rPr>
                   <w:rFonts w:ascii="Arial" w:cs="Arial" w:eastAsia="Arial" w:hAnsi="Arial"/>
@@ -12505,7 +12505,7 @@
               <w:spacing w:after="10" w:before="0"/>
               <w:ind w:left="120"/>
             </w:pPr>
-            <w:hyperlink w:history="1" r:id="rId-riiyfmamdn_5ype33hck">
+            <w:hyperlink w:history="1" r:id="rIdu5icbfrojntjjmrvbfnb-">
               <w:r>
                 <w:rPr>
                   <w:rFonts w:ascii="Arial" w:cs="Arial" w:eastAsia="Arial" w:hAnsi="Arial"/>
@@ -12550,7 +12550,7 @@
             <w:pPr>
               <w:spacing w:after="20" w:before="0"/>
             </w:pPr>
-            <w:hyperlink w:history="1" r:id="rIdrdgauxcg2j1b_gzawbhpy">
+            <w:hyperlink w:history="1" r:id="rIdvkqxtrgv-yiftmdvd7osg">
               <w:r>
                 <w:rPr>
                   <w:rFonts w:ascii="Arial" w:cs="Arial" w:eastAsia="Arial" w:hAnsi="Arial"/>
@@ -12583,7 +12583,7 @@
               <w:spacing w:after="10" w:before="0"/>
               <w:ind w:left="120"/>
             </w:pPr>
-            <w:hyperlink w:history="1" r:id="rId0ii1mks9o9747qpl8caso">
+            <w:hyperlink w:history="1" r:id="rIdyuamdw9p3qrdrgqhkis76">
               <w:r>
                 <w:rPr>
                   <w:rFonts w:ascii="Arial" w:cs="Arial" w:eastAsia="Arial" w:hAnsi="Arial"/>
@@ -12778,7 +12778,7 @@
             <w:pPr>
               <w:spacing w:after="20" w:before="0"/>
             </w:pPr>
-            <w:hyperlink w:history="1" r:id="rIddjdrlaae2p0xmiotn-pcg">
+            <w:hyperlink w:history="1" r:id="rIdjumxht25cxhtoehk6ptpa">
               <w:r>
                 <w:rPr>
                   <w:rFonts w:ascii="Arial" w:cs="Arial" w:eastAsia="Arial" w:hAnsi="Arial"/>
@@ -12811,7 +12811,7 @@
               <w:spacing w:after="10" w:before="0"/>
               <w:ind w:left="120"/>
             </w:pPr>
-            <w:hyperlink w:history="1" r:id="rIdienb_pqp4xrt3sroq4xmp">
+            <w:hyperlink w:history="1" r:id="rIdl896y_txgswbpwzstvxvp">
               <w:r>
                 <w:rPr>
                   <w:rFonts w:ascii="Arial" w:cs="Arial" w:eastAsia="Arial" w:hAnsi="Arial"/>
@@ -12856,7 +12856,7 @@
             <w:pPr>
               <w:spacing w:after="20" w:before="0"/>
             </w:pPr>
-            <w:hyperlink w:history="1" r:id="rIdv2hm49rgj3diw4isqjvuc">
+            <w:hyperlink w:history="1" r:id="rIdtcinbn7qvpxs8yrin4_v5">
               <w:r>
                 <w:rPr>
                   <w:rFonts w:ascii="Arial" w:cs="Arial" w:eastAsia="Arial" w:hAnsi="Arial"/>
@@ -12889,7 +12889,7 @@
               <w:spacing w:after="10" w:before="0"/>
               <w:ind w:left="120"/>
             </w:pPr>
-            <w:hyperlink w:history="1" r:id="rId00da02w2d4-0ik12k3yxs">
+            <w:hyperlink w:history="1" r:id="rIduvwvcsvmzmdlphgo4_csm">
               <w:r>
                 <w:rPr>
                   <w:rFonts w:ascii="Arial" w:cs="Arial" w:eastAsia="Arial" w:hAnsi="Arial"/>
@@ -13084,7 +13084,7 @@
             <w:pPr>
               <w:spacing w:after="20" w:before="0"/>
             </w:pPr>
-            <w:hyperlink w:history="1" r:id="rIdj2gj5rn4lvil8vpzemeg8">
+            <w:hyperlink w:history="1" r:id="rIddmpkip5qoj6_rlluurqgs">
               <w:r>
                 <w:rPr>
                   <w:rFonts w:ascii="Arial" w:cs="Arial" w:eastAsia="Arial" w:hAnsi="Arial"/>
@@ -13117,7 +13117,7 @@
               <w:spacing w:after="10" w:before="0"/>
               <w:ind w:left="120"/>
             </w:pPr>
-            <w:hyperlink w:history="1" r:id="rId9vckal85zcqkk5vqnnenw">
+            <w:hyperlink w:history="1" r:id="rIdfax9ccpblarvmr69h9mek">
               <w:r>
                 <w:rPr>
                   <w:rFonts w:ascii="Arial" w:cs="Arial" w:eastAsia="Arial" w:hAnsi="Arial"/>
@@ -13162,7 +13162,7 @@
             <w:pPr>
               <w:spacing w:after="20" w:before="0"/>
             </w:pPr>
-            <w:hyperlink w:history="1" r:id="rId9u8wpww_gh2utkipiw9hg">
+            <w:hyperlink w:history="1" r:id="rIdqnwf2xxny-7yh76rck1cp">
               <w:r>
                 <w:rPr>
                   <w:rFonts w:ascii="Arial" w:cs="Arial" w:eastAsia="Arial" w:hAnsi="Arial"/>
@@ -13195,7 +13195,7 @@
               <w:spacing w:after="10" w:before="0"/>
               <w:ind w:left="120"/>
             </w:pPr>
-            <w:hyperlink w:history="1" r:id="rIdumsw-upfwdde3ksyfboqr">
+            <w:hyperlink w:history="1" r:id="rIdp5i92do_kxep9ibvposwr">
               <w:r>
                 <w:rPr>
                   <w:rFonts w:ascii="Arial" w:cs="Arial" w:eastAsia="Arial" w:hAnsi="Arial"/>
@@ -14796,7 +14796,7 @@
             <w:pPr>
               <w:spacing w:after="20" w:before="0"/>
             </w:pPr>
-            <w:hyperlink w:history="1" r:id="rIdozbyevpfdpj1vw_ogk__h">
+            <w:hyperlink w:history="1" r:id="rIdbdx305bwltbim0cuxmua7">
               <w:r>
                 <w:rPr>
                   <w:rFonts w:ascii="Arial" w:cs="Arial" w:eastAsia="Arial" w:hAnsi="Arial"/>
@@ -14829,7 +14829,7 @@
               <w:spacing w:after="10" w:before="0"/>
               <w:ind w:left="120"/>
             </w:pPr>
-            <w:hyperlink w:history="1" r:id="rIdxvaoflczkepprrlmsjeyl">
+            <w:hyperlink w:history="1" r:id="rId3m8pt6c-cwlnthzkodqrl">
               <w:r>
                 <w:rPr>
                   <w:rFonts w:ascii="Arial" w:cs="Arial" w:eastAsia="Arial" w:hAnsi="Arial"/>
@@ -14874,7 +14874,7 @@
             <w:pPr>
               <w:spacing w:after="20" w:before="0"/>
             </w:pPr>
-            <w:hyperlink w:history="1" r:id="rIdeavtdvn3ol0fn9vpmw3ba">
+            <w:hyperlink w:history="1" r:id="rIdsa9pqzubich6n9jp98iv1">
               <w:r>
                 <w:rPr>
                   <w:rFonts w:ascii="Arial" w:cs="Arial" w:eastAsia="Arial" w:hAnsi="Arial"/>
@@ -14907,7 +14907,7 @@
               <w:spacing w:after="10" w:before="0"/>
               <w:ind w:left="120"/>
             </w:pPr>
-            <w:hyperlink w:history="1" r:id="rId4rwnltcnbgajimggjjsat">
+            <w:hyperlink w:history="1" r:id="rIdz6hc68vwajhnao0nrajqk">
               <w:r>
                 <w:rPr>
                   <w:rFonts w:ascii="Arial" w:cs="Arial" w:eastAsia="Arial" w:hAnsi="Arial"/>
@@ -15102,7 +15102,7 @@
             <w:pPr>
               <w:spacing w:after="20" w:before="0"/>
             </w:pPr>
-            <w:hyperlink w:history="1" r:id="rIdf7gitn2xsnnlksmnianuk">
+            <w:hyperlink w:history="1" r:id="rIdymlga9kczv2sk_1m-brk7">
               <w:r>
                 <w:rPr>
                   <w:rFonts w:ascii="Arial" w:cs="Arial" w:eastAsia="Arial" w:hAnsi="Arial"/>
@@ -15135,7 +15135,7 @@
               <w:spacing w:after="10" w:before="0"/>
               <w:ind w:left="120"/>
             </w:pPr>
-            <w:hyperlink w:history="1" r:id="rIdljfjb-x_ej2ehdqrab62f">
+            <w:hyperlink w:history="1" r:id="rIdpcka_cjphjq1agbszre7t">
               <w:r>
                 <w:rPr>
                   <w:rFonts w:ascii="Arial" w:cs="Arial" w:eastAsia="Arial" w:hAnsi="Arial"/>
@@ -15180,7 +15180,7 @@
             <w:pPr>
               <w:spacing w:after="20" w:before="0"/>
             </w:pPr>
-            <w:hyperlink w:history="1" r:id="rId7d0e202vqyy9mxharsuzi">
+            <w:hyperlink w:history="1" r:id="rId6rwlm8r0k9o6y8kfsweon">
               <w:r>
                 <w:rPr>
                   <w:rFonts w:ascii="Arial" w:cs="Arial" w:eastAsia="Arial" w:hAnsi="Arial"/>
@@ -15213,7 +15213,7 @@
               <w:spacing w:after="10" w:before="0"/>
               <w:ind w:left="120"/>
             </w:pPr>
-            <w:hyperlink w:history="1" r:id="rIdl2-c9nyrldnj8hguxypww">
+            <w:hyperlink w:history="1" r:id="rIdfhw2qvqpzxotm9o9ikvu_">
               <w:r>
                 <w:rPr>
                   <w:rFonts w:ascii="Arial" w:cs="Arial" w:eastAsia="Arial" w:hAnsi="Arial"/>
@@ -15408,7 +15408,7 @@
             <w:pPr>
               <w:spacing w:after="20" w:before="0"/>
             </w:pPr>
-            <w:hyperlink w:history="1" r:id="rIdpu-vzpq14uhanrt1p-ppw">
+            <w:hyperlink w:history="1" r:id="rId5wvegleatmtfzy-gd8nmp">
               <w:r>
                 <w:rPr>
                   <w:rFonts w:ascii="Arial" w:cs="Arial" w:eastAsia="Arial" w:hAnsi="Arial"/>
@@ -15441,7 +15441,7 @@
               <w:spacing w:after="10" w:before="0"/>
               <w:ind w:left="120"/>
             </w:pPr>
-            <w:hyperlink w:history="1" r:id="rIdi72pixrpdxv-eeoddj6ut">
+            <w:hyperlink w:history="1" r:id="rIdvip9h4wsd0f_s_crwtagz">
               <w:r>
                 <w:rPr>
                   <w:rFonts w:ascii="Arial" w:cs="Arial" w:eastAsia="Arial" w:hAnsi="Arial"/>
@@ -15486,7 +15486,7 @@
             <w:pPr>
               <w:spacing w:after="20" w:before="0"/>
             </w:pPr>
-            <w:hyperlink w:history="1" r:id="rIdmszdkz_dmcbbgmrz0xa3p">
+            <w:hyperlink w:history="1" r:id="rIdjtn4cbj4c5giwvoicavcy">
               <w:r>
                 <w:rPr>
                   <w:rFonts w:ascii="Arial" w:cs="Arial" w:eastAsia="Arial" w:hAnsi="Arial"/>
@@ -15519,7 +15519,7 @@
               <w:spacing w:after="10" w:before="0"/>
               <w:ind w:left="120"/>
             </w:pPr>
-            <w:hyperlink w:history="1" r:id="rId8u9ao7i0o-a7cka7cl-lp">
+            <w:hyperlink w:history="1" r:id="rId6uhnlqd-cxrgnseku3beh">
               <w:r>
                 <w:rPr>
                   <w:rFonts w:ascii="Arial" w:cs="Arial" w:eastAsia="Arial" w:hAnsi="Arial"/>
@@ -15714,7 +15714,7 @@
             <w:pPr>
               <w:spacing w:after="20" w:before="0"/>
             </w:pPr>
-            <w:hyperlink w:history="1" r:id="rId-wv9x8lwpneu5bds5-qes">
+            <w:hyperlink w:history="1" r:id="rIdwakrubc5ocwxm5fn_fsch">
               <w:r>
                 <w:rPr>
                   <w:rFonts w:ascii="Arial" w:cs="Arial" w:eastAsia="Arial" w:hAnsi="Arial"/>
@@ -15747,7 +15747,7 @@
               <w:spacing w:after="10" w:before="0"/>
               <w:ind w:left="120"/>
             </w:pPr>
-            <w:hyperlink w:history="1" r:id="rIdcp_bzwsfvtahszpzz43t2">
+            <w:hyperlink w:history="1" r:id="rIdmgpb8-0ujws3fz93q_f7t">
               <w:r>
                 <w:rPr>
                   <w:rFonts w:ascii="Arial" w:cs="Arial" w:eastAsia="Arial" w:hAnsi="Arial"/>
@@ -15792,7 +15792,7 @@
             <w:pPr>
               <w:spacing w:after="20" w:before="0"/>
             </w:pPr>
-            <w:hyperlink w:history="1" r:id="rIdimk6rnsl29zgigy2odeob">
+            <w:hyperlink w:history="1" r:id="rIdvwohlltms8rgn69mlih0q">
               <w:r>
                 <w:rPr>
                   <w:rFonts w:ascii="Arial" w:cs="Arial" w:eastAsia="Arial" w:hAnsi="Arial"/>
@@ -15825,7 +15825,7 @@
               <w:spacing w:after="10" w:before="0"/>
               <w:ind w:left="120"/>
             </w:pPr>
-            <w:hyperlink w:history="1" r:id="rIdkjra41aiimnvgharrepkk">
+            <w:hyperlink w:history="1" r:id="rIdulfkfdz7qztuabcoowjqu">
               <w:r>
                 <w:rPr>
                   <w:rFonts w:ascii="Arial" w:cs="Arial" w:eastAsia="Arial" w:hAnsi="Arial"/>
@@ -16020,7 +16020,7 @@
             <w:pPr>
               <w:spacing w:after="20" w:before="0"/>
             </w:pPr>
-            <w:hyperlink w:history="1" r:id="rIdq3fmpxya5kguzupxbjrwo">
+            <w:hyperlink w:history="1" r:id="rIdbhwxqh1r13ygiiojzmpkp">
               <w:r>
                 <w:rPr>
                   <w:rFonts w:ascii="Arial" w:cs="Arial" w:eastAsia="Arial" w:hAnsi="Arial"/>
@@ -16053,7 +16053,7 @@
               <w:spacing w:after="10" w:before="0"/>
               <w:ind w:left="120"/>
             </w:pPr>
-            <w:hyperlink w:history="1" r:id="rIdwzbhlkaqpbwmodhghmnrg">
+            <w:hyperlink w:history="1" r:id="rId4cuav30mc04ebwgs9ihqv">
               <w:r>
                 <w:rPr>
                   <w:rFonts w:ascii="Arial" w:cs="Arial" w:eastAsia="Arial" w:hAnsi="Arial"/>
@@ -16098,7 +16098,7 @@
             <w:pPr>
               <w:spacing w:after="20" w:before="0"/>
             </w:pPr>
-            <w:hyperlink w:history="1" r:id="rIdmxfpzf-u3o7eydry0ftme">
+            <w:hyperlink w:history="1" r:id="rIdajs0ya4rxtnwphawo2ypc">
               <w:r>
                 <w:rPr>
                   <w:rFonts w:ascii="Arial" w:cs="Arial" w:eastAsia="Arial" w:hAnsi="Arial"/>
@@ -16131,7 +16131,7 @@
               <w:spacing w:after="10" w:before="0"/>
               <w:ind w:left="120"/>
             </w:pPr>
-            <w:hyperlink w:history="1" r:id="rIdq5bi6dea1ok9nfzn56b2t">
+            <w:hyperlink w:history="1" r:id="rIdulmjs_recssyoxegfo6gx">
               <w:r>
                 <w:rPr>
                   <w:rFonts w:ascii="Arial" w:cs="Arial" w:eastAsia="Arial" w:hAnsi="Arial"/>
@@ -17618,7 +17618,7 @@
             <w:pPr>
               <w:spacing w:after="20" w:before="0"/>
             </w:pPr>
-            <w:hyperlink w:history="1" r:id="rIdg5lutzcnoleazrbbrzuq5">
+            <w:hyperlink w:history="1" r:id="rIdoe5p0mkyk4-2teezhypq-">
               <w:r>
                 <w:rPr>
                   <w:rFonts w:ascii="Arial" w:cs="Arial" w:eastAsia="Arial" w:hAnsi="Arial"/>
@@ -17651,7 +17651,7 @@
               <w:spacing w:after="10" w:before="0"/>
               <w:ind w:left="120"/>
             </w:pPr>
-            <w:hyperlink w:history="1" r:id="rIddt9lg_k6ml8ayurlzp2ed">
+            <w:hyperlink w:history="1" r:id="rIdqxgrpyrii2ikwek8tm5_z">
               <w:r>
                 <w:rPr>
                   <w:rFonts w:ascii="Arial" w:cs="Arial" w:eastAsia="Arial" w:hAnsi="Arial"/>
@@ -17696,7 +17696,7 @@
             <w:pPr>
               <w:spacing w:after="20" w:before="0"/>
             </w:pPr>
-            <w:hyperlink w:history="1" r:id="rIdznsx5z-pqxp4evj6qzwux">
+            <w:hyperlink w:history="1" r:id="rIdlx-rnlhkgdtjkqjzlj6xd">
               <w:r>
                 <w:rPr>
                   <w:rFonts w:ascii="Arial" w:cs="Arial" w:eastAsia="Arial" w:hAnsi="Arial"/>
@@ -17729,7 +17729,7 @@
               <w:spacing w:after="10" w:before="0"/>
               <w:ind w:left="120"/>
             </w:pPr>
-            <w:hyperlink w:history="1" r:id="rIdbvpi3bwsjxyj396rlenqx">
+            <w:hyperlink w:history="1" r:id="rIdnoanmdot89f5xphic3ujo">
               <w:r>
                 <w:rPr>
                   <w:rFonts w:ascii="Arial" w:cs="Arial" w:eastAsia="Arial" w:hAnsi="Arial"/>
@@ -17924,7 +17924,7 @@
             <w:pPr>
               <w:spacing w:after="20" w:before="0"/>
             </w:pPr>
-            <w:hyperlink w:history="1" r:id="rId-8zhpfinoovohby4jvmbe">
+            <w:hyperlink w:history="1" r:id="rIddozxibbvwryac8ydp35n7">
               <w:r>
                 <w:rPr>
                   <w:rFonts w:ascii="Arial" w:cs="Arial" w:eastAsia="Arial" w:hAnsi="Arial"/>
@@ -17957,7 +17957,7 @@
               <w:spacing w:after="10" w:before="0"/>
               <w:ind w:left="120"/>
             </w:pPr>
-            <w:hyperlink w:history="1" r:id="rIdw1v_cclb0jukpg69l1sky">
+            <w:hyperlink w:history="1" r:id="rId2la05mpgersy-xfmrotpo">
               <w:r>
                 <w:rPr>
                   <w:rFonts w:ascii="Arial" w:cs="Arial" w:eastAsia="Arial" w:hAnsi="Arial"/>
@@ -18002,7 +18002,7 @@
             <w:pPr>
               <w:spacing w:after="20" w:before="0"/>
             </w:pPr>
-            <w:hyperlink w:history="1" r:id="rIdtdqp4c69jl_1xqn_o1qi8">
+            <w:hyperlink w:history="1" r:id="rId_m2dbyhmp1lvmemrst3xu">
               <w:r>
                 <w:rPr>
                   <w:rFonts w:ascii="Arial" w:cs="Arial" w:eastAsia="Arial" w:hAnsi="Arial"/>
@@ -18035,7 +18035,7 @@
               <w:spacing w:after="10" w:before="0"/>
               <w:ind w:left="120"/>
             </w:pPr>
-            <w:hyperlink w:history="1" r:id="rIdovmihgccesdaqaxytm-zf">
+            <w:hyperlink w:history="1" r:id="rIdm6s4h51ee0e4cqbiqvrpj">
               <w:r>
                 <w:rPr>
                   <w:rFonts w:ascii="Arial" w:cs="Arial" w:eastAsia="Arial" w:hAnsi="Arial"/>
@@ -18230,7 +18230,7 @@
             <w:pPr>
               <w:spacing w:after="20" w:before="0"/>
             </w:pPr>
-            <w:hyperlink w:history="1" r:id="rIdlgl81-rsrupkqhei8wgfa">
+            <w:hyperlink w:history="1" r:id="rIdrhxbdwvsnxhufjp7tuzuk">
               <w:r>
                 <w:rPr>
                   <w:rFonts w:ascii="Arial" w:cs="Arial" w:eastAsia="Arial" w:hAnsi="Arial"/>
@@ -18263,7 +18263,7 @@
               <w:spacing w:after="10" w:before="0"/>
               <w:ind w:left="120"/>
             </w:pPr>
-            <w:hyperlink w:history="1" r:id="rIdl-v0ijfnmdfrkiu7zhh1x">
+            <w:hyperlink w:history="1" r:id="rIdwm6amcuapzua3v32nl1di">
               <w:r>
                 <w:rPr>
                   <w:rFonts w:ascii="Arial" w:cs="Arial" w:eastAsia="Arial" w:hAnsi="Arial"/>
@@ -18308,7 +18308,7 @@
             <w:pPr>
               <w:spacing w:after="20" w:before="0"/>
             </w:pPr>
-            <w:hyperlink w:history="1" r:id="rIdaoz5ugbilevpme1kvhi0z">
+            <w:hyperlink w:history="1" r:id="rIdv55sxw0qco4fey7sxfuen">
               <w:r>
                 <w:rPr>
                   <w:rFonts w:ascii="Arial" w:cs="Arial" w:eastAsia="Arial" w:hAnsi="Arial"/>
@@ -18341,7 +18341,7 @@
               <w:spacing w:after="10" w:before="0"/>
               <w:ind w:left="120"/>
             </w:pPr>
-            <w:hyperlink w:history="1" r:id="rIdwip2zylim7kajvogk_r7x">
+            <w:hyperlink w:history="1" r:id="rId08n4haj0mtrcg8p3z-ls4">
               <w:r>
                 <w:rPr>
                   <w:rFonts w:ascii="Arial" w:cs="Arial" w:eastAsia="Arial" w:hAnsi="Arial"/>
@@ -18536,7 +18536,7 @@
             <w:pPr>
               <w:spacing w:after="20" w:before="0"/>
             </w:pPr>
-            <w:hyperlink w:history="1" r:id="rId4ocjs3shvk1_nekgzyiua">
+            <w:hyperlink w:history="1" r:id="rIdktadpuqdaufcmaoymphnh">
               <w:r>
                 <w:rPr>
                   <w:rFonts w:ascii="Arial" w:cs="Arial" w:eastAsia="Arial" w:hAnsi="Arial"/>
@@ -18569,7 +18569,7 @@
               <w:spacing w:after="10" w:before="0"/>
               <w:ind w:left="120"/>
             </w:pPr>
-            <w:hyperlink w:history="1" r:id="rIdzbuv4hvihumfnsc-vpcau">
+            <w:hyperlink w:history="1" r:id="rIdnslyhypgarstizp5tfjgk">
               <w:r>
                 <w:rPr>
                   <w:rFonts w:ascii="Arial" w:cs="Arial" w:eastAsia="Arial" w:hAnsi="Arial"/>
@@ -18614,7 +18614,7 @@
             <w:pPr>
               <w:spacing w:after="20" w:before="0"/>
             </w:pPr>
-            <w:hyperlink w:history="1" r:id="rIdav5bh0edhh-jappzabquj">
+            <w:hyperlink w:history="1" r:id="rIdkjcsu_qoemd_xl-qanmvz">
               <w:r>
                 <w:rPr>
                   <w:rFonts w:ascii="Arial" w:cs="Arial" w:eastAsia="Arial" w:hAnsi="Arial"/>
@@ -18647,7 +18647,7 @@
               <w:spacing w:after="10" w:before="0"/>
               <w:ind w:left="120"/>
             </w:pPr>
-            <w:hyperlink w:history="1" r:id="rIdut-qykwwt9jcxnyzdzr_f">
+            <w:hyperlink w:history="1" r:id="rIdhov2nocx7ztqpuxnmoa0u">
               <w:r>
                 <w:rPr>
                   <w:rFonts w:ascii="Arial" w:cs="Arial" w:eastAsia="Arial" w:hAnsi="Arial"/>
@@ -18842,7 +18842,7 @@
             <w:pPr>
               <w:spacing w:after="20" w:before="0"/>
             </w:pPr>
-            <w:hyperlink w:history="1" r:id="rIdfezdurrooyblp3odg6acs">
+            <w:hyperlink w:history="1" r:id="rIdy0ijxwwh9qcrd8u3cfcc9">
               <w:r>
                 <w:rPr>
                   <w:rFonts w:ascii="Arial" w:cs="Arial" w:eastAsia="Arial" w:hAnsi="Arial"/>
@@ -18875,7 +18875,7 @@
               <w:spacing w:after="10" w:before="0"/>
               <w:ind w:left="120"/>
             </w:pPr>
-            <w:hyperlink w:history="1" r:id="rIdbomra5lgg_dl8ooj-pyxx">
+            <w:hyperlink w:history="1" r:id="rIdwopzlyms7q53zrkji5lgi">
               <w:r>
                 <w:rPr>
                   <w:rFonts w:ascii="Arial" w:cs="Arial" w:eastAsia="Arial" w:hAnsi="Arial"/>
@@ -18920,7 +18920,7 @@
             <w:pPr>
               <w:spacing w:after="20" w:before="0"/>
             </w:pPr>
-            <w:hyperlink w:history="1" r:id="rIdlzh_ji5mg1-ykrjbpgbut">
+            <w:hyperlink w:history="1" r:id="rId6jtxvspwsurwid86c6hhx">
               <w:r>
                 <w:rPr>
                   <w:rFonts w:ascii="Arial" w:cs="Arial" w:eastAsia="Arial" w:hAnsi="Arial"/>
@@ -18953,7 +18953,7 @@
               <w:spacing w:after="10" w:before="0"/>
               <w:ind w:left="120"/>
             </w:pPr>
-            <w:hyperlink w:history="1" r:id="rIduubjdc9i5mysmle5kv8lq">
+            <w:hyperlink w:history="1" r:id="rIdnii788-ia5pbidlx4ywrp">
               <w:r>
                 <w:rPr>
                   <w:rFonts w:ascii="Arial" w:cs="Arial" w:eastAsia="Arial" w:hAnsi="Arial"/>
@@ -20440,7 +20440,7 @@
             <w:pPr>
               <w:spacing w:after="20" w:before="0"/>
             </w:pPr>
-            <w:hyperlink w:history="1" r:id="rIdyuf11env2_2omqit_tfhz">
+            <w:hyperlink w:history="1" r:id="rIdwudthlxstt9i4ic5efaba">
               <w:r>
                 <w:rPr>
                   <w:rFonts w:ascii="Arial" w:cs="Arial" w:eastAsia="Arial" w:hAnsi="Arial"/>
@@ -20473,7 +20473,7 @@
               <w:spacing w:after="10" w:before="0"/>
               <w:ind w:left="120"/>
             </w:pPr>
-            <w:hyperlink w:history="1" r:id="rIdkqf2lazofsmqtb6sg8moj">
+            <w:hyperlink w:history="1" r:id="rIdhhckv6lya3-6mzpqk33qw">
               <w:r>
                 <w:rPr>
                   <w:rFonts w:ascii="Arial" w:cs="Arial" w:eastAsia="Arial" w:hAnsi="Arial"/>
@@ -20518,7 +20518,7 @@
             <w:pPr>
               <w:spacing w:after="20" w:before="0"/>
             </w:pPr>
-            <w:hyperlink w:history="1" r:id="rIdgudv4follqmi-71djboq2">
+            <w:hyperlink w:history="1" r:id="rIderomk8s6rq66qssadwj2t">
               <w:r>
                 <w:rPr>
                   <w:rFonts w:ascii="Arial" w:cs="Arial" w:eastAsia="Arial" w:hAnsi="Arial"/>
@@ -20551,7 +20551,7 @@
               <w:spacing w:after="10" w:before="0"/>
               <w:ind w:left="120"/>
             </w:pPr>
-            <w:hyperlink w:history="1" r:id="rIdcirtmkavonpisnnvzctv3">
+            <w:hyperlink w:history="1" r:id="rId7-fkjhdttufmjzfqa4tne">
               <w:r>
                 <w:rPr>
                   <w:rFonts w:ascii="Arial" w:cs="Arial" w:eastAsia="Arial" w:hAnsi="Arial"/>
@@ -20746,7 +20746,7 @@
             <w:pPr>
               <w:spacing w:after="20" w:before="0"/>
             </w:pPr>
-            <w:hyperlink w:history="1" r:id="rIdy1jlfe494jpel1xfahe8t">
+            <w:hyperlink w:history="1" r:id="rId5ej1fagld4vrkbj3icxd4">
               <w:r>
                 <w:rPr>
                   <w:rFonts w:ascii="Arial" w:cs="Arial" w:eastAsia="Arial" w:hAnsi="Arial"/>
@@ -20779,7 +20779,7 @@
               <w:spacing w:after="10" w:before="0"/>
               <w:ind w:left="120"/>
             </w:pPr>
-            <w:hyperlink w:history="1" r:id="rIdgrtrwxtrnibz7d8mlsntw">
+            <w:hyperlink w:history="1" r:id="rId_idp_ph2uf6xctchd0ouk">
               <w:r>
                 <w:rPr>
                   <w:rFonts w:ascii="Arial" w:cs="Arial" w:eastAsia="Arial" w:hAnsi="Arial"/>
@@ -20824,7 +20824,7 @@
             <w:pPr>
               <w:spacing w:after="20" w:before="0"/>
             </w:pPr>
-            <w:hyperlink w:history="1" r:id="rIdf8f4s4xkzixmgrt11gd9w">
+            <w:hyperlink w:history="1" r:id="rIdxvywnacblflgcp9pds8tz">
               <w:r>
                 <w:rPr>
                   <w:rFonts w:ascii="Arial" w:cs="Arial" w:eastAsia="Arial" w:hAnsi="Arial"/>
@@ -20857,7 +20857,7 @@
               <w:spacing w:after="10" w:before="0"/>
               <w:ind w:left="120"/>
             </w:pPr>
-            <w:hyperlink w:history="1" r:id="rIdak-8l5vezrk0rd63xeqvl">
+            <w:hyperlink w:history="1" r:id="rIdvk8o4aj5zbunwwsqi7aka">
               <w:r>
                 <w:rPr>
                   <w:rFonts w:ascii="Arial" w:cs="Arial" w:eastAsia="Arial" w:hAnsi="Arial"/>
@@ -21052,7 +21052,7 @@
             <w:pPr>
               <w:spacing w:after="20" w:before="0"/>
             </w:pPr>
-            <w:hyperlink w:history="1" r:id="rIdjihw1onrveqt7l5t7yd0d">
+            <w:hyperlink w:history="1" r:id="rIdoaj8xlnjizqhqruiy3oal">
               <w:r>
                 <w:rPr>
                   <w:rFonts w:ascii="Arial" w:cs="Arial" w:eastAsia="Arial" w:hAnsi="Arial"/>
@@ -21085,7 +21085,7 @@
               <w:spacing w:after="10" w:before="0"/>
               <w:ind w:left="120"/>
             </w:pPr>
-            <w:hyperlink w:history="1" r:id="rIdyqphsn3iwvpqmx1yybxjb">
+            <w:hyperlink w:history="1" r:id="rIdedxv3qvrex3aiczb32hmy">
               <w:r>
                 <w:rPr>
                   <w:rFonts w:ascii="Arial" w:cs="Arial" w:eastAsia="Arial" w:hAnsi="Arial"/>
@@ -21130,7 +21130,7 @@
             <w:pPr>
               <w:spacing w:after="20" w:before="0"/>
             </w:pPr>
-            <w:hyperlink w:history="1" r:id="rIdpo-beuwfgp-qsaefsvfzh">
+            <w:hyperlink w:history="1" r:id="rIdosu9arrzmmhktmuq4ji2m">
               <w:r>
                 <w:rPr>
                   <w:rFonts w:ascii="Arial" w:cs="Arial" w:eastAsia="Arial" w:hAnsi="Arial"/>
@@ -21163,7 +21163,7 @@
               <w:spacing w:after="10" w:before="0"/>
               <w:ind w:left="120"/>
             </w:pPr>
-            <w:hyperlink w:history="1" r:id="rIdzystqzrv3ime_5mq0ybaa">
+            <w:hyperlink w:history="1" r:id="rIdcztmfbknpr8ajg978vaj3">
               <w:r>
                 <w:rPr>
                   <w:rFonts w:ascii="Arial" w:cs="Arial" w:eastAsia="Arial" w:hAnsi="Arial"/>
@@ -21358,7 +21358,7 @@
             <w:pPr>
               <w:spacing w:after="20" w:before="0"/>
             </w:pPr>
-            <w:hyperlink w:history="1" r:id="rIdcyvd1obviosoedjtoflsr">
+            <w:hyperlink w:history="1" r:id="rIdcdu8qu6zlodlxgpesupop">
               <w:r>
                 <w:rPr>
                   <w:rFonts w:ascii="Arial" w:cs="Arial" w:eastAsia="Arial" w:hAnsi="Arial"/>
@@ -21391,7 +21391,7 @@
               <w:spacing w:after="10" w:before="0"/>
               <w:ind w:left="120"/>
             </w:pPr>
-            <w:hyperlink w:history="1" r:id="rIdagxu_0yywjteoj-_rek_2">
+            <w:hyperlink w:history="1" r:id="rIdcqbzpigqalwboc18b_hor">
               <w:r>
                 <w:rPr>
                   <w:rFonts w:ascii="Arial" w:cs="Arial" w:eastAsia="Arial" w:hAnsi="Arial"/>
@@ -21436,7 +21436,7 @@
             <w:pPr>
               <w:spacing w:after="20" w:before="0"/>
             </w:pPr>
-            <w:hyperlink w:history="1" r:id="rIdtbdc059pvtrydrqxlazpu">
+            <w:hyperlink w:history="1" r:id="rId9ut2hgbrskuaahe_bbb45">
               <w:r>
                 <w:rPr>
                   <w:rFonts w:ascii="Arial" w:cs="Arial" w:eastAsia="Arial" w:hAnsi="Arial"/>
@@ -21469,7 +21469,7 @@
               <w:spacing w:after="10" w:before="0"/>
               <w:ind w:left="120"/>
             </w:pPr>
-            <w:hyperlink w:history="1" r:id="rIddwcmn-ps8usy6spa0gp6l">
+            <w:hyperlink w:history="1" r:id="rIdgao-uhvyuemnbqwrsfddp">
               <w:r>
                 <w:rPr>
                   <w:rFonts w:ascii="Arial" w:cs="Arial" w:eastAsia="Arial" w:hAnsi="Arial"/>
@@ -21664,7 +21664,7 @@
             <w:pPr>
               <w:spacing w:after="20" w:before="0"/>
             </w:pPr>
-            <w:hyperlink w:history="1" r:id="rIdfggs_nkimf0pn7gtpdqo4">
+            <w:hyperlink w:history="1" r:id="rId23bmd4kl3llrbazhckrbt">
               <w:r>
                 <w:rPr>
                   <w:rFonts w:ascii="Arial" w:cs="Arial" w:eastAsia="Arial" w:hAnsi="Arial"/>
@@ -21697,7 +21697,7 @@
               <w:spacing w:after="10" w:before="0"/>
               <w:ind w:left="120"/>
             </w:pPr>
-            <w:hyperlink w:history="1" r:id="rIdbb2kd70wbo7h-5otnwcjl">
+            <w:hyperlink w:history="1" r:id="rIdparlpyrvtn9rd-6uaz4ay">
               <w:r>
                 <w:rPr>
                   <w:rFonts w:ascii="Arial" w:cs="Arial" w:eastAsia="Arial" w:hAnsi="Arial"/>
@@ -21742,7 +21742,7 @@
             <w:pPr>
               <w:spacing w:after="20" w:before="0"/>
             </w:pPr>
-            <w:hyperlink w:history="1" r:id="rIdnvbkr9okpgkqk33goclwv">
+            <w:hyperlink w:history="1" r:id="rId3euf9zjzh_wkiucv5cg3f">
               <w:r>
                 <w:rPr>
                   <w:rFonts w:ascii="Arial" w:cs="Arial" w:eastAsia="Arial" w:hAnsi="Arial"/>
@@ -21775,7 +21775,7 @@
               <w:spacing w:after="10" w:before="0"/>
               <w:ind w:left="120"/>
             </w:pPr>
-            <w:hyperlink w:history="1" r:id="rIdowfq8kxfgwbiccinbmok6">
+            <w:hyperlink w:history="1" r:id="rIdj6ztxfwjbkx9wn4o1kqfk">
               <w:r>
                 <w:rPr>
                   <w:rFonts w:ascii="Arial" w:cs="Arial" w:eastAsia="Arial" w:hAnsi="Arial"/>
@@ -23357,7 +23357,7 @@
             <w:pPr>
               <w:spacing w:after="20" w:before="0"/>
             </w:pPr>
-            <w:hyperlink w:history="1" r:id="rIdrkjph3bub9ququwqucjo1">
+            <w:hyperlink w:history="1" r:id="rIdm6dpxzmlwrhzwnyfd9b6f">
               <w:r>
                 <w:rPr>
                   <w:rFonts w:ascii="Arial" w:cs="Arial" w:eastAsia="Arial" w:hAnsi="Arial"/>
@@ -23390,7 +23390,7 @@
               <w:spacing w:after="10" w:before="0"/>
               <w:ind w:left="120"/>
             </w:pPr>
-            <w:hyperlink w:history="1" r:id="rId6h1t3frscuzitafhtfdmy">
+            <w:hyperlink w:history="1" r:id="rIdffwljlahtc83mv-3zghi8">
               <w:r>
                 <w:rPr>
                   <w:rFonts w:ascii="Arial" w:cs="Arial" w:eastAsia="Arial" w:hAnsi="Arial"/>
@@ -23435,7 +23435,7 @@
             <w:pPr>
               <w:spacing w:after="20" w:before="0"/>
             </w:pPr>
-            <w:hyperlink w:history="1" r:id="rIdmnq1obsbpglajuvlilxpi">
+            <w:hyperlink w:history="1" r:id="rIdczgkdorarfxkoshvkaijd">
               <w:r>
                 <w:rPr>
                   <w:rFonts w:ascii="Arial" w:cs="Arial" w:eastAsia="Arial" w:hAnsi="Arial"/>
@@ -23468,7 +23468,7 @@
               <w:spacing w:after="10" w:before="0"/>
               <w:ind w:left="120"/>
             </w:pPr>
-            <w:hyperlink w:history="1" r:id="rIdmyogctg5mypmowzxv6s0l">
+            <w:hyperlink w:history="1" r:id="rId6dhvzronmmlbda4pbh2cx">
               <w:r>
                 <w:rPr>
                   <w:rFonts w:ascii="Arial" w:cs="Arial" w:eastAsia="Arial" w:hAnsi="Arial"/>
@@ -23663,7 +23663,7 @@
             <w:pPr>
               <w:spacing w:after="20" w:before="0"/>
             </w:pPr>
-            <w:hyperlink w:history="1" r:id="rIdd852ntnrx1dgrpuqzhrsp">
+            <w:hyperlink w:history="1" r:id="rIdmdx-azn3si5xjsjgjiqtz">
               <w:r>
                 <w:rPr>
                   <w:rFonts w:ascii="Arial" w:cs="Arial" w:eastAsia="Arial" w:hAnsi="Arial"/>
@@ -23696,7 +23696,7 @@
               <w:spacing w:after="10" w:before="0"/>
               <w:ind w:left="120"/>
             </w:pPr>
-            <w:hyperlink w:history="1" r:id="rIdrcfs9weqgbtzrj0sx49vm">
+            <w:hyperlink w:history="1" r:id="rIdm-00oy3olmcto1hja1d4b">
               <w:r>
                 <w:rPr>
                   <w:rFonts w:ascii="Arial" w:cs="Arial" w:eastAsia="Arial" w:hAnsi="Arial"/>
@@ -23741,7 +23741,7 @@
             <w:pPr>
               <w:spacing w:after="20" w:before="0"/>
             </w:pPr>
-            <w:hyperlink w:history="1" r:id="rIdeqez4whwyowmc4rpwishg">
+            <w:hyperlink w:history="1" r:id="rId6fvqe7jhduskvspaiw3wz">
               <w:r>
                 <w:rPr>
                   <w:rFonts w:ascii="Arial" w:cs="Arial" w:eastAsia="Arial" w:hAnsi="Arial"/>
@@ -23774,7 +23774,7 @@
               <w:spacing w:after="10" w:before="0"/>
               <w:ind w:left="120"/>
             </w:pPr>
-            <w:hyperlink w:history="1" r:id="rId0nwuz1cafwqje3trhuvef">
+            <w:hyperlink w:history="1" r:id="rIdiloq1z6v9wmsptbny6mgb">
               <w:r>
                 <w:rPr>
                   <w:rFonts w:ascii="Arial" w:cs="Arial" w:eastAsia="Arial" w:hAnsi="Arial"/>
@@ -23969,7 +23969,7 @@
             <w:pPr>
               <w:spacing w:after="20" w:before="0"/>
             </w:pPr>
-            <w:hyperlink w:history="1" r:id="rIdbeuygxs8wbetlw68qzgwu">
+            <w:hyperlink w:history="1" r:id="rIdnrqhocn9yo8txihbhiivf">
               <w:r>
                 <w:rPr>
                   <w:rFonts w:ascii="Arial" w:cs="Arial" w:eastAsia="Arial" w:hAnsi="Arial"/>
@@ -24002,7 +24002,7 @@
               <w:spacing w:after="10" w:before="0"/>
               <w:ind w:left="120"/>
             </w:pPr>
-            <w:hyperlink w:history="1" r:id="rIdnnptk_jowniu6l6knyy7r">
+            <w:hyperlink w:history="1" r:id="rIddldwjka0ddshjtadkaonz">
               <w:r>
                 <w:rPr>
                   <w:rFonts w:ascii="Arial" w:cs="Arial" w:eastAsia="Arial" w:hAnsi="Arial"/>
@@ -24047,7 +24047,7 @@
             <w:pPr>
               <w:spacing w:after="20" w:before="0"/>
             </w:pPr>
-            <w:hyperlink w:history="1" r:id="rId6lklmol3ope5hap6rykmu">
+            <w:hyperlink w:history="1" r:id="rIdqfhwls0gzbgemnpyju2nx">
               <w:r>
                 <w:rPr>
                   <w:rFonts w:ascii="Arial" w:cs="Arial" w:eastAsia="Arial" w:hAnsi="Arial"/>
@@ -24080,7 +24080,7 @@
               <w:spacing w:after="10" w:before="0"/>
               <w:ind w:left="120"/>
             </w:pPr>
-            <w:hyperlink w:history="1" r:id="rIdhl4ntykwbgr9pzerwb5up">
+            <w:hyperlink w:history="1" r:id="rIdofmkptc6namstezxdgux2">
               <w:r>
                 <w:rPr>
                   <w:rFonts w:ascii="Arial" w:cs="Arial" w:eastAsia="Arial" w:hAnsi="Arial"/>
@@ -24275,7 +24275,7 @@
             <w:pPr>
               <w:spacing w:after="20" w:before="0"/>
             </w:pPr>
-            <w:hyperlink w:history="1" r:id="rIdrweruck2ip7j5ypwfrqoy">
+            <w:hyperlink w:history="1" r:id="rIdaxb3uys5ndrj3gsraizbv">
               <w:r>
                 <w:rPr>
                   <w:rFonts w:ascii="Arial" w:cs="Arial" w:eastAsia="Arial" w:hAnsi="Arial"/>
@@ -24308,7 +24308,7 @@
               <w:spacing w:after="10" w:before="0"/>
               <w:ind w:left="120"/>
             </w:pPr>
-            <w:hyperlink w:history="1" r:id="rId4kpi-ytaft3jpm5nsdm0c">
+            <w:hyperlink w:history="1" r:id="rId6xavoez8mnbp6k1y8rd3g">
               <w:r>
                 <w:rPr>
                   <w:rFonts w:ascii="Arial" w:cs="Arial" w:eastAsia="Arial" w:hAnsi="Arial"/>
@@ -24353,7 +24353,7 @@
             <w:pPr>
               <w:spacing w:after="20" w:before="0"/>
             </w:pPr>
-            <w:hyperlink w:history="1" r:id="rIdivzijm-purslmrhqytgns">
+            <w:hyperlink w:history="1" r:id="rIdmbhvqrwisrc1gbsbireiy">
               <w:r>
                 <w:rPr>
                   <w:rFonts w:ascii="Arial" w:cs="Arial" w:eastAsia="Arial" w:hAnsi="Arial"/>
@@ -24386,7 +24386,7 @@
               <w:spacing w:after="10" w:before="0"/>
               <w:ind w:left="120"/>
             </w:pPr>
-            <w:hyperlink w:history="1" r:id="rId_oaqd_y-ebh-lwed7zfb3">
+            <w:hyperlink w:history="1" r:id="rIdcu3qyf0iqbjlcekxnnv-7">
               <w:r>
                 <w:rPr>
                   <w:rFonts w:ascii="Arial" w:cs="Arial" w:eastAsia="Arial" w:hAnsi="Arial"/>
@@ -24581,7 +24581,7 @@
             <w:pPr>
               <w:spacing w:after="20" w:before="0"/>
             </w:pPr>
-            <w:hyperlink w:history="1" r:id="rIdqaeilybtkjhzafmnu8tod">
+            <w:hyperlink w:history="1" r:id="rIdsgiihfhmfx9eamhkta4sr">
               <w:r>
                 <w:rPr>
                   <w:rFonts w:ascii="Arial" w:cs="Arial" w:eastAsia="Arial" w:hAnsi="Arial"/>
@@ -24614,7 +24614,7 @@
               <w:spacing w:after="10" w:before="0"/>
               <w:ind w:left="120"/>
             </w:pPr>
-            <w:hyperlink w:history="1" r:id="rIdd7slyhr60hus-xotofjwk">
+            <w:hyperlink w:history="1" r:id="rIdma2mbh6xt5wde8rcahtig">
               <w:r>
                 <w:rPr>
                   <w:rFonts w:ascii="Arial" w:cs="Arial" w:eastAsia="Arial" w:hAnsi="Arial"/>
@@ -24659,7 +24659,7 @@
             <w:pPr>
               <w:spacing w:after="20" w:before="0"/>
             </w:pPr>
-            <w:hyperlink w:history="1" r:id="rIdoseflsoadiuq5kfp9ytpx">
+            <w:hyperlink w:history="1" r:id="rIdfy3mfb2-yc2qtqtv0h1_5">
               <w:r>
                 <w:rPr>
                   <w:rFonts w:ascii="Arial" w:cs="Arial" w:eastAsia="Arial" w:hAnsi="Arial"/>
@@ -24692,7 +24692,7 @@
               <w:spacing w:after="10" w:before="0"/>
               <w:ind w:left="120"/>
             </w:pPr>
-            <w:hyperlink w:history="1" r:id="rIdgxc62k0gchrp4dn6wcc1u">
+            <w:hyperlink w:history="1" r:id="rId_l7bs46bgfpittybauiq2">
               <w:r>
                 <w:rPr>
                   <w:rFonts w:ascii="Arial" w:cs="Arial" w:eastAsia="Arial" w:hAnsi="Arial"/>
@@ -26179,7 +26179,7 @@
             <w:pPr>
               <w:spacing w:after="20" w:before="0"/>
             </w:pPr>
-            <w:hyperlink w:history="1" r:id="rIdhmqnui80cl4hhaspkos7k">
+            <w:hyperlink w:history="1" r:id="rIdq1gd_i8cmpfgy6omonagk">
               <w:r>
                 <w:rPr>
                   <w:rFonts w:ascii="Arial" w:cs="Arial" w:eastAsia="Arial" w:hAnsi="Arial"/>
@@ -26212,7 +26212,7 @@
               <w:spacing w:after="10" w:before="0"/>
               <w:ind w:left="120"/>
             </w:pPr>
-            <w:hyperlink w:history="1" r:id="rIds212puz-x9pvfns770je1">
+            <w:hyperlink w:history="1" r:id="rIdwtdknut4kj-hhbshys6ij">
               <w:r>
                 <w:rPr>
                   <w:rFonts w:ascii="Arial" w:cs="Arial" w:eastAsia="Arial" w:hAnsi="Arial"/>
@@ -26257,7 +26257,7 @@
             <w:pPr>
               <w:spacing w:after="20" w:before="0"/>
             </w:pPr>
-            <w:hyperlink w:history="1" r:id="rId1d0eba9_vhph6zvkolxat">
+            <w:hyperlink w:history="1" r:id="rIdjz1vlfmlcnjrnywwzuxvj">
               <w:r>
                 <w:rPr>
                   <w:rFonts w:ascii="Arial" w:cs="Arial" w:eastAsia="Arial" w:hAnsi="Arial"/>
@@ -26290,7 +26290,7 @@
               <w:spacing w:after="10" w:before="0"/>
               <w:ind w:left="120"/>
             </w:pPr>
-            <w:hyperlink w:history="1" r:id="rIddwctl5w_qtibaeg2vrhfv">
+            <w:hyperlink w:history="1" r:id="rIdigdipwcylwzgzucnnoyex">
               <w:r>
                 <w:rPr>
                   <w:rFonts w:ascii="Arial" w:cs="Arial" w:eastAsia="Arial" w:hAnsi="Arial"/>
@@ -26485,7 +26485,7 @@
             <w:pPr>
               <w:spacing w:after="20" w:before="0"/>
             </w:pPr>
-            <w:hyperlink w:history="1" r:id="rId-9st7mitqsvte7pxuv_zd">
+            <w:hyperlink w:history="1" r:id="rIdymlslctjzquk-arnpks_r">
               <w:r>
                 <w:rPr>
                   <w:rFonts w:ascii="Arial" w:cs="Arial" w:eastAsia="Arial" w:hAnsi="Arial"/>
@@ -26518,7 +26518,7 @@
               <w:spacing w:after="10" w:before="0"/>
               <w:ind w:left="120"/>
             </w:pPr>
-            <w:hyperlink w:history="1" r:id="rIdm0lgmpul6kv-fbctca3hu">
+            <w:hyperlink w:history="1" r:id="rIdmpp1p0es-ncfof5llnid9">
               <w:r>
                 <w:rPr>
                   <w:rFonts w:ascii="Arial" w:cs="Arial" w:eastAsia="Arial" w:hAnsi="Arial"/>
@@ -26563,7 +26563,7 @@
             <w:pPr>
               <w:spacing w:after="20" w:before="0"/>
             </w:pPr>
-            <w:hyperlink w:history="1" r:id="rId9zp8yulvjby9kcoi5akou">
+            <w:hyperlink w:history="1" r:id="rId2ahypw9g2rw5zcu4cxx06">
               <w:r>
                 <w:rPr>
                   <w:rFonts w:ascii="Arial" w:cs="Arial" w:eastAsia="Arial" w:hAnsi="Arial"/>
@@ -26596,7 +26596,7 @@
               <w:spacing w:after="10" w:before="0"/>
               <w:ind w:left="120"/>
             </w:pPr>
-            <w:hyperlink w:history="1" r:id="rIdpqe98qzwfthmbr7fgdjuk">
+            <w:hyperlink w:history="1" r:id="rId0nzcsjt_9dpa8ujb461-j">
               <w:r>
                 <w:rPr>
                   <w:rFonts w:ascii="Arial" w:cs="Arial" w:eastAsia="Arial" w:hAnsi="Arial"/>
@@ -26791,7 +26791,7 @@
             <w:pPr>
               <w:spacing w:after="20" w:before="0"/>
             </w:pPr>
-            <w:hyperlink w:history="1" r:id="rIdbqicaeienhropymuaxhoq">
+            <w:hyperlink w:history="1" r:id="rIdss7z-qjxwx8c9f8qklhzf">
               <w:r>
                 <w:rPr>
                   <w:rFonts w:ascii="Arial" w:cs="Arial" w:eastAsia="Arial" w:hAnsi="Arial"/>
@@ -26824,7 +26824,7 @@
               <w:spacing w:after="10" w:before="0"/>
               <w:ind w:left="120"/>
             </w:pPr>
-            <w:hyperlink w:history="1" r:id="rIdkew-ekhuuvuxgfni39zbq">
+            <w:hyperlink w:history="1" r:id="rIdb_cktco_atfhblcygtoh9">
               <w:r>
                 <w:rPr>
                   <w:rFonts w:ascii="Arial" w:cs="Arial" w:eastAsia="Arial" w:hAnsi="Arial"/>
@@ -26869,7 +26869,7 @@
             <w:pPr>
               <w:spacing w:after="20" w:before="0"/>
             </w:pPr>
-            <w:hyperlink w:history="1" r:id="rIdx2fkoar9mevglhvne03qg">
+            <w:hyperlink w:history="1" r:id="rIdpsj4wyarebwdsndlbmb86">
               <w:r>
                 <w:rPr>
                   <w:rFonts w:ascii="Arial" w:cs="Arial" w:eastAsia="Arial" w:hAnsi="Arial"/>
@@ -26902,7 +26902,7 @@
               <w:spacing w:after="10" w:before="0"/>
               <w:ind w:left="120"/>
             </w:pPr>
-            <w:hyperlink w:history="1" r:id="rIdmdb2qadhfyzzsbbxqp56m">
+            <w:hyperlink w:history="1" r:id="rIdsoz_cgobyjotfjl5vgsvu">
               <w:r>
                 <w:rPr>
                   <w:rFonts w:ascii="Arial" w:cs="Arial" w:eastAsia="Arial" w:hAnsi="Arial"/>
@@ -27097,7 +27097,7 @@
             <w:pPr>
               <w:spacing w:after="20" w:before="0"/>
             </w:pPr>
-            <w:hyperlink w:history="1" r:id="rId9znq9qksmj5mha2ihjlzx">
+            <w:hyperlink w:history="1" r:id="rIdm3xvcxt2mkcmxizhr2ja_">
               <w:r>
                 <w:rPr>
                   <w:rFonts w:ascii="Arial" w:cs="Arial" w:eastAsia="Arial" w:hAnsi="Arial"/>
@@ -27130,7 +27130,7 @@
               <w:spacing w:after="10" w:before="0"/>
               <w:ind w:left="120"/>
             </w:pPr>
-            <w:hyperlink w:history="1" r:id="rIdlxegykci4tofhenk8lft1">
+            <w:hyperlink w:history="1" r:id="rId5urrzshn_z4hm2b2okrrd">
               <w:r>
                 <w:rPr>
                   <w:rFonts w:ascii="Arial" w:cs="Arial" w:eastAsia="Arial" w:hAnsi="Arial"/>
@@ -27175,7 +27175,7 @@
             <w:pPr>
               <w:spacing w:after="20" w:before="0"/>
             </w:pPr>
-            <w:hyperlink w:history="1" r:id="rIdrfl6krs72_qm4mptqw3tb">
+            <w:hyperlink w:history="1" r:id="rIdu4jjr_icx4k3xng8inf4z">
               <w:r>
                 <w:rPr>
                   <w:rFonts w:ascii="Arial" w:cs="Arial" w:eastAsia="Arial" w:hAnsi="Arial"/>
@@ -27208,7 +27208,7 @@
               <w:spacing w:after="10" w:before="0"/>
               <w:ind w:left="120"/>
             </w:pPr>
-            <w:hyperlink w:history="1" r:id="rId5z-p9ddrmwyohwuivyief">
+            <w:hyperlink w:history="1" r:id="rIdzjkwzrvwh6g_zwjrtxons">
               <w:r>
                 <w:rPr>
                   <w:rFonts w:ascii="Arial" w:cs="Arial" w:eastAsia="Arial" w:hAnsi="Arial"/>
@@ -27403,7 +27403,7 @@
             <w:pPr>
               <w:spacing w:after="20" w:before="0"/>
             </w:pPr>
-            <w:hyperlink w:history="1" r:id="rIdsbvyewac0_rf7hrm1tgt_">
+            <w:hyperlink w:history="1" r:id="rIdr_nwhimttk1dedxmuuuf4">
               <w:r>
                 <w:rPr>
                   <w:rFonts w:ascii="Arial" w:cs="Arial" w:eastAsia="Arial" w:hAnsi="Arial"/>
@@ -27436,7 +27436,7 @@
               <w:spacing w:after="10" w:before="0"/>
               <w:ind w:left="120"/>
             </w:pPr>
-            <w:hyperlink w:history="1" r:id="rId295kjtzie6ohg0f2bbdoi">
+            <w:hyperlink w:history="1" r:id="rIdv0rxj_xjerp40ixbg6bqy">
               <w:r>
                 <w:rPr>
                   <w:rFonts w:ascii="Arial" w:cs="Arial" w:eastAsia="Arial" w:hAnsi="Arial"/>
@@ -27481,7 +27481,7 @@
             <w:pPr>
               <w:spacing w:after="20" w:before="0"/>
             </w:pPr>
-            <w:hyperlink w:history="1" r:id="rId0xuhri-rbbg9nhjtwpwyw">
+            <w:hyperlink w:history="1" r:id="rIdbtgkhzb6zn8flqas4u0r1">
               <w:r>
                 <w:rPr>
                   <w:rFonts w:ascii="Arial" w:cs="Arial" w:eastAsia="Arial" w:hAnsi="Arial"/>
@@ -27514,7 +27514,7 @@
               <w:spacing w:after="10" w:before="0"/>
               <w:ind w:left="120"/>
             </w:pPr>
-            <w:hyperlink w:history="1" r:id="rIdtcybmw4b0nzmkqkrvqri5">
+            <w:hyperlink w:history="1" r:id="rId0ehj0tp0w5wo142p9nufl">
               <w:r>
                 <w:rPr>
                   <w:rFonts w:ascii="Arial" w:cs="Arial" w:eastAsia="Arial" w:hAnsi="Arial"/>
@@ -29229,7 +29229,7 @@
             <w:pPr>
               <w:spacing w:after="20" w:before="0"/>
             </w:pPr>
-            <w:hyperlink w:history="1" r:id="rIdtgan9tneezo7aaorc2z2m">
+            <w:hyperlink w:history="1" r:id="rIdovgjleozry6-f4jkfyefn">
               <w:r>
                 <w:rPr>
                   <w:rFonts w:ascii="Arial" w:cs="Arial" w:eastAsia="Arial" w:hAnsi="Arial"/>
@@ -29262,7 +29262,7 @@
               <w:spacing w:after="10" w:before="0"/>
               <w:ind w:left="120"/>
             </w:pPr>
-            <w:hyperlink w:history="1" r:id="rIdyzz2uireogb_0xnkjjwt3">
+            <w:hyperlink w:history="1" r:id="rIdypmkce429-cwd8oror7mr">
               <w:r>
                 <w:rPr>
                   <w:rFonts w:ascii="Arial" w:cs="Arial" w:eastAsia="Arial" w:hAnsi="Arial"/>
@@ -29307,7 +29307,7 @@
             <w:pPr>
               <w:spacing w:after="20" w:before="0"/>
             </w:pPr>
-            <w:hyperlink w:history="1" r:id="rIdnfij2gcgzyqd-ap6cr107">
+            <w:hyperlink w:history="1" r:id="rId6ltkhvxonhhcycusz4ffr">
               <w:r>
                 <w:rPr>
                   <w:rFonts w:ascii="Arial" w:cs="Arial" w:eastAsia="Arial" w:hAnsi="Arial"/>
@@ -29340,7 +29340,7 @@
               <w:spacing w:after="10" w:before="0"/>
               <w:ind w:left="120"/>
             </w:pPr>
-            <w:hyperlink w:history="1" r:id="rId8ne2jvtzt72cph_bjckjx">
+            <w:hyperlink w:history="1" r:id="rIdlkoxdzmssvoi_audrakyc">
               <w:r>
                 <w:rPr>
                   <w:rFonts w:ascii="Arial" w:cs="Arial" w:eastAsia="Arial" w:hAnsi="Arial"/>
@@ -29535,7 +29535,7 @@
             <w:pPr>
               <w:spacing w:after="20" w:before="0"/>
             </w:pPr>
-            <w:hyperlink w:history="1" r:id="rId3zvd7vzijniqfd7zy9qr3">
+            <w:hyperlink w:history="1" r:id="rIdzcer4l0xzki55drei2qxw">
               <w:r>
                 <w:rPr>
                   <w:rFonts w:ascii="Arial" w:cs="Arial" w:eastAsia="Arial" w:hAnsi="Arial"/>
@@ -29568,7 +29568,7 @@
               <w:spacing w:after="10" w:before="0"/>
               <w:ind w:left="120"/>
             </w:pPr>
-            <w:hyperlink w:history="1" r:id="rIdp2mrzdn9p1ztvc0jggf0r">
+            <w:hyperlink w:history="1" r:id="rIdfc2xj5gzxv2r63kc7_tip">
               <w:r>
                 <w:rPr>
                   <w:rFonts w:ascii="Arial" w:cs="Arial" w:eastAsia="Arial" w:hAnsi="Arial"/>
@@ -29613,7 +29613,7 @@
             <w:pPr>
               <w:spacing w:after="20" w:before="0"/>
             </w:pPr>
-            <w:hyperlink w:history="1" r:id="rIdzrnez-_jjcy9bhneas68f">
+            <w:hyperlink w:history="1" r:id="rIdtllslh56q3gcrjd8zx3jr">
               <w:r>
                 <w:rPr>
                   <w:rFonts w:ascii="Arial" w:cs="Arial" w:eastAsia="Arial" w:hAnsi="Arial"/>
@@ -29646,7 +29646,7 @@
               <w:spacing w:after="10" w:before="0"/>
               <w:ind w:left="120"/>
             </w:pPr>
-            <w:hyperlink w:history="1" r:id="rIdihotlf7m4tom8m_rknfzh">
+            <w:hyperlink w:history="1" r:id="rIdvk9w6vmska8qwacq7kq_4">
               <w:r>
                 <w:rPr>
                   <w:rFonts w:ascii="Arial" w:cs="Arial" w:eastAsia="Arial" w:hAnsi="Arial"/>
@@ -29841,7 +29841,7 @@
             <w:pPr>
               <w:spacing w:after="20" w:before="0"/>
             </w:pPr>
-            <w:hyperlink w:history="1" r:id="rId4gqufjcft2mbrhanpkx8o">
+            <w:hyperlink w:history="1" r:id="rIdeo6mhswfwecpi2dtxhj2y">
               <w:r>
                 <w:rPr>
                   <w:rFonts w:ascii="Arial" w:cs="Arial" w:eastAsia="Arial" w:hAnsi="Arial"/>
@@ -29874,7 +29874,7 @@
               <w:spacing w:after="10" w:before="0"/>
               <w:ind w:left="120"/>
             </w:pPr>
-            <w:hyperlink w:history="1" r:id="rIdfxbf0u1bbcnjllpml4xra">
+            <w:hyperlink w:history="1" r:id="rIdnhbtlu54bwodz3mamx9x9">
               <w:r>
                 <w:rPr>
                   <w:rFonts w:ascii="Arial" w:cs="Arial" w:eastAsia="Arial" w:hAnsi="Arial"/>
@@ -29919,7 +29919,7 @@
             <w:pPr>
               <w:spacing w:after="20" w:before="0"/>
             </w:pPr>
-            <w:hyperlink w:history="1" r:id="rIdmtecq2wghbozcfkwgxvxn">
+            <w:hyperlink w:history="1" r:id="rId1xwox9fzjhfjjme-s2v9r">
               <w:r>
                 <w:rPr>
                   <w:rFonts w:ascii="Arial" w:cs="Arial" w:eastAsia="Arial" w:hAnsi="Arial"/>
@@ -29952,7 +29952,7 @@
               <w:spacing w:after="10" w:before="0"/>
               <w:ind w:left="120"/>
             </w:pPr>
-            <w:hyperlink w:history="1" r:id="rIdjsytfyiqnaofvqtfxaeuq">
+            <w:hyperlink w:history="1" r:id="rIddvihh27ekjmkjsx9qrnle">
               <w:r>
                 <w:rPr>
                   <w:rFonts w:ascii="Arial" w:cs="Arial" w:eastAsia="Arial" w:hAnsi="Arial"/>
@@ -30147,7 +30147,7 @@
             <w:pPr>
               <w:spacing w:after="20" w:before="0"/>
             </w:pPr>
-            <w:hyperlink w:history="1" r:id="rId4lz3ubob-xrcrpaekitin">
+            <w:hyperlink w:history="1" r:id="rIdo_v5u_nzyenhmljvrbsfw">
               <w:r>
                 <w:rPr>
                   <w:rFonts w:ascii="Arial" w:cs="Arial" w:eastAsia="Arial" w:hAnsi="Arial"/>
@@ -30180,7 +30180,7 @@
               <w:spacing w:after="10" w:before="0"/>
               <w:ind w:left="120"/>
             </w:pPr>
-            <w:hyperlink w:history="1" r:id="rIdugqvrhaijep7s_o1nglyl">
+            <w:hyperlink w:history="1" r:id="rIdv6okumjtfigxyfxwntoa0">
               <w:r>
                 <w:rPr>
                   <w:rFonts w:ascii="Arial" w:cs="Arial" w:eastAsia="Arial" w:hAnsi="Arial"/>
@@ -30225,7 +30225,7 @@
             <w:pPr>
               <w:spacing w:after="20" w:before="0"/>
             </w:pPr>
-            <w:hyperlink w:history="1" r:id="rIdozbqyfe3u9kqftm7gqvc5">
+            <w:hyperlink w:history="1" r:id="rIdg0tus_mp7csz3yvwzxizq">
               <w:r>
                 <w:rPr>
                   <w:rFonts w:ascii="Arial" w:cs="Arial" w:eastAsia="Arial" w:hAnsi="Arial"/>
@@ -30258,7 +30258,7 @@
               <w:spacing w:after="10" w:before="0"/>
               <w:ind w:left="120"/>
             </w:pPr>
-            <w:hyperlink w:history="1" r:id="rIduxzoghceprtexhz1i5zja">
+            <w:hyperlink w:history="1" r:id="rId-iyvvavypnd27ructqf7s">
               <w:r>
                 <w:rPr>
                   <w:rFonts w:ascii="Arial" w:cs="Arial" w:eastAsia="Arial" w:hAnsi="Arial"/>
@@ -30453,7 +30453,7 @@
             <w:pPr>
               <w:spacing w:after="20" w:before="0"/>
             </w:pPr>
-            <w:hyperlink w:history="1" r:id="rIdz-c22m7-ktzja9gmeebw7">
+            <w:hyperlink w:history="1" r:id="rIdsge6lvjhomli7nchomjzw">
               <w:r>
                 <w:rPr>
                   <w:rFonts w:ascii="Arial" w:cs="Arial" w:eastAsia="Arial" w:hAnsi="Arial"/>
@@ -30486,7 +30486,7 @@
               <w:spacing w:after="10" w:before="0"/>
               <w:ind w:left="120"/>
             </w:pPr>
-            <w:hyperlink w:history="1" r:id="rIdy8jmzooxstg9gvwkf8zvp">
+            <w:hyperlink w:history="1" r:id="rIdp5l-h5tncvvborg21u0f_">
               <w:r>
                 <w:rPr>
                   <w:rFonts w:ascii="Arial" w:cs="Arial" w:eastAsia="Arial" w:hAnsi="Arial"/>
@@ -30531,7 +30531,7 @@
             <w:pPr>
               <w:spacing w:after="20" w:before="0"/>
             </w:pPr>
-            <w:hyperlink w:history="1" r:id="rIdc54d0xhk0lfvfwsdiphn3">
+            <w:hyperlink w:history="1" r:id="rIdhojacyp7untvffqtwhfiu">
               <w:r>
                 <w:rPr>
                   <w:rFonts w:ascii="Arial" w:cs="Arial" w:eastAsia="Arial" w:hAnsi="Arial"/>
@@ -30564,7 +30564,7 @@
               <w:spacing w:after="10" w:before="0"/>
               <w:ind w:left="120"/>
             </w:pPr>
-            <w:hyperlink w:history="1" r:id="rIdhg6ybh-xet9qbthcobzcq">
+            <w:hyperlink w:history="1" r:id="rIdgpdhtuxswofueb_cyts77">
               <w:r>
                 <w:rPr>
                   <w:rFonts w:ascii="Arial" w:cs="Arial" w:eastAsia="Arial" w:hAnsi="Arial"/>
